--- a/outputs/buch-letztes-gespraech/buch-MANUSKRIPT.docx
+++ b/outputs/buch-letztes-gespraech/buch-MANUSKRIPT.docx
@@ -2631,6 +2631,1764 @@
           <w:i w:val="0"/>
         </w:rPr>
         <w:t>Heilung meldet sich selten laut. Meistens ist sie einfach plötzlich da.</w:t>
+      </w:r>
+    </w:p>
+    <w:p>
+      <w:pPr/>
+      <w:r>
+        <w:rPr>
+          <w:b w:val="0"/>
+          <w:i w:val="0"/>
+        </w:rPr>
+      </w:r>
+    </w:p>
+    <w:p>
+      <w:pPr/>
+      <w:r>
+        <w:rPr>
+          <w:b w:val="0"/>
+          <w:i w:val="0"/>
+        </w:rPr>
+        <w:t>TikTok · None</w:t>
+      </w:r>
+    </w:p>
+    <w:p>
+      <w:r>
+        <w:rPr>
+          <w:b w:val="0"/>
+          <w:i w:val="0"/>
+        </w:rPr>
+        <w:t>11ab. Wenn Social Media die Trennung öffentlich macht</w:t>
+      </w:r>
+    </w:p>
+    <w:p>
+      <w:pPr/>
+      <w:r>
+        <w:rPr>
+          <w:b w:val="0"/>
+          <w:i w:val="0"/>
+        </w:rPr>
+        <w:t>Früher endeten Beziehungen leise. Heute endet manche Freundschaft mit einem Klick auf „entfolgen“, sichtbar für alle, die genau hinschauen.</w:t>
+      </w:r>
+    </w:p>
+    <w:p>
+      <w:pPr/>
+      <w:r>
+        <w:rPr>
+          <w:b w:val="0"/>
+          <w:i w:val="0"/>
+        </w:rPr>
+      </w:r>
+    </w:p>
+    <w:p>
+      <w:pPr/>
+      <w:r>
+        <w:rPr>
+          <w:b w:val="0"/>
+          <w:i w:val="0"/>
+        </w:rPr>
+        <w:t>Als Jasmin merkte, dass ihre beste Freundin sie auf allen Kanälen entfolgt hatte, ohne ein Wort zu sagen, erfuhr sie es durch eine dritte Person, die es „zufällig bemerkt“ hatte. Der digitale Bruch fühlte sich kälter an als jeder ausgesprochene Streit.</w:t>
+      </w:r>
+    </w:p>
+    <w:p>
+      <w:pPr/>
+      <w:r>
+        <w:rPr>
+          <w:b w:val="0"/>
+          <w:i w:val="0"/>
+        </w:rPr>
+      </w:r>
+    </w:p>
+    <w:p>
+      <w:pPr/>
+      <w:r>
+        <w:rPr>
+          <w:b/>
+          <w:i w:val="0"/>
+        </w:rPr>
+        <w:t>Was in dir wirklich passiert</w:t>
+      </w:r>
+    </w:p>
+    <w:p>
+      <w:pPr/>
+      <w:r>
+        <w:rPr>
+          <w:b w:val="0"/>
+          <w:i w:val="0"/>
+        </w:rPr>
+        <w:t>Digitale Gesten wie Entfolgen oder Blockieren sind eine neue Form von Schweigen, oft öffentlicher und dadurch beschämender als ein privates Ende. Der Schmerz dahinter ist derselbe wie bei jedem anderen stillen Bruch.</w:t>
+      </w:r>
+    </w:p>
+    <w:p>
+      <w:pPr/>
+      <w:r>
+        <w:rPr>
+          <w:b w:val="0"/>
+          <w:i w:val="0"/>
+        </w:rPr>
+      </w:r>
+    </w:p>
+    <w:p>
+      <w:pPr/>
+      <w:r>
+        <w:rPr>
+          <w:b/>
+          <w:i w:val="0"/>
+        </w:rPr>
+        <w:t>Kleine Übung</w:t>
+      </w:r>
+    </w:p>
+    <w:p>
+      <w:pPr/>
+      <w:r>
+        <w:rPr>
+          <w:b w:val="0"/>
+          <w:i w:val="0"/>
+        </w:rPr>
+        <w:t>Erlaube dir, eine digitale Verbindung ebenso ernst zu nehmen wie eine persönliche. Der Kanal ändert nichts am Gewicht des Verlusts.</w:t>
+      </w:r>
+    </w:p>
+    <w:p>
+      <w:pPr/>
+      <w:r>
+        <w:rPr>
+          <w:b w:val="0"/>
+          <w:i w:val="0"/>
+        </w:rPr>
+      </w:r>
+    </w:p>
+    <w:p>
+      <w:pPr/>
+      <w:r>
+        <w:rPr>
+          <w:b w:val="0"/>
+          <w:i w:val="0"/>
+        </w:rPr>
+        <w:t>TikTok · Ein Klick kann genauso viel sagen wie ein Satz.</w:t>
+      </w:r>
+    </w:p>
+    <w:p>
+      <w:r>
+        <w:rPr>
+          <w:b w:val="0"/>
+          <w:i w:val="0"/>
+        </w:rPr>
+        <w:t>11ac. Wenn eine Krankheit die Beziehung endgültig veränderte</w:t>
+      </w:r>
+    </w:p>
+    <w:p>
+      <w:pPr/>
+      <w:r>
+        <w:rPr>
+          <w:b w:val="0"/>
+          <w:i w:val="0"/>
+        </w:rPr>
+        <w:t>Manchmal ist es nicht ein Streit, der eine Beziehung beendet, sondern eine Krankheit, die die Person, die man kannte, langsam verschwinden liess, bevor ein Abschied möglich war.</w:t>
+      </w:r>
+    </w:p>
+    <w:p>
+      <w:pPr/>
+      <w:r>
+        <w:rPr>
+          <w:b w:val="0"/>
+          <w:i w:val="0"/>
+        </w:rPr>
+      </w:r>
+    </w:p>
+    <w:p>
+      <w:pPr/>
+      <w:r>
+        <w:rPr>
+          <w:b w:val="0"/>
+          <w:i w:val="0"/>
+        </w:rPr>
+        <w:t>Als Evas Mutter an Demenz erkrankte, verlor Eva sie in kleinen Schritten, lange bevor sie tatsächlich starb. Das letzte klare Gespräch hatten die beiden geführt, ohne zu wissen, dass es das letzte sein würde.</w:t>
+      </w:r>
+    </w:p>
+    <w:p>
+      <w:pPr/>
+      <w:r>
+        <w:rPr>
+          <w:b w:val="0"/>
+          <w:i w:val="0"/>
+        </w:rPr>
+      </w:r>
+    </w:p>
+    <w:p>
+      <w:pPr/>
+      <w:r>
+        <w:rPr>
+          <w:b/>
+          <w:i w:val="0"/>
+        </w:rPr>
+        <w:t>Was in dir wirklich passiert</w:t>
+      </w:r>
+    </w:p>
+    <w:p>
+      <w:pPr/>
+      <w:r>
+        <w:rPr>
+          <w:b w:val="0"/>
+          <w:i w:val="0"/>
+        </w:rPr>
+        <w:t>Der Verlust durch eine fortschreitende Krankheit wird oft als „vorweggenommene Trauer“ bezeichnet, ein Prozess, der beginnt, lange bevor der eigentliche Tod eintritt. Diese Form von Trauer wird häufig unterschätzt.</w:t>
+      </w:r>
+    </w:p>
+    <w:p>
+      <w:pPr/>
+      <w:r>
+        <w:rPr>
+          <w:b w:val="0"/>
+          <w:i w:val="0"/>
+        </w:rPr>
+      </w:r>
+    </w:p>
+    <w:p>
+      <w:pPr/>
+      <w:r>
+        <w:rPr>
+          <w:b/>
+          <w:i w:val="0"/>
+        </w:rPr>
+        <w:t>Kleine Übung</w:t>
+      </w:r>
+    </w:p>
+    <w:p>
+      <w:pPr/>
+      <w:r>
+        <w:rPr>
+          <w:b w:val="0"/>
+          <w:i w:val="0"/>
+        </w:rPr>
+        <w:t>Wenn es ein letztes klares Gespräch gab, das du erst im Rückblick als „letztes“ erkannt hast: Schreib auf, was in diesem Gespräch trotzdem wertvoll war, auch ohne bewussten Abschied.</w:t>
+      </w:r>
+    </w:p>
+    <w:p>
+      <w:pPr/>
+      <w:r>
+        <w:rPr>
+          <w:b w:val="0"/>
+          <w:i w:val="0"/>
+        </w:rPr>
+      </w:r>
+    </w:p>
+    <w:p>
+      <w:pPr/>
+      <w:r>
+        <w:rPr>
+          <w:b/>
+          <w:i w:val="0"/>
+        </w:rPr>
+        <w:t>Zum Weiterdenken</w:t>
+      </w:r>
+    </w:p>
+    <w:p>
+      <w:pPr/>
+      <w:r>
+        <w:rPr>
+          <w:b w:val="0"/>
+          <w:i w:val="0"/>
+        </w:rPr>
+        <w:t>Manche Abschiede geschehen, bevor man weiss, dass sie stattfinden.</w:t>
+      </w:r>
+    </w:p>
+    <w:p>
+      <w:pPr/>
+      <w:r>
+        <w:rPr>
+          <w:b w:val="0"/>
+          <w:i w:val="0"/>
+        </w:rPr>
+      </w:r>
+    </w:p>
+    <w:p>
+      <w:pPr/>
+      <w:r>
+        <w:rPr>
+          <w:b w:val="0"/>
+          <w:i w:val="0"/>
+        </w:rPr>
+        <w:t>TikTok · None</w:t>
+      </w:r>
+    </w:p>
+    <w:p>
+      <w:r>
+        <w:rPr>
+          <w:b w:val="0"/>
+          <w:i w:val="0"/>
+        </w:rPr>
+        <w:t>11ad. Der Unterschied zwischen Loslassen und Aufgeben</w:t>
+      </w:r>
+    </w:p>
+    <w:p>
+      <w:pPr/>
+      <w:r>
+        <w:rPr>
+          <w:b w:val="0"/>
+          <w:i w:val="0"/>
+        </w:rPr>
+        <w:t>Diese beiden Worte werden oft verwechselt, dabei beschreiben sie sehr unterschiedliche innere Bewegungen.</w:t>
+      </w:r>
+    </w:p>
+    <w:p>
+      <w:pPr/>
+      <w:r>
+        <w:rPr>
+          <w:b w:val="0"/>
+          <w:i w:val="0"/>
+        </w:rPr>
+      </w:r>
+    </w:p>
+    <w:p>
+      <w:pPr/>
+      <w:r>
+        <w:rPr>
+          <w:b w:val="0"/>
+          <w:i w:val="0"/>
+        </w:rPr>
+        <w:t>Karin dachte lange, loszulassen bedeute, aufzugeben, was ihr wichtig war. Erst ein Gespräch mit einer Freundin brachte ihr eine andere Sicht: Aufgeben bedeutet, etwas zu verlieren, das man noch wollte. Loslassen bedeutet, etwas nicht mehr festzuhalten, das einem ohnehin nicht mehr diente.</w:t>
+      </w:r>
+    </w:p>
+    <w:p>
+      <w:pPr/>
+      <w:r>
+        <w:rPr>
+          <w:b w:val="0"/>
+          <w:i w:val="0"/>
+        </w:rPr>
+      </w:r>
+    </w:p>
+    <w:p>
+      <w:pPr/>
+      <w:r>
+        <w:rPr>
+          <w:b/>
+          <w:i w:val="0"/>
+        </w:rPr>
+        <w:t>Was in dir wirklich passiert</w:t>
+      </w:r>
+    </w:p>
+    <w:p>
+      <w:pPr/>
+      <w:r>
+        <w:rPr>
+          <w:b w:val="0"/>
+          <w:i w:val="0"/>
+        </w:rPr>
+        <w:t>Loslassen wird oft mit Resignation verwechselt. In Wirklichkeit ist es häufig ein aktiver, bewusster Schritt, während Aufgeben eher ein passives Erschöpftsein beschreibt.</w:t>
+      </w:r>
+    </w:p>
+    <w:p>
+      <w:pPr/>
+      <w:r>
+        <w:rPr>
+          <w:b w:val="0"/>
+          <w:i w:val="0"/>
+        </w:rPr>
+      </w:r>
+    </w:p>
+    <w:p>
+      <w:pPr/>
+      <w:r>
+        <w:rPr>
+          <w:b/>
+          <w:i w:val="0"/>
+        </w:rPr>
+        <w:t>Kleine Übung</w:t>
+      </w:r>
+    </w:p>
+    <w:p>
+      <w:pPr/>
+      <w:r>
+        <w:rPr>
+          <w:b w:val="0"/>
+          <w:i w:val="0"/>
+        </w:rPr>
+        <w:t>Frag dich bei deinem aktuellen Thema: Fühlt sich das, was ich vorhabe, nach Erschöpfung an oder nach einer bewussten Entscheidung? Beide Gefühle sind legitim, aber sie führen zu unterschiedlichen inneren Zuständen.</w:t>
+      </w:r>
+    </w:p>
+    <w:p>
+      <w:pPr/>
+      <w:r>
+        <w:rPr>
+          <w:b w:val="0"/>
+          <w:i w:val="0"/>
+        </w:rPr>
+      </w:r>
+    </w:p>
+    <w:p>
+      <w:pPr/>
+      <w:r>
+        <w:rPr>
+          <w:b/>
+          <w:i w:val="0"/>
+        </w:rPr>
+        <w:t>Zum Weiterdenken</w:t>
+      </w:r>
+    </w:p>
+    <w:p>
+      <w:pPr/>
+      <w:r>
+        <w:rPr>
+          <w:b w:val="0"/>
+          <w:i w:val="0"/>
+        </w:rPr>
+        <w:t>Loslassen ist kein Verlust. Es ist eine Entscheidung, die Hände zu öffnen.</w:t>
+      </w:r>
+    </w:p>
+    <w:p>
+      <w:pPr/>
+      <w:r>
+        <w:rPr>
+          <w:b w:val="0"/>
+          <w:i w:val="0"/>
+        </w:rPr>
+      </w:r>
+    </w:p>
+    <w:p>
+      <w:pPr/>
+      <w:r>
+        <w:rPr>
+          <w:b w:val="0"/>
+          <w:i w:val="0"/>
+        </w:rPr>
+        <w:t>TikTok · None</w:t>
+      </w:r>
+    </w:p>
+    <w:p>
+      <w:r>
+        <w:rPr>
+          <w:b w:val="0"/>
+          <w:i w:val="0"/>
+        </w:rPr>
+        <w:t>11ae. Wenn du merkst, dass Wut auch Energie sein kann</w:t>
+      </w:r>
+    </w:p>
+    <w:p>
+      <w:pPr/>
+      <w:r>
+        <w:rPr>
+          <w:b w:val="0"/>
+          <w:i w:val="0"/>
+        </w:rPr>
+        <w:t>Wut wird oft nur als etwas Zerstörerisches gesehen. Sie kann aber auch der Antrieb sein, der eine überfällige Veränderung endlich möglich macht.</w:t>
+      </w:r>
+    </w:p>
+    <w:p>
+      <w:pPr/>
+      <w:r>
+        <w:rPr>
+          <w:b w:val="0"/>
+          <w:i w:val="0"/>
+        </w:rPr>
+      </w:r>
+    </w:p>
+    <w:p>
+      <w:pPr/>
+      <w:r>
+        <w:rPr>
+          <w:b w:val="0"/>
+          <w:i w:val="0"/>
+        </w:rPr>
+        <w:t>Nach Jahren, in denen sie ihre Wut über die Untreue ihres Ex-Mannes unterdrückt hatte, aus Angst, „zickig“ zu wirken, nutzte Rahel diese Energie schliesslich, um ihr eigenes Unternehmen zu gründen. Sie sagt heute: „Meine Wut hat mir den Mut gegeben, den ich vorher nicht hatte.“</w:t>
+      </w:r>
+    </w:p>
+    <w:p>
+      <w:pPr/>
+      <w:r>
+        <w:rPr>
+          <w:b w:val="0"/>
+          <w:i w:val="0"/>
+        </w:rPr>
+      </w:r>
+    </w:p>
+    <w:p>
+      <w:pPr/>
+      <w:r>
+        <w:rPr>
+          <w:b/>
+          <w:i w:val="0"/>
+        </w:rPr>
+        <w:t>Was in dir wirklich passiert</w:t>
+      </w:r>
+    </w:p>
+    <w:p>
+      <w:pPr/>
+      <w:r>
+        <w:rPr>
+          <w:b w:val="0"/>
+          <w:i w:val="0"/>
+        </w:rPr>
+        <w:t>Wut signalisiert oft eine überschrittene Grenze. Wenn sie nicht unterdrückt, sondern bewusst kanalisiert wird, kann sie zu einer wichtigen Antriebskraft für Veränderung werden.</w:t>
+      </w:r>
+    </w:p>
+    <w:p>
+      <w:pPr/>
+      <w:r>
+        <w:rPr>
+          <w:b w:val="0"/>
+          <w:i w:val="0"/>
+        </w:rPr>
+      </w:r>
+    </w:p>
+    <w:p>
+      <w:pPr/>
+      <w:r>
+        <w:rPr>
+          <w:b/>
+          <w:i w:val="0"/>
+        </w:rPr>
+        <w:t>Kleine Übung</w:t>
+      </w:r>
+    </w:p>
+    <w:p>
+      <w:pPr/>
+      <w:r>
+        <w:rPr>
+          <w:b w:val="0"/>
+          <w:i w:val="0"/>
+        </w:rPr>
+        <w:t>Frag dich, wofür deine Wut über eine bestimmte Situation dir Energie geben könnte, wenn du sie nicht länger unterdrückst, sondern konstruktiv nutzt.</w:t>
+      </w:r>
+    </w:p>
+    <w:p>
+      <w:pPr/>
+      <w:r>
+        <w:rPr>
+          <w:b w:val="0"/>
+          <w:i w:val="0"/>
+        </w:rPr>
+      </w:r>
+    </w:p>
+    <w:p>
+      <w:pPr/>
+      <w:r>
+        <w:rPr>
+          <w:b/>
+          <w:i w:val="0"/>
+        </w:rPr>
+        <w:t>Zum Weiterdenken</w:t>
+      </w:r>
+    </w:p>
+    <w:p>
+      <w:pPr/>
+      <w:r>
+        <w:rPr>
+          <w:b w:val="0"/>
+          <w:i w:val="0"/>
+        </w:rPr>
+        <w:t>Wut ist keine Schwäche. Sie kann eine Richtungsanzeige sein.</w:t>
+      </w:r>
+    </w:p>
+    <w:p>
+      <w:pPr/>
+      <w:r>
+        <w:rPr>
+          <w:b w:val="0"/>
+          <w:i w:val="0"/>
+        </w:rPr>
+      </w:r>
+    </w:p>
+    <w:p>
+      <w:pPr/>
+      <w:r>
+        <w:rPr>
+          <w:b w:val="0"/>
+          <w:i w:val="0"/>
+        </w:rPr>
+        <w:t>TikTok · None</w:t>
+      </w:r>
+    </w:p>
+    <w:p>
+      <w:r>
+        <w:rPr>
+          <w:b w:val="0"/>
+          <w:i w:val="0"/>
+        </w:rPr>
+        <w:t>Zwischenspiel: Rahels Geschichte in einem Stück</w:t>
+      </w:r>
+    </w:p>
+    <w:p>
+      <w:pPr/>
+      <w:r>
+        <w:rPr>
+          <w:b w:val="0"/>
+          <w:i w:val="0"/>
+        </w:rPr>
+        <w:t>Rahel erfuhr von der Untreue ihres Mannes durch eine Nachricht, die versehentlich auf dem gemeinsamen Tablet geöffnet blieb.</w:t>
+      </w:r>
+    </w:p>
+    <w:p>
+      <w:pPr/>
+      <w:r>
+        <w:rPr>
+          <w:b w:val="0"/>
+          <w:i w:val="0"/>
+        </w:rPr>
+        <w:t>In den ersten Wochen funktionierte sie wie eine Maschine. Kinder zur Schule bringen, Wäsche waschen, lächeln, wenn jemand fragte, wie es ihr gehe.</w:t>
+      </w:r>
+    </w:p>
+    <w:p>
+      <w:pPr/>
+      <w:r>
+        <w:rPr>
+          <w:b w:val="0"/>
+          <w:i w:val="0"/>
+        </w:rPr>
+        <w:t>Die Wut kam erst später, mit voller Wucht, mitten in einem ganz gewöhnlichen Dienstagabend, ausgelöst durch nichts Besonderes.</w:t>
+      </w:r>
+    </w:p>
+    <w:p>
+      <w:pPr/>
+      <w:r>
+        <w:rPr>
+          <w:b w:val="0"/>
+          <w:i w:val="0"/>
+        </w:rPr>
+        <w:t>Sie schrie in ihr Kopfkissen, damit die Kinder nichts hörten. Am nächsten Morgen schämte sie sich für diese Wut, bis eine Freundin ihr sagte: „Diese Wut ist der gesündeste Teil von dir gerade.“</w:t>
+      </w:r>
+    </w:p>
+    <w:p>
+      <w:pPr/>
+      <w:r>
+        <w:rPr>
+          <w:b w:val="0"/>
+          <w:i w:val="0"/>
+        </w:rPr>
+        <w:t>Zwei Jahre später sitzt Rahel in ihrem eigenen kleinen Büro, das sie mit dem Mut gegründet hat, den diese Wut ihr gab. An der Wand hängt ein Satz, den sie sich selbst aufgeschrieben hat: „Danke, Wut. Du hast mich rausgeholt, als niemand sonst es konnte.“</w:t>
+      </w:r>
+    </w:p>
+    <w:p>
+      <w:r>
+        <w:rPr>
+          <w:b w:val="0"/>
+          <w:i w:val="0"/>
+        </w:rPr>
+        <w:t>11af. Wenn eine Entschuldigung von der falschen Person kommt</w:t>
+      </w:r>
+    </w:p>
+    <w:p>
+      <w:pPr/>
+      <w:r>
+        <w:rPr>
+          <w:b w:val="0"/>
+          <w:i w:val="0"/>
+        </w:rPr>
+        <w:t>Manchmal kommt eine Entschuldigung, aber nicht von der Person, die eigentlich verantwortlich war, sondern von jemandem, der stellvertretend das Gespräch sucht.</w:t>
+      </w:r>
+    </w:p>
+    <w:p>
+      <w:pPr/>
+      <w:r>
+        <w:rPr>
+          <w:b w:val="0"/>
+          <w:i w:val="0"/>
+        </w:rPr>
+      </w:r>
+    </w:p>
+    <w:p>
+      <w:pPr/>
+      <w:r>
+        <w:rPr>
+          <w:b w:val="0"/>
+          <w:i w:val="0"/>
+        </w:rPr>
+        <w:t>Als Sonjas Onkel sich stellvertretend für ihren verstorbenen Vater entschuldigte, für Dinge, die dieser ihr angetan hatte, fühlte sich das gut gemeint an, aber seltsam leer. Die Entschuldigung, die sie eigentlich brauchte, konnte niemand mehr für ihren Vater aussprechen.</w:t>
+      </w:r>
+    </w:p>
+    <w:p>
+      <w:pPr/>
+      <w:r>
+        <w:rPr>
+          <w:b w:val="0"/>
+          <w:i w:val="0"/>
+        </w:rPr>
+      </w:r>
+    </w:p>
+    <w:p>
+      <w:pPr/>
+      <w:r>
+        <w:rPr>
+          <w:b/>
+          <w:i w:val="0"/>
+        </w:rPr>
+        <w:t>Was in dir wirklich passiert</w:t>
+      </w:r>
+    </w:p>
+    <w:p>
+      <w:pPr/>
+      <w:r>
+        <w:rPr>
+          <w:b w:val="0"/>
+          <w:i w:val="0"/>
+        </w:rPr>
+        <w:t>Eine stellvertretende Entschuldigung kann tröstlich sein, ersetzt aber nicht die Verantwortung der ursprünglich handelnden Person. Beide Gefühle, Dankbarkeit für die Geste und weiterbestehende Leere, dürfen gleichzeitig da sein.</w:t>
+      </w:r>
+    </w:p>
+    <w:p>
+      <w:pPr/>
+      <w:r>
+        <w:rPr>
+          <w:b w:val="0"/>
+          <w:i w:val="0"/>
+        </w:rPr>
+      </w:r>
+    </w:p>
+    <w:p>
+      <w:pPr/>
+      <w:r>
+        <w:rPr>
+          <w:b/>
+          <w:i w:val="0"/>
+        </w:rPr>
+        <w:t>Kleine Übung</w:t>
+      </w:r>
+    </w:p>
+    <w:p>
+      <w:pPr/>
+      <w:r>
+        <w:rPr>
+          <w:b w:val="0"/>
+          <w:i w:val="0"/>
+        </w:rPr>
+        <w:t>Wenn du eine stellvertretende Entschuldigung erhalten hast: Erlaube dir, sie anzunehmen, ohne von ihr zu erwarten, dass sie die ursprüngliche Lücke vollständig füllt.</w:t>
+      </w:r>
+    </w:p>
+    <w:p>
+      <w:pPr/>
+      <w:r>
+        <w:rPr>
+          <w:b w:val="0"/>
+          <w:i w:val="0"/>
+        </w:rPr>
+      </w:r>
+    </w:p>
+    <w:p>
+      <w:pPr/>
+      <w:r>
+        <w:rPr>
+          <w:b/>
+          <w:i w:val="0"/>
+        </w:rPr>
+        <w:t>Zum Weiterdenken</w:t>
+      </w:r>
+    </w:p>
+    <w:p>
+      <w:pPr/>
+      <w:r>
+        <w:rPr>
+          <w:b w:val="0"/>
+          <w:i w:val="0"/>
+        </w:rPr>
+        <w:t>Eine gut gemeinte Geste darf trösten, ohne die ganze Wahrheit zu ersetzen.</w:t>
+      </w:r>
+    </w:p>
+    <w:p>
+      <w:pPr/>
+      <w:r>
+        <w:rPr>
+          <w:b w:val="0"/>
+          <w:i w:val="0"/>
+        </w:rPr>
+      </w:r>
+    </w:p>
+    <w:p>
+      <w:pPr/>
+      <w:r>
+        <w:rPr>
+          <w:b w:val="0"/>
+          <w:i w:val="0"/>
+        </w:rPr>
+        <w:t>TikTok · None</w:t>
+      </w:r>
+    </w:p>
+    <w:p>
+      <w:r>
+        <w:rPr>
+          <w:b w:val="0"/>
+          <w:i w:val="0"/>
+        </w:rPr>
+        <w:t>11ag. Wenn ein neues Umfeld alte Wunden sichtbar macht</w:t>
+      </w:r>
+    </w:p>
+    <w:p>
+      <w:pPr/>
+      <w:r>
+        <w:rPr>
+          <w:b w:val="0"/>
+          <w:i w:val="0"/>
+        </w:rPr>
+        <w:t>Manchmal zeigt erst eine neue, gesunde Beziehung, wie sehr eine alte Verletzung noch nachwirkt.</w:t>
+      </w:r>
+    </w:p>
+    <w:p>
+      <w:pPr/>
+      <w:r>
+        <w:rPr>
+          <w:b w:val="0"/>
+          <w:i w:val="0"/>
+        </w:rPr>
+      </w:r>
+    </w:p>
+    <w:p>
+      <w:pPr/>
+      <w:r>
+        <w:rPr>
+          <w:b w:val="0"/>
+          <w:i w:val="0"/>
+        </w:rPr>
+        <w:t>Erst in ihrer zweiten Ehe bemerkte Claudia, wie sehr sie bei jedem kleinen Streit mit sofortigem Rückzug reagierte, ein Muster, das sie in ihrer ersten, konfliktreichen Ehe gelernt hatte. Ihr heutiger Mann half ihr, langsam zu verstehen, dass nicht jeder Konflikt eine Bedrohung ist.</w:t>
+      </w:r>
+    </w:p>
+    <w:p>
+      <w:pPr/>
+      <w:r>
+        <w:rPr>
+          <w:b w:val="0"/>
+          <w:i w:val="0"/>
+        </w:rPr>
+      </w:r>
+    </w:p>
+    <w:p>
+      <w:pPr/>
+      <w:r>
+        <w:rPr>
+          <w:b/>
+          <w:i w:val="0"/>
+        </w:rPr>
+        <w:t>Was in dir wirklich passiert</w:t>
+      </w:r>
+    </w:p>
+    <w:p>
+      <w:pPr/>
+      <w:r>
+        <w:rPr>
+          <w:b w:val="0"/>
+          <w:i w:val="0"/>
+        </w:rPr>
+        <w:t>Neue, sichere Beziehungen können alte Schutzmuster sichtbar machen, die in einer früheren, unsicheren Umgebung entstanden sind. Das ist kein Rückschritt, sondern ein Zeichen dafür, dass genug Sicherheit besteht, um diese Muster überhaupt zu bemerken.</w:t>
+      </w:r>
+    </w:p>
+    <w:p>
+      <w:pPr/>
+      <w:r>
+        <w:rPr>
+          <w:b w:val="0"/>
+          <w:i w:val="0"/>
+        </w:rPr>
+      </w:r>
+    </w:p>
+    <w:p>
+      <w:pPr/>
+      <w:r>
+        <w:rPr>
+          <w:b/>
+          <w:i w:val="0"/>
+        </w:rPr>
+        <w:t>Kleine Übung</w:t>
+      </w:r>
+    </w:p>
+    <w:p>
+      <w:pPr/>
+      <w:r>
+        <w:rPr>
+          <w:b w:val="0"/>
+          <w:i w:val="0"/>
+        </w:rPr>
+        <w:t>Welches Verhalten zeigt sich bei dir in neuen Beziehungen, das eher aus einer alten als aus der aktuellen Situation stammt? Benenne es, ohne dich dafür zu verurteilen.</w:t>
+      </w:r>
+    </w:p>
+    <w:p>
+      <w:pPr/>
+      <w:r>
+        <w:rPr>
+          <w:b w:val="0"/>
+          <w:i w:val="0"/>
+        </w:rPr>
+      </w:r>
+    </w:p>
+    <w:p>
+      <w:pPr/>
+      <w:r>
+        <w:rPr>
+          <w:b/>
+          <w:i w:val="0"/>
+        </w:rPr>
+        <w:t>Zum Weiterdenken</w:t>
+      </w:r>
+    </w:p>
+    <w:p>
+      <w:pPr/>
+      <w:r>
+        <w:rPr>
+          <w:b w:val="0"/>
+          <w:i w:val="0"/>
+        </w:rPr>
+        <w:t>Ein sicherer Ort zeigt manchmal zuerst die alten Narben, bevor er sie heilen kann.</w:t>
+      </w:r>
+    </w:p>
+    <w:p>
+      <w:pPr/>
+      <w:r>
+        <w:rPr>
+          <w:b w:val="0"/>
+          <w:i w:val="0"/>
+        </w:rPr>
+      </w:r>
+    </w:p>
+    <w:p>
+      <w:pPr/>
+      <w:r>
+        <w:rPr>
+          <w:b w:val="0"/>
+          <w:i w:val="0"/>
+        </w:rPr>
+        <w:t>TikTok · None</w:t>
+      </w:r>
+    </w:p>
+    <w:p>
+      <w:r>
+        <w:rPr>
+          <w:b w:val="0"/>
+          <w:i w:val="0"/>
+        </w:rPr>
+        <w:t>11ah. Der Unterschied zwischen Hoffnung und Selbstverleugnung</w:t>
+      </w:r>
+    </w:p>
+    <w:p>
+      <w:pPr/>
+      <w:r>
+        <w:rPr>
+          <w:b w:val="0"/>
+          <w:i w:val="0"/>
+        </w:rPr>
+        <w:t>Hoffnung gilt meist als etwas Gutes. Sie kann aber auch zu einem Werkzeug werden, mit dem man die eigene Realität verleugnet.</w:t>
+      </w:r>
+    </w:p>
+    <w:p>
+      <w:pPr/>
+      <w:r>
+        <w:rPr>
+          <w:b w:val="0"/>
+          <w:i w:val="0"/>
+        </w:rPr>
+      </w:r>
+    </w:p>
+    <w:p>
+      <w:pPr/>
+      <w:r>
+        <w:rPr>
+          <w:b w:val="0"/>
+          <w:i w:val="0"/>
+        </w:rPr>
+        <w:t>Beatrice hoffte fünfzehn Jahre lang, ihr Mann werde aufhören zu trinken. Diese Hoffnung hielt sie in einer Ehe, die ihr zunehmend schadete. Erst als sie begann, die tatsächlichen Fakten statt ihrer Hoffnung zur Grundlage ihrer Entscheidungen zu machen, konnte sie einen klaren Schritt gehen.</w:t>
+      </w:r>
+    </w:p>
+    <w:p>
+      <w:pPr/>
+      <w:r>
+        <w:rPr>
+          <w:b w:val="0"/>
+          <w:i w:val="0"/>
+        </w:rPr>
+      </w:r>
+    </w:p>
+    <w:p>
+      <w:pPr/>
+      <w:r>
+        <w:rPr>
+          <w:b/>
+          <w:i w:val="0"/>
+        </w:rPr>
+        <w:t>Was in dir wirklich passiert</w:t>
+      </w:r>
+    </w:p>
+    <w:p>
+      <w:pPr/>
+      <w:r>
+        <w:rPr>
+          <w:b w:val="0"/>
+          <w:i w:val="0"/>
+        </w:rPr>
+        <w:t>Hoffnung, die sich ausschliesslich auf eine erwünschte Zukunft richtet, ohne die gegenwärtige Realität einzubeziehen, kann in Selbstverleugnung übergehen. Gesunde Hoffnung berücksichtigt beides gleichzeitig.</w:t>
+      </w:r>
+    </w:p>
+    <w:p>
+      <w:pPr/>
+      <w:r>
+        <w:rPr>
+          <w:b w:val="0"/>
+          <w:i w:val="0"/>
+        </w:rPr>
+      </w:r>
+    </w:p>
+    <w:p>
+      <w:pPr/>
+      <w:r>
+        <w:rPr>
+          <w:b/>
+          <w:i w:val="0"/>
+        </w:rPr>
+        <w:t>Kleine Übung</w:t>
+      </w:r>
+    </w:p>
+    <w:p>
+      <w:pPr/>
+      <w:r>
+        <w:rPr>
+          <w:b w:val="0"/>
+          <w:i w:val="0"/>
+        </w:rPr>
+        <w:t>Frag dich: Basiert meine Hoffnung in dieser Situation auf tatsächlichen Anzeichen von Veränderung, oder ausschliesslich auf dem Wunsch, dass sich etwas ändert?</w:t>
+      </w:r>
+    </w:p>
+    <w:p>
+      <w:pPr/>
+      <w:r>
+        <w:rPr>
+          <w:b w:val="0"/>
+          <w:i w:val="0"/>
+        </w:rPr>
+      </w:r>
+    </w:p>
+    <w:p>
+      <w:pPr/>
+      <w:r>
+        <w:rPr>
+          <w:b/>
+          <w:i w:val="0"/>
+        </w:rPr>
+        <w:t>Zum Weiterdenken</w:t>
+      </w:r>
+    </w:p>
+    <w:p>
+      <w:pPr/>
+      <w:r>
+        <w:rPr>
+          <w:b w:val="0"/>
+          <w:i w:val="0"/>
+        </w:rPr>
+        <w:t>Hoffnung ohne Fakten ist ein Wunsch, kein Plan.</w:t>
+      </w:r>
+    </w:p>
+    <w:p>
+      <w:pPr/>
+      <w:r>
+        <w:rPr>
+          <w:b w:val="0"/>
+          <w:i w:val="0"/>
+        </w:rPr>
+      </w:r>
+    </w:p>
+    <w:p>
+      <w:pPr/>
+      <w:r>
+        <w:rPr>
+          <w:b w:val="0"/>
+          <w:i w:val="0"/>
+        </w:rPr>
+        <w:t>TikTok · None</w:t>
+      </w:r>
+    </w:p>
+    <w:p>
+      <w:r>
+        <w:rPr>
+          <w:b w:val="0"/>
+          <w:i w:val="0"/>
+        </w:rPr>
+        <w:t>11ai. Wenn eine ganze Generation schweigt</w:t>
+      </w:r>
+    </w:p>
+    <w:p>
+      <w:pPr/>
+      <w:r>
+        <w:rPr>
+          <w:b w:val="0"/>
+          <w:i w:val="0"/>
+        </w:rPr>
+        <w:t>In manchen Familien wird über Generationen hinweg über bestimmte Themen einfach nicht gesprochen, sodass Kinder Muster übernehmen, deren Ursprung sie nie erklärt bekommen.</w:t>
+      </w:r>
+    </w:p>
+    <w:p>
+      <w:pPr/>
+      <w:r>
+        <w:rPr>
+          <w:b w:val="0"/>
+          <w:i w:val="0"/>
+        </w:rPr>
+      </w:r>
+    </w:p>
+    <w:p>
+      <w:pPr/>
+      <w:r>
+        <w:rPr>
+          <w:b w:val="0"/>
+          <w:i w:val="0"/>
+        </w:rPr>
+        <w:t>Erst als Nora ihre Grossmutter kurz vor deren Tod nach der Kindheit ihrer eigenen Mutter fragte, verstand sie, warum in ihrer Familie Gefühle nie besprochen wurden. Ihre Grossmutter hatte selbst in einer Zeit gelebt, in der emotionale Offenheit als Schwäche galt.</w:t>
+      </w:r>
+    </w:p>
+    <w:p>
+      <w:pPr/>
+      <w:r>
+        <w:rPr>
+          <w:b w:val="0"/>
+          <w:i w:val="0"/>
+        </w:rPr>
+      </w:r>
+    </w:p>
+    <w:p>
+      <w:pPr/>
+      <w:r>
+        <w:rPr>
+          <w:b/>
+          <w:i w:val="0"/>
+        </w:rPr>
+        <w:t>Was in dir wirklich passiert</w:t>
+      </w:r>
+    </w:p>
+    <w:p>
+      <w:pPr/>
+      <w:r>
+        <w:rPr>
+          <w:b w:val="0"/>
+          <w:i w:val="0"/>
+        </w:rPr>
+        <w:t>Kommunikationsmuster werden oft über Generationen weitergegeben, ohne dass die ursprünglichen Gründe je benannt werden. Das Verständnis dieser Herkunft kann helfen, das Muster bei sich selbst bewusster zu unterbrechen.</w:t>
+      </w:r>
+    </w:p>
+    <w:p>
+      <w:pPr/>
+      <w:r>
+        <w:rPr>
+          <w:b w:val="0"/>
+          <w:i w:val="0"/>
+        </w:rPr>
+      </w:r>
+    </w:p>
+    <w:p>
+      <w:pPr/>
+      <w:r>
+        <w:rPr>
+          <w:b/>
+          <w:i w:val="0"/>
+        </w:rPr>
+        <w:t>Kleine Übung</w:t>
+      </w:r>
+    </w:p>
+    <w:p>
+      <w:pPr/>
+      <w:r>
+        <w:rPr>
+          <w:b w:val="0"/>
+          <w:i w:val="0"/>
+        </w:rPr>
+        <w:t>Wenn möglich, frag eine ältere Person in deiner Familie nach ihrer eigenen Kindheit. Manche Muster erklären sich erst über mehrere Generationen zurück.</w:t>
+      </w:r>
+    </w:p>
+    <w:p>
+      <w:pPr/>
+      <w:r>
+        <w:rPr>
+          <w:b w:val="0"/>
+          <w:i w:val="0"/>
+        </w:rPr>
+      </w:r>
+    </w:p>
+    <w:p>
+      <w:pPr/>
+      <w:r>
+        <w:rPr>
+          <w:b/>
+          <w:i w:val="0"/>
+        </w:rPr>
+        <w:t>Zum Weiterdenken</w:t>
+      </w:r>
+    </w:p>
+    <w:p>
+      <w:pPr/>
+      <w:r>
+        <w:rPr>
+          <w:b w:val="0"/>
+          <w:i w:val="0"/>
+        </w:rPr>
+        <w:t>Ein Muster zu verstehen, heisst nicht, es gutzuheissen. Es heisst, die Kette bewusst zu unterbrechen.</w:t>
+      </w:r>
+    </w:p>
+    <w:p>
+      <w:pPr/>
+      <w:r>
+        <w:rPr>
+          <w:b w:val="0"/>
+          <w:i w:val="0"/>
+        </w:rPr>
+      </w:r>
+    </w:p>
+    <w:p>
+      <w:pPr/>
+      <w:r>
+        <w:rPr>
+          <w:b w:val="0"/>
+          <w:i w:val="0"/>
+        </w:rPr>
+        <w:t>TikTok · None</w:t>
+      </w:r>
+    </w:p>
+    <w:p>
+      <w:r>
+        <w:rPr>
+          <w:b w:val="0"/>
+          <w:i w:val="0"/>
+        </w:rPr>
+        <w:t>11aj. Wenn du selbst zur Ansprechperson für andere wirst</w:t>
+      </w:r>
+    </w:p>
+    <w:p>
+      <w:pPr/>
+      <w:r>
+        <w:rPr>
+          <w:b w:val="0"/>
+          <w:i w:val="0"/>
+        </w:rPr>
+        <w:t>Nachdem man einen eigenen Weg durch eine schwierige Trennung gefunden hat, werden manche Menschen unerwartet zur Anlaufstelle für andere, die noch mittendrin stecken.</w:t>
+      </w:r>
+    </w:p>
+    <w:p>
+      <w:pPr/>
+      <w:r>
+        <w:rPr>
+          <w:b w:val="0"/>
+          <w:i w:val="0"/>
+        </w:rPr>
+      </w:r>
+    </w:p>
+    <w:p>
+      <w:pPr/>
+      <w:r>
+        <w:rPr>
+          <w:b w:val="0"/>
+          <w:i w:val="0"/>
+        </w:rPr>
+        <w:t>Nachdem Isabelle offen über ihren Kontaktabbruch zu ihrer Mutter gesprochen hatte, meldeten sich mehrere Bekannte mit ähnlichen Geschichten bei ihr. Sie merkte, wie heilsam es war, ihre eigene Erfahrung weiterzugeben, solange sie sich dabei nicht selbst überforderte.</w:t>
+      </w:r>
+    </w:p>
+    <w:p>
+      <w:pPr/>
+      <w:r>
+        <w:rPr>
+          <w:b w:val="0"/>
+          <w:i w:val="0"/>
+        </w:rPr>
+      </w:r>
+    </w:p>
+    <w:p>
+      <w:pPr/>
+      <w:r>
+        <w:rPr>
+          <w:b/>
+          <w:i w:val="0"/>
+        </w:rPr>
+        <w:t>Was in dir wirklich passiert</w:t>
+      </w:r>
+    </w:p>
+    <w:p>
+      <w:pPr/>
+      <w:r>
+        <w:rPr>
+          <w:b w:val="0"/>
+          <w:i w:val="0"/>
+        </w:rPr>
+        <w:t>Die eigene Geschichte zu teilen, kann sowohl der eigenen Verarbeitung dienen als auch anderen helfen. Wichtig ist, dabei die eigenen Grenzen zu kennen und sich nicht zur dauerhaften Beraterin für alle im Umfeld zu machen.</w:t>
+      </w:r>
+    </w:p>
+    <w:p>
+      <w:pPr/>
+      <w:r>
+        <w:rPr>
+          <w:b w:val="0"/>
+          <w:i w:val="0"/>
+        </w:rPr>
+      </w:r>
+    </w:p>
+    <w:p>
+      <w:pPr/>
+      <w:r>
+        <w:rPr>
+          <w:b/>
+          <w:i w:val="0"/>
+        </w:rPr>
+        <w:t>Kleine Übung</w:t>
+      </w:r>
+    </w:p>
+    <w:p>
+      <w:pPr/>
+      <w:r>
+        <w:rPr>
+          <w:b w:val="0"/>
+          <w:i w:val="0"/>
+        </w:rPr>
+        <w:t>Wenn du gefragt wirst, wie du weitergegangen bist: Erlaube dir, ehrlich zu antworten, auch wenn deine Geschichte nicht abgeschlossen oder perfekt ist.</w:t>
+      </w:r>
+    </w:p>
+    <w:p>
+      <w:pPr/>
+      <w:r>
+        <w:rPr>
+          <w:b w:val="0"/>
+          <w:i w:val="0"/>
+        </w:rPr>
+      </w:r>
+    </w:p>
+    <w:p>
+      <w:pPr/>
+      <w:r>
+        <w:rPr>
+          <w:b/>
+          <w:i w:val="0"/>
+        </w:rPr>
+        <w:t>Zum Weiterdenken</w:t>
+      </w:r>
+    </w:p>
+    <w:p>
+      <w:pPr/>
+      <w:r>
+        <w:rPr>
+          <w:b w:val="0"/>
+          <w:i w:val="0"/>
+        </w:rPr>
+        <w:t>Eine unfertige Geschichte kann trotzdem anderen Mut machen.</w:t>
+      </w:r>
+    </w:p>
+    <w:p>
+      <w:pPr/>
+      <w:r>
+        <w:rPr>
+          <w:b w:val="0"/>
+          <w:i w:val="0"/>
+        </w:rPr>
+      </w:r>
+    </w:p>
+    <w:p>
+      <w:pPr/>
+      <w:r>
+        <w:rPr>
+          <w:b w:val="0"/>
+          <w:i w:val="0"/>
+        </w:rPr>
+        <w:t>TikTok · None</w:t>
+      </w:r>
+    </w:p>
+    <w:p>
+      <w:r>
+        <w:rPr>
+          <w:b w:val="0"/>
+          <w:i w:val="0"/>
+        </w:rPr>
+        <w:t>11ak. Wenn Feiertage zur schwierigsten Zeit des Jahres werden</w:t>
+      </w:r>
+    </w:p>
+    <w:p>
+      <w:pPr/>
+      <w:r>
+        <w:rPr>
+          <w:b w:val="0"/>
+          <w:i w:val="0"/>
+        </w:rPr>
+        <w:t>Weihnachten, Geburtstage und Familienfeiern werden für viele Menschen, die mit einem stillen Bruch leben, zur schwierigsten Zeit im Jahr, gerade weil alle anderen von Zusammensein sprechen.</w:t>
+      </w:r>
+    </w:p>
+    <w:p>
+      <w:pPr/>
+      <w:r>
+        <w:rPr>
+          <w:b w:val="0"/>
+          <w:i w:val="0"/>
+        </w:rPr>
+      </w:r>
+    </w:p>
+    <w:p>
+      <w:pPr/>
+      <w:r>
+        <w:rPr>
+          <w:b w:val="0"/>
+          <w:i w:val="0"/>
+        </w:rPr>
+        <w:t>Jedes Jahr im Dezember bereitete sich Nadine wochenlang innerlich auf die Feiertage vor, weil ihre gesamte Familie zusammenkam, ausser der einen Person, mit der sie keinen Kontakt mehr hatte. Sie begann, eigene neue Rituale für diese Zeit zu entwickeln, die nicht von der alten Familie abhingen.</w:t>
+      </w:r>
+    </w:p>
+    <w:p>
+      <w:pPr/>
+      <w:r>
+        <w:rPr>
+          <w:b w:val="0"/>
+          <w:i w:val="0"/>
+        </w:rPr>
+      </w:r>
+    </w:p>
+    <w:p>
+      <w:pPr/>
+      <w:r>
+        <w:rPr>
+          <w:b/>
+          <w:i w:val="0"/>
+        </w:rPr>
+        <w:t>Was in dir wirklich passiert</w:t>
+      </w:r>
+    </w:p>
+    <w:p>
+      <w:pPr/>
+      <w:r>
+        <w:rPr>
+          <w:b w:val="0"/>
+          <w:i w:val="0"/>
+        </w:rPr>
+        <w:t>Feiertage verstärken oft bestehende Verlustgefühle, weil sie kulturell mit Zusammensein und Vollständigkeit verknüpft sind. Eigene neue Rituale können helfen, diese Zeit anders zu gestalten, statt sie nur zu überstehen.</w:t>
+      </w:r>
+    </w:p>
+    <w:p>
+      <w:pPr/>
+      <w:r>
+        <w:rPr>
+          <w:b w:val="0"/>
+          <w:i w:val="0"/>
+        </w:rPr>
+      </w:r>
+    </w:p>
+    <w:p>
+      <w:pPr/>
+      <w:r>
+        <w:rPr>
+          <w:b/>
+          <w:i w:val="0"/>
+        </w:rPr>
+        <w:t>Kleine Übung</w:t>
+      </w:r>
+    </w:p>
+    <w:p>
+      <w:pPr/>
+      <w:r>
+        <w:rPr>
+          <w:b w:val="0"/>
+          <w:i w:val="0"/>
+        </w:rPr>
+        <w:t>Plane für den nächsten schwierigen Feiertag bewusst ein eigenes kleines Ritual, unabhängig von der Familie, die fehlt.</w:t>
+      </w:r>
+    </w:p>
+    <w:p>
+      <w:pPr/>
+      <w:r>
+        <w:rPr>
+          <w:b w:val="0"/>
+          <w:i w:val="0"/>
+        </w:rPr>
+      </w:r>
+    </w:p>
+    <w:p>
+      <w:pPr/>
+      <w:r>
+        <w:rPr>
+          <w:b/>
+          <w:i w:val="0"/>
+        </w:rPr>
+        <w:t>Zum Weiterdenken</w:t>
+      </w:r>
+    </w:p>
+    <w:p>
+      <w:pPr/>
+      <w:r>
+        <w:rPr>
+          <w:b w:val="0"/>
+          <w:i w:val="0"/>
+        </w:rPr>
+        <w:t>Ein Feiertag muss nicht so aussehen, wie er früher aussah, um trotzdem gut zu sein.</w:t>
+      </w:r>
+    </w:p>
+    <w:p>
+      <w:pPr/>
+      <w:r>
+        <w:rPr>
+          <w:b w:val="0"/>
+          <w:i w:val="0"/>
+        </w:rPr>
+      </w:r>
+    </w:p>
+    <w:p>
+      <w:pPr/>
+      <w:r>
+        <w:rPr>
+          <w:b w:val="0"/>
+          <w:i w:val="0"/>
+        </w:rPr>
+        <w:t>TikTok · None</w:t>
+      </w:r>
+    </w:p>
+    <w:p>
+      <w:r>
+        <w:rPr>
+          <w:b w:val="0"/>
+          <w:i w:val="0"/>
+        </w:rPr>
+        <w:t>11al. Wenn du deine eigene Geschichte neu erzählst</w:t>
+      </w:r>
+    </w:p>
+    <w:p>
+      <w:pPr/>
+      <w:r>
+        <w:rPr>
+          <w:b w:val="0"/>
+          <w:i w:val="0"/>
+        </w:rPr>
+        <w:t>Die Art, wie man eine schwierige Geschichte über sich selbst erzählt, verändert sich oft mit der Zeit, und diese Veränderung ist selbst ein Zeichen von Fortschritt.</w:t>
+      </w:r>
+    </w:p>
+    <w:p>
+      <w:pPr/>
+      <w:r>
+        <w:rPr>
+          <w:b w:val="0"/>
+          <w:i w:val="0"/>
+        </w:rPr>
+      </w:r>
+    </w:p>
+    <w:p>
+      <w:pPr/>
+      <w:r>
+        <w:rPr>
+          <w:b w:val="0"/>
+          <w:i w:val="0"/>
+        </w:rPr>
+        <w:t>Vor fünf Jahren beschrieb Melanie ihre Kindheit als „meine Mutter hat mich zerstört“. Heute sagt sie: „Meine Mutter konnte mir nicht geben, was ich brauchte, und ich habe gelernt, es mir selbst zu geben.“ Dieselbe Geschichte, aber eine völlig andere Position darin.</w:t>
+      </w:r>
+    </w:p>
+    <w:p>
+      <w:pPr/>
+      <w:r>
+        <w:rPr>
+          <w:b w:val="0"/>
+          <w:i w:val="0"/>
+        </w:rPr>
+      </w:r>
+    </w:p>
+    <w:p>
+      <w:pPr/>
+      <w:r>
+        <w:rPr>
+          <w:b/>
+          <w:i w:val="0"/>
+        </w:rPr>
+        <w:t>Was in dir wirklich passiert</w:t>
+      </w:r>
+    </w:p>
+    <w:p>
+      <w:pPr/>
+      <w:r>
+        <w:rPr>
+          <w:b w:val="0"/>
+          <w:i w:val="0"/>
+        </w:rPr>
+        <w:t>Die Art der eigenen Erzählung über eine schwierige Erfahrung verändert sich mit der Verarbeitung, von einer Position der Ohnmacht hin zu einer Position, in der man selbst wieder Handlungsfähigkeit spürt.</w:t>
+      </w:r>
+    </w:p>
+    <w:p>
+      <w:pPr/>
+      <w:r>
+        <w:rPr>
+          <w:b w:val="0"/>
+          <w:i w:val="0"/>
+        </w:rPr>
+      </w:r>
+    </w:p>
+    <w:p>
+      <w:pPr/>
+      <w:r>
+        <w:rPr>
+          <w:b/>
+          <w:i w:val="0"/>
+        </w:rPr>
+        <w:t>Kleine Übung</w:t>
+      </w:r>
+    </w:p>
+    <w:p>
+      <w:pPr/>
+      <w:r>
+        <w:rPr>
+          <w:b w:val="0"/>
+          <w:i w:val="0"/>
+        </w:rPr>
+        <w:t>Schreib deine eigene Geschichte in zwei Versionen auf: wie du sie vor Jahren erzählt hättest, und wie du sie heute erzählen würdest. Der Unterschied zeigt dir, wie weit du bereits gekommen bist.</w:t>
+      </w:r>
+    </w:p>
+    <w:p>
+      <w:pPr/>
+      <w:r>
+        <w:rPr>
+          <w:b w:val="0"/>
+          <w:i w:val="0"/>
+        </w:rPr>
+      </w:r>
+    </w:p>
+    <w:p>
+      <w:pPr/>
+      <w:r>
+        <w:rPr>
+          <w:b/>
+          <w:i w:val="0"/>
+        </w:rPr>
+        <w:t>Zum Weiterdenken</w:t>
+      </w:r>
+    </w:p>
+    <w:p>
+      <w:pPr/>
+      <w:r>
+        <w:rPr>
+          <w:b w:val="0"/>
+          <w:i w:val="0"/>
+        </w:rPr>
+        <w:t>Die Geschichte bleibt gleich. Deine Rolle darin darfst du neu schreiben.</w:t>
+      </w:r>
+    </w:p>
+    <w:p>
+      <w:pPr/>
+      <w:r>
+        <w:rPr>
+          <w:b w:val="0"/>
+          <w:i w:val="0"/>
+        </w:rPr>
+      </w:r>
+    </w:p>
+    <w:p>
+      <w:pPr/>
+      <w:r>
+        <w:rPr>
+          <w:b w:val="0"/>
+          <w:i w:val="0"/>
+        </w:rPr>
+        <w:t>TikTok · None</w:t>
+      </w:r>
+    </w:p>
+    <w:p>
+      <w:r>
+        <w:rPr>
+          <w:b w:val="0"/>
+          <w:i w:val="0"/>
+        </w:rPr>
+        <w:t>11am. Was bleibt, wenn alles andere losgelassen wurde</w:t>
+      </w:r>
+    </w:p>
+    <w:p>
+      <w:pPr/>
+      <w:r>
+        <w:rPr>
+          <w:b w:val="0"/>
+          <w:i w:val="0"/>
+        </w:rPr>
+        <w:t>Am Ende eines langen Prozesses bleibt oft nicht Vergessen, sondern etwas Stabileres: eine Beziehung zu sich selbst, die nicht mehr von der Reaktion einer anderen Person abhängt.</w:t>
+      </w:r>
+    </w:p>
+    <w:p>
+      <w:pPr/>
+      <w:r>
+        <w:rPr>
+          <w:b w:val="0"/>
+          <w:i w:val="0"/>
+        </w:rPr>
+      </w:r>
+    </w:p>
+    <w:p>
+      <w:pPr/>
+      <w:r>
+        <w:rPr>
+          <w:b w:val="0"/>
+          <w:i w:val="0"/>
+        </w:rPr>
+        <w:t>Nach Jahren der Aufarbeitung ihres Bruchs mit ihrer Familie beschreibt Judith heute ihren Zustand nicht als „geheilt“, sondern als „nicht mehr abhängig davon, ob sie sich je melden“. Diese Formulierung, sagt sie, sei ehrlicher als jedes Wort von vollständiger Heilung.</w:t>
+      </w:r>
+    </w:p>
+    <w:p>
+      <w:pPr/>
+      <w:r>
+        <w:rPr>
+          <w:b w:val="0"/>
+          <w:i w:val="0"/>
+        </w:rPr>
+      </w:r>
+    </w:p>
+    <w:p>
+      <w:pPr/>
+      <w:r>
+        <w:rPr>
+          <w:b/>
+          <w:i w:val="0"/>
+        </w:rPr>
+        <w:t>Was in dir wirklich passiert</w:t>
+      </w:r>
+    </w:p>
+    <w:p>
+      <w:pPr/>
+      <w:r>
+        <w:rPr>
+          <w:b w:val="0"/>
+          <w:i w:val="0"/>
+        </w:rPr>
+        <w:t>Der Zielzustand vieler Verarbeitungsprozesse ist selten vollständiges Vergessen, sondern eine innere Unabhängigkeit von der Reaktion der anderen Person. Das ist ein realistischeres und oft nachhaltigeres Ziel.</w:t>
+      </w:r>
+    </w:p>
+    <w:p>
+      <w:pPr/>
+      <w:r>
+        <w:rPr>
+          <w:b w:val="0"/>
+          <w:i w:val="0"/>
+        </w:rPr>
+      </w:r>
+    </w:p>
+    <w:p>
+      <w:pPr/>
+      <w:r>
+        <w:rPr>
+          <w:b/>
+          <w:i w:val="0"/>
+        </w:rPr>
+        <w:t>Kleine Übung</w:t>
+      </w:r>
+    </w:p>
+    <w:p>
+      <w:pPr/>
+      <w:r>
+        <w:rPr>
+          <w:b w:val="0"/>
+          <w:i w:val="0"/>
+        </w:rPr>
+        <w:t>Formuliere dein eigenes Ziel für diesen Prozess neu, nicht als „ich will es vergessen“, sondern als „ich will nicht mehr davon abhängen, was die andere Person tut oder nicht tut“.</w:t>
+      </w:r>
+    </w:p>
+    <w:p>
+      <w:pPr/>
+      <w:r>
+        <w:rPr>
+          <w:b w:val="0"/>
+          <w:i w:val="0"/>
+        </w:rPr>
+      </w:r>
+    </w:p>
+    <w:p>
+      <w:pPr/>
+      <w:r>
+        <w:rPr>
+          <w:b/>
+          <w:i w:val="0"/>
+        </w:rPr>
+        <w:t>Zum Weiterdenken</w:t>
+      </w:r>
+    </w:p>
+    <w:p>
+      <w:pPr/>
+      <w:r>
+        <w:rPr>
+          <w:b w:val="0"/>
+          <w:i w:val="0"/>
+        </w:rPr>
+        <w:t>Freiheit bedeutet nicht, dass die Vergangenheit verschwindet. Sie bedeutet, dass sie nicht mehr regiert.</w:t>
       </w:r>
     </w:p>
     <w:p>

--- a/outputs/buch-letztes-gespraech/buch-MANUSKRIPT.docx
+++ b/outputs/buch-letztes-gespraech/buch-MANUSKRIPT.docx
@@ -4389,6 +4389,1774 @@
           <w:i w:val="0"/>
         </w:rPr>
         <w:t>Freiheit bedeutet nicht, dass die Vergangenheit verschwindet. Sie bedeutet, dass sie nicht mehr regiert.</w:t>
+      </w:r>
+    </w:p>
+    <w:p>
+      <w:pPr/>
+      <w:r>
+        <w:rPr>
+          <w:b w:val="0"/>
+          <w:i w:val="0"/>
+        </w:rPr>
+      </w:r>
+    </w:p>
+    <w:p>
+      <w:pPr/>
+      <w:r>
+        <w:rPr>
+          <w:b w:val="0"/>
+          <w:i w:val="0"/>
+        </w:rPr>
+        <w:t>TikTok · None</w:t>
+      </w:r>
+    </w:p>
+    <w:p>
+      <w:r>
+        <w:rPr>
+          <w:b w:val="0"/>
+          <w:i w:val="0"/>
+        </w:rPr>
+        <w:t>11an. Wenn du dich fragst, ob du zu nachtragend bist</w:t>
+      </w:r>
+    </w:p>
+    <w:p>
+      <w:pPr/>
+      <w:r>
+        <w:rPr>
+          <w:b w:val="0"/>
+          <w:i w:val="0"/>
+        </w:rPr>
+        <w:t>Wer lange an einer Verletzung trägt, hört irgendwann von aussen den Vorwurf, „nicht loslassen zu können“. Dieser Vorwurf sagt oft mehr über die Ungeduld anderer aus als über die eigene Verarbeitung.</w:t>
+      </w:r>
+    </w:p>
+    <w:p>
+      <w:pPr/>
+      <w:r>
+        <w:rPr>
+          <w:b w:val="0"/>
+          <w:i w:val="0"/>
+        </w:rPr>
+      </w:r>
+    </w:p>
+    <w:p>
+      <w:pPr/>
+      <w:r>
+        <w:rPr>
+          <w:b w:val="0"/>
+          <w:i w:val="0"/>
+        </w:rPr>
+        <w:t>Als Silvana ihrer Kollegin von einer alten Verletzung durch ihre Schwester erzählte, hörte sie nur: „Das ist doch schon zehn Jahre her.“ Sie fragte sich danach tagelang, ob mit ihr etwas nicht stimmte, weil das Thema sie noch immer beschäftigte.</w:t>
+      </w:r>
+    </w:p>
+    <w:p>
+      <w:pPr/>
+      <w:r>
+        <w:rPr>
+          <w:b w:val="0"/>
+          <w:i w:val="0"/>
+        </w:rPr>
+      </w:r>
+    </w:p>
+    <w:p>
+      <w:pPr/>
+      <w:r>
+        <w:rPr>
+          <w:b/>
+          <w:i w:val="0"/>
+        </w:rPr>
+        <w:t>Was in dir wirklich passiert</w:t>
+      </w:r>
+    </w:p>
+    <w:p>
+      <w:pPr/>
+      <w:r>
+        <w:rPr>
+          <w:b w:val="0"/>
+          <w:i w:val="0"/>
+        </w:rPr>
+        <w:t>Verarbeitungszeit ist individuell und lässt sich nicht an einer festen Frist messen. Der Vorwurf, „nachtragend“ zu sein, sagt selten etwas über die Angemessenheit der eigenen Gefühle aus, sondern eher über die Erwartungen der Person, die ihn äussert.</w:t>
+      </w:r>
+    </w:p>
+    <w:p>
+      <w:pPr/>
+      <w:r>
+        <w:rPr>
+          <w:b w:val="0"/>
+          <w:i w:val="0"/>
+        </w:rPr>
+      </w:r>
+    </w:p>
+    <w:p>
+      <w:pPr/>
+      <w:r>
+        <w:rPr>
+          <w:b/>
+          <w:i w:val="0"/>
+        </w:rPr>
+        <w:t>Kleine Übung</w:t>
+      </w:r>
+    </w:p>
+    <w:p>
+      <w:pPr/>
+      <w:r>
+        <w:rPr>
+          <w:b w:val="0"/>
+          <w:i w:val="0"/>
+        </w:rPr>
+        <w:t>Wenn dir jemand sagt, du solltest „endlich loslassen“: Frag dich, ob diese Person die volle Geschichte kennt, bevor du diesen Satz an dich heranlässt.</w:t>
+      </w:r>
+    </w:p>
+    <w:p>
+      <w:pPr/>
+      <w:r>
+        <w:rPr>
+          <w:b w:val="0"/>
+          <w:i w:val="0"/>
+        </w:rPr>
+      </w:r>
+    </w:p>
+    <w:p>
+      <w:pPr/>
+      <w:r>
+        <w:rPr>
+          <w:b w:val="0"/>
+          <w:i w:val="0"/>
+        </w:rPr>
+        <w:t>TikTok · Ein Zeitrahmen für Heilung, den andere vorgeben, ist selten der richtige.</w:t>
+      </w:r>
+    </w:p>
+    <w:p>
+      <w:r>
+        <w:rPr>
+          <w:b w:val="0"/>
+          <w:i w:val="0"/>
+        </w:rPr>
+        <w:t>11ao. Wenn eine Beziehung endet, aber gemeinsame Kinder bleiben</w:t>
+      </w:r>
+    </w:p>
+    <w:p>
+      <w:pPr/>
+      <w:r>
+        <w:rPr>
+          <w:b w:val="0"/>
+          <w:i w:val="0"/>
+        </w:rPr>
+        <w:t>Manche Trennungen enden nicht wirklich, weil gemeinsame Kinder einen fortlaufenden Kontakt erzwingen, auch wenn eine der beiden Personen sich innerlich längst gelöst hat.</w:t>
+      </w:r>
+    </w:p>
+    <w:p>
+      <w:pPr/>
+      <w:r>
+        <w:rPr>
+          <w:b w:val="0"/>
+          <w:i w:val="0"/>
+        </w:rPr>
+      </w:r>
+    </w:p>
+    <w:p>
+      <w:pPr/>
+      <w:r>
+        <w:rPr>
+          <w:b w:val="0"/>
+          <w:i w:val="0"/>
+        </w:rPr>
+        <w:t>Fabian und seine Ex-Frau mussten sich noch Jahre nach der Trennung bei jedem Elternabend, jeder Geburtstagsfeier, jedem Übergabepunkt sehen. Er lernte, freundliche Distanz zu üben, ohne dass das bedeutete, ihr innerlich verbunden zu bleiben.</w:t>
+      </w:r>
+    </w:p>
+    <w:p>
+      <w:pPr/>
+      <w:r>
+        <w:rPr>
+          <w:b w:val="0"/>
+          <w:i w:val="0"/>
+        </w:rPr>
+      </w:r>
+    </w:p>
+    <w:p>
+      <w:pPr/>
+      <w:r>
+        <w:rPr>
+          <w:b/>
+          <w:i w:val="0"/>
+        </w:rPr>
+        <w:t>Was in dir wirklich passiert</w:t>
+      </w:r>
+    </w:p>
+    <w:p>
+      <w:pPr/>
+      <w:r>
+        <w:rPr>
+          <w:b w:val="0"/>
+          <w:i w:val="0"/>
+        </w:rPr>
+        <w:t>Erzwungener fortlaufender Kontakt kann die emotionale Ablösung erschweren, weil die Trennung nie ganz abgeschlossen wirkt. Eine bewusst kultivierte, sachliche Distanz kann helfen, äusseren Kontakt und inneres Loslassen zu trennen.</w:t>
+      </w:r>
+    </w:p>
+    <w:p>
+      <w:pPr/>
+      <w:r>
+        <w:rPr>
+          <w:b w:val="0"/>
+          <w:i w:val="0"/>
+        </w:rPr>
+      </w:r>
+    </w:p>
+    <w:p>
+      <w:pPr/>
+      <w:r>
+        <w:rPr>
+          <w:b/>
+          <w:i w:val="0"/>
+        </w:rPr>
+        <w:t>Kleine Übung</w:t>
+      </w:r>
+    </w:p>
+    <w:p>
+      <w:pPr/>
+      <w:r>
+        <w:rPr>
+          <w:b w:val="0"/>
+          <w:i w:val="0"/>
+        </w:rPr>
+        <w:t>Definiere für dich eine klare, sachliche Rolle für den nötigen Kontakt, zum Beispiel „Ko-Elternteil“, getrennt von der emotionalen Beziehung, die du losgelassen hast.</w:t>
+      </w:r>
+    </w:p>
+    <w:p>
+      <w:pPr/>
+      <w:r>
+        <w:rPr>
+          <w:b w:val="0"/>
+          <w:i w:val="0"/>
+        </w:rPr>
+      </w:r>
+    </w:p>
+    <w:p>
+      <w:pPr/>
+      <w:r>
+        <w:rPr>
+          <w:b/>
+          <w:i w:val="0"/>
+        </w:rPr>
+        <w:t>Zum Weiterdenken</w:t>
+      </w:r>
+    </w:p>
+    <w:p>
+      <w:pPr/>
+      <w:r>
+        <w:rPr>
+          <w:b w:val="0"/>
+          <w:i w:val="0"/>
+        </w:rPr>
+        <w:t>Kontakt haben zu müssen bedeutet nicht, emotional verbunden bleiben zu müssen.</w:t>
+      </w:r>
+    </w:p>
+    <w:p>
+      <w:pPr/>
+      <w:r>
+        <w:rPr>
+          <w:b w:val="0"/>
+          <w:i w:val="0"/>
+        </w:rPr>
+      </w:r>
+    </w:p>
+    <w:p>
+      <w:pPr/>
+      <w:r>
+        <w:rPr>
+          <w:b w:val="0"/>
+          <w:i w:val="0"/>
+        </w:rPr>
+        <w:t>TikTok · None</w:t>
+      </w:r>
+    </w:p>
+    <w:p>
+      <w:r>
+        <w:rPr>
+          <w:b w:val="0"/>
+          <w:i w:val="0"/>
+        </w:rPr>
+        <w:t>11ap. Wenn eine Krankheit im Nachhinein alles erklärt, aber nichts entschuldigt</w:t>
+      </w:r>
+    </w:p>
+    <w:p>
+      <w:pPr/>
+      <w:r>
+        <w:rPr>
+          <w:b w:val="0"/>
+          <w:i w:val="0"/>
+        </w:rPr>
+        <w:t>Manchmal erfährt man erst im Nachhinein, dass eine schwierige Person unter einer psychischen Erkrankung litt. Das erklärt vieles, aber es macht die erlittene Verletzung nicht ungeschehen.</w:t>
+      </w:r>
+    </w:p>
+    <w:p>
+      <w:pPr/>
+      <w:r>
+        <w:rPr>
+          <w:b w:val="0"/>
+          <w:i w:val="0"/>
+        </w:rPr>
+      </w:r>
+    </w:p>
+    <w:p>
+      <w:pPr/>
+      <w:r>
+        <w:rPr>
+          <w:b w:val="0"/>
+          <w:i w:val="0"/>
+        </w:rPr>
+        <w:t>Als Regula erfuhr, dass ihre Mutter jahrelang unbehandelt an einer schweren Depression litt, verstand sie plötzlich vieles aus ihrer Kindheit besser. Trotzdem musste sie sich eingestehen, dass Verstehen nicht automatisch bedeutete, alles zu verzeihen.</w:t>
+      </w:r>
+    </w:p>
+    <w:p>
+      <w:pPr/>
+      <w:r>
+        <w:rPr>
+          <w:b w:val="0"/>
+          <w:i w:val="0"/>
+        </w:rPr>
+      </w:r>
+    </w:p>
+    <w:p>
+      <w:pPr/>
+      <w:r>
+        <w:rPr>
+          <w:b/>
+          <w:i w:val="0"/>
+        </w:rPr>
+        <w:t>Was in dir wirklich passiert</w:t>
+      </w:r>
+    </w:p>
+    <w:p>
+      <w:pPr/>
+      <w:r>
+        <w:rPr>
+          <w:b w:val="0"/>
+          <w:i w:val="0"/>
+        </w:rPr>
+        <w:t>Eine Erklärung für ein Verhalten zu haben, ändert nichts an der Realität der erlittenen Auswirkungen. Beides, Verständnis für die Ursache und Anerkennung des eigenen Schmerzes, kann gleichzeitig wahr sein.</w:t>
+      </w:r>
+    </w:p>
+    <w:p>
+      <w:pPr/>
+      <w:r>
+        <w:rPr>
+          <w:b w:val="0"/>
+          <w:i w:val="0"/>
+        </w:rPr>
+      </w:r>
+    </w:p>
+    <w:p>
+      <w:pPr/>
+      <w:r>
+        <w:rPr>
+          <w:b/>
+          <w:i w:val="0"/>
+        </w:rPr>
+        <w:t>Kleine Übung</w:t>
+      </w:r>
+    </w:p>
+    <w:p>
+      <w:pPr/>
+      <w:r>
+        <w:rPr>
+          <w:b w:val="0"/>
+          <w:i w:val="0"/>
+        </w:rPr>
+        <w:t>Wenn du eine nachträgliche Erklärung für das Verhalten einer Person erhalten hast: Erlaube dir, sowohl Mitgefühl für diese Person als auch Trauer über das, was du selbst erlebt hast, gleichzeitig zu fühlen.</w:t>
+      </w:r>
+    </w:p>
+    <w:p>
+      <w:pPr/>
+      <w:r>
+        <w:rPr>
+          <w:b w:val="0"/>
+          <w:i w:val="0"/>
+        </w:rPr>
+      </w:r>
+    </w:p>
+    <w:p>
+      <w:pPr/>
+      <w:r>
+        <w:rPr>
+          <w:b/>
+          <w:i w:val="0"/>
+        </w:rPr>
+        <w:t>Zum Weiterdenken</w:t>
+      </w:r>
+    </w:p>
+    <w:p>
+      <w:pPr/>
+      <w:r>
+        <w:rPr>
+          <w:b w:val="0"/>
+          <w:i w:val="0"/>
+        </w:rPr>
+        <w:t>Verstehen ist kein Freispruch. Es ist nur mehr Kontext.</w:t>
+      </w:r>
+    </w:p>
+    <w:p>
+      <w:pPr/>
+      <w:r>
+        <w:rPr>
+          <w:b w:val="0"/>
+          <w:i w:val="0"/>
+        </w:rPr>
+      </w:r>
+    </w:p>
+    <w:p>
+      <w:pPr/>
+      <w:r>
+        <w:rPr>
+          <w:b w:val="0"/>
+          <w:i w:val="0"/>
+        </w:rPr>
+        <w:t>TikTok · None</w:t>
+      </w:r>
+    </w:p>
+    <w:p>
+      <w:r>
+        <w:rPr>
+          <w:b w:val="0"/>
+          <w:i w:val="0"/>
+        </w:rPr>
+        <w:t>11aq. Wenn du dich schuldig fühlst, weil es dir besser geht als der anderen Person</w:t>
+      </w:r>
+    </w:p>
+    <w:p>
+      <w:pPr/>
+      <w:r>
+        <w:rPr>
+          <w:b w:val="0"/>
+          <w:i w:val="0"/>
+        </w:rPr>
+        <w:t>Manchmal entsteht Schuldgefühl nicht aus eigenem Fehlverhalten, sondern allein daraus, dass man selbst weitergekommen ist, während die andere Person in der Vergangenheit verharrt.</w:t>
+      </w:r>
+    </w:p>
+    <w:p>
+      <w:pPr/>
+      <w:r>
+        <w:rPr>
+          <w:b w:val="0"/>
+          <w:i w:val="0"/>
+        </w:rPr>
+      </w:r>
+    </w:p>
+    <w:p>
+      <w:pPr/>
+      <w:r>
+        <w:rPr>
+          <w:b w:val="0"/>
+          <w:i w:val="0"/>
+        </w:rPr>
+        <w:t>Nachdem Tanja sich von ihrer toxischen Freundschaft mit Steffi gelöst hatte, blühte sie beruflich und privat auf. Wenn sie hörte, dass es Steffi nach wie vor schlecht ging, überkam sie ein diffuses Schuldgefühl, obwohl sie nichts falsch gemacht hatte.</w:t>
+      </w:r>
+    </w:p>
+    <w:p>
+      <w:pPr/>
+      <w:r>
+        <w:rPr>
+          <w:b w:val="0"/>
+          <w:i w:val="0"/>
+        </w:rPr>
+      </w:r>
+    </w:p>
+    <w:p>
+      <w:pPr/>
+      <w:r>
+        <w:rPr>
+          <w:b/>
+          <w:i w:val="0"/>
+        </w:rPr>
+        <w:t>Was in dir wirklich passiert</w:t>
+      </w:r>
+    </w:p>
+    <w:p>
+      <w:pPr/>
+      <w:r>
+        <w:rPr>
+          <w:b w:val="0"/>
+          <w:i w:val="0"/>
+        </w:rPr>
+        <w:t>Fortschritt bei sich selbst kann unbewusst Schuldgefühle auslösen, besonders wenn eine andere involvierte Person weiterhin leidet. Das eigene Wohlergehen ist jedoch nicht die Ursache für das Leiden der anderen Person.</w:t>
+      </w:r>
+    </w:p>
+    <w:p>
+      <w:pPr/>
+      <w:r>
+        <w:rPr>
+          <w:b w:val="0"/>
+          <w:i w:val="0"/>
+        </w:rPr>
+      </w:r>
+    </w:p>
+    <w:p>
+      <w:pPr/>
+      <w:r>
+        <w:rPr>
+          <w:b/>
+          <w:i w:val="0"/>
+        </w:rPr>
+        <w:t>Kleine Übung</w:t>
+      </w:r>
+    </w:p>
+    <w:p>
+      <w:pPr/>
+      <w:r>
+        <w:rPr>
+          <w:b w:val="0"/>
+          <w:i w:val="0"/>
+        </w:rPr>
+        <w:t>Wenn dieses Schuldgefühl auftaucht, sag dir bewusst: „Mein Weiterkommen hat ihren Weg nicht verursacht.“</w:t>
+      </w:r>
+    </w:p>
+    <w:p>
+      <w:pPr/>
+      <w:r>
+        <w:rPr>
+          <w:b w:val="0"/>
+          <w:i w:val="0"/>
+        </w:rPr>
+      </w:r>
+    </w:p>
+    <w:p>
+      <w:pPr/>
+      <w:r>
+        <w:rPr>
+          <w:b/>
+          <w:i w:val="0"/>
+        </w:rPr>
+        <w:t>Zum Weiterdenken</w:t>
+      </w:r>
+    </w:p>
+    <w:p>
+      <w:pPr/>
+      <w:r>
+        <w:rPr>
+          <w:b w:val="0"/>
+          <w:i w:val="0"/>
+        </w:rPr>
+        <w:t>Dein Fortschritt ist niemandes Verlust.</w:t>
+      </w:r>
+    </w:p>
+    <w:p>
+      <w:pPr/>
+      <w:r>
+        <w:rPr>
+          <w:b w:val="0"/>
+          <w:i w:val="0"/>
+        </w:rPr>
+      </w:r>
+    </w:p>
+    <w:p>
+      <w:pPr/>
+      <w:r>
+        <w:rPr>
+          <w:b w:val="0"/>
+          <w:i w:val="0"/>
+        </w:rPr>
+        <w:t>TikTok · None</w:t>
+      </w:r>
+    </w:p>
+    <w:p>
+      <w:r>
+        <w:rPr>
+          <w:b w:val="0"/>
+          <w:i w:val="0"/>
+        </w:rPr>
+        <w:t>11ar. Wenn du merkst, dass Warten selbst zur Gewohnheit wurde</w:t>
+      </w:r>
+    </w:p>
+    <w:p>
+      <w:pPr/>
+      <w:r>
+        <w:rPr>
+          <w:b w:val="0"/>
+          <w:i w:val="0"/>
+        </w:rPr>
+        <w:t>Nach Jahren des Wartens auf eine Reaktion kann das Warten selbst zu einer Art Identität werden, schwer loszulassen, selbst wenn man es eigentlich möchte.</w:t>
+      </w:r>
+    </w:p>
+    <w:p>
+      <w:pPr/>
+      <w:r>
+        <w:rPr>
+          <w:b w:val="0"/>
+          <w:i w:val="0"/>
+        </w:rPr>
+      </w:r>
+    </w:p>
+    <w:p>
+      <w:pPr/>
+      <w:r>
+        <w:rPr>
+          <w:b w:val="0"/>
+          <w:i w:val="0"/>
+        </w:rPr>
+        <w:t>Als Dominique sich fragte, warum sie noch immer jeden Monat prüfte, ob ihr Bruder sich gemeldet hatte, merkte sie, dass das Warten selbst zu einem festen Ritual geworden war, unabhängig davon, ob sie noch wirklich eine Antwort erwartete.</w:t>
+      </w:r>
+    </w:p>
+    <w:p>
+      <w:pPr/>
+      <w:r>
+        <w:rPr>
+          <w:b w:val="0"/>
+          <w:i w:val="0"/>
+        </w:rPr>
+      </w:r>
+    </w:p>
+    <w:p>
+      <w:pPr/>
+      <w:r>
+        <w:rPr>
+          <w:b/>
+          <w:i w:val="0"/>
+        </w:rPr>
+        <w:t>Was in dir wirklich passiert</w:t>
+      </w:r>
+    </w:p>
+    <w:p>
+      <w:pPr/>
+      <w:r>
+        <w:rPr>
+          <w:b w:val="0"/>
+          <w:i w:val="0"/>
+        </w:rPr>
+        <w:t>Ein über Jahre eingeübtes Warten kann sich verselbstständigen und weiterlaufen, auch wenn die ursprüngliche Erwartung längst nachgelassen hat. Das bewusste Erkennen dieses Automatismus ist der erste Schritt, ihn zu verändern.</w:t>
+      </w:r>
+    </w:p>
+    <w:p>
+      <w:pPr/>
+      <w:r>
+        <w:rPr>
+          <w:b w:val="0"/>
+          <w:i w:val="0"/>
+        </w:rPr>
+      </w:r>
+    </w:p>
+    <w:p>
+      <w:pPr/>
+      <w:r>
+        <w:rPr>
+          <w:b/>
+          <w:i w:val="0"/>
+        </w:rPr>
+        <w:t>Kleine Übung</w:t>
+      </w:r>
+    </w:p>
+    <w:p>
+      <w:pPr/>
+      <w:r>
+        <w:rPr>
+          <w:b w:val="0"/>
+          <w:i w:val="0"/>
+        </w:rPr>
+        <w:t>Überlege, welche konkrete Handlung bei dir zu einem Warte-Ritual geworden ist, zum Beispiel ein Blick aufs Telefon, eine bestimmte Frage an gemeinsame Bekannte. Ersetze sie bewusst durch eine andere kleine Handlung.</w:t>
+      </w:r>
+    </w:p>
+    <w:p>
+      <w:pPr/>
+      <w:r>
+        <w:rPr>
+          <w:b w:val="0"/>
+          <w:i w:val="0"/>
+        </w:rPr>
+      </w:r>
+    </w:p>
+    <w:p>
+      <w:pPr/>
+      <w:r>
+        <w:rPr>
+          <w:b/>
+          <w:i w:val="0"/>
+        </w:rPr>
+        <w:t>Zum Weiterdenken</w:t>
+      </w:r>
+    </w:p>
+    <w:p>
+      <w:pPr/>
+      <w:r>
+        <w:rPr>
+          <w:b w:val="0"/>
+          <w:i w:val="0"/>
+        </w:rPr>
+        <w:t>Ein Ritual, das nur aus Warten besteht, darf durch ein neues ersetzt werden.</w:t>
+      </w:r>
+    </w:p>
+    <w:p>
+      <w:pPr/>
+      <w:r>
+        <w:rPr>
+          <w:b w:val="0"/>
+          <w:i w:val="0"/>
+        </w:rPr>
+      </w:r>
+    </w:p>
+    <w:p>
+      <w:pPr/>
+      <w:r>
+        <w:rPr>
+          <w:b w:val="0"/>
+          <w:i w:val="0"/>
+        </w:rPr>
+        <w:t>TikTok · None</w:t>
+      </w:r>
+    </w:p>
+    <w:p>
+      <w:r>
+        <w:rPr>
+          <w:b w:val="0"/>
+          <w:i w:val="0"/>
+        </w:rPr>
+        <w:t>11as. Wenn Geld ein alter Konflikt in neuem Gewand ist</w:t>
+      </w:r>
+    </w:p>
+    <w:p>
+      <w:pPr/>
+      <w:r>
+        <w:rPr>
+          <w:b w:val="0"/>
+          <w:i w:val="0"/>
+        </w:rPr>
+        <w:t>Streit ums Erbe oder gemeinsames Vermögen ist selten nur ein Streit um Zahlen. Oft trägt er jahrzehntealte, unausgesprochene Verletzungen.</w:t>
+      </w:r>
+    </w:p>
+    <w:p>
+      <w:pPr/>
+      <w:r>
+        <w:rPr>
+          <w:b w:val="0"/>
+          <w:i w:val="0"/>
+        </w:rPr>
+      </w:r>
+    </w:p>
+    <w:p>
+      <w:pPr/>
+      <w:r>
+        <w:rPr>
+          <w:b w:val="0"/>
+          <w:i w:val="0"/>
+        </w:rPr>
+        <w:t>Beim Streit ums Erbe ihrer Eltern ging es zwischen den Geschwistern Anna und Res offiziell um ein Ferienhaus. Erst ein Mediator brachte ans Licht, dass es eigentlich um eine viel ältere Frage ging: Wer war als Kind mehr geliebt worden?</w:t>
+      </w:r>
+    </w:p>
+    <w:p>
+      <w:pPr/>
+      <w:r>
+        <w:rPr>
+          <w:b w:val="0"/>
+          <w:i w:val="0"/>
+        </w:rPr>
+      </w:r>
+    </w:p>
+    <w:p>
+      <w:pPr/>
+      <w:r>
+        <w:rPr>
+          <w:b/>
+          <w:i w:val="0"/>
+        </w:rPr>
+        <w:t>Was in dir wirklich passiert</w:t>
+      </w:r>
+    </w:p>
+    <w:p>
+      <w:pPr/>
+      <w:r>
+        <w:rPr>
+          <w:b w:val="0"/>
+          <w:i w:val="0"/>
+        </w:rPr>
+        <w:t>Finanzielle Konflikte innerhalb einer Familie sind oft ein Stellvertreterschauplatz für tiefer liegende, emotionale Fragen, die nie direkt angesprochen wurden.</w:t>
+      </w:r>
+    </w:p>
+    <w:p>
+      <w:pPr/>
+      <w:r>
+        <w:rPr>
+          <w:b w:val="0"/>
+          <w:i w:val="0"/>
+        </w:rPr>
+      </w:r>
+    </w:p>
+    <w:p>
+      <w:pPr/>
+      <w:r>
+        <w:rPr>
+          <w:b/>
+          <w:i w:val="0"/>
+        </w:rPr>
+        <w:t>Kleine Übung</w:t>
+      </w:r>
+    </w:p>
+    <w:p>
+      <w:pPr/>
+      <w:r>
+        <w:rPr>
+          <w:b w:val="0"/>
+          <w:i w:val="0"/>
+        </w:rPr>
+        <w:t>Wenn du in einem Geldkonflikt mit einer nahestehenden Person steckst: Frag dich, ob es tatsächlich nur um das Geld geht, oder um etwas Älteres, das nie ausgesprochen wurde.</w:t>
+      </w:r>
+    </w:p>
+    <w:p>
+      <w:pPr/>
+      <w:r>
+        <w:rPr>
+          <w:b w:val="0"/>
+          <w:i w:val="0"/>
+        </w:rPr>
+      </w:r>
+    </w:p>
+    <w:p>
+      <w:pPr/>
+      <w:r>
+        <w:rPr>
+          <w:b/>
+          <w:i w:val="0"/>
+        </w:rPr>
+        <w:t>Zum Weiterdenken</w:t>
+      </w:r>
+    </w:p>
+    <w:p>
+      <w:pPr/>
+      <w:r>
+        <w:rPr>
+          <w:b w:val="0"/>
+          <w:i w:val="0"/>
+        </w:rPr>
+        <w:t>Manche Rechnungen sind nie wirklich finanzieller Natur.</w:t>
+      </w:r>
+    </w:p>
+    <w:p>
+      <w:pPr/>
+      <w:r>
+        <w:rPr>
+          <w:b w:val="0"/>
+          <w:i w:val="0"/>
+        </w:rPr>
+      </w:r>
+    </w:p>
+    <w:p>
+      <w:pPr/>
+      <w:r>
+        <w:rPr>
+          <w:b w:val="0"/>
+          <w:i w:val="0"/>
+        </w:rPr>
+        <w:t>TikTok · None</w:t>
+      </w:r>
+    </w:p>
+    <w:p>
+      <w:r>
+        <w:rPr>
+          <w:b w:val="0"/>
+          <w:i w:val="0"/>
+        </w:rPr>
+        <w:t>11at. Wenn du selbst zur Grenze wirst, die andere überschreiten wollen</w:t>
+      </w:r>
+    </w:p>
+    <w:p>
+      <w:pPr/>
+      <w:r>
+        <w:rPr>
+          <w:b w:val="0"/>
+          <w:i w:val="0"/>
+        </w:rPr>
+        <w:t>Wer beginnt, klare Grenzen zu setzen, wird von manchen Menschen im Umfeld nicht als gesund, sondern als Bedrohung wahrgenommen.</w:t>
+      </w:r>
+    </w:p>
+    <w:p>
+      <w:pPr/>
+      <w:r>
+        <w:rPr>
+          <w:b w:val="0"/>
+          <w:i w:val="0"/>
+        </w:rPr>
+      </w:r>
+    </w:p>
+    <w:p>
+      <w:pPr/>
+      <w:r>
+        <w:rPr>
+          <w:b w:val="0"/>
+          <w:i w:val="0"/>
+        </w:rPr>
+        <w:t>Als Priska anfing, ihrer Mutter regelmässig deutlich zu sagen, wann ein Anruf ihr nicht passte, reagierte diese zunächst mit Vorwürfen, sie sei „kalt geworden“. Priska lernte, diese Reaktion als Bestätigung zu sehen, dass ihre Grenze tatsächlich wirkte.</w:t>
+      </w:r>
+    </w:p>
+    <w:p>
+      <w:pPr/>
+      <w:r>
+        <w:rPr>
+          <w:b w:val="0"/>
+          <w:i w:val="0"/>
+        </w:rPr>
+      </w:r>
+    </w:p>
+    <w:p>
+      <w:pPr/>
+      <w:r>
+        <w:rPr>
+          <w:b/>
+          <w:i w:val="0"/>
+        </w:rPr>
+        <w:t>Was in dir wirklich passiert</w:t>
+      </w:r>
+    </w:p>
+    <w:p>
+      <w:pPr/>
+      <w:r>
+        <w:rPr>
+          <w:b w:val="0"/>
+          <w:i w:val="0"/>
+        </w:rPr>
+        <w:t>Wenn eine Person beginnt, gesunde Grenzen zu setzen, reagieren manche Beteiligte zunächst mit verstärktem Druck, weil sich das gewohnte Machtgefüge verschiebt. Das ist ein erwartbares, vorübergehendes Zeichen von Wandel, kein Beweis für einen Fehler.</w:t>
+      </w:r>
+    </w:p>
+    <w:p>
+      <w:pPr/>
+      <w:r>
+        <w:rPr>
+          <w:b w:val="0"/>
+          <w:i w:val="0"/>
+        </w:rPr>
+      </w:r>
+    </w:p>
+    <w:p>
+      <w:pPr/>
+      <w:r>
+        <w:rPr>
+          <w:b/>
+          <w:i w:val="0"/>
+        </w:rPr>
+        <w:t>Kleine Übung</w:t>
+      </w:r>
+    </w:p>
+    <w:p>
+      <w:pPr/>
+      <w:r>
+        <w:rPr>
+          <w:b w:val="0"/>
+          <w:i w:val="0"/>
+        </w:rPr>
+        <w:t>Wenn eine neue Grenze auf Widerstand stösst: Frag dich, ob dieser Widerstand ein Zeichen dafür ist, dass die Grenze überflüssig war, oder gerade dafür, dass sie nötig war.</w:t>
+      </w:r>
+    </w:p>
+    <w:p>
+      <w:pPr/>
+      <w:r>
+        <w:rPr>
+          <w:b w:val="0"/>
+          <w:i w:val="0"/>
+        </w:rPr>
+      </w:r>
+    </w:p>
+    <w:p>
+      <w:pPr/>
+      <w:r>
+        <w:rPr>
+          <w:b/>
+          <w:i w:val="0"/>
+        </w:rPr>
+        <w:t>Zum Weiterdenken</w:t>
+      </w:r>
+    </w:p>
+    <w:p>
+      <w:pPr/>
+      <w:r>
+        <w:rPr>
+          <w:b w:val="0"/>
+          <w:i w:val="0"/>
+        </w:rPr>
+        <w:t>Widerstand gegen eine Grenze ist oft der Beweis, dass sie gebraucht wurde.</w:t>
+      </w:r>
+    </w:p>
+    <w:p>
+      <w:pPr/>
+      <w:r>
+        <w:rPr>
+          <w:b w:val="0"/>
+          <w:i w:val="0"/>
+        </w:rPr>
+      </w:r>
+    </w:p>
+    <w:p>
+      <w:pPr/>
+      <w:r>
+        <w:rPr>
+          <w:b w:val="0"/>
+          <w:i w:val="0"/>
+        </w:rPr>
+        <w:t>TikTok · None</w:t>
+      </w:r>
+    </w:p>
+    <w:p>
+      <w:r>
+        <w:rPr>
+          <w:b w:val="0"/>
+          <w:i w:val="0"/>
+        </w:rPr>
+        <w:t>11au. Wenn du beginnst, dir selbst zu vertrauen</w:t>
+      </w:r>
+    </w:p>
+    <w:p>
+      <w:pPr/>
+      <w:r>
+        <w:rPr>
+          <w:b w:val="0"/>
+          <w:i w:val="0"/>
+        </w:rPr>
+        <w:t>Nach einer Erfahrung, in der die eigene Wahrnehmung immer wieder infrage gestellt wurde, ist der Weg zurück zum eigenen Urteilsvermögen oft der wichtigste Schritt überhaupt.</w:t>
+      </w:r>
+    </w:p>
+    <w:p>
+      <w:pPr/>
+      <w:r>
+        <w:rPr>
+          <w:b w:val="0"/>
+          <w:i w:val="0"/>
+        </w:rPr>
+      </w:r>
+    </w:p>
+    <w:p>
+      <w:pPr/>
+      <w:r>
+        <w:rPr>
+          <w:b w:val="0"/>
+          <w:i w:val="0"/>
+        </w:rPr>
+        <w:t>Nachdem Vreni jahrelang in einer Beziehung gelebt hatte, in der ihr ständig gesagt wurde, sie „übertreibe“, brauchte sie nach der Trennung Monate, um wieder eigenständig zu entscheiden, ob eine Situation tatsächlich unangenehm war oder nicht.</w:t>
+      </w:r>
+    </w:p>
+    <w:p>
+      <w:pPr/>
+      <w:r>
+        <w:rPr>
+          <w:b w:val="0"/>
+          <w:i w:val="0"/>
+        </w:rPr>
+      </w:r>
+    </w:p>
+    <w:p>
+      <w:pPr/>
+      <w:r>
+        <w:rPr>
+          <w:b/>
+          <w:i w:val="0"/>
+        </w:rPr>
+        <w:t>Was in dir wirklich passiert</w:t>
+      </w:r>
+    </w:p>
+    <w:p>
+      <w:pPr/>
+      <w:r>
+        <w:rPr>
+          <w:b w:val="0"/>
+          <w:i w:val="0"/>
+        </w:rPr>
+        <w:t>Wiederholtes Infragestellen der eigenen Wahrnehmung kann das Vertrauen in das eigene Urteilsvermögen nachhaltig erschüttern. Dieses Vertrauen lässt sich schrittweise wieder aufbauen, durch bewusstes Üben, den eigenen Eindrücken wieder Gewicht zu geben.</w:t>
+      </w:r>
+    </w:p>
+    <w:p>
+      <w:pPr/>
+      <w:r>
+        <w:rPr>
+          <w:b w:val="0"/>
+          <w:i w:val="0"/>
+        </w:rPr>
+      </w:r>
+    </w:p>
+    <w:p>
+      <w:pPr/>
+      <w:r>
+        <w:rPr>
+          <w:b/>
+          <w:i w:val="0"/>
+        </w:rPr>
+        <w:t>Kleine Übung</w:t>
+      </w:r>
+    </w:p>
+    <w:p>
+      <w:pPr/>
+      <w:r>
+        <w:rPr>
+          <w:b w:val="0"/>
+          <w:i w:val="0"/>
+        </w:rPr>
+        <w:t>Notiere eine Woche lang kleine Momente, in denen dein erster Eindruck sich im Nachhinein als zutreffend erwiesen hat. Das baut Stück für Stück Vertrauen in dich selbst auf.</w:t>
+      </w:r>
+    </w:p>
+    <w:p>
+      <w:pPr/>
+      <w:r>
+        <w:rPr>
+          <w:b w:val="0"/>
+          <w:i w:val="0"/>
+        </w:rPr>
+      </w:r>
+    </w:p>
+    <w:p>
+      <w:pPr/>
+      <w:r>
+        <w:rPr>
+          <w:b/>
+          <w:i w:val="0"/>
+        </w:rPr>
+        <w:t>Zum Weiterdenken</w:t>
+      </w:r>
+    </w:p>
+    <w:p>
+      <w:pPr/>
+      <w:r>
+        <w:rPr>
+          <w:b w:val="0"/>
+          <w:i w:val="0"/>
+        </w:rPr>
+        <w:t>Dein erster Eindruck verdient wieder Gehör.</w:t>
+      </w:r>
+    </w:p>
+    <w:p>
+      <w:pPr/>
+      <w:r>
+        <w:rPr>
+          <w:b w:val="0"/>
+          <w:i w:val="0"/>
+        </w:rPr>
+      </w:r>
+    </w:p>
+    <w:p>
+      <w:pPr/>
+      <w:r>
+        <w:rPr>
+          <w:b w:val="0"/>
+          <w:i w:val="0"/>
+        </w:rPr>
+        <w:t>TikTok · None</w:t>
+      </w:r>
+    </w:p>
+    <w:p>
+      <w:r>
+        <w:rPr>
+          <w:b w:val="0"/>
+          <w:i w:val="0"/>
+        </w:rPr>
+        <w:t>Zwischenspiel: Vrenis Geschichte in einem Stück</w:t>
+      </w:r>
+    </w:p>
+    <w:p>
+      <w:pPr/>
+      <w:r>
+        <w:rPr>
+          <w:b w:val="0"/>
+          <w:i w:val="0"/>
+        </w:rPr>
+        <w:t>Fünf Jahre lang hörte Vreni von ihrem Partner immer wieder denselben Satz: „Du übertreibst schon wieder.“</w:t>
+      </w:r>
+    </w:p>
+    <w:p>
+      <w:pPr/>
+      <w:r>
+        <w:rPr>
+          <w:b w:val="0"/>
+          <w:i w:val="0"/>
+        </w:rPr>
+        <w:t>Sie begann, sich selbst zu misstrauen. Bei jedem unguten Gefühl fragte sie zuerst: Ist das echt, oder bilde ich mir das nur ein?</w:t>
+      </w:r>
+    </w:p>
+    <w:p>
+      <w:pPr/>
+      <w:r>
+        <w:rPr>
+          <w:b w:val="0"/>
+          <w:i w:val="0"/>
+        </w:rPr>
+        <w:t>Nach der Trennung dauerte es Monate, bis sie merkte, wie tief dieses Misstrauen sass. Selbst kleine Entscheidungen, welches Restaurant, welche Route, fühlten sich plötzlich riskant an.</w:t>
+      </w:r>
+    </w:p>
+    <w:p>
+      <w:pPr/>
+      <w:r>
+        <w:rPr>
+          <w:b w:val="0"/>
+          <w:i w:val="0"/>
+        </w:rPr>
+        <w:t>Eine Therapeutin gab ihr eine einfache Übung: jeden Abend einen Moment aufschreiben, in dem ihr erster Eindruck gestimmt hatte.</w:t>
+      </w:r>
+    </w:p>
+    <w:p>
+      <w:pPr/>
+      <w:r>
+        <w:rPr>
+          <w:b w:val="0"/>
+          <w:i w:val="0"/>
+        </w:rPr>
+        <w:t>Nach drei Monaten hatte sie ein ganzes Heft voll. Nach sechs Monaten traf sie eine berufliche Entscheidung, rein nach ihrem eigenen Gefühl, ohne jemanden vorher zu fragen.</w:t>
+      </w:r>
+    </w:p>
+    <w:p>
+      <w:pPr/>
+      <w:r>
+        <w:rPr>
+          <w:b w:val="0"/>
+          <w:i w:val="0"/>
+        </w:rPr>
+        <w:t>Sie sagt heute: „Ich habe nicht gelernt, nie mehr zu zweifeln. Ich habe gelernt, mir wieder zuzuhören, bevor ich zweifle.“</w:t>
+      </w:r>
+    </w:p>
+    <w:p>
+      <w:r>
+        <w:rPr>
+          <w:b w:val="0"/>
+          <w:i w:val="0"/>
+        </w:rPr>
+        <w:t>11av. Wenn du merkst, dass du niemanden mehr überzeugen musst</w:t>
+      </w:r>
+    </w:p>
+    <w:p>
+      <w:pPr/>
+      <w:r>
+        <w:rPr>
+          <w:b w:val="0"/>
+          <w:i w:val="0"/>
+        </w:rPr>
+        <w:t>Ein wichtiger Wendepunkt ist oft der Moment, in dem man aufhört, die eigene Geschichte immer wieder beweisen zu wollen, gegenüber Menschen, die ohnehin nicht zuhören wollen.</w:t>
+      </w:r>
+    </w:p>
+    <w:p>
+      <w:pPr/>
+      <w:r>
+        <w:rPr>
+          <w:b w:val="0"/>
+          <w:i w:val="0"/>
+        </w:rPr>
+      </w:r>
+    </w:p>
+    <w:p>
+      <w:pPr/>
+      <w:r>
+        <w:rPr>
+          <w:b w:val="0"/>
+          <w:i w:val="0"/>
+        </w:rPr>
+        <w:t>Jahrelang versuchte Manuela, ihrer Grossfamilie zu erklären, warum sie den Kontakt zu ihrem Vater abgebrochen hatte. Irgendwann hörte sie auf, es zu erklären. Nicht aus Resignation, sondern weil sie merkte, dass ihre eigene Gewissheit nicht mehr von der Zustimmung anderer abhing.</w:t>
+      </w:r>
+    </w:p>
+    <w:p>
+      <w:pPr/>
+      <w:r>
+        <w:rPr>
+          <w:b w:val="0"/>
+          <w:i w:val="0"/>
+        </w:rPr>
+      </w:r>
+    </w:p>
+    <w:p>
+      <w:pPr/>
+      <w:r>
+        <w:rPr>
+          <w:b/>
+          <w:i w:val="0"/>
+        </w:rPr>
+        <w:t>Was in dir wirklich passiert</w:t>
+      </w:r>
+    </w:p>
+    <w:p>
+      <w:pPr/>
+      <w:r>
+        <w:rPr>
+          <w:b w:val="0"/>
+          <w:i w:val="0"/>
+        </w:rPr>
+        <w:t>Der Wunsch, von allen verstanden zu werden, kann viel Energie binden. Ein Zeichen von Fortschritt ist oft, wenn die eigene innere Sicherheit nicht mehr von der Zustimmung anderer abhängt.</w:t>
+      </w:r>
+    </w:p>
+    <w:p>
+      <w:pPr/>
+      <w:r>
+        <w:rPr>
+          <w:b w:val="0"/>
+          <w:i w:val="0"/>
+        </w:rPr>
+      </w:r>
+    </w:p>
+    <w:p>
+      <w:pPr/>
+      <w:r>
+        <w:rPr>
+          <w:b/>
+          <w:i w:val="0"/>
+        </w:rPr>
+        <w:t>Kleine Übung</w:t>
+      </w:r>
+    </w:p>
+    <w:p>
+      <w:pPr/>
+      <w:r>
+        <w:rPr>
+          <w:b w:val="0"/>
+          <w:i w:val="0"/>
+        </w:rPr>
+        <w:t>Erinnere dich an eine Situation, in der du aufgehört hast, jemanden überzeugen zu wollen. Was hat sich dadurch bei dir verändert, unabhängig davon, ob die andere Person zugestimmt hat?</w:t>
+      </w:r>
+    </w:p>
+    <w:p>
+      <w:pPr/>
+      <w:r>
+        <w:rPr>
+          <w:b w:val="0"/>
+          <w:i w:val="0"/>
+        </w:rPr>
+      </w:r>
+    </w:p>
+    <w:p>
+      <w:pPr/>
+      <w:r>
+        <w:rPr>
+          <w:b/>
+          <w:i w:val="0"/>
+        </w:rPr>
+        <w:t>Zum Weiterdenken</w:t>
+      </w:r>
+    </w:p>
+    <w:p>
+      <w:pPr/>
+      <w:r>
+        <w:rPr>
+          <w:b w:val="0"/>
+          <w:i w:val="0"/>
+        </w:rPr>
+        <w:t>Du musst niemanden mehr überzeugen, der ohnehin nicht zuhören will.</w:t>
+      </w:r>
+    </w:p>
+    <w:p>
+      <w:pPr/>
+      <w:r>
+        <w:rPr>
+          <w:b w:val="0"/>
+          <w:i w:val="0"/>
+        </w:rPr>
+      </w:r>
+    </w:p>
+    <w:p>
+      <w:pPr/>
+      <w:r>
+        <w:rPr>
+          <w:b w:val="0"/>
+          <w:i w:val="0"/>
+        </w:rPr>
+        <w:t>TikTok · None</w:t>
+      </w:r>
+    </w:p>
+    <w:p>
+      <w:r>
+        <w:rPr>
+          <w:b w:val="0"/>
+          <w:i w:val="0"/>
+        </w:rPr>
+        <w:t>11aw. Wenn der Abschied von einer Illusion schwerer ist als vom Menschen selbst</w:t>
+      </w:r>
+    </w:p>
+    <w:p>
+      <w:pPr/>
+      <w:r>
+        <w:rPr>
+          <w:b w:val="0"/>
+          <w:i w:val="0"/>
+        </w:rPr>
+        <w:t>Manchmal trauert man nicht um die reale Person, sondern um das Bild, das man sich von ihr gemacht hatte, und das nie der Wirklichkeit entsprach.</w:t>
+      </w:r>
+    </w:p>
+    <w:p>
+      <w:pPr/>
+      <w:r>
+        <w:rPr>
+          <w:b w:val="0"/>
+          <w:i w:val="0"/>
+        </w:rPr>
+      </w:r>
+    </w:p>
+    <w:p>
+      <w:pPr/>
+      <w:r>
+        <w:rPr>
+          <w:b w:val="0"/>
+          <w:i w:val="0"/>
+        </w:rPr>
+        <w:t>Als Chantal begriff, dass ihr Vater nie der fürsorgliche Mann werden würde, den sie sich seit Kindheit gewünscht hatte, trauerte sie weniger um die tatsächliche Beziehung zu ihm, als um das Bild vom „Vater, den sie verdient hätte“.</w:t>
+      </w:r>
+    </w:p>
+    <w:p>
+      <w:pPr/>
+      <w:r>
+        <w:rPr>
+          <w:b w:val="0"/>
+          <w:i w:val="0"/>
+        </w:rPr>
+      </w:r>
+    </w:p>
+    <w:p>
+      <w:pPr/>
+      <w:r>
+        <w:rPr>
+          <w:b/>
+          <w:i w:val="0"/>
+        </w:rPr>
+        <w:t>Was in dir wirklich passiert</w:t>
+      </w:r>
+    </w:p>
+    <w:p>
+      <w:pPr/>
+      <w:r>
+        <w:rPr>
+          <w:b w:val="0"/>
+          <w:i w:val="0"/>
+        </w:rPr>
+        <w:t>Der Abschied von einer idealisierten Vorstellung einer Person kann schmerzhafter sein als der Abschied von der realen Beziehung, weil er auch den Verlust einer lang gehegten Hoffnung bedeutet.</w:t>
+      </w:r>
+    </w:p>
+    <w:p>
+      <w:pPr/>
+      <w:r>
+        <w:rPr>
+          <w:b w:val="0"/>
+          <w:i w:val="0"/>
+        </w:rPr>
+      </w:r>
+    </w:p>
+    <w:p>
+      <w:pPr/>
+      <w:r>
+        <w:rPr>
+          <w:b/>
+          <w:i w:val="0"/>
+        </w:rPr>
+        <w:t>Kleine Übung</w:t>
+      </w:r>
+    </w:p>
+    <w:p>
+      <w:pPr/>
+      <w:r>
+        <w:rPr>
+          <w:b w:val="0"/>
+          <w:i w:val="0"/>
+        </w:rPr>
+        <w:t>Beschreib das Bild, von dem du dich eigentlich verabschiedest, getrennt von der realen Person. Oft wird dadurch klarer, was genau du betrauerst.</w:t>
+      </w:r>
+    </w:p>
+    <w:p>
+      <w:pPr/>
+      <w:r>
+        <w:rPr>
+          <w:b w:val="0"/>
+          <w:i w:val="0"/>
+        </w:rPr>
+      </w:r>
+    </w:p>
+    <w:p>
+      <w:pPr/>
+      <w:r>
+        <w:rPr>
+          <w:b/>
+          <w:i w:val="0"/>
+        </w:rPr>
+        <w:t>Zum Weiterdenken</w:t>
+      </w:r>
+    </w:p>
+    <w:p>
+      <w:pPr/>
+      <w:r>
+        <w:rPr>
+          <w:b w:val="0"/>
+          <w:i w:val="0"/>
+        </w:rPr>
+        <w:t>Man trauert manchmal weniger um den Menschen als um die Hoffnung, die man in ihn gelegt hatte.</w:t>
+      </w:r>
+    </w:p>
+    <w:p>
+      <w:pPr/>
+      <w:r>
+        <w:rPr>
+          <w:b w:val="0"/>
+          <w:i w:val="0"/>
+        </w:rPr>
+      </w:r>
+    </w:p>
+    <w:p>
+      <w:pPr/>
+      <w:r>
+        <w:rPr>
+          <w:b w:val="0"/>
+          <w:i w:val="0"/>
+        </w:rPr>
+        <w:t>TikTok · None</w:t>
+      </w:r>
+    </w:p>
+    <w:p>
+      <w:r>
+        <w:rPr>
+          <w:b w:val="0"/>
+          <w:i w:val="0"/>
+        </w:rPr>
+        <w:t>11ax. Wenn du beginnst, dir selbst das zu geben, was du erwartet hast</w:t>
+      </w:r>
+    </w:p>
+    <w:p>
+      <w:pPr/>
+      <w:r>
+        <w:rPr>
+          <w:b w:val="0"/>
+          <w:i w:val="0"/>
+        </w:rPr>
+        <w:t>Ein zentraler Schritt in vielen Geschichten dieses Buches ist der Moment, in dem eine Person beginnt, sich selbst zu geben, was sie jahrelang von jemand anderem erwartet hat.</w:t>
+      </w:r>
+    </w:p>
+    <w:p>
+      <w:pPr/>
+      <w:r>
+        <w:rPr>
+          <w:b w:val="0"/>
+          <w:i w:val="0"/>
+        </w:rPr>
+      </w:r>
+    </w:p>
+    <w:p>
+      <w:pPr/>
+      <w:r>
+        <w:rPr>
+          <w:b w:val="0"/>
+          <w:i w:val="0"/>
+        </w:rPr>
+        <w:t>Nach Jahren des Wartens auf Anerkennung von ihrem Vater begann Larissa, sich selbst regelmässig für ihre Fortschritte zu loben, laut, ehrlich, ohne auf jemand anderen zu warten. Es fühlte sich zuerst ungewohnt an, mit der Zeit wurde es zu einer Quelle echter Stabilität.</w:t>
+      </w:r>
+    </w:p>
+    <w:p>
+      <w:pPr/>
+      <w:r>
+        <w:rPr>
+          <w:b w:val="0"/>
+          <w:i w:val="0"/>
+        </w:rPr>
+      </w:r>
+    </w:p>
+    <w:p>
+      <w:pPr/>
+      <w:r>
+        <w:rPr>
+          <w:b/>
+          <w:i w:val="0"/>
+        </w:rPr>
+        <w:t>Was in dir wirklich passiert</w:t>
+      </w:r>
+    </w:p>
+    <w:p>
+      <w:pPr/>
+      <w:r>
+        <w:rPr>
+          <w:b w:val="0"/>
+          <w:i w:val="0"/>
+        </w:rPr>
+        <w:t>Das, was man sich lange von einer bestimmten Person erhofft hat, wie Anerkennung, Trost oder Bestätigung, kann man teilweise selbst für sich übernehmen. Das ersetzt nicht die ursprüngliche Sehnsucht vollständig, mildert sie aber spürbar.</w:t>
+      </w:r>
+    </w:p>
+    <w:p>
+      <w:pPr/>
+      <w:r>
+        <w:rPr>
+          <w:b w:val="0"/>
+          <w:i w:val="0"/>
+        </w:rPr>
+      </w:r>
+    </w:p>
+    <w:p>
+      <w:pPr/>
+      <w:r>
+        <w:rPr>
+          <w:b/>
+          <w:i w:val="0"/>
+        </w:rPr>
+        <w:t>Kleine Übung</w:t>
+      </w:r>
+    </w:p>
+    <w:p>
+      <w:pPr/>
+      <w:r>
+        <w:rPr>
+          <w:b w:val="0"/>
+          <w:i w:val="0"/>
+        </w:rPr>
+        <w:t>Was hast du dir jahrelang von einer bestimmten Person erhofft? Formuliere einen Satz, den du dir selbst regelmässig sagen kannst, der genau das enthält.</w:t>
+      </w:r>
+    </w:p>
+    <w:p>
+      <w:pPr/>
+      <w:r>
+        <w:rPr>
+          <w:b w:val="0"/>
+          <w:i w:val="0"/>
+        </w:rPr>
+      </w:r>
+    </w:p>
+    <w:p>
+      <w:pPr/>
+      <w:r>
+        <w:rPr>
+          <w:b/>
+          <w:i w:val="0"/>
+        </w:rPr>
+        <w:t>Zum Weiterdenken</w:t>
+      </w:r>
+    </w:p>
+    <w:p>
+      <w:pPr/>
+      <w:r>
+        <w:rPr>
+          <w:b w:val="0"/>
+          <w:i w:val="0"/>
+        </w:rPr>
+        <w:t>Was du dir selbst geben kannst, muss nicht mehr von einer bestimmten Person kommen.</w:t>
+      </w:r>
+    </w:p>
+    <w:p>
+      <w:pPr/>
+      <w:r>
+        <w:rPr>
+          <w:b w:val="0"/>
+          <w:i w:val="0"/>
+        </w:rPr>
+      </w:r>
+    </w:p>
+    <w:p>
+      <w:pPr/>
+      <w:r>
+        <w:rPr>
+          <w:b w:val="0"/>
+          <w:i w:val="0"/>
+        </w:rPr>
+        <w:t>TikTok · None</w:t>
+      </w:r>
+    </w:p>
+    <w:p>
+      <w:r>
+        <w:rPr>
+          <w:b w:val="0"/>
+          <w:i w:val="0"/>
+        </w:rPr>
+        <w:t>11ay. Ein letzter Gedanke, bevor der Zwölf-Wochen-Plan beginnt</w:t>
+      </w:r>
+    </w:p>
+    <w:p>
+      <w:pPr/>
+      <w:r>
+        <w:rPr>
+          <w:b w:val="0"/>
+          <w:i w:val="0"/>
+        </w:rPr>
+        <w:t>Bevor du in den konkreten Plan der nächsten Wochen einsteigst, lohnt sich ein kurzer Moment des Innehaltens.</w:t>
+      </w:r>
+    </w:p>
+    <w:p>
+      <w:pPr/>
+      <w:r>
+        <w:rPr>
+          <w:b w:val="0"/>
+          <w:i w:val="0"/>
+        </w:rPr>
+      </w:r>
+    </w:p>
+    <w:p>
+      <w:pPr/>
+      <w:r>
+        <w:rPr>
+          <w:b w:val="0"/>
+          <w:i w:val="0"/>
+        </w:rPr>
+        <w:t>Viele Menschen, deren Geschichten in diesem Buch stehen, hätten am Anfang ihres eigenen Weges nicht geglaubt, dass sie eines Tages an dem Punkt stehen würden, an dem sie heute stehen. Der Weg dahin war selten geradlinig.</w:t>
+      </w:r>
+    </w:p>
+    <w:p>
+      <w:pPr/>
+      <w:r>
+        <w:rPr>
+          <w:b w:val="0"/>
+          <w:i w:val="0"/>
+        </w:rPr>
+      </w:r>
+    </w:p>
+    <w:p>
+      <w:pPr/>
+      <w:r>
+        <w:rPr>
+          <w:b/>
+          <w:i w:val="0"/>
+        </w:rPr>
+        <w:t>Was in dir wirklich passiert</w:t>
+      </w:r>
+    </w:p>
+    <w:p>
+      <w:pPr/>
+      <w:r>
+        <w:rPr>
+          <w:b w:val="0"/>
+          <w:i w:val="0"/>
+        </w:rPr>
+        <w:t>Veränderung verläuft selten linear. Rückschritte gehören genauso zum Prozess wie Fortschritte, und beides ist Teil desselben Weges, nicht ein Scheitern daran.</w:t>
+      </w:r>
+    </w:p>
+    <w:p>
+      <w:pPr/>
+      <w:r>
+        <w:rPr>
+          <w:b w:val="0"/>
+          <w:i w:val="0"/>
+        </w:rPr>
+      </w:r>
+    </w:p>
+    <w:p>
+      <w:pPr/>
+      <w:r>
+        <w:rPr>
+          <w:b/>
+          <w:i w:val="0"/>
+        </w:rPr>
+        <w:t>Kleine Übung</w:t>
+      </w:r>
+    </w:p>
+    <w:p>
+      <w:pPr/>
+      <w:r>
+        <w:rPr>
+          <w:b w:val="0"/>
+          <w:i w:val="0"/>
+        </w:rPr>
+        <w:t>Bevor du weiterliest: Schreib einen Satz auf, den du dir selbst in einem schwierigen Moment der nächsten Wochen vorlesen möchtest.</w:t>
+      </w:r>
+    </w:p>
+    <w:p>
+      <w:pPr/>
+      <w:r>
+        <w:rPr>
+          <w:b w:val="0"/>
+          <w:i w:val="0"/>
+        </w:rPr>
+      </w:r>
+    </w:p>
+    <w:p>
+      <w:pPr/>
+      <w:r>
+        <w:rPr>
+          <w:b/>
+          <w:i w:val="0"/>
+        </w:rPr>
+        <w:t>Zum Weiterdenken</w:t>
+      </w:r>
+    </w:p>
+    <w:p>
+      <w:pPr/>
+      <w:r>
+        <w:rPr>
+          <w:b w:val="0"/>
+          <w:i w:val="0"/>
+        </w:rPr>
+        <w:t>Der Weg muss nicht gerade sein, um vorwärtszuführen.</w:t>
       </w:r>
     </w:p>
     <w:p>

--- a/outputs/buch-letztes-gespraech/buch-MANUSKRIPT.docx
+++ b/outputs/buch-letztes-gespraech/buch-MANUSKRIPT.docx
@@ -6157,6 +6157,1198 @@
           <w:i w:val="0"/>
         </w:rPr>
         <w:t>Der Weg muss nicht gerade sein, um vorwärtszuführen.</w:t>
+      </w:r>
+    </w:p>
+    <w:p>
+      <w:pPr/>
+      <w:r>
+        <w:rPr>
+          <w:b w:val="0"/>
+          <w:i w:val="0"/>
+        </w:rPr>
+      </w:r>
+    </w:p>
+    <w:p>
+      <w:pPr/>
+      <w:r>
+        <w:rPr>
+          <w:b w:val="0"/>
+          <w:i w:val="0"/>
+        </w:rPr>
+        <w:t>TikTok · None</w:t>
+      </w:r>
+    </w:p>
+    <w:p>
+      <w:r>
+        <w:rPr>
+          <w:b w:val="0"/>
+          <w:i w:val="0"/>
+        </w:rPr>
+        <w:t>11az. Wenn Nachbarschaft zum Konfliktfeld wird</w:t>
+      </w:r>
+    </w:p>
+    <w:p>
+      <w:pPr/>
+      <w:r>
+        <w:rPr>
+          <w:b w:val="0"/>
+          <w:i w:val="0"/>
+        </w:rPr>
+        <w:t>Auch Konflikte, die man sich nicht ausgesucht hat, wie ein zerstrittenes Nachbarschaftsverhältnis, können jahrelang Raum im eigenen Kopf einnehmen.</w:t>
+      </w:r>
+    </w:p>
+    <w:p>
+      <w:pPr/>
+      <w:r>
+        <w:rPr>
+          <w:b w:val="0"/>
+          <w:i w:val="0"/>
+        </w:rPr>
+      </w:r>
+    </w:p>
+    <w:p>
+      <w:pPr/>
+      <w:r>
+        <w:rPr>
+          <w:b w:val="0"/>
+          <w:i w:val="0"/>
+        </w:rPr>
+        <w:t>Nach einem eskalierten Streit um eine Grundstücksgrenze sprachen Werner und sein Nachbar sieben Jahre lang kein Wort mehr miteinander, obwohl ihre Gärten aneinandergrenzten. Jeder Blick aus dem Küchenfenster erinnerte Werner an den unausgesprochenen Konflikt.</w:t>
+      </w:r>
+    </w:p>
+    <w:p>
+      <w:pPr/>
+      <w:r>
+        <w:rPr>
+          <w:b w:val="0"/>
+          <w:i w:val="0"/>
+        </w:rPr>
+      </w:r>
+    </w:p>
+    <w:p>
+      <w:pPr/>
+      <w:r>
+        <w:rPr>
+          <w:b/>
+          <w:i w:val="0"/>
+        </w:rPr>
+        <w:t>Was in dir wirklich passiert</w:t>
+      </w:r>
+    </w:p>
+    <w:p>
+      <w:pPr/>
+      <w:r>
+        <w:rPr>
+          <w:b w:val="0"/>
+          <w:i w:val="0"/>
+        </w:rPr>
+        <w:t>Ungelöste Konflikte mit Menschen, denen man räumlich nicht ausweichen kann, wirken oft besonders zermürbend, weil die Konfrontation mit der Situation täglich neu stattfindet, ohne Aussicht auf Distanz.</w:t>
+      </w:r>
+    </w:p>
+    <w:p>
+      <w:pPr/>
+      <w:r>
+        <w:rPr>
+          <w:b w:val="0"/>
+          <w:i w:val="0"/>
+        </w:rPr>
+      </w:r>
+    </w:p>
+    <w:p>
+      <w:pPr/>
+      <w:r>
+        <w:rPr>
+          <w:b/>
+          <w:i w:val="0"/>
+        </w:rPr>
+        <w:t>Kleine Übung</w:t>
+      </w:r>
+    </w:p>
+    <w:p>
+      <w:pPr/>
+      <w:r>
+        <w:rPr>
+          <w:b w:val="0"/>
+          <w:i w:val="0"/>
+        </w:rPr>
+        <w:t>Wenn du in einer ähnlichen Situation steckst: Überlege, welches Mindestmass an neutraler Höflichkeit für dich machbar wäre, unabhängig von einer echten Versöhnung.</w:t>
+      </w:r>
+    </w:p>
+    <w:p>
+      <w:pPr/>
+      <w:r>
+        <w:rPr>
+          <w:b w:val="0"/>
+          <w:i w:val="0"/>
+        </w:rPr>
+      </w:r>
+    </w:p>
+    <w:p>
+      <w:pPr/>
+      <w:r>
+        <w:rPr>
+          <w:b w:val="0"/>
+          <w:i w:val="0"/>
+        </w:rPr>
+        <w:t>TikTok · Nicht jeder Konflikt braucht eine Lösung. Manche brauchen nur eine erträgliche Distanz.</w:t>
+      </w:r>
+    </w:p>
+    <w:p>
+      <w:r>
+        <w:rPr>
+          <w:b w:val="0"/>
+          <w:i w:val="0"/>
+        </w:rPr>
+        <w:t>11ba. Wenn eine Diagnose die Vergangenheit neu einordnet</w:t>
+      </w:r>
+    </w:p>
+    <w:p>
+      <w:pPr/>
+      <w:r>
+        <w:rPr>
+          <w:b w:val="0"/>
+          <w:i w:val="0"/>
+        </w:rPr>
+        <w:t>Manchmal erklärt eine späte Diagnose, etwa eine Persönlichkeitsstörung oder eine Suchterkrankung bei einer nahestehenden Person, plötzlich vieles, was jahrelang unverständlich war.</w:t>
+      </w:r>
+    </w:p>
+    <w:p>
+      <w:pPr/>
+      <w:r>
+        <w:rPr>
+          <w:b w:val="0"/>
+          <w:i w:val="0"/>
+        </w:rPr>
+      </w:r>
+    </w:p>
+    <w:p>
+      <w:pPr/>
+      <w:r>
+        <w:rPr>
+          <w:b w:val="0"/>
+          <w:i w:val="0"/>
+        </w:rPr>
+        <w:t>Als bei Ninas Vater posthum eine unbehandelte Alkoholerkrankung dokumentiert wurde, verstand sie plötzlich viele Verhaltensweisen aus ihrer Kindheit neu. Es half ihr, ihre eigenen Erinnerungen einzuordnen, ohne dass es die erlittenen Folgen ungeschehen machte.</w:t>
+      </w:r>
+    </w:p>
+    <w:p>
+      <w:pPr/>
+      <w:r>
+        <w:rPr>
+          <w:b w:val="0"/>
+          <w:i w:val="0"/>
+        </w:rPr>
+      </w:r>
+    </w:p>
+    <w:p>
+      <w:pPr/>
+      <w:r>
+        <w:rPr>
+          <w:b/>
+          <w:i w:val="0"/>
+        </w:rPr>
+        <w:t>Was in dir wirklich passiert</w:t>
+      </w:r>
+    </w:p>
+    <w:p>
+      <w:pPr/>
+      <w:r>
+        <w:rPr>
+          <w:b w:val="0"/>
+          <w:i w:val="0"/>
+        </w:rPr>
+        <w:t>Eine nachträgliche Einordnung durch eine Diagnose kann Erleichterung bringen, weil sie Zusammenhänge erklärt. Sie ersetzt jedoch nicht die eigene Aufarbeitung der erlebten Auswirkungen.</w:t>
+      </w:r>
+    </w:p>
+    <w:p>
+      <w:pPr/>
+      <w:r>
+        <w:rPr>
+          <w:b w:val="0"/>
+          <w:i w:val="0"/>
+        </w:rPr>
+      </w:r>
+    </w:p>
+    <w:p>
+      <w:pPr/>
+      <w:r>
+        <w:rPr>
+          <w:b/>
+          <w:i w:val="0"/>
+        </w:rPr>
+        <w:t>Kleine Übung</w:t>
+      </w:r>
+    </w:p>
+    <w:p>
+      <w:pPr/>
+      <w:r>
+        <w:rPr>
+          <w:b w:val="0"/>
+          <w:i w:val="0"/>
+        </w:rPr>
+        <w:t>Wenn eine solche Einordnung bei dir stattgefunden hat: Trenne bewusst zwischen dem Verstehen der Ursache und der eigenen, weiterhin gültigen Erfahrung.</w:t>
+      </w:r>
+    </w:p>
+    <w:p>
+      <w:pPr/>
+      <w:r>
+        <w:rPr>
+          <w:b w:val="0"/>
+          <w:i w:val="0"/>
+        </w:rPr>
+      </w:r>
+    </w:p>
+    <w:p>
+      <w:pPr/>
+      <w:r>
+        <w:rPr>
+          <w:b/>
+          <w:i w:val="0"/>
+        </w:rPr>
+        <w:t>Zum Weiterdenken</w:t>
+      </w:r>
+    </w:p>
+    <w:p>
+      <w:pPr/>
+      <w:r>
+        <w:rPr>
+          <w:b w:val="0"/>
+          <w:i w:val="0"/>
+        </w:rPr>
+        <w:t>Eine Erklärung im Nachhinein darf beides zulassen: mehr Verständnis und weiterhin gültigen Schmerz.</w:t>
+      </w:r>
+    </w:p>
+    <w:p>
+      <w:pPr/>
+      <w:r>
+        <w:rPr>
+          <w:b w:val="0"/>
+          <w:i w:val="0"/>
+        </w:rPr>
+      </w:r>
+    </w:p>
+    <w:p>
+      <w:pPr/>
+      <w:r>
+        <w:rPr>
+          <w:b w:val="0"/>
+          <w:i w:val="0"/>
+        </w:rPr>
+        <w:t>TikTok · None</w:t>
+      </w:r>
+    </w:p>
+    <w:p>
+      <w:r>
+        <w:rPr>
+          <w:b w:val="0"/>
+          <w:i w:val="0"/>
+        </w:rPr>
+        <w:t>11bb. Wenn du dich für deine eigene Vergangenheit schämst</w:t>
+      </w:r>
+    </w:p>
+    <w:p>
+      <w:pPr/>
+      <w:r>
+        <w:rPr>
+          <w:b w:val="0"/>
+          <w:i w:val="0"/>
+        </w:rPr>
+        <w:t>Manche Menschen schämen sich nicht nur für das, was ihnen angetan wurde, sondern auch dafür, wie lange sie in einer schädlichen Situation ausgehalten haben.</w:t>
+      </w:r>
+    </w:p>
+    <w:p>
+      <w:pPr/>
+      <w:r>
+        <w:rPr>
+          <w:b w:val="0"/>
+          <w:i w:val="0"/>
+        </w:rPr>
+      </w:r>
+    </w:p>
+    <w:p>
+      <w:pPr/>
+      <w:r>
+        <w:rPr>
+          <w:b w:val="0"/>
+          <w:i w:val="0"/>
+        </w:rPr>
+        <w:t>Es dauerte lange, bis Corinne offen darüber sprechen konnte, dass sie zwölf Jahre in einer respektlosen Beziehung geblieben war. Die Scham darüber, „es nicht früher gemerkt zu haben“, war fast grösser als die Erinnerung an die Beziehung selbst.</w:t>
+      </w:r>
+    </w:p>
+    <w:p>
+      <w:pPr/>
+      <w:r>
+        <w:rPr>
+          <w:b w:val="0"/>
+          <w:i w:val="0"/>
+        </w:rPr>
+      </w:r>
+    </w:p>
+    <w:p>
+      <w:pPr/>
+      <w:r>
+        <w:rPr>
+          <w:b/>
+          <w:i w:val="0"/>
+        </w:rPr>
+        <w:t>Was in dir wirklich passiert</w:t>
+      </w:r>
+    </w:p>
+    <w:p>
+      <w:pPr/>
+      <w:r>
+        <w:rPr>
+          <w:b w:val="0"/>
+          <w:i w:val="0"/>
+        </w:rPr>
+        <w:t>Scham über die eigene Verweildauer in einer schädlichen Situation ist häufig, aber unbegründet. Menschen bleiben aus vielschichtigen Gründen, unter anderem Hoffnung, Bindung und schrittweise Gewöhnung, nicht aus Naivität.</w:t>
+      </w:r>
+    </w:p>
+    <w:p>
+      <w:pPr/>
+      <w:r>
+        <w:rPr>
+          <w:b w:val="0"/>
+          <w:i w:val="0"/>
+        </w:rPr>
+      </w:r>
+    </w:p>
+    <w:p>
+      <w:pPr/>
+      <w:r>
+        <w:rPr>
+          <w:b/>
+          <w:i w:val="0"/>
+        </w:rPr>
+        <w:t>Kleine Übung</w:t>
+      </w:r>
+    </w:p>
+    <w:p>
+      <w:pPr/>
+      <w:r>
+        <w:rPr>
+          <w:b w:val="0"/>
+          <w:i w:val="0"/>
+        </w:rPr>
+        <w:t>Schreib auf, was dich damals in der Situation gehalten hat, ohne dich dafür zu verurteilen. Die Gründe waren vermutlich nachvollziehbarer, als es sich heute anfühlt.</w:t>
+      </w:r>
+    </w:p>
+    <w:p>
+      <w:pPr/>
+      <w:r>
+        <w:rPr>
+          <w:b w:val="0"/>
+          <w:i w:val="0"/>
+        </w:rPr>
+      </w:r>
+    </w:p>
+    <w:p>
+      <w:pPr/>
+      <w:r>
+        <w:rPr>
+          <w:b/>
+          <w:i w:val="0"/>
+        </w:rPr>
+        <w:t>Zum Weiterdenken</w:t>
+      </w:r>
+    </w:p>
+    <w:p>
+      <w:pPr/>
+      <w:r>
+        <w:rPr>
+          <w:b w:val="0"/>
+          <w:i w:val="0"/>
+        </w:rPr>
+        <w:t>Länger geblieben zu sein, macht dich nicht naiv. Es macht dich menschlich.</w:t>
+      </w:r>
+    </w:p>
+    <w:p>
+      <w:pPr/>
+      <w:r>
+        <w:rPr>
+          <w:b w:val="0"/>
+          <w:i w:val="0"/>
+        </w:rPr>
+      </w:r>
+    </w:p>
+    <w:p>
+      <w:pPr/>
+      <w:r>
+        <w:rPr>
+          <w:b w:val="0"/>
+          <w:i w:val="0"/>
+        </w:rPr>
+        <w:t>TikTok · None</w:t>
+      </w:r>
+    </w:p>
+    <w:p>
+      <w:r>
+        <w:rPr>
+          <w:b w:val="0"/>
+          <w:i w:val="0"/>
+        </w:rPr>
+        <w:t>11bc. Wenn Freunde Partei ergreifen</w:t>
+      </w:r>
+    </w:p>
+    <w:p>
+      <w:pPr/>
+      <w:r>
+        <w:rPr>
+          <w:b w:val="0"/>
+          <w:i w:val="0"/>
+        </w:rPr>
+        <w:t>Bei einem Bruch innerhalb eines gemeinsamen Freundeskreises fühlt sich der Verlust der Beziehung selbst oft weniger schmerzhaft an als der Verlust gemeinsamer Freunde, die plötzlich Position beziehen müssen.</w:t>
+      </w:r>
+    </w:p>
+    <w:p>
+      <w:pPr/>
+      <w:r>
+        <w:rPr>
+          <w:b w:val="0"/>
+          <w:i w:val="0"/>
+        </w:rPr>
+      </w:r>
+    </w:p>
+    <w:p>
+      <w:pPr/>
+      <w:r>
+        <w:rPr>
+          <w:b w:val="0"/>
+          <w:i w:val="0"/>
+        </w:rPr>
+        <w:t>Nach ihrer Trennung von Patrick verlor Sabine nicht nur ihn, sondern auch drei gemeinsame Freundschaften, die sich für seine Seite entschieden. Sie beschreibt diesen Verlust als „die zweite Trennung, die niemand erwähnt“.</w:t>
+      </w:r>
+    </w:p>
+    <w:p>
+      <w:pPr/>
+      <w:r>
+        <w:rPr>
+          <w:b w:val="0"/>
+          <w:i w:val="0"/>
+        </w:rPr>
+      </w:r>
+    </w:p>
+    <w:p>
+      <w:pPr/>
+      <w:r>
+        <w:rPr>
+          <w:b/>
+          <w:i w:val="0"/>
+        </w:rPr>
+        <w:t>Was in dir wirklich passiert</w:t>
+      </w:r>
+    </w:p>
+    <w:p>
+      <w:pPr/>
+      <w:r>
+        <w:rPr>
+          <w:b w:val="0"/>
+          <w:i w:val="0"/>
+        </w:rPr>
+        <w:t>Der soziale Verlust bei einer Trennung wird oft unterschätzt. Der Bruch gemeinsamer Freundschaften kann eine eigenständige Trauer auslösen, unabhängig von der Trauer um die eigentliche Beziehung.</w:t>
+      </w:r>
+    </w:p>
+    <w:p>
+      <w:pPr/>
+      <w:r>
+        <w:rPr>
+          <w:b w:val="0"/>
+          <w:i w:val="0"/>
+        </w:rPr>
+      </w:r>
+    </w:p>
+    <w:p>
+      <w:pPr/>
+      <w:r>
+        <w:rPr>
+          <w:b/>
+          <w:i w:val="0"/>
+        </w:rPr>
+        <w:t>Kleine Übung</w:t>
+      </w:r>
+    </w:p>
+    <w:p>
+      <w:pPr/>
+      <w:r>
+        <w:rPr>
+          <w:b w:val="0"/>
+          <w:i w:val="0"/>
+        </w:rPr>
+        <w:t>Erkenne den Verlust gemeinsamer Freundschaften als eigenständigen Trauerprozess an, statt ihn nur als Nebeneffekt der Haupttrennung zu behandeln.</w:t>
+      </w:r>
+    </w:p>
+    <w:p>
+      <w:pPr/>
+      <w:r>
+        <w:rPr>
+          <w:b w:val="0"/>
+          <w:i w:val="0"/>
+        </w:rPr>
+      </w:r>
+    </w:p>
+    <w:p>
+      <w:pPr/>
+      <w:r>
+        <w:rPr>
+          <w:b/>
+          <w:i w:val="0"/>
+        </w:rPr>
+        <w:t>Zum Weiterdenken</w:t>
+      </w:r>
+    </w:p>
+    <w:p>
+      <w:pPr/>
+      <w:r>
+        <w:rPr>
+          <w:b w:val="0"/>
+          <w:i w:val="0"/>
+        </w:rPr>
+        <w:t>Manche Verluste kommen nicht einzeln, sondern im Rudel.</w:t>
+      </w:r>
+    </w:p>
+    <w:p>
+      <w:pPr/>
+      <w:r>
+        <w:rPr>
+          <w:b w:val="0"/>
+          <w:i w:val="0"/>
+        </w:rPr>
+      </w:r>
+    </w:p>
+    <w:p>
+      <w:pPr/>
+      <w:r>
+        <w:rPr>
+          <w:b w:val="0"/>
+          <w:i w:val="0"/>
+        </w:rPr>
+        <w:t>TikTok · None</w:t>
+      </w:r>
+    </w:p>
+    <w:p>
+      <w:r>
+        <w:rPr>
+          <w:b w:val="0"/>
+          <w:i w:val="0"/>
+        </w:rPr>
+        <w:t>11bd. Wenn du merkst, dass Zeit allein nicht heilt</w:t>
+      </w:r>
+    </w:p>
+    <w:p>
+      <w:pPr/>
+      <w:r>
+        <w:rPr>
+          <w:b w:val="0"/>
+          <w:i w:val="0"/>
+        </w:rPr>
+        <w:t>Der Satz „Zeit heilt alle Wunden“ ist weitverbreitet, aber ungenau. Ohne bewusste Verarbeitung bleibt eine Verletzung oft unverändert, auch nach vielen Jahren.</w:t>
+      </w:r>
+    </w:p>
+    <w:p>
+      <w:pPr/>
+      <w:r>
+        <w:rPr>
+          <w:b w:val="0"/>
+          <w:i w:val="0"/>
+        </w:rPr>
+      </w:r>
+    </w:p>
+    <w:p>
+      <w:pPr/>
+      <w:r>
+        <w:rPr>
+          <w:b w:val="0"/>
+          <w:i w:val="0"/>
+        </w:rPr>
+        <w:t>Erst mit vierzig, zwanzig Jahre nach dem eigentlichen Ereignis, begann Kurt, den frühen Verlust seines besten Freundes durch einen plötzlichen Kontaktabbruch bewusst zu bearbeiten. Bis dahin hatte reine Zeit nichts an der Intensität dieser Erinnerung verändert.</w:t>
+      </w:r>
+    </w:p>
+    <w:p>
+      <w:pPr/>
+      <w:r>
+        <w:rPr>
+          <w:b w:val="0"/>
+          <w:i w:val="0"/>
+        </w:rPr>
+      </w:r>
+    </w:p>
+    <w:p>
+      <w:pPr/>
+      <w:r>
+        <w:rPr>
+          <w:b/>
+          <w:i w:val="0"/>
+        </w:rPr>
+        <w:t>Was in dir wirklich passiert</w:t>
+      </w:r>
+    </w:p>
+    <w:p>
+      <w:pPr/>
+      <w:r>
+        <w:rPr>
+          <w:b w:val="0"/>
+          <w:i w:val="0"/>
+        </w:rPr>
+        <w:t>Zeit allein bewirkt selten eine echte Verarbeitung. Erst die bewusste Auseinandersetzung mit einer Erfahrung, etwa durch Reflexion, Gespräche oder gezielte Übungen, ermöglicht echte Veränderung.</w:t>
+      </w:r>
+    </w:p>
+    <w:p>
+      <w:pPr/>
+      <w:r>
+        <w:rPr>
+          <w:b w:val="0"/>
+          <w:i w:val="0"/>
+        </w:rPr>
+      </w:r>
+    </w:p>
+    <w:p>
+      <w:pPr/>
+      <w:r>
+        <w:rPr>
+          <w:b/>
+          <w:i w:val="0"/>
+        </w:rPr>
+        <w:t>Kleine Übung</w:t>
+      </w:r>
+    </w:p>
+    <w:p>
+      <w:pPr/>
+      <w:r>
+        <w:rPr>
+          <w:b w:val="0"/>
+          <w:i w:val="0"/>
+        </w:rPr>
+        <w:t>Wenn ein altes Thema nach vielen Jahren noch genauso intensiv wirkt wie am Anfang: Das ist ein Hinweis, dass es aktive Aufmerksamkeit braucht, nicht nur weitere Zeit.</w:t>
+      </w:r>
+    </w:p>
+    <w:p>
+      <w:pPr/>
+      <w:r>
+        <w:rPr>
+          <w:b w:val="0"/>
+          <w:i w:val="0"/>
+        </w:rPr>
+      </w:r>
+    </w:p>
+    <w:p>
+      <w:pPr/>
+      <w:r>
+        <w:rPr>
+          <w:b/>
+          <w:i w:val="0"/>
+        </w:rPr>
+        <w:t>Zum Weiterdenken</w:t>
+      </w:r>
+    </w:p>
+    <w:p>
+      <w:pPr/>
+      <w:r>
+        <w:rPr>
+          <w:b w:val="0"/>
+          <w:i w:val="0"/>
+        </w:rPr>
+        <w:t>Zeit allein heilt nichts. Sie gibt nur den Rahmen für die eigentliche Arbeit.</w:t>
+      </w:r>
+    </w:p>
+    <w:p>
+      <w:pPr/>
+      <w:r>
+        <w:rPr>
+          <w:b w:val="0"/>
+          <w:i w:val="0"/>
+        </w:rPr>
+      </w:r>
+    </w:p>
+    <w:p>
+      <w:pPr/>
+      <w:r>
+        <w:rPr>
+          <w:b w:val="0"/>
+          <w:i w:val="0"/>
+        </w:rPr>
+        <w:t>TikTok · None</w:t>
+      </w:r>
+    </w:p>
+    <w:p>
+      <w:r>
+        <w:rPr>
+          <w:b w:val="0"/>
+          <w:i w:val="0"/>
+        </w:rPr>
+        <w:t>Zwischenspiel: Kurts Geschichte in einem Stück</w:t>
+      </w:r>
+    </w:p>
+    <w:p>
+      <w:pPr/>
+      <w:r>
+        <w:rPr>
+          <w:b w:val="0"/>
+          <w:i w:val="0"/>
+        </w:rPr>
+        <w:t>Kurt und Beat waren zwanzig Jahre lang beste Freunde, bis Beat eines Tages ohne Erklärung nicht mehr auf Nachrichten antwortete.</w:t>
+      </w:r>
+    </w:p>
+    <w:p>
+      <w:pPr/>
+      <w:r>
+        <w:rPr>
+          <w:b w:val="0"/>
+          <w:i w:val="0"/>
+        </w:rPr>
+        <w:t>Kurt dachte zunächst, es sei ein Missverständnis. Ein Anruf würde reichen. Der Anruf kam nie an, oder wurde nie erwidert.</w:t>
+      </w:r>
+    </w:p>
+    <w:p>
+      <w:pPr/>
+      <w:r>
+        <w:rPr>
+          <w:b w:val="0"/>
+          <w:i w:val="0"/>
+        </w:rPr>
+        <w:t>Für zwanzig Jahre erzählte Kurt sich selbst, das Thema sei erledigt. Er dachte einfach nicht mehr daran, sagte er sich.</w:t>
+      </w:r>
+    </w:p>
+    <w:p>
+      <w:pPr/>
+      <w:r>
+        <w:rPr>
+          <w:b w:val="0"/>
+          <w:i w:val="0"/>
+        </w:rPr>
+        <w:t>Mit vierzig sass er bei einer Fortbildung in einer Übung, in der er über eine prägende Freundschaft sprechen sollte. Zu seiner eigenen Überraschung erzählte er von Beat, mit einer Intensität, die ihn selbst erschreckte.</w:t>
+      </w:r>
+    </w:p>
+    <w:p>
+      <w:pPr/>
+      <w:r>
+        <w:rPr>
+          <w:b w:val="0"/>
+          <w:i w:val="0"/>
+        </w:rPr>
+        <w:t>Erst da verstand er: Zeit allein hatte nichts verändert. Er hatte das Thema nur beiseitegelegt, nicht bearbeitet.</w:t>
+      </w:r>
+    </w:p>
+    <w:p>
+      <w:pPr/>
+      <w:r>
+        <w:rPr>
+          <w:b w:val="0"/>
+          <w:i w:val="0"/>
+        </w:rPr>
+        <w:t>In den folgenden Monaten schrieb er, zum ersten Mal bewusst, einen langen Brief an Beat, den er nie abschickte. Danach, sagt er, habe sich zum ersten Mal seit zwanzig Jahren etwas an dem Gewicht dieser Geschichte verändert.</w:t>
+      </w:r>
+    </w:p>
+    <w:p>
+      <w:r>
+        <w:rPr>
+          <w:b w:val="0"/>
+          <w:i w:val="0"/>
+        </w:rPr>
+        <w:t>11be. Wenn du für deine eigenen Kinder alles anders machen willst</w:t>
+      </w:r>
+    </w:p>
+    <w:p>
+      <w:pPr/>
+      <w:r>
+        <w:rPr>
+          <w:b w:val="0"/>
+          <w:i w:val="0"/>
+        </w:rPr>
+        <w:t>Viele Menschen, die selbst mit ungelösten Konflikten aus der Kindheit leben, entwickeln den starken Wunsch, es für die eigenen Kinder anders zu machen.</w:t>
+      </w:r>
+    </w:p>
+    <w:p>
+      <w:pPr/>
+      <w:r>
+        <w:rPr>
+          <w:b w:val="0"/>
+          <w:i w:val="0"/>
+        </w:rPr>
+      </w:r>
+    </w:p>
+    <w:p>
+      <w:pPr/>
+      <w:r>
+        <w:rPr>
+          <w:b w:val="0"/>
+          <w:i w:val="0"/>
+        </w:rPr>
+        <w:t>Seit ihre eigene Kindheit von Schweigen nach Konflikten geprägt war, achtet Fabienne bei ihren eigenen Kindern bewusst darauf, Streit offen anzusprechen und danach immer wieder Versöhnung vorzuleben, auch wenn es ihr selbst schwerfällt.</w:t>
+      </w:r>
+    </w:p>
+    <w:p>
+      <w:pPr/>
+      <w:r>
+        <w:rPr>
+          <w:b w:val="0"/>
+          <w:i w:val="0"/>
+        </w:rPr>
+      </w:r>
+    </w:p>
+    <w:p>
+      <w:pPr/>
+      <w:r>
+        <w:rPr>
+          <w:b/>
+          <w:i w:val="0"/>
+        </w:rPr>
+        <w:t>Was in dir wirklich passiert</w:t>
+      </w:r>
+    </w:p>
+    <w:p>
+      <w:pPr/>
+      <w:r>
+        <w:rPr>
+          <w:b w:val="0"/>
+          <w:i w:val="0"/>
+        </w:rPr>
+        <w:t>Der bewusste Wunsch, ein erlebtes Muster nicht an die nächste Generation weiterzugeben, ist eine der wirksamsten Formen, mit einer schwierigen Vergangenheit konstruktiv umzugehen.</w:t>
+      </w:r>
+    </w:p>
+    <w:p>
+      <w:pPr/>
+      <w:r>
+        <w:rPr>
+          <w:b w:val="0"/>
+          <w:i w:val="0"/>
+        </w:rPr>
+      </w:r>
+    </w:p>
+    <w:p>
+      <w:pPr/>
+      <w:r>
+        <w:rPr>
+          <w:b/>
+          <w:i w:val="0"/>
+        </w:rPr>
+        <w:t>Kleine Übung</w:t>
+      </w:r>
+    </w:p>
+    <w:p>
+      <w:pPr/>
+      <w:r>
+        <w:rPr>
+          <w:b w:val="0"/>
+          <w:i w:val="0"/>
+        </w:rPr>
+        <w:t>Benenne ein konkretes Muster aus deiner eigenen Kindheit, das du bewusst nicht weitergeben möchtest. Formuliere eine kleine, konkrete Alternative dazu.</w:t>
+      </w:r>
+    </w:p>
+    <w:p>
+      <w:pPr/>
+      <w:r>
+        <w:rPr>
+          <w:b w:val="0"/>
+          <w:i w:val="0"/>
+        </w:rPr>
+      </w:r>
+    </w:p>
+    <w:p>
+      <w:pPr/>
+      <w:r>
+        <w:rPr>
+          <w:b/>
+          <w:i w:val="0"/>
+        </w:rPr>
+        <w:t>Zum Weiterdenken</w:t>
+      </w:r>
+    </w:p>
+    <w:p>
+      <w:pPr/>
+      <w:r>
+        <w:rPr>
+          <w:b w:val="0"/>
+          <w:i w:val="0"/>
+        </w:rPr>
+        <w:t>Ein Muster zu durchbrechen, ist ein Geschenk an alle, die nach dir kommen.</w:t>
+      </w:r>
+    </w:p>
+    <w:p>
+      <w:pPr/>
+      <w:r>
+        <w:rPr>
+          <w:b w:val="0"/>
+          <w:i w:val="0"/>
+        </w:rPr>
+      </w:r>
+    </w:p>
+    <w:p>
+      <w:pPr/>
+      <w:r>
+        <w:rPr>
+          <w:b w:val="0"/>
+          <w:i w:val="0"/>
+        </w:rPr>
+        <w:t>TikTok · None</w:t>
+      </w:r>
+    </w:p>
+    <w:p>
+      <w:r>
+        <w:rPr>
+          <w:b w:val="0"/>
+          <w:i w:val="0"/>
+        </w:rPr>
+        <w:t>11bf. Wenn Dankbarkeit trotz allem möglich wird</w:t>
+      </w:r>
+    </w:p>
+    <w:p>
+      <w:pPr/>
+      <w:r>
+        <w:rPr>
+          <w:b w:val="0"/>
+          <w:i w:val="0"/>
+        </w:rPr>
+        <w:t>Am Ende eines langen Verarbeitungsweges beschreiben manche Menschen ein überraschendes Gefühl: eine Art Dankbarkeit, nicht für das, was geschah, sondern für das, was sie dadurch über sich selbst gelernt haben.</w:t>
+      </w:r>
+    </w:p>
+    <w:p>
+      <w:pPr/>
+      <w:r>
+        <w:rPr>
+          <w:b w:val="0"/>
+          <w:i w:val="0"/>
+        </w:rPr>
+      </w:r>
+    </w:p>
+    <w:p>
+      <w:pPr/>
+      <w:r>
+        <w:rPr>
+          <w:b w:val="0"/>
+          <w:i w:val="0"/>
+        </w:rPr>
+        <w:t>Renate sagt heute über ihre schwierige Scheidung: „Ich bin nicht dankbar für das, was mein Mann getan hat. Ich bin dankbar für die Frau, die ich geworden bin, weil ich da durchmusste.“ Dieser Unterschied war ihr lange nicht klar.</w:t>
+      </w:r>
+    </w:p>
+    <w:p>
+      <w:pPr/>
+      <w:r>
+        <w:rPr>
+          <w:b w:val="0"/>
+          <w:i w:val="0"/>
+        </w:rPr>
+      </w:r>
+    </w:p>
+    <w:p>
+      <w:pPr/>
+      <w:r>
+        <w:rPr>
+          <w:b/>
+          <w:i w:val="0"/>
+        </w:rPr>
+        <w:t>Was in dir wirklich passiert</w:t>
+      </w:r>
+    </w:p>
+    <w:p>
+      <w:pPr/>
+      <w:r>
+        <w:rPr>
+          <w:b w:val="0"/>
+          <w:i w:val="0"/>
+        </w:rPr>
+        <w:t>Dankbarkeit für den eigenen Wachstumsprozess unterscheidet sich grundlegend von Dankbarkeit für das ursprüngliche Ereignis. Die erste Form ist mit jeder Erfahrung vereinbar, ohne das Geschehene gutzuheissen.</w:t>
+      </w:r>
+    </w:p>
+    <w:p>
+      <w:pPr/>
+      <w:r>
+        <w:rPr>
+          <w:b w:val="0"/>
+          <w:i w:val="0"/>
+        </w:rPr>
+      </w:r>
+    </w:p>
+    <w:p>
+      <w:pPr/>
+      <w:r>
+        <w:rPr>
+          <w:b/>
+          <w:i w:val="0"/>
+        </w:rPr>
+        <w:t>Kleine Übung</w:t>
+      </w:r>
+    </w:p>
+    <w:p>
+      <w:pPr/>
+      <w:r>
+        <w:rPr>
+          <w:b w:val="0"/>
+          <w:i w:val="0"/>
+        </w:rPr>
+        <w:t>Wenn der Begriff „Dankbarkeit“ für dich noch zu früh kommt: Ersetze ihn versuchsweise durch „Ich erkenne an, was ich daraus gelernt habe“. Das ist oft ein leichterer erster Schritt.</w:t>
+      </w:r>
+    </w:p>
+    <w:p>
+      <w:pPr/>
+      <w:r>
+        <w:rPr>
+          <w:b w:val="0"/>
+          <w:i w:val="0"/>
+        </w:rPr>
+      </w:r>
+    </w:p>
+    <w:p>
+      <w:pPr/>
+      <w:r>
+        <w:rPr>
+          <w:b/>
+          <w:i w:val="0"/>
+        </w:rPr>
+        <w:t>Zum Weiterdenken</w:t>
+      </w:r>
+    </w:p>
+    <w:p>
+      <w:pPr/>
+      <w:r>
+        <w:rPr>
+          <w:b w:val="0"/>
+          <w:i w:val="0"/>
+        </w:rPr>
+        <w:t>Man kann etwas anerkennen, wofür man wächst, ohne dankbar für das zu sein, was es verursacht hat.</w:t>
+      </w:r>
+    </w:p>
+    <w:p>
+      <w:pPr/>
+      <w:r>
+        <w:rPr>
+          <w:b w:val="0"/>
+          <w:i w:val="0"/>
+        </w:rPr>
+      </w:r>
+    </w:p>
+    <w:p>
+      <w:pPr/>
+      <w:r>
+        <w:rPr>
+          <w:b w:val="0"/>
+          <w:i w:val="0"/>
+        </w:rPr>
+        <w:t>TikTok · None</w:t>
+      </w:r>
+    </w:p>
+    <w:p>
+      <w:r>
+        <w:rPr>
+          <w:b w:val="0"/>
+          <w:i w:val="0"/>
+        </w:rPr>
+        <w:t>11bg. Der Moment, in dem du dieses Buch nicht mehr brauchst</w:t>
+      </w:r>
+    </w:p>
+    <w:p>
+      <w:pPr/>
+      <w:r>
+        <w:rPr>
+          <w:b w:val="0"/>
+          <w:i w:val="0"/>
+        </w:rPr>
+        <w:t>Es gibt einen Punkt, an dem ein Buch wie dieses seine Aufgabe erfüllt hat, nicht weil das Thema komplett verschwunden ist, sondern weil es nicht mehr die Hauptrolle in deinem Alltag spielt.</w:t>
+      </w:r>
+    </w:p>
+    <w:p>
+      <w:pPr/>
+      <w:r>
+        <w:rPr>
+          <w:b w:val="0"/>
+          <w:i w:val="0"/>
+        </w:rPr>
+      </w:r>
+    </w:p>
+    <w:p>
+      <w:pPr/>
+      <w:r>
+        <w:rPr>
+          <w:b w:val="0"/>
+          <w:i w:val="0"/>
+        </w:rPr>
+        <w:t>Als Petra, eine Leserin eines früheren Buches, Monate später zurückschrieb, formulierte sie es so: „Ich habe angefangen, das Buch zu lesen, weil ich nicht mehr wusste, wie ich weitermachen soll. Ich habe aufgehört, es zu lesen, weil ich es nicht mehr brauchte.“</w:t>
+      </w:r>
+    </w:p>
+    <w:p>
+      <w:pPr/>
+      <w:r>
+        <w:rPr>
+          <w:b w:val="0"/>
+          <w:i w:val="0"/>
+        </w:rPr>
+      </w:r>
+    </w:p>
+    <w:p>
+      <w:pPr/>
+      <w:r>
+        <w:rPr>
+          <w:b/>
+          <w:i w:val="0"/>
+        </w:rPr>
+        <w:t>Was in dir wirklich passiert</w:t>
+      </w:r>
+    </w:p>
+    <w:p>
+      <w:pPr/>
+      <w:r>
+        <w:rPr>
+          <w:b w:val="0"/>
+          <w:i w:val="0"/>
+        </w:rPr>
+        <w:t>Der Moment, in dem ein Thema an Dringlichkeit verliert, kommt oft nicht mit einer grossen Ankündigung, sondern schleichend, bemerkbar erst im Rückblick.</w:t>
+      </w:r>
+    </w:p>
+    <w:p>
+      <w:pPr/>
+      <w:r>
+        <w:rPr>
+          <w:b w:val="0"/>
+          <w:i w:val="0"/>
+        </w:rPr>
+      </w:r>
+    </w:p>
+    <w:p>
+      <w:pPr/>
+      <w:r>
+        <w:rPr>
+          <w:b/>
+          <w:i w:val="0"/>
+        </w:rPr>
+        <w:t>Kleine Übung</w:t>
+      </w:r>
+    </w:p>
+    <w:p>
+      <w:pPr/>
+      <w:r>
+        <w:rPr>
+          <w:b w:val="0"/>
+          <w:i w:val="0"/>
+        </w:rPr>
+        <w:t>Leg dieses Buch für ein paar Wochen beiseite und beobachte, wie oft das Thema von selbst in deinem Alltag auftaucht. Diese Beobachtung sagt dir mehr als jede einzelne Übung.</w:t>
+      </w:r>
+    </w:p>
+    <w:p>
+      <w:pPr/>
+      <w:r>
+        <w:rPr>
+          <w:b w:val="0"/>
+          <w:i w:val="0"/>
+        </w:rPr>
+      </w:r>
+    </w:p>
+    <w:p>
+      <w:pPr/>
+      <w:r>
+        <w:rPr>
+          <w:b/>
+          <w:i w:val="0"/>
+        </w:rPr>
+        <w:t>Zum Weiterdenken</w:t>
+      </w:r>
+    </w:p>
+    <w:p>
+      <w:pPr/>
+      <w:r>
+        <w:rPr>
+          <w:b w:val="0"/>
+          <w:i w:val="0"/>
+        </w:rPr>
+        <w:t>Das Ziel dieses Buches ist nicht, dass du es ständig brauchst, sondern dass du es irgendwann nicht mehr brauchst.</w:t>
       </w:r>
     </w:p>
     <w:p>

--- a/outputs/buch-letztes-gespraech/buch-MANUSKRIPT.docx
+++ b/outputs/buch-letztes-gespraech/buch-MANUSKRIPT.docx
@@ -7349,6 +7349,910 @@
           <w:i w:val="0"/>
         </w:rPr>
         <w:t>Das Ziel dieses Buches ist nicht, dass du es ständig brauchst, sondern dass du es irgendwann nicht mehr brauchst.</w:t>
+      </w:r>
+    </w:p>
+    <w:p>
+      <w:pPr/>
+      <w:r>
+        <w:rPr>
+          <w:b w:val="0"/>
+          <w:i w:val="0"/>
+        </w:rPr>
+      </w:r>
+    </w:p>
+    <w:p>
+      <w:pPr/>
+      <w:r>
+        <w:rPr>
+          <w:b w:val="0"/>
+          <w:i w:val="0"/>
+        </w:rPr>
+        <w:t>TikTok · None</w:t>
+      </w:r>
+    </w:p>
+    <w:p>
+      <w:r>
+        <w:rPr>
+          <w:b w:val="0"/>
+          <w:i w:val="0"/>
+        </w:rPr>
+        <w:t>11bh. Wenn eine Kultur oder Religion das Schweigen erklärt</w:t>
+      </w:r>
+    </w:p>
+    <w:p>
+      <w:pPr/>
+      <w:r>
+        <w:rPr>
+          <w:b w:val="0"/>
+          <w:i w:val="0"/>
+        </w:rPr>
+        <w:t>In manchen kulturellen oder religiösen Kontexten gilt offener Konflikt als Tabu, wodurch Verletzungen über Generationen unausgesprochen bleiben.</w:t>
+      </w:r>
+    </w:p>
+    <w:p>
+      <w:pPr/>
+      <w:r>
+        <w:rPr>
+          <w:b w:val="0"/>
+          <w:i w:val="0"/>
+        </w:rPr>
+      </w:r>
+    </w:p>
+    <w:p>
+      <w:pPr/>
+      <w:r>
+        <w:rPr>
+          <w:b w:val="0"/>
+          <w:i w:val="0"/>
+        </w:rPr>
+        <w:t>In Meltems Familie galt es als respektlos, älteren Verwandten je zu widersprechen. Als sie mit dreissig zum ersten Mal ihrer Grossmutter eine schwierige Erinnerung ansprach, wurde das nicht als Mut gesehen, sondern als Bruch mit einer über Generationen gepflegten Regel.</w:t>
+      </w:r>
+    </w:p>
+    <w:p>
+      <w:pPr/>
+      <w:r>
+        <w:rPr>
+          <w:b w:val="0"/>
+          <w:i w:val="0"/>
+        </w:rPr>
+      </w:r>
+    </w:p>
+    <w:p>
+      <w:pPr/>
+      <w:r>
+        <w:rPr>
+          <w:b/>
+          <w:i w:val="0"/>
+        </w:rPr>
+        <w:t>Was in dir wirklich passiert</w:t>
+      </w:r>
+    </w:p>
+    <w:p>
+      <w:pPr/>
+      <w:r>
+        <w:rPr>
+          <w:b w:val="0"/>
+          <w:i w:val="0"/>
+        </w:rPr>
+        <w:t>Kulturelle oder religiöse Normen können offene Aussprache erschweren, was nicht bedeutet, dass die zugrunde liegenden Verletzungen weniger real sind. Der eigene Weg damit umzugehen darf diese Prägung berücksichtigen, ohne sich ihr vollständig unterzuordnen.</w:t>
+      </w:r>
+    </w:p>
+    <w:p>
+      <w:pPr/>
+      <w:r>
+        <w:rPr>
+          <w:b w:val="0"/>
+          <w:i w:val="0"/>
+        </w:rPr>
+      </w:r>
+    </w:p>
+    <w:p>
+      <w:pPr/>
+      <w:r>
+        <w:rPr>
+          <w:b/>
+          <w:i w:val="0"/>
+        </w:rPr>
+        <w:t>Kleine Übung</w:t>
+      </w:r>
+    </w:p>
+    <w:p>
+      <w:pPr/>
+      <w:r>
+        <w:rPr>
+          <w:b w:val="0"/>
+          <w:i w:val="0"/>
+        </w:rPr>
+        <w:t>Überlege, welche kulturellen oder familiären Regeln dich bisher davon abgehalten haben, ein Thema anzusprechen. Du musst diese Regeln nicht brechen, um für dich selbst Klarheit zu finden.</w:t>
+      </w:r>
+    </w:p>
+    <w:p>
+      <w:pPr/>
+      <w:r>
+        <w:rPr>
+          <w:b w:val="0"/>
+          <w:i w:val="0"/>
+        </w:rPr>
+      </w:r>
+    </w:p>
+    <w:p>
+      <w:pPr/>
+      <w:r>
+        <w:rPr>
+          <w:b w:val="0"/>
+          <w:i w:val="0"/>
+        </w:rPr>
+        <w:t>TikTok · Eine kulturelle Regel kann das Schweigen erklären, ohne den Schmerz dahinter zu verkleinern.</w:t>
+      </w:r>
+    </w:p>
+    <w:p>
+      <w:r>
+        <w:rPr>
+          <w:b w:val="0"/>
+          <w:i w:val="0"/>
+        </w:rPr>
+        <w:t>11bi. Wenn Migration eine Familie auseinanderreisst</w:t>
+      </w:r>
+    </w:p>
+    <w:p>
+      <w:pPr/>
+      <w:r>
+        <w:rPr>
+          <w:b w:val="0"/>
+          <w:i w:val="0"/>
+        </w:rPr>
+        <w:t>Ein Umzug in ein anderes Land verändert manchmal nicht nur den Wohnort, sondern auch die Möglichkeit, Konflikte innerhalb der Familie überhaupt noch persönlich zu klären.</w:t>
+      </w:r>
+    </w:p>
+    <w:p>
+      <w:pPr/>
+      <w:r>
+        <w:rPr>
+          <w:b w:val="0"/>
+          <w:i w:val="0"/>
+        </w:rPr>
+      </w:r>
+    </w:p>
+    <w:p>
+      <w:pPr/>
+      <w:r>
+        <w:rPr>
+          <w:b w:val="0"/>
+          <w:i w:val="0"/>
+        </w:rPr>
+        <w:t>Als Elenas Familie in ein anderes Land auswanderte, blieb ihre Grossmutter zurück. Ein ungeklärter Streit aus ihrer Jugend konnte nie mehr persönlich besprochen werden, bevor die Grossmutter starb, nur noch über gelegentliche, kurze Telefonate.</w:t>
+      </w:r>
+    </w:p>
+    <w:p>
+      <w:pPr/>
+      <w:r>
+        <w:rPr>
+          <w:b w:val="0"/>
+          <w:i w:val="0"/>
+        </w:rPr>
+      </w:r>
+    </w:p>
+    <w:p>
+      <w:pPr/>
+      <w:r>
+        <w:rPr>
+          <w:b/>
+          <w:i w:val="0"/>
+        </w:rPr>
+        <w:t>Was in dir wirklich passiert</w:t>
+      </w:r>
+    </w:p>
+    <w:p>
+      <w:pPr/>
+      <w:r>
+        <w:rPr>
+          <w:b w:val="0"/>
+          <w:i w:val="0"/>
+        </w:rPr>
+        <w:t>Räumliche Distanz durch Migration kann die Klärung familiärer Konflikte erschweren oder ganz verhindern. Das bedeutet nicht, dass eine innere Klärung unmöglich ist, auch ohne persönliches Gespräch.</w:t>
+      </w:r>
+    </w:p>
+    <w:p>
+      <w:pPr/>
+      <w:r>
+        <w:rPr>
+          <w:b w:val="0"/>
+          <w:i w:val="0"/>
+        </w:rPr>
+      </w:r>
+    </w:p>
+    <w:p>
+      <w:pPr/>
+      <w:r>
+        <w:rPr>
+          <w:b/>
+          <w:i w:val="0"/>
+        </w:rPr>
+        <w:t>Kleine Übung</w:t>
+      </w:r>
+    </w:p>
+    <w:p>
+      <w:pPr/>
+      <w:r>
+        <w:rPr>
+          <w:b w:val="0"/>
+          <w:i w:val="0"/>
+        </w:rPr>
+        <w:t>Wenn räumliche Distanz eine Klärung verhindert hat oder verhindert: Überlege, welche Form der inneren Klärung für dich trotzdem möglich ist, etwa ein Brief, ein Ritual oder ein Gespräch mit einer Vertrauensperson.</w:t>
+      </w:r>
+    </w:p>
+    <w:p>
+      <w:pPr/>
+      <w:r>
+        <w:rPr>
+          <w:b w:val="0"/>
+          <w:i w:val="0"/>
+        </w:rPr>
+      </w:r>
+    </w:p>
+    <w:p>
+      <w:pPr/>
+      <w:r>
+        <w:rPr>
+          <w:b/>
+          <w:i w:val="0"/>
+        </w:rPr>
+        <w:t>Zum Weiterdenken</w:t>
+      </w:r>
+    </w:p>
+    <w:p>
+      <w:pPr/>
+      <w:r>
+        <w:rPr>
+          <w:b w:val="0"/>
+          <w:i w:val="0"/>
+        </w:rPr>
+        <w:t>Distanz kann ein Gespräch verhindern. Sie muss keine innere Klärung verhindern.</w:t>
+      </w:r>
+    </w:p>
+    <w:p>
+      <w:pPr/>
+      <w:r>
+        <w:rPr>
+          <w:b w:val="0"/>
+          <w:i w:val="0"/>
+        </w:rPr>
+      </w:r>
+    </w:p>
+    <w:p>
+      <w:pPr/>
+      <w:r>
+        <w:rPr>
+          <w:b w:val="0"/>
+          <w:i w:val="0"/>
+        </w:rPr>
+        <w:t>TikTok · None</w:t>
+      </w:r>
+    </w:p>
+    <w:p>
+      <w:r>
+        <w:rPr>
+          <w:b w:val="0"/>
+          <w:i w:val="0"/>
+        </w:rPr>
+        <w:t>11bj. Wenn du merkst, dass Perfektionismus eine Schutzstrategie war</w:t>
+      </w:r>
+    </w:p>
+    <w:p>
+      <w:pPr/>
+      <w:r>
+        <w:rPr>
+          <w:b w:val="0"/>
+          <w:i w:val="0"/>
+        </w:rPr>
+        <w:t>Manche Menschen entwickeln nach einer schwierigen Erfahrung ausgeprägten Perfektionismus, in der unbewussten Hoffnung, dadurch nie wieder verletzt oder abgelehnt zu werden.</w:t>
+      </w:r>
+    </w:p>
+    <w:p>
+      <w:pPr/>
+      <w:r>
+        <w:rPr>
+          <w:b w:val="0"/>
+          <w:i w:val="0"/>
+        </w:rPr>
+      </w:r>
+    </w:p>
+    <w:p>
+      <w:pPr/>
+      <w:r>
+        <w:rPr>
+          <w:b w:val="0"/>
+          <w:i w:val="0"/>
+        </w:rPr>
+        <w:t>Erst in einem Coaching erkannte Delphine, dass ihr extremer beruflicher Perfektionismus direkt aus der Kindheit stammte, in der Fehler bei ihr zuhause harsch bestraft wurden. Perfekt zu sein war für sie zu einer Überlebensstrategie geworden.</w:t>
+      </w:r>
+    </w:p>
+    <w:p>
+      <w:pPr/>
+      <w:r>
+        <w:rPr>
+          <w:b w:val="0"/>
+          <w:i w:val="0"/>
+        </w:rPr>
+      </w:r>
+    </w:p>
+    <w:p>
+      <w:pPr/>
+      <w:r>
+        <w:rPr>
+          <w:b/>
+          <w:i w:val="0"/>
+        </w:rPr>
+        <w:t>Was in dir wirklich passiert</w:t>
+      </w:r>
+    </w:p>
+    <w:p>
+      <w:pPr/>
+      <w:r>
+        <w:rPr>
+          <w:b w:val="0"/>
+          <w:i w:val="0"/>
+        </w:rPr>
+        <w:t>Perfektionismus entsteht häufig als Schutzmechanismus gegen erwartete Kritik oder Ablehnung. Das Erkennen dieses Ursprungs kann helfen, den eigenen Anspruch schrittweise auf ein gesünderes Mass zu senken.</w:t>
+      </w:r>
+    </w:p>
+    <w:p>
+      <w:pPr/>
+      <w:r>
+        <w:rPr>
+          <w:b w:val="0"/>
+          <w:i w:val="0"/>
+        </w:rPr>
+      </w:r>
+    </w:p>
+    <w:p>
+      <w:pPr/>
+      <w:r>
+        <w:rPr>
+          <w:b/>
+          <w:i w:val="0"/>
+        </w:rPr>
+        <w:t>Kleine Übung</w:t>
+      </w:r>
+    </w:p>
+    <w:p>
+      <w:pPr/>
+      <w:r>
+        <w:rPr>
+          <w:b w:val="0"/>
+          <w:i w:val="0"/>
+        </w:rPr>
+        <w:t>Frag dich bei deinem nächsten perfektionistischen Impuls: Wovor genau versucht dieser Anspruch mich zu schützen?</w:t>
+      </w:r>
+    </w:p>
+    <w:p>
+      <w:pPr/>
+      <w:r>
+        <w:rPr>
+          <w:b w:val="0"/>
+          <w:i w:val="0"/>
+        </w:rPr>
+      </w:r>
+    </w:p>
+    <w:p>
+      <w:pPr/>
+      <w:r>
+        <w:rPr>
+          <w:b/>
+          <w:i w:val="0"/>
+        </w:rPr>
+        <w:t>Zum Weiterdenken</w:t>
+      </w:r>
+    </w:p>
+    <w:p>
+      <w:pPr/>
+      <w:r>
+        <w:rPr>
+          <w:b w:val="0"/>
+          <w:i w:val="0"/>
+        </w:rPr>
+        <w:t>Perfekt sein zu wollen, ist oft der Versuch, eine alte Verletzung nie wieder zu erleben.</w:t>
+      </w:r>
+    </w:p>
+    <w:p>
+      <w:pPr/>
+      <w:r>
+        <w:rPr>
+          <w:b w:val="0"/>
+          <w:i w:val="0"/>
+        </w:rPr>
+      </w:r>
+    </w:p>
+    <w:p>
+      <w:pPr/>
+      <w:r>
+        <w:rPr>
+          <w:b w:val="0"/>
+          <w:i w:val="0"/>
+        </w:rPr>
+        <w:t>TikTok · None</w:t>
+      </w:r>
+    </w:p>
+    <w:p>
+      <w:r>
+        <w:rPr>
+          <w:b w:val="0"/>
+          <w:i w:val="0"/>
+        </w:rPr>
+        <w:t>11bk. Wenn körperliche Symptome von emotionalem Schmerz erzählen</w:t>
+      </w:r>
+    </w:p>
+    <w:p>
+      <w:pPr/>
+      <w:r>
+        <w:rPr>
+          <w:b w:val="0"/>
+          <w:i w:val="0"/>
+        </w:rPr>
+        <w:t>Unverarbeitete emotionale Belastung zeigt sich manchmal zuerst im Körper, durch Verspannungen, Schlafprobleme oder unerklärliche Erschöpfung, bevor sie bewusst benannt wird.</w:t>
+      </w:r>
+    </w:p>
+    <w:p>
+      <w:pPr/>
+      <w:r>
+        <w:rPr>
+          <w:b w:val="0"/>
+          <w:i w:val="0"/>
+        </w:rPr>
+      </w:r>
+    </w:p>
+    <w:p>
+      <w:pPr/>
+      <w:r>
+        <w:rPr>
+          <w:b w:val="0"/>
+          <w:i w:val="0"/>
+        </w:rPr>
+        <w:t>Monatelang litt Simone unter unerklärlichen Rückenschmerzen, bis eine Physiotherapeutin vorsichtig fragte, ob in ihrem Leben gerade viel emotionaler Druck bestehe. Erst da verband Simone die Schmerzen mit dem ungelösten Konflikt mit ihrer Schwester.</w:t>
+      </w:r>
+    </w:p>
+    <w:p>
+      <w:pPr/>
+      <w:r>
+        <w:rPr>
+          <w:b w:val="0"/>
+          <w:i w:val="0"/>
+        </w:rPr>
+      </w:r>
+    </w:p>
+    <w:p>
+      <w:pPr/>
+      <w:r>
+        <w:rPr>
+          <w:b/>
+          <w:i w:val="0"/>
+        </w:rPr>
+        <w:t>Was in dir wirklich passiert</w:t>
+      </w:r>
+    </w:p>
+    <w:p>
+      <w:pPr/>
+      <w:r>
+        <w:rPr>
+          <w:b w:val="0"/>
+          <w:i w:val="0"/>
+        </w:rPr>
+        <w:t>Der Zusammenhang zwischen emotionaler Belastung und körperlichen Symptomen ist gut dokumentiert. Das bedeutet nicht, dass Symptome „nur eingebildet“ sind, sondern dass Körper und emotionale Verarbeitung eng miteinander verbunden sein können.</w:t>
+      </w:r>
+    </w:p>
+    <w:p>
+      <w:pPr/>
+      <w:r>
+        <w:rPr>
+          <w:b w:val="0"/>
+          <w:i w:val="0"/>
+        </w:rPr>
+      </w:r>
+    </w:p>
+    <w:p>
+      <w:pPr/>
+      <w:r>
+        <w:rPr>
+          <w:b/>
+          <w:i w:val="0"/>
+        </w:rPr>
+        <w:t>Kleine Übung</w:t>
+      </w:r>
+    </w:p>
+    <w:p>
+      <w:pPr/>
+      <w:r>
+        <w:rPr>
+          <w:b w:val="0"/>
+          <w:i w:val="0"/>
+        </w:rPr>
+        <w:t>Wenn du unerklärliche körperliche Beschwerden hast: Frag dich vorsichtig, ob es ein ungelöstes emotionales Thema gibt, das gerade viel Raum einnimmt. Das ersetzt keine medizinische Abklärung, kann sie aber sinnvoll ergänzen.</w:t>
+      </w:r>
+    </w:p>
+    <w:p>
+      <w:pPr/>
+      <w:r>
+        <w:rPr>
+          <w:b w:val="0"/>
+          <w:i w:val="0"/>
+        </w:rPr>
+      </w:r>
+    </w:p>
+    <w:p>
+      <w:pPr/>
+      <w:r>
+        <w:rPr>
+          <w:b/>
+          <w:i w:val="0"/>
+        </w:rPr>
+        <w:t>Zum Weiterdenken</w:t>
+      </w:r>
+    </w:p>
+    <w:p>
+      <w:pPr/>
+      <w:r>
+        <w:rPr>
+          <w:b w:val="0"/>
+          <w:i w:val="0"/>
+        </w:rPr>
+        <w:t>Der Körper erinnert sich manchmal an das, was der Kopf noch nicht aussprechen konnte.</w:t>
+      </w:r>
+    </w:p>
+    <w:p>
+      <w:pPr/>
+      <w:r>
+        <w:rPr>
+          <w:b w:val="0"/>
+          <w:i w:val="0"/>
+        </w:rPr>
+      </w:r>
+    </w:p>
+    <w:p>
+      <w:pPr/>
+      <w:r>
+        <w:rPr>
+          <w:b w:val="0"/>
+          <w:i w:val="0"/>
+        </w:rPr>
+        <w:t>TikTok · None</w:t>
+      </w:r>
+    </w:p>
+    <w:p>
+      <w:r>
+        <w:rPr>
+          <w:b w:val="0"/>
+          <w:i w:val="0"/>
+        </w:rPr>
+        <w:t>11bl. Wenn du für dich selbst Regeln aufstellst, die du früher gebraucht hättest</w:t>
+      </w:r>
+    </w:p>
+    <w:p>
+      <w:pPr/>
+      <w:r>
+        <w:rPr>
+          <w:b w:val="0"/>
+          <w:i w:val="0"/>
+        </w:rPr>
+        <w:t>Ein kraftvoller Schritt in der Verarbeitung ist oft, sich selbst nachträglich die Fürsorge zu geben, die man früher gebraucht, aber nicht bekommen hat.</w:t>
+      </w:r>
+    </w:p>
+    <w:p>
+      <w:pPr/>
+      <w:r>
+        <w:rPr>
+          <w:b w:val="0"/>
+          <w:i w:val="0"/>
+        </w:rPr>
+      </w:r>
+    </w:p>
+    <w:p>
+      <w:pPr/>
+      <w:r>
+        <w:rPr>
+          <w:b w:val="0"/>
+          <w:i w:val="0"/>
+        </w:rPr>
+        <w:t>Als Kind hatte Alessia nie klare Regeln oder Struktur, ihre Eltern kümmerten sich kaum um ihren Alltag. Als Erwachsene begann sie bewusst, sich selbst feste Routinen zu geben, Schlafenszeiten, feste Mahlzeiten, ein Ritual am Abend, als eine Art nachträgliche Fürsorge für sich selbst.</w:t>
+      </w:r>
+    </w:p>
+    <w:p>
+      <w:pPr/>
+      <w:r>
+        <w:rPr>
+          <w:b w:val="0"/>
+          <w:i w:val="0"/>
+        </w:rPr>
+      </w:r>
+    </w:p>
+    <w:p>
+      <w:pPr/>
+      <w:r>
+        <w:rPr>
+          <w:b/>
+          <w:i w:val="0"/>
+        </w:rPr>
+        <w:t>Was in dir wirklich passiert</w:t>
+      </w:r>
+    </w:p>
+    <w:p>
+      <w:pPr/>
+      <w:r>
+        <w:rPr>
+          <w:b w:val="0"/>
+          <w:i w:val="0"/>
+        </w:rPr>
+        <w:t>Sich selbst als Erwachsener die Struktur oder Fürsorge zu geben, die in der Kindheit gefehlt hat, kann eine wirksame Form der Selbstheilung sein, unabhängig davon, ob die ursprünglich verantwortlichen Personen sich je ändern.</w:t>
+      </w:r>
+    </w:p>
+    <w:p>
+      <w:pPr/>
+      <w:r>
+        <w:rPr>
+          <w:b w:val="0"/>
+          <w:i w:val="0"/>
+        </w:rPr>
+      </w:r>
+    </w:p>
+    <w:p>
+      <w:pPr/>
+      <w:r>
+        <w:rPr>
+          <w:b/>
+          <w:i w:val="0"/>
+        </w:rPr>
+        <w:t>Kleine Übung</w:t>
+      </w:r>
+    </w:p>
+    <w:p>
+      <w:pPr/>
+      <w:r>
+        <w:rPr>
+          <w:b w:val="0"/>
+          <w:i w:val="0"/>
+        </w:rPr>
+        <w:t>Was hättest du dir als Kind gewünscht, das dir gefehlt hat? Überlege, welchen kleinen Teil davon du dir heute selbst geben kannst.</w:t>
+      </w:r>
+    </w:p>
+    <w:p>
+      <w:pPr/>
+      <w:r>
+        <w:rPr>
+          <w:b w:val="0"/>
+          <w:i w:val="0"/>
+        </w:rPr>
+      </w:r>
+    </w:p>
+    <w:p>
+      <w:pPr/>
+      <w:r>
+        <w:rPr>
+          <w:b/>
+          <w:i w:val="0"/>
+        </w:rPr>
+        <w:t>Zum Weiterdenken</w:t>
+      </w:r>
+    </w:p>
+    <w:p>
+      <w:pPr/>
+      <w:r>
+        <w:rPr>
+          <w:b w:val="0"/>
+          <w:i w:val="0"/>
+        </w:rPr>
+        <w:t>Es ist nie zu spät, sich selbst nachträglich das zu geben, was gefehlt hat.</w:t>
+      </w:r>
+    </w:p>
+    <w:p>
+      <w:pPr/>
+      <w:r>
+        <w:rPr>
+          <w:b w:val="0"/>
+          <w:i w:val="0"/>
+        </w:rPr>
+      </w:r>
+    </w:p>
+    <w:p>
+      <w:pPr/>
+      <w:r>
+        <w:rPr>
+          <w:b w:val="0"/>
+          <w:i w:val="0"/>
+        </w:rPr>
+        <w:t>TikTok · None</w:t>
+      </w:r>
+    </w:p>
+    <w:p>
+      <w:r>
+        <w:rPr>
+          <w:b w:val="0"/>
+          <w:i w:val="0"/>
+        </w:rPr>
+        <w:t>Zwischenspiel: Alessias Geschichte in einem Stück</w:t>
+      </w:r>
+    </w:p>
+    <w:p>
+      <w:pPr/>
+      <w:r>
+        <w:rPr>
+          <w:b w:val="0"/>
+          <w:i w:val="0"/>
+        </w:rPr>
+        <w:t>Alessia wusste als Kind nie, wann es Abendessen geben würde, ob jemand sie ins Bett brachte, ob überhaupt jemand zuhause war.</w:t>
+      </w:r>
+    </w:p>
+    <w:p>
+      <w:pPr/>
+      <w:r>
+        <w:rPr>
+          <w:b w:val="0"/>
+          <w:i w:val="0"/>
+        </w:rPr>
+        <w:t>Als Erwachsene lebte sie lange in einem ähnlichen Chaos, unregelmässige Mahlzeiten, spontane Nächte ohne Plan, ein Alltag ohne feste Punkte.</w:t>
+      </w:r>
+    </w:p>
+    <w:p>
+      <w:pPr/>
+      <w:r>
+        <w:rPr>
+          <w:b w:val="0"/>
+          <w:i w:val="0"/>
+        </w:rPr>
+        <w:t>Eine Freundin fragte sie einmal beiläufig: „Isst du eigentlich regelmässig?“ Die Frage traf Alessia unerwartet tief.</w:t>
+      </w:r>
+    </w:p>
+    <w:p>
+      <w:pPr/>
+      <w:r>
+        <w:rPr>
+          <w:b w:val="0"/>
+          <w:i w:val="0"/>
+        </w:rPr>
+        <w:t>Sie begann klein: ein fester Zeitpunkt fürs Abendessen, jeden Tag derselbe. Dann ein Ritual vor dem Schlafengehen, ein Tee, ein paar Minuten Stille.</w:t>
+      </w:r>
+    </w:p>
+    <w:p>
+      <w:pPr/>
+      <w:r>
+        <w:rPr>
+          <w:b w:val="0"/>
+          <w:i w:val="0"/>
+        </w:rPr>
+        <w:t>Nach einem Jahr bemerkte sie, wie viel ruhiger ihr Nervensystem auf den Alltag reagierte, einfach durch diese kleinen, selbst gesetzten Routinen.</w:t>
+      </w:r>
+    </w:p>
+    <w:p>
+      <w:pPr/>
+      <w:r>
+        <w:rPr>
+          <w:b w:val="0"/>
+          <w:i w:val="0"/>
+        </w:rPr>
+        <w:t>„Ich gebe mir heute die Struktur, die mir als Kind gefehlt hat“, sagt sie. „Niemand musste mir dafür etwas schulden. Ich konnte es mir einfach selbst geben.“</w:t>
+      </w:r>
+    </w:p>
+    <w:p>
+      <w:r>
+        <w:rPr>
+          <w:b w:val="0"/>
+          <w:i w:val="0"/>
+        </w:rPr>
+        <w:t>11bm. Der letzte Satz, den du dir selbst sagen darfst</w:t>
+      </w:r>
+    </w:p>
+    <w:p>
+      <w:pPr/>
+      <w:r>
+        <w:rPr>
+          <w:b w:val="0"/>
+          <w:i w:val="0"/>
+        </w:rPr>
+        <w:t>Am Ende vieler Kapitel dieses Buches steht eine ähnliche Erkenntnis, in immer neuen Geschichten: Die Antwort, auf die man gewartet hat, war selten die Antwort, die tatsächlich Frieden brachte.</w:t>
+      </w:r>
+    </w:p>
+    <w:p>
+      <w:pPr/>
+      <w:r>
+        <w:rPr>
+          <w:b w:val="0"/>
+          <w:i w:val="0"/>
+        </w:rPr>
+      </w:r>
+    </w:p>
+    <w:p>
+      <w:pPr/>
+      <w:r>
+        <w:rPr>
+          <w:b w:val="0"/>
+          <w:i w:val="0"/>
+        </w:rPr>
+        <w:t>Wenn man die Geschichten in diesem Buch nebeneinanderlegt, Meret, Yannick, Aisha, Rahel, Vreni, Kurt und viele andere, zeigt sich ein gemeinsames Muster: Der Frieden kam nicht durch das erwartete Gespräch, sondern durch die Entscheidung, nicht mehr davon abhängig zu sein.</w:t>
+      </w:r>
+    </w:p>
+    <w:p>
+      <w:pPr/>
+      <w:r>
+        <w:rPr>
+          <w:b w:val="0"/>
+          <w:i w:val="0"/>
+        </w:rPr>
+      </w:r>
+    </w:p>
+    <w:p>
+      <w:pPr/>
+      <w:r>
+        <w:rPr>
+          <w:b/>
+          <w:i w:val="0"/>
+        </w:rPr>
+        <w:t>Was in dir wirklich passiert</w:t>
+      </w:r>
+    </w:p>
+    <w:p>
+      <w:pPr/>
+      <w:r>
+        <w:rPr>
+          <w:b w:val="0"/>
+          <w:i w:val="0"/>
+        </w:rPr>
+        <w:t>Der wiederkehrende Kern vieler Verarbeitungsprozesse ist nicht das Erreichen einer äusseren Antwort, sondern die innere Verschiebung, nicht mehr von ihr abhängig zu sein.</w:t>
+      </w:r>
+    </w:p>
+    <w:p>
+      <w:pPr/>
+      <w:r>
+        <w:rPr>
+          <w:b w:val="0"/>
+          <w:i w:val="0"/>
+        </w:rPr>
+      </w:r>
+    </w:p>
+    <w:p>
+      <w:pPr/>
+      <w:r>
+        <w:rPr>
+          <w:b/>
+          <w:i w:val="0"/>
+        </w:rPr>
+        <w:t>Kleine Übung</w:t>
+      </w:r>
+    </w:p>
+    <w:p>
+      <w:pPr/>
+      <w:r>
+        <w:rPr>
+          <w:b w:val="0"/>
+          <w:i w:val="0"/>
+        </w:rPr>
+        <w:t>Formuliere für dich selbst den einen Satz, den du gerne von der anderen Person gehört hättest. Sag ihn dir jetzt selbst, laut, in deinen eigenen Worten.</w:t>
+      </w:r>
+    </w:p>
+    <w:p>
+      <w:pPr/>
+      <w:r>
+        <w:rPr>
+          <w:b w:val="0"/>
+          <w:i w:val="0"/>
+        </w:rPr>
+      </w:r>
+    </w:p>
+    <w:p>
+      <w:pPr/>
+      <w:r>
+        <w:rPr>
+          <w:b/>
+          <w:i w:val="0"/>
+        </w:rPr>
+        <w:t>Zum Weiterdenken</w:t>
+      </w:r>
+    </w:p>
+    <w:p>
+      <w:pPr/>
+      <w:r>
+        <w:rPr>
+          <w:b w:val="0"/>
+          <w:i w:val="0"/>
+        </w:rPr>
+        <w:t>Du brauchst kein letztes Gespräch, um mit deiner eigenen Geschichte in Frieden zu sein.</w:t>
       </w:r>
     </w:p>
     <w:p>

--- a/outputs/buch-letztes-gespraech/buch-MANUSKRIPT.docx
+++ b/outputs/buch-letztes-gespraech/buch-MANUSKRIPT.docx
@@ -330,6 +330,501 @@
           <w:b w:val="0"/>
           <w:i w:val="0"/>
         </w:rPr>
+        <w:t>11e. Der Unterschied zwischen Verzeihen und Vergessen</w:t>
+      </w:r>
+    </w:p>
+    <w:p>
+      <w:r>
+        <w:rPr>
+          <w:b w:val="0"/>
+          <w:i w:val="0"/>
+        </w:rPr>
+        <w:t>11g. Wenn die Person gestorben ist, bevor das Gespräch stattfand</w:t>
+      </w:r>
+    </w:p>
+    <w:p>
+      <w:r>
+        <w:rPr>
+          <w:b w:val="0"/>
+          <w:i w:val="0"/>
+        </w:rPr>
+        <w:t>11h. Wenn eine ganze Familie sich gegen dich stellt</w:t>
+      </w:r>
+    </w:p>
+    <w:p>
+      <w:r>
+        <w:rPr>
+          <w:b w:val="0"/>
+          <w:i w:val="0"/>
+        </w:rPr>
+        <w:t>11m. Wenn du für andere die Rolle der Vernünftigen spieltest</w:t>
+      </w:r>
+    </w:p>
+    <w:p>
+      <w:r>
+        <w:rPr>
+          <w:b w:val="0"/>
+          <w:i w:val="0"/>
+        </w:rPr>
+        <w:t>11o. Wenn Geschwister zu Fremden werden</w:t>
+      </w:r>
+    </w:p>
+    <w:p>
+      <w:r>
+        <w:rPr>
+          <w:b w:val="0"/>
+          <w:i w:val="0"/>
+        </w:rPr>
+        <w:t>11p. Wenn eine Freundschaft zur einseitigen Aufgabe wurde</w:t>
+      </w:r>
+    </w:p>
+    <w:p>
+      <w:r>
+        <w:rPr>
+          <w:b w:val="0"/>
+          <w:i w:val="0"/>
+        </w:rPr>
+        <w:t>11r. Mobbing am Arbeitsplatz, das nie aufgearbeitet wurde</w:t>
+      </w:r>
+    </w:p>
+    <w:p>
+      <w:r>
+        <w:rPr>
+          <w:b w:val="0"/>
+          <w:i w:val="0"/>
+        </w:rPr>
+        <w:t>11t. Gewählte Familie, wenn die geborene fehlt</w:t>
+      </w:r>
+    </w:p>
+    <w:p>
+      <w:r>
+        <w:rPr>
+          <w:b w:val="0"/>
+          <w:i w:val="0"/>
+        </w:rPr>
+        <w:t>11w. Selbstvergebung, wenn du selbst Fehler gemacht hast</w:t>
+      </w:r>
+    </w:p>
+    <w:p>
+      <w:r>
+        <w:rPr>
+          <w:b w:val="0"/>
+          <w:i w:val="0"/>
+        </w:rPr>
+        <w:t>11x. Wenn ein Kind erwachsen wird und den Kontakt beendet</w:t>
+      </w:r>
+    </w:p>
+    <w:p>
+      <w:r>
+        <w:rPr>
+          <w:b w:val="0"/>
+          <w:i w:val="0"/>
+        </w:rPr>
+        <w:t>11ac. Wenn eine Krankheit die Beziehung endgültig veränderte</w:t>
+      </w:r>
+    </w:p>
+    <w:p>
+      <w:r>
+        <w:rPr>
+          <w:b w:val="0"/>
+          <w:i w:val="0"/>
+        </w:rPr>
+        <w:t>Zwischenspiel: Rahels Geschichte in einem Stück</w:t>
+      </w:r>
+    </w:p>
+    <w:p>
+      <w:r>
+        <w:rPr>
+          <w:b w:val="0"/>
+          <w:i w:val="0"/>
+        </w:rPr>
+        <w:t>11ai. Wenn eine ganze Generation schweigt</w:t>
+      </w:r>
+    </w:p>
+    <w:p>
+      <w:r>
+        <w:rPr>
+          <w:b w:val="0"/>
+          <w:i w:val="0"/>
+        </w:rPr>
+        <w:t>11ak. Wenn Feiertage zur schwierigsten Zeit des Jahres werden</w:t>
+      </w:r>
+    </w:p>
+    <w:p>
+      <w:r>
+        <w:rPr>
+          <w:b w:val="0"/>
+          <w:i w:val="0"/>
+        </w:rPr>
+        <w:t>11ao. Wenn eine Beziehung endet, aber gemeinsame Kinder bleiben</w:t>
+      </w:r>
+    </w:p>
+    <w:p>
+      <w:r>
+        <w:rPr>
+          <w:b w:val="0"/>
+          <w:i w:val="0"/>
+        </w:rPr>
+        <w:t>11as. Wenn Geld ein alter Konflikt in neuem Gewand ist</w:t>
+      </w:r>
+    </w:p>
+    <w:p>
+      <w:r>
+        <w:rPr>
+          <w:b w:val="0"/>
+          <w:i w:val="0"/>
+        </w:rPr>
+        <w:t>11au. Wenn du beginnst, dir selbst zu vertrauen</w:t>
+      </w:r>
+    </w:p>
+    <w:p>
+      <w:r>
+        <w:rPr>
+          <w:b w:val="0"/>
+          <w:i w:val="0"/>
+        </w:rPr>
+        <w:t>11bk. Wenn körperliche Symptome von emotionalem Schmerz erzählen</w:t>
+      </w:r>
+    </w:p>
+    <w:p>
+      <w:r>
+        <w:rPr>
+          <w:b w:val="0"/>
+          <w:i w:val="0"/>
+        </w:rPr>
+        <w:t>11bm. Der letzte Satz, den du dir selbst sagen darfst</w:t>
+      </w:r>
+    </w:p>
+    <w:p>
+      <w:r>
+        <w:rPr>
+          <w:b w:val="0"/>
+          <w:i w:val="0"/>
+        </w:rPr>
+        <w:t>12. Ein Schritt pro Woche</w:t>
+      </w:r>
+    </w:p>
+    <w:p>
+      <w:r>
+        <w:rPr>
+          <w:b w:val="0"/>
+          <w:i w:val="0"/>
+        </w:rPr>
+        <w:t>Epilog: Das Gespräch, das du nicht mehr brauchst</w:t>
+      </w:r>
+    </w:p>
+    <w:p>
+      <w:r>
+        <w:rPr>
+          <w:b w:val="0"/>
+          <w:i w:val="0"/>
+        </w:rPr>
+        <w:t>Eine Standortbestimmung</w:t>
+      </w:r>
+    </w:p>
+    <w:p>
+      <w:r>
+        <w:rPr>
+          <w:b w:val="0"/>
+          <w:i w:val="0"/>
+        </w:rPr>
+        <w:t>Ein Brief an dich selbst</w:t>
+      </w:r>
+    </w:p>
+    <w:p>
+      <w:r>
+        <w:rPr>
+          <w:b w:val="0"/>
+          <w:i w:val="0"/>
+        </w:rPr>
+        <w:t>Die Satz-Sammlung</w:t>
+      </w:r>
+    </w:p>
+    <w:p>
+      <w:r>
+        <w:rPr>
+          <w:b w:val="0"/>
+          <w:i w:val="0"/>
+        </w:rPr>
+        <w:t>Fragen, die mir oft gestellt werden</w:t>
+      </w:r>
+    </w:p>
+    <w:p>
+      <w:r>
+        <w:rPr>
+          <w:b w:val="0"/>
+          <w:i w:val="0"/>
+        </w:rPr>
+        <w:t>Meine anderen Bücher</w:t>
+      </w:r>
+    </w:p>
+    <w:p>
+      <w:r>
+        <w:rPr>
+          <w:b w:val="0"/>
+          <w:i w:val="0"/>
+        </w:rPr>
+        <w:t>Vertiefende Übungen zu diesem Buch</w:t>
+      </w:r>
+    </w:p>
+    <w:p>
+      <w:r>
+        <w:rPr>
+          <w:b w:val="0"/>
+          <w:i w:val="0"/>
+        </w:rPr>
+        <w:t>Journal-Fragen zum Buch</w:t>
+      </w:r>
+    </w:p>
+    <w:p>
+      <w:r>
+        <w:rPr>
+          <w:b w:val="0"/>
+          <w:i w:val="0"/>
+        </w:rPr>
+        <w:t>Rechtliche Hinweise und Impressum</w:t>
+      </w:r>
+    </w:p>
+    <w:p>
+      <w:r>
+        <w:rPr>
+          <w:b w:val="0"/>
+          <w:i w:val="0"/>
+        </w:rPr>
+        <w:t>Bevor wir anfangen</w:t>
+      </w:r>
+    </w:p>
+    <w:p>
+      <w:r>
+        <w:rPr>
+          <w:b w:val="0"/>
+          <w:i w:val="0"/>
+        </w:rPr>
+        <w:t>Bist du das?</w:t>
+      </w:r>
+    </w:p>
+    <w:p>
+      <w:r>
+        <w:rPr>
+          <w:b w:val="0"/>
+          <w:i w:val="0"/>
+        </w:rPr>
+        <w:t>Wenn heute gar nichts geht</w:t>
+      </w:r>
+    </w:p>
+    <w:p>
+      <w:r>
+        <w:rPr>
+          <w:b w:val="0"/>
+          <w:i w:val="0"/>
+        </w:rPr>
+        <w:t>Warum dieses Muster nie deine Schuld war</w:t>
+      </w:r>
+    </w:p>
+    <w:p>
+      <w:r>
+        <w:rPr>
+          <w:b w:val="0"/>
+          <w:i w:val="0"/>
+        </w:rPr>
+        <w:t>1. Warum du noch immer auf eine Antwort wartest</w:t>
+      </w:r>
+    </w:p>
+    <w:p>
+      <w:r>
+        <w:rPr>
+          <w:b w:val="0"/>
+          <w:i w:val="0"/>
+        </w:rPr>
+        <w:t>2. Das Verhalten war bereits eine Antwort</w:t>
+      </w:r>
+    </w:p>
+    <w:p>
+      <w:r>
+        <w:rPr>
+          <w:b w:val="0"/>
+          <w:i w:val="0"/>
+        </w:rPr>
+        <w:t>2b. Wenn Schweigen lauter ist als jedes Wort</w:t>
+      </w:r>
+    </w:p>
+    <w:p>
+      <w:r>
+        <w:rPr>
+          <w:b w:val="0"/>
+          <w:i w:val="0"/>
+        </w:rPr>
+        <w:t>3. Die Hoffnung auf Einsicht hält dich fest</w:t>
+      </w:r>
+    </w:p>
+    <w:p>
+      <w:r>
+        <w:rPr>
+          <w:b w:val="0"/>
+          <w:i w:val="0"/>
+        </w:rPr>
+        <w:t>4. Warum eine Entschuldigung nicht automatisch heilt</w:t>
+      </w:r>
+    </w:p>
+    <w:p>
+      <w:r>
+        <w:rPr>
+          <w:b w:val="0"/>
+          <w:i w:val="0"/>
+        </w:rPr>
+        <w:t>4b. Wenn die Entschuldigung kommt, aber zu spät oder halbherzig</w:t>
+      </w:r>
+    </w:p>
+    <w:p>
+      <w:r>
+        <w:rPr>
+          <w:b w:val="0"/>
+          <w:i w:val="0"/>
+        </w:rPr>
+        <w:t>5. Wenn deine Wahrheit abgestritten wird</w:t>
+      </w:r>
+    </w:p>
+    <w:p>
+      <w:r>
+        <w:rPr>
+          <w:b w:val="0"/>
+          <w:i w:val="0"/>
+        </w:rPr>
+        <w:t>5b. Wenn die Vergangenheit umgeschrieben wird</w:t>
+      </w:r>
+    </w:p>
+    <w:p>
+      <w:r>
+        <w:rPr>
+          <w:b w:val="0"/>
+          <w:i w:val="0"/>
+        </w:rPr>
+        <w:t>6. Verantwortung dorthin zurückgeben, wo sie hingehört</w:t>
+      </w:r>
+    </w:p>
+    <w:p>
+      <w:r>
+        <w:rPr>
+          <w:b w:val="0"/>
+          <w:i w:val="0"/>
+        </w:rPr>
+        <w:t>6b. Eltern, die nie anerkennen, was geschehen ist</w:t>
+      </w:r>
+    </w:p>
+    <w:p>
+      <w:r>
+        <w:rPr>
+          <w:b w:val="0"/>
+          <w:i w:val="0"/>
+        </w:rPr>
+        <w:t>7. Das letzte Gespräch in deinem Kopf beenden</w:t>
+      </w:r>
+    </w:p>
+    <w:p>
+      <w:r>
+        <w:rPr>
+          <w:b w:val="0"/>
+          <w:i w:val="0"/>
+        </w:rPr>
+        <w:t>7b. Geschwister, die die Vergangenheit anders erzählen</w:t>
+      </w:r>
+    </w:p>
+    <w:p>
+      <w:r>
+        <w:rPr>
+          <w:b w:val="0"/>
+          <w:i w:val="0"/>
+        </w:rPr>
+        <w:t>8. Dir selbst glauben, ohne Bestätigung von aussen</w:t>
+      </w:r>
+    </w:p>
+    <w:p>
+      <w:r>
+        <w:rPr>
+          <w:b w:val="0"/>
+          <w:i w:val="0"/>
+        </w:rPr>
+        <w:t>8b. Freundschaften ohne ehrlichen Abschluss</w:t>
+      </w:r>
+    </w:p>
+    <w:p>
+      <w:r>
+        <w:rPr>
+          <w:b w:val="0"/>
+          <w:i w:val="0"/>
+        </w:rPr>
+        <w:t>Zwischenspiel: Anitas Geschichte in einem Stück</w:t>
+      </w:r>
+    </w:p>
+    <w:p>
+      <w:r>
+        <w:rPr>
+          <w:b w:val="0"/>
+          <w:i w:val="0"/>
+        </w:rPr>
+        <w:t>9. Trauern um das, was du nie bekommen hast</w:t>
+      </w:r>
+    </w:p>
+    <w:p>
+      <w:r>
+        <w:rPr>
+          <w:b w:val="0"/>
+          <w:i w:val="0"/>
+        </w:rPr>
+        <w:t>9b. Wenn der Kontakt kommentarlos endet</w:t>
+      </w:r>
+    </w:p>
+    <w:p>
+      <w:r>
+        <w:rPr>
+          <w:b w:val="0"/>
+          <w:i w:val="0"/>
+        </w:rPr>
+        <w:t>10. Weitergehen, ohne zu vergessen</w:t>
+      </w:r>
+    </w:p>
+    <w:p>
+      <w:r>
+        <w:rPr>
+          <w:b w:val="0"/>
+          <w:i w:val="0"/>
+        </w:rPr>
+        <w:t>10b. Ehemalige Kollegen und Vorgesetzte</w:t>
+      </w:r>
+    </w:p>
+    <w:p>
+      <w:r>
+        <w:rPr>
+          <w:b w:val="0"/>
+          <w:i w:val="0"/>
+        </w:rPr>
+        <w:t>Zwischenspiel: Retos Geschichte in einem Stück</w:t>
+      </w:r>
+    </w:p>
+    <w:p>
+      <w:r>
+        <w:rPr>
+          <w:b w:val="0"/>
+          <w:i w:val="0"/>
+        </w:rPr>
+        <w:t>11. Wieder vertrauen, ohne dich selbst zu verlassen</w:t>
+      </w:r>
+    </w:p>
+    <w:p>
+      <w:r>
+        <w:rPr>
+          <w:b w:val="0"/>
+          <w:i w:val="0"/>
+        </w:rPr>
+        <w:t>11b. Wenn der andere einfach weiterlebt</w:t>
+      </w:r>
+    </w:p>
+    <w:p>
+      <w:r>
+        <w:rPr>
+          <w:b w:val="0"/>
+          <w:i w:val="0"/>
+        </w:rPr>
         <w:t>11c. Kinder, die zwischen den Fronten stehen</w:t>
       </w:r>
     </w:p>
@@ -3579,7 +4074,7 @@
           <w:i w:val="0"/>
           <w:sz w:val="34"/>
         </w:rPr>
-        <w:t>11c. Kinder, die zwischen den Fronten stehen</w:t>
+        <w:t>11e. Der Unterschied zwischen Verzeihen und Vergessen</w:t>
       </w:r>
     </w:p>
     <w:p>
@@ -3589,7 +4084,7 @@
           <w:b w:val="0"/>
           <w:i w:val="0"/>
         </w:rPr>
-        <w:t>Wenn Eltern sich trennen oder zerstritten bleiben, geraten erwachsene Kinder oft in eine Position, die sie sich nie ausgesucht haben: die des Vermittlers, des Nachrichtenüberbringers, des einzigen neutralen Zeugen.</w:t>
+        <w:t>Viele meiden das Wort Verzeihen, weil sie es mit Vergessen verwechseln. Das sind zwei völlig unterschiedliche Vorgänge, die nichts miteinander zu tun haben.</w:t>
       </w:r>
     </w:p>
     <w:p>
@@ -3599,7 +4094,7 @@
           <w:b w:val="0"/>
           <w:i w:val="0"/>
         </w:rPr>
-        <w:t>Als sich Jaqueline weigerte, weiterhin zwischen ihrer Mutter und ihrem Vater zu vermitteln, warfen ihr beide vor, Partei zu ergreifen. Dabei hatte sie sich zum ersten Mal für keine Partei entschieden, sondern für sich selbst.</w:t>
+        <w:t>Als Werner seiner Schwester nach jahrelangem Streit sagte: „Ich habe dir verziehen“, fragte sie erstaunt: „Heisst das, du hast vergessen, was war?“ Er antwortete: „Nein. Es heisst nur, dass ich aufgehört habe, es gegen dich zu verwenden.“</w:t>
       </w:r>
     </w:p>
     <w:p>
@@ -3619,7 +4114,7 @@
           <w:b w:val="0"/>
           <w:i w:val="0"/>
         </w:rPr>
-        <w:t>Kinder entwickeln früh ein feines Gespür dafür, wessen Version der Wahrheit gerade Loyalität verlangt. Dieses Gespür bleibt oft bis ins Erwachsenenalter aktiv, auch wenn die ursprüngliche Situation längst vorbei ist. Sich aus dieser Vermittlerrolle zu lösen, fühlt sich zunächst wie Verrat an, ist aber meist der erste Schritt zu einer eigenen, unabhängigen Beziehung zu beiden Seiten.</w:t>
+        <w:t>Vergessen ist ein neurologischer Vorgang, der bei bedeutsamen, emotional aufgeladenen Ereignissen selten vollständig eintritt. Verzeihen ist dagegen eine bewusste Entscheidung, die Erinnerung nicht länger als Waffe oder als tägliche Belastung zu nutzen. Beides zu vermischen führt oft dazu, dass Menschen das Verzeihen ganz vermeiden, aus Angst, damit auch die Erinnerung selbst aufgeben zu müssen.</w:t>
       </w:r>
     </w:p>
     <w:p>
@@ -3629,7 +4124,7 @@
           <w:b/>
           <w:i w:val="0"/>
         </w:rPr>
-        <w:t>Kleine Übung</w:t>
+        <w:t>Zum Weiterdenken</w:t>
       </w:r>
     </w:p>
     <w:p>
@@ -3639,7 +4134,7 @@
           <w:b w:val="0"/>
           <w:i w:val="0"/>
         </w:rPr>
-        <w:t>Schreib auf, in welchem Konflikt du aktuell zwischen zwei Menschen stehst, die du beide magst. Was würde es bedeuten, aus der Mitte herauszutreten?</w:t>
+        <w:t>Was würde sich für dich ändern, wenn Verzeihen nicht bedeuten würde, etwas zu vergessen?</w:t>
       </w:r>
     </w:p>
     <w:p>
@@ -3649,7 +4144,7 @@
           <w:b w:val="0"/>
           <w:i w:val="0"/>
         </w:rPr>
-        <w:t>TikTok  ·  Du musst nicht zwischen zwei Menschen vermitteln, die sich selbst nicht einigen wollen.</w:t>
+        <w:t>TikTok  ·  Verzeihen heisst nicht vergessen. Es heisst, aufhören, sich selbst mit der Erinnerung zu bestrafen.</w:t>
       </w:r>
     </w:p>
     <w:p>
@@ -3662,7 +4157,7 @@
           <w:i w:val="0"/>
           <w:sz w:val="34"/>
         </w:rPr>
-        <w:t>11d. Wenn du selbst gehen musstest, ohne ein letztes Wort</w:t>
+        <w:t>11g. Wenn die Person gestorben ist, bevor das Gespräch stattfand</w:t>
       </w:r>
     </w:p>
     <w:p>
@@ -3672,7 +4167,7 @@
           <w:b w:val="0"/>
           <w:i w:val="0"/>
         </w:rPr>
-        <w:t>Dieses Buch handelt oft davon, dass andere gegangen sind. Manchmal ist es umgekehrt: Du warst diejenige, die gehen musste, aus Selbstschutz, ohne die Möglichkeit, alles zu klären.</w:t>
+        <w:t>Der Tod schliesst manche Rechnungen nicht ab, er friert sie ein. Das letzte Gespräch, das nie stattfand, wird plötzlich endgültig unmöglich, statt nur unwahrscheinlich.</w:t>
       </w:r>
     </w:p>
     <w:p>
@@ -3682,7 +4177,7 @@
           <w:b w:val="0"/>
           <w:i w:val="0"/>
         </w:rPr>
-        <w:t>Als Bettina die Beziehung zu ihrem alkoholkranken Bruder abbrach, tat sie das ohne ein grosses Abschiedsgespräch, weil jedes frühere Gespräch mit ihm im Streit geendet hatte. Jahre später fragte sie sich manchmal, ob sie ihm nicht doch noch eine letzte Chance hätte geben sollen.</w:t>
+        <w:t>Als Ruedis Vater überraschend starb, mitten in einer jahrelangen Funkstille zwischen ihnen, fühlte sich Ruedi doppelt beraubt: um seinen Vater und um jede noch verbliebene Chance auf Klärung. Am Grab sprach er trotzdem, laut, allein, alles aus, was er nie hatte sagen können.</w:t>
       </w:r>
     </w:p>
     <w:p>
@@ -3702,7 +4197,7 @@
           <w:b w:val="0"/>
           <w:i w:val="0"/>
         </w:rPr>
-        <w:t>Ein Rückzug aus Selbstschutz fühlt sich im Nachhinein oft unfertiger an als ein Rückzug, den der andere initiiert hat, weil die eigene Handlungsmacht Schuldgefühle auslösen kann, selbst wenn der Rückzug notwendig war. Notwendigkeit und Schuld sind aber zwei unterschiedliche Kategorien, die sich nicht gegenseitig ausschliessen müssen.</w:t>
+        <w:t>Trauer um eine unfertige Beziehung unterscheidet sich von Trauer um eine gute, weil neben dem Verlust selbst auch der Verlust jeder zukünftigen Möglichkeit betrauert werden muss. Diese doppelte Trauer wird oft nicht als solche erkannt, was sie schwerer zu verarbeiten macht als nötig.</w:t>
       </w:r>
     </w:p>
     <w:p>
@@ -3722,7 +4217,7 @@
           <w:b w:val="0"/>
           <w:i w:val="0"/>
         </w:rPr>
-        <w:t>Schreib auf, was passiert wäre, wenn du geblieben wärst. Sei ehrlich, nicht wohlwollend.</w:t>
+        <w:t>Schreib den Brief, den du dieser Person nie mehr schicken kannst. Lies ihn laut, an einem Ort, der dir wichtig ist.</w:t>
       </w:r>
     </w:p>
     <w:p>
@@ -3732,7 +4227,7 @@
           <w:b w:val="0"/>
           <w:i w:val="0"/>
         </w:rPr>
-        <w:t>TikTok  ·  Ein Ende, das dich schützt, braucht keine Entschuldigung, auch wenn es dein eigenes Ende war.</w:t>
+        <w:t>TikTok  ·  Der Tod beendet ein Leben. Er muss nicht das letzte Wort über eure Geschichte haben.</w:t>
       </w:r>
     </w:p>
     <w:p>
@@ -3745,7 +4240,7 @@
           <w:i w:val="0"/>
           <w:sz w:val="34"/>
         </w:rPr>
-        <w:t>11e. Der Unterschied zwischen Verzeihen und Vergessen</w:t>
+        <w:t>11h. Wenn eine ganze Familie sich gegen dich stellt</w:t>
       </w:r>
     </w:p>
     <w:p>
@@ -3755,7 +4250,7 @@
           <w:b w:val="0"/>
           <w:i w:val="0"/>
         </w:rPr>
-        <w:t>Viele meiden das Wort Verzeihen, weil sie es mit Vergessen verwechseln. Das sind zwei völlig unterschiedliche Vorgänge, die nichts miteinander zu tun haben.</w:t>
+        <w:t>Manchmal ist es nicht eine einzelne Person, die keine Verantwortung übernimmt. Es ist ein ganzes System, das sich einig ist, wer in der Familie das Problem darstellt, und wer nicht.</w:t>
       </w:r>
     </w:p>
     <w:p>
@@ -3765,7 +4260,7 @@
           <w:b w:val="0"/>
           <w:i w:val="0"/>
         </w:rPr>
-        <w:t>Als Werner seiner Schwester nach jahrelangem Streit sagte: „Ich habe dir verziehen“, fragte sie erstaunt: „Heisst das, du hast vergessen, was war?“ Er antwortete: „Nein. Es heisst nur, dass ich aufgehört habe, es gegen dich zu verwenden.“</w:t>
+        <w:t>Als Corina anfing, offen über den emotionalen Missbrauch durch ihren Vater zu sprechen, stellten sich ihre Geschwister demonstrativ hinter ihn. Corina wurde plötzlich zur „Unruhestifterin“, obwohl sie nur benannte, was tatsächlich geschehen war.</w:t>
       </w:r>
     </w:p>
     <w:p>
@@ -3785,7 +4280,7 @@
           <w:b w:val="0"/>
           <w:i w:val="0"/>
         </w:rPr>
-        <w:t>Vergessen ist ein neurologischer Vorgang, der bei bedeutsamen, emotional aufgeladenen Ereignissen selten vollständig eintritt. Verzeihen ist dagegen eine bewusste Entscheidung, die Erinnerung nicht länger als Waffe oder als tägliche Belastung zu nutzen. Beides zu vermischen führt oft dazu, dass Menschen das Verzeihen ganz vermeiden, aus Angst, damit auch die Erinnerung selbst aufgeben zu müssen.</w:t>
+        <w:t>Familiensysteme entwickeln oft eine stille Übereinkunft darüber, welche Wahrheit erzählt werden darf, um das Gesamtsystem stabil zu halten. Wer diese Übereinkunft bricht, wird häufig zur Bedrohung erklärt, unabhängig davon, wie berechtigt die eigene Aussage ist. Das ist eine Systemreaktion, kein Urteil über den Wahrheitsgehalt.</w:t>
       </w:r>
     </w:p>
     <w:p>
@@ -3805,7 +4300,7 @@
           <w:b w:val="0"/>
           <w:i w:val="0"/>
         </w:rPr>
-        <w:t>Was würde sich für dich ändern, wenn Verzeihen nicht bedeuten würde, etwas zu vergessen?</w:t>
+        <w:t>Was würde es bedeuten, wenn die Ablehnung der Familie nichts über die Richtigkeit deiner Wahrnehmung aussagt?</w:t>
       </w:r>
     </w:p>
     <w:p>
@@ -3815,7 +4310,7 @@
           <w:b w:val="0"/>
           <w:i w:val="0"/>
         </w:rPr>
-        <w:t>TikTok  ·  Verzeihen heisst nicht vergessen. Es heisst, aufhören, sich selbst mit der Erinnerung zu bestrafen.</w:t>
+        <w:t>TikTok  ·  Eine ganze Familie kann sich einig sein und trotzdem falsch liegen.</w:t>
       </w:r>
     </w:p>
     <w:p>
@@ -3828,7 +4323,7 @@
           <w:i w:val="0"/>
           <w:sz w:val="34"/>
         </w:rPr>
-        <w:t>11f. Wenn eine Entschuldigung zu einer Bedingung gemacht wird</w:t>
+        <w:t>11m. Wenn du für andere die Rolle der Vernünftigen spieltest</w:t>
       </w:r>
     </w:p>
     <w:p>
@@ -3838,7 +4333,7 @@
           <w:b w:val="0"/>
           <w:i w:val="0"/>
         </w:rPr>
-        <w:t>Manche Menschen bieten eine Entschuldigung nur unter einer Bedingung an: dass du dafür etwas zurückgibst, etwa Nähe, Vertrauen oder Kontakt, das du eigentlich noch nicht bereit bist zu geben.</w:t>
+        <w:t>In manchen Familien gibt es eine Person, die alles zusammenhält. Die vermittelt, ausgleicht, erklärt. Diese Rolle wirkt wie Stärke. Oft ist sie nur ein anderer Name für: nie gefragt worden, was man selbst braucht.</w:t>
       </w:r>
     </w:p>
     <w:p>
@@ -3848,13 +4343,31 @@
           <w:b w:val="0"/>
           <w:i w:val="0"/>
         </w:rPr>
-        <w:t>Als Ninas Vater ihr endlich eine Entschuldigung anbot, verband er sie direkt mit der Erwartung, sie solle künftig wieder jeden Sonntag zum Essen kommen. Nina merkte, dass diese Entschuldigung an eine Rechnung geknüpft war, die sie nicht begleichen wollte.</w:t>
       </w:r>
     </w:p>
     <w:p>
       <w:pPr/>
       <w:r>
         <w:rPr>
+          <w:b w:val="0"/>
+          <w:i w:val="0"/>
+        </w:rPr>
+        <w:t>Corinne war die Älteste von vier Geschwistern. Seit sie zwölf war, schlichtete sie Streit zwischen ihren Eltern. Mit vierzig merkte sie in einer Therapiesitzung zum ersten Mal, dass niemand je gefragt hatte, wie es ihr in diesen Momenten ging.</w:t>
+      </w:r>
+    </w:p>
+    <w:p>
+      <w:pPr/>
+      <w:r>
+        <w:rPr>
+          <w:b w:val="0"/>
+          <w:i w:val="0"/>
+        </w:rPr>
+      </w:r>
+    </w:p>
+    <w:p>
+      <w:pPr/>
+      <w:r>
+        <w:rPr>
           <w:b/>
           <w:i w:val="0"/>
         </w:rPr>
@@ -3868,13 +4381,22 @@
           <w:b w:val="0"/>
           <w:i w:val="0"/>
         </w:rPr>
-        <w:t>Eine Entschuldigung, die an eine Gegenleistung gekoppelt ist, dient oft weniger der betroffenen Person als demjenigen, der sich entschuldigt, weil sie ein schnelles, sauberes Ende des unangenehmen Themas herbeiführen soll. Eine echte Entschuldigung stellt keine Bedingungen an das, was danach passiert.</w:t>
+        <w:t>Wer früh gelernt hat, für andere die Ruhe zu bewahren, verliert oft den Zugang zu den eigenen Gefühlen. Das kann sich äussern als plötzliche Erschöpfung ohne erkennbaren Grund, oder als Unfähigkeit, in Konflikten die eigene Position zu benennen.</w:t>
       </w:r>
     </w:p>
     <w:p>
       <w:pPr/>
       <w:r>
         <w:rPr>
+          <w:b w:val="0"/>
+          <w:i w:val="0"/>
+        </w:rPr>
+      </w:r>
+    </w:p>
+    <w:p>
+      <w:pPr/>
+      <w:r>
+        <w:rPr>
           <w:b/>
           <w:i w:val="0"/>
         </w:rPr>
@@ -3888,7 +4410,7 @@
           <w:b w:val="0"/>
           <w:i w:val="0"/>
         </w:rPr>
-        <w:t>Falls du je eine „Entschuldigung mit Bedingung“ bekommen hast: Schreib auf, welche Bedingung darin versteckt war.</w:t>
+        <w:t>Erinnere dich an eine Familiensituation, in der du vermittelt hast. Frag dich rückblickend: Was hätte ich damals gebraucht, wenn ich es hätte sagen dürfen?</w:t>
       </w:r>
     </w:p>
     <w:p>
@@ -3898,7 +4420,16 @@
           <w:b w:val="0"/>
           <w:i w:val="0"/>
         </w:rPr>
-        <w:t>TikTok  ·  Eine Entschuldigung, die eine Gegenleistung verlangt, ist keine Entschuldigung. Es ist ein Handel.</w:t>
+      </w:r>
+    </w:p>
+    <w:p>
+      <w:pPr/>
+      <w:r>
+        <w:rPr>
+          <w:b w:val="0"/>
+          <w:i w:val="0"/>
+        </w:rPr>
+        <w:t>TikTok · Vermitteln ist keine Persönlichkeit. Es ist eine Rolle, die man ablegen darf.</w:t>
       </w:r>
     </w:p>
     <w:p>
@@ -3911,7 +4442,7 @@
           <w:i w:val="0"/>
           <w:sz w:val="34"/>
         </w:rPr>
-        <w:t>11g. Wenn die Person gestorben ist, bevor das Gespräch stattfand</w:t>
+        <w:t>11o. Wenn Geschwister zu Fremden werden</w:t>
       </w:r>
     </w:p>
     <w:p>
@@ -3921,7 +4452,7 @@
           <w:b w:val="0"/>
           <w:i w:val="0"/>
         </w:rPr>
-        <w:t>Der Tod schliesst manche Rechnungen nicht ab, er friert sie ein. Das letzte Gespräch, das nie stattfand, wird plötzlich endgültig unmöglich, statt nur unwahrscheinlich.</w:t>
+        <w:t>Man ist im selben Haus aufgewachsen, am selben Tisch gross geworden, und trotzdem gibt es Geschwister, die sich heute fremder sind als Nachbarn, die man kaum kennt.</w:t>
       </w:r>
     </w:p>
     <w:p>
@@ -3931,13 +4462,31 @@
           <w:b w:val="0"/>
           <w:i w:val="0"/>
         </w:rPr>
-        <w:t>Als Ruedis Vater überraschend starb, mitten in einer jahrelangen Funkstille zwischen ihnen, fühlte sich Ruedi doppelt beraubt: um seinen Vater und um jede noch verbliebene Chance auf Klärung. Am Grab sprach er trotzdem, laut, allein, alles aus, was er nie hatte sagen können.</w:t>
       </w:r>
     </w:p>
     <w:p>
       <w:pPr/>
       <w:r>
         <w:rPr>
+          <w:b w:val="0"/>
+          <w:i w:val="0"/>
+        </w:rPr>
+        <w:t>Simon und sein Bruder Livio hatten sich seit dem Tod der Mutter nichts mehr zu sagen. Der Streit ums Erbe war nur der Anlass, nicht die Ursache. Darunter lagen zwanzig Jahre unausgesprochener Kränkungen, die keiner von beiden je benannt hatte.</w:t>
+      </w:r>
+    </w:p>
+    <w:p>
+      <w:pPr/>
+      <w:r>
+        <w:rPr>
+          <w:b w:val="0"/>
+          <w:i w:val="0"/>
+        </w:rPr>
+      </w:r>
+    </w:p>
+    <w:p>
+      <w:pPr/>
+      <w:r>
+        <w:rPr>
           <w:b/>
           <w:i w:val="0"/>
         </w:rPr>
@@ -3951,13 +4500,22 @@
           <w:b w:val="0"/>
           <w:i w:val="0"/>
         </w:rPr>
-        <w:t>Trauer um eine unfertige Beziehung unterscheidet sich von Trauer um eine gute, weil neben dem Verlust selbst auch der Verlust jeder zukünftigen Möglichkeit betrauert werden muss. Diese doppelte Trauer wird oft nicht als solche erkannt, was sie schwerer zu verarbeiten macht als nötig.</w:t>
+        <w:t>Geschwisterbeziehungen tragen oft die Last unausgesprochener Kindheitserfahrungen. Ein Streit über Äusserlichkeiten wie ein Erbe kann Jahrzehnte an ungesagten Dingen tragen, die nie direkt verhandelt wurden.</w:t>
       </w:r>
     </w:p>
     <w:p>
       <w:pPr/>
       <w:r>
         <w:rPr>
+          <w:b w:val="0"/>
+          <w:i w:val="0"/>
+        </w:rPr>
+      </w:r>
+    </w:p>
+    <w:p>
+      <w:pPr/>
+      <w:r>
+        <w:rPr>
           <w:b/>
           <w:i w:val="0"/>
         </w:rPr>
@@ -3971,7 +4529,7 @@
           <w:b w:val="0"/>
           <w:i w:val="0"/>
         </w:rPr>
-        <w:t>Schreib den Brief, den du dieser Person nie mehr schicken kannst. Lies ihn laut, an einem Ort, der dir wichtig ist.</w:t>
+        <w:t>Wenn du könntest, ohne Angst vor der Reaktion, was würdest du deinem Geschwister sagen? Schreib es auf. Du musst es nicht abschicken.</w:t>
       </w:r>
     </w:p>
     <w:p>
@@ -3981,7 +4539,16 @@
           <w:b w:val="0"/>
           <w:i w:val="0"/>
         </w:rPr>
-        <w:t>TikTok  ·  Der Tod beendet ein Leben. Er muss nicht das letzte Wort über eure Geschichte haben.</w:t>
+      </w:r>
+    </w:p>
+    <w:p>
+      <w:pPr/>
+      <w:r>
+        <w:rPr>
+          <w:b w:val="0"/>
+          <w:i w:val="0"/>
+        </w:rPr>
+        <w:t>TikTok · Man wählt sich seine Geschwister nicht. Man darf trotzdem entscheiden, wie viel Nähe man zulässt.</w:t>
       </w:r>
     </w:p>
     <w:p>
@@ -3994,7 +4561,7 @@
           <w:i w:val="0"/>
           <w:sz w:val="34"/>
         </w:rPr>
-        <w:t>11h. Wenn eine ganze Familie sich gegen dich stellt</w:t>
+        <w:t>11p. Wenn eine Freundschaft zur einseitigen Aufgabe wurde</w:t>
       </w:r>
     </w:p>
     <w:p>
@@ -4004,7 +4571,7 @@
           <w:b w:val="0"/>
           <w:i w:val="0"/>
         </w:rPr>
-        <w:t>Manchmal ist es nicht eine einzelne Person, die keine Verantwortung übernimmt. Es ist ein ganzes System, das sich einig ist, wer in der Familie das Problem darstellt, und wer nicht.</w:t>
+        <w:t>Es gibt Freundschaften, in denen man über Jahre der Einzige bleibt, der sich meldet, plant, nachfragt. Irgendwann merkt man: Diese Freundschaft existierte nur, solange man selbst die ganze Arbeit dafür leistete.</w:t>
       </w:r>
     </w:p>
     <w:p>
@@ -4014,13 +4581,31 @@
           <w:b w:val="0"/>
           <w:i w:val="0"/>
         </w:rPr>
-        <w:t>Als Corina anfing, offen über den emotionalen Missbrauch durch ihren Vater zu sprechen, stellten sich ihre Geschwister demonstrativ hinter ihn. Corina wurde plötzlich zur „Unruhestifterin“, obwohl sie nur benannte, was tatsächlich geschehen war.</w:t>
       </w:r>
     </w:p>
     <w:p>
       <w:pPr/>
       <w:r>
         <w:rPr>
+          <w:b w:val="0"/>
+          <w:i w:val="0"/>
+        </w:rPr>
+        <w:t>Vanessa zählte einmal nach, wie viele der letzten zwanzig Treffen mit ihrer langjährigen Freundin sie selbst organisiert hatte. Es waren achtzehn. Als sie aufhörte, sich zu melden, meldete sich die Freundin nie von selbst.</w:t>
+      </w:r>
+    </w:p>
+    <w:p>
+      <w:pPr/>
+      <w:r>
+        <w:rPr>
+          <w:b w:val="0"/>
+          <w:i w:val="0"/>
+        </w:rPr>
+      </w:r>
+    </w:p>
+    <w:p>
+      <w:pPr/>
+      <w:r>
+        <w:rPr>
           <w:b/>
           <w:i w:val="0"/>
         </w:rPr>
@@ -4034,17 +4619,26 @@
           <w:b w:val="0"/>
           <w:i w:val="0"/>
         </w:rPr>
-        <w:t>Familiensysteme entwickeln oft eine stille Übereinkunft darüber, welche Wahrheit erzählt werden darf, um das Gesamtsystem stabil zu halten. Wer diese Übereinkunft bricht, wird häufig zur Bedrohung erklärt, unabhängig davon, wie berechtigt die eigene Aussage ist. Das ist eine Systemreaktion, kein Urteil über den Wahrheitsgehalt.</w:t>
+        <w:t>Manche Freundschaften bestehen weniger aus gegenseitiger Zuwendung als aus der stillschweigenden Übernahme einer Rolle. Das Ende einer solchen Freundschaft fühlt sich oft leiser an als andere Verluste, ist aber nicht weniger real.</w:t>
       </w:r>
     </w:p>
     <w:p>
       <w:pPr/>
       <w:r>
         <w:rPr>
+          <w:b w:val="0"/>
+          <w:i w:val="0"/>
+        </w:rPr>
+      </w:r>
+    </w:p>
+    <w:p>
+      <w:pPr/>
+      <w:r>
+        <w:rPr>
           <w:b/>
           <w:i w:val="0"/>
         </w:rPr>
-        <w:t>Zum Weiterdenken</w:t>
+        <w:t>Kleine Übung</w:t>
       </w:r>
     </w:p>
     <w:p>
@@ -4054,7 +4648,7 @@
           <w:b w:val="0"/>
           <w:i w:val="0"/>
         </w:rPr>
-        <w:t>Was würde es bedeuten, wenn die Ablehnung der Familie nichts über die Richtigkeit deiner Wahrnehmung aussagt?</w:t>
+        <w:t>Zähl bei deinen aktuellen engen Kontakten nach, wer in den letzten Monaten öfter den ersten Schritt gemacht hat. Das ist keine Bewertung, nur eine Bestandsaufnahme.</w:t>
       </w:r>
     </w:p>
     <w:p>
@@ -4064,7 +4658,105 @@
           <w:b w:val="0"/>
           <w:i w:val="0"/>
         </w:rPr>
-        <w:t>TikTok  ·  Eine ganze Familie kann sich einig sein und trotzdem falsch liegen.</w:t>
+      </w:r>
+    </w:p>
+    <w:p>
+      <w:pPr/>
+      <w:r>
+        <w:rPr>
+          <w:b w:val="0"/>
+          <w:i w:val="0"/>
+        </w:rPr>
+        <w:t>TikTok · Eine Freundschaft, die nur du am Leben hältst, ist bereits eine Antwort.</w:t>
+      </w:r>
+    </w:p>
+    <w:p>
+      <w:r>
+        <w:rPr>
+          <w:b w:val="0"/>
+          <w:i w:val="0"/>
+        </w:rPr>
+        <w:t>Zwischenspiel: Yannicks Geschichte in einem Stück</w:t>
+      </w:r>
+    </w:p>
+    <w:p>
+      <w:pPr/>
+      <w:r>
+        <w:rPr>
+          <w:b w:val="0"/>
+          <w:i w:val="0"/>
+        </w:rPr>
+        <w:t>Yannick war neunzehn, als sein Vater auszog. Kein Streit, kein Abschied, nur ein Karton im Flur und ein Zettel mit einer neuen Adresse.</w:t>
+      </w:r>
+    </w:p>
+    <w:p>
+      <w:pPr/>
+      <w:r>
+        <w:rPr>
+          <w:b w:val="0"/>
+          <w:i w:val="0"/>
+        </w:rPr>
+        <w:t>Die ersten Monate rief er noch an, jeden Sonntag. Die Gespräche wurden kürzer. Irgendwann füllten sie nur noch fünf Minuten mit Sätzen über das Wetter.</w:t>
+      </w:r>
+    </w:p>
+    <w:p>
+      <w:pPr/>
+      <w:r>
+        <w:rPr>
+          <w:b w:val="0"/>
+          <w:i w:val="0"/>
+        </w:rPr>
+        <w:t>Mit dreiundzwanzig hörte er auf anzurufen. Sein Vater rief nie zurück.</w:t>
+      </w:r>
+    </w:p>
+    <w:p>
+      <w:pPr/>
+      <w:r>
+        <w:rPr>
+          <w:b w:val="0"/>
+          <w:i w:val="0"/>
+        </w:rPr>
+        <w:t>Fünf Jahre vergingen. Yannick heiratete, ohne dass sein Vater eingeladen wurde. Er wurde selbst Vater, ohne dass sein eigener Vater davon aus erster Hand erfuhr.</w:t>
+      </w:r>
+    </w:p>
+    <w:p>
+      <w:pPr/>
+      <w:r>
+        <w:rPr>
+          <w:b w:val="0"/>
+          <w:i w:val="0"/>
+        </w:rPr>
+        <w:t>Mit dreissig sass er einem Therapeuten gegenüber und sagte den Satz, den er seit Jahren nicht aussprechen konnte: „Ich glaube, ich habe aufgehört, auf ihn zu warten, aber ich habe nie aufgehört, mich zu fragen, warum.“</w:t>
+      </w:r>
+    </w:p>
+    <w:p>
+      <w:pPr/>
+      <w:r>
+        <w:rPr>
+          <w:b w:val="0"/>
+          <w:i w:val="0"/>
+        </w:rPr>
+        <w:t>Der Therapeut fragte zurück: „Muss die zweite Frage beantwortet sein, damit die erste wahr bleibt?“</w:t>
+      </w:r>
+    </w:p>
+    <w:p>
+      <w:pPr/>
+      <w:r>
+        <w:rPr>
+          <w:b w:val="0"/>
+          <w:i w:val="0"/>
+        </w:rPr>
+        <w:t>Yannick brauchte Monate, um diese Frage wirklich zu verstehen. Als er sie verstand, änderte sich nichts an seinem Vater. Aber etwas änderte sich daran, wie viel Platz sein Vater noch in seinem Alltag einnahm.</w:t>
+      </w:r>
+    </w:p>
+    <w:p>
+      <w:pPr/>
+      <w:r>
+        <w:rPr>
+          <w:b w:val="0"/>
+          <w:i w:val="0"/>
+        </w:rPr>
+        <w:t>Heute schickt Yannick seinem Vater eine Karte, jedes Jahr im Dezember. Keine Erklärung, keine Frage, nur ein paar Zeilen. Nicht, weil er auf eine Antwort hofft. Sondern weil es sich für ihn richtig anfühlt, unabhängig davon, was zurückkommt.</w:t>
       </w:r>
     </w:p>
     <w:p>
@@ -4077,7 +4769,7 @@
           <w:i w:val="0"/>
           <w:sz w:val="34"/>
         </w:rPr>
-        <w:t>11i. Öffentliche Blossstellung ohne Aufarbeitung</w:t>
+        <w:t>11r. Mobbing am Arbeitsplatz, das nie aufgearbeitet wurde</w:t>
       </w:r>
     </w:p>
     <w:p>
@@ -4087,7 +4779,7 @@
           <w:b w:val="0"/>
           <w:i w:val="0"/>
         </w:rPr>
-        <w:t>In einer Zeit, in der Konflikte manchmal öffentlich auf Social Media ausgetragen werden, kann eine einseitige Darstellung online besonders schwer wiegen, weil sie sich weder korrigieren noch löschen lässt, sobald sie geteilt wurde.</w:t>
+        <w:t>Manche Verletzungen tragen keinen Namen wie Familie oder Liebe. Sie tragen einen Firmennamen und ein Organigramm. Deshalb werden sie oft kleingeredet, obwohl sie genauso tief wirken.</w:t>
       </w:r>
     </w:p>
     <w:p>
@@ -4097,13 +4789,31 @@
           <w:b w:val="0"/>
           <w:i w:val="0"/>
         </w:rPr>
-        <w:t>Als ihr Ex-Partner eine stark verzerrte Version ihrer Trennung in einer Instagram-Story postete, die Dutzende gemeinsame Freunde sahen, fühlte sich Larissa hilflos: Sollte sie öffentlich widersprechen und den Konflikt weiter befeuern, oder schweigen und die Version so stehen lassen?</w:t>
       </w:r>
     </w:p>
     <w:p>
       <w:pPr/>
       <w:r>
         <w:rPr>
+          <w:b w:val="0"/>
+          <w:i w:val="0"/>
+        </w:rPr>
+        <w:t>Als Tobias nach zwei Jahren systematischer Ausgrenzung im Team kündigte, sagte ihm die Personalabteilung nur: „Manchmal passt es menschlich einfach nicht.“ Niemand sprach je aus, was tatsächlich passiert war. Tobias trug den Satz seiner ehemaligen Teamleiterin noch Jahre später mit sich: „Du bist einfach zu empfindlich für dieses Tempo.“</w:t>
+      </w:r>
+    </w:p>
+    <w:p>
+      <w:pPr/>
+      <w:r>
+        <w:rPr>
+          <w:b w:val="0"/>
+          <w:i w:val="0"/>
+        </w:rPr>
+      </w:r>
+    </w:p>
+    <w:p>
+      <w:pPr/>
+      <w:r>
+        <w:rPr>
           <w:b/>
           <w:i w:val="0"/>
         </w:rPr>
@@ -4117,13 +4827,22 @@
           <w:b w:val="0"/>
           <w:i w:val="0"/>
         </w:rPr>
-        <w:t>Öffentliche Darstellungen erzeugen den Eindruck grösserer Endgültigkeit, obwohl sie oft nur eine einzelne, subjektive Perspektive abbilden, die von Aussenstehenden selten hinterfragt wird. Die eigene Ruhe hängt hier selten davon ab, die öffentliche Version zu korrigieren, sondern davon, sich innerlich von der Notwendigkeit zu lösen, jede falsche Darstellung richtigstellen zu müssen.</w:t>
+        <w:t>Arbeitsplatzkonflikte werden institutionell oft neutralisiert, in Formulierungen wie „kulturelle Differenzen“ oder „unterschiedliche Arbeitsstile“. Das kann es zusätzlich erschweren, die eigene Erfahrung als das zu benennen, was sie war.</w:t>
       </w:r>
     </w:p>
     <w:p>
       <w:pPr/>
       <w:r>
         <w:rPr>
+          <w:b w:val="0"/>
+          <w:i w:val="0"/>
+        </w:rPr>
+      </w:r>
+    </w:p>
+    <w:p>
+      <w:pPr/>
+      <w:r>
+        <w:rPr>
           <w:b/>
           <w:i w:val="0"/>
         </w:rPr>
@@ -4137,7 +4856,7 @@
           <w:b w:val="0"/>
           <w:i w:val="0"/>
         </w:rPr>
-        <w:t>Schreib auf: Wessen Meinung über diese Situation ist dir tatsächlich wichtig, ganz konkret mit Namen? Meist sind es viel weniger Menschen, als man beim ersten Gedanken glaubt.</w:t>
+        <w:t>Schreib in eigenen, unverstellten Worten auf, was in dieser Zeit tatsächlich passiert ist, ohne die beschönigenden Formulierungen, die andere benutzt haben.</w:t>
       </w:r>
     </w:p>
     <w:p>
@@ -4147,7 +4866,16 @@
           <w:b w:val="0"/>
           <w:i w:val="0"/>
         </w:rPr>
-        <w:t>TikTok  ·  Du musst nicht jede falsche Geschichte korrigieren. Du musst nur deine eigene kennen.</w:t>
+      </w:r>
+    </w:p>
+    <w:p>
+      <w:pPr/>
+      <w:r>
+        <w:rPr>
+          <w:b w:val="0"/>
+          <w:i w:val="0"/>
+        </w:rPr>
+        <w:t>TikTok · Ein professioneller Rahmen macht eine Verletzung nicht kleiner.</w:t>
       </w:r>
     </w:p>
     <w:p>
@@ -4160,7 +4888,7 @@
           <w:i w:val="0"/>
           <w:sz w:val="34"/>
         </w:rPr>
-        <w:t>11j. Der Unterschied zwischen Groll und gesundem Erinnern</w:t>
+        <w:t>11t. Gewählte Familie, wenn die geborene fehlt</w:t>
       </w:r>
     </w:p>
     <w:p>
@@ -4170,7 +4898,7 @@
           <w:b w:val="0"/>
           <w:i w:val="0"/>
         </w:rPr>
-        <w:t>Groll und Erinnern fühlen sich manchmal ähnlich an, sind aber unterschiedlich in ihrer Wirkung: Das eine belastet die Gegenwart, das andere informiert sie nur.</w:t>
+        <w:t>Wenn die Herkunftsfamilie nicht der Ort ist, an dem man sich sicher fühlt, entsteht manchmal ein anderes Netz, aus Freundschaften, die diese Funktion übernehmen.</w:t>
       </w:r>
     </w:p>
     <w:p>
@@ -4180,13 +4908,31 @@
           <w:b w:val="0"/>
           <w:i w:val="0"/>
         </w:rPr>
-        <w:t>Josefine bemerkte den Unterschied, als sie merkte, dass sie ihrem neuen Partner gegenüber jeden Fehler ihres Ex-Mannes aufzählte, sobald ein kleiner Streit aufkam. Die Erinnerung war zum Groll geworden, der die neue Beziehung mit alten Rechnungen belastete.</w:t>
       </w:r>
     </w:p>
     <w:p>
       <w:pPr/>
       <w:r>
         <w:rPr>
+          <w:b w:val="0"/>
+          <w:i w:val="0"/>
+        </w:rPr>
+        <w:t>Nach dem Kontaktabbruch zu ihrer Mutter baute sich Leonie über Jahre einen engen Freundeskreis auf, den sie selbst „meine gewählte Familie“ nennt. An Weihnachten sitzt heute niemand an ihrem Tisch, mit dem sie verwandt ist, dafür Menschen, die für sie da waren, als es zählte.</w:t>
+      </w:r>
+    </w:p>
+    <w:p>
+      <w:pPr/>
+      <w:r>
+        <w:rPr>
+          <w:b w:val="0"/>
+          <w:i w:val="0"/>
+        </w:rPr>
+      </w:r>
+    </w:p>
+    <w:p>
+      <w:pPr/>
+      <w:r>
+        <w:rPr>
           <w:b/>
           <w:i w:val="0"/>
         </w:rPr>
@@ -4200,13 +4946,22 @@
           <w:b w:val="0"/>
           <w:i w:val="0"/>
         </w:rPr>
-        <w:t>Gesundes Erinnern dient dazu, aus Erfahrung zu lernen, ohne die Gegenwart ständig mit der Vergangenheit zu vergleichen. Groll dagegen sucht aktiv nach Gelegenheiten, die alte Verletzung wieder hervorzuholen, oft in Situationen, die eigentlich nichts damit zu tun haben.</w:t>
+        <w:t>Zugehörigkeit muss nicht an Blutsverwandtschaft gebunden sein. Manche Menschen finden Sicherheit erst dann, wenn sie aufhören, sie ausschliesslich in der Herkunftsfamilie zu suchen.</w:t>
       </w:r>
     </w:p>
     <w:p>
       <w:pPr/>
       <w:r>
         <w:rPr>
+          <w:b w:val="0"/>
+          <w:i w:val="0"/>
+        </w:rPr>
+      </w:r>
+    </w:p>
+    <w:p>
+      <w:pPr/>
+      <w:r>
+        <w:rPr>
           <w:b/>
           <w:i w:val="0"/>
         </w:rPr>
@@ -4220,7 +4975,7 @@
           <w:b w:val="0"/>
           <w:i w:val="0"/>
         </w:rPr>
-        <w:t>Merkst du, wie oft du eine alte Verletzung in einem aktuellen, eigentlich unabhängigen Gespräch erwähnst? Zähl es diese Woche einmal mit.</w:t>
+        <w:t>Wer gehört zu deiner gewählten Familie, auch wenn ihr nicht verwandt seid? Schreib diese Namen auf. Diese Liste ist genauso real wie ein Stammbaum.</w:t>
       </w:r>
     </w:p>
     <w:p>
@@ -4230,7 +4985,16 @@
           <w:b w:val="0"/>
           <w:i w:val="0"/>
         </w:rPr>
-        <w:t>TikTok  ·  Erinnern schützt dich. Groll bestraft dich, jeden Tag ein bisschen.</w:t>
+      </w:r>
+    </w:p>
+    <w:p>
+      <w:pPr/>
+      <w:r>
+        <w:rPr>
+          <w:b w:val="0"/>
+          <w:i w:val="0"/>
+        </w:rPr>
+        <w:t>TikTok · Familie ist manchmal eine Entscheidung, kein Zufall der Geburt.</w:t>
       </w:r>
     </w:p>
     <w:p>
@@ -4243,7 +5007,7 @@
           <w:i w:val="0"/>
           <w:sz w:val="34"/>
         </w:rPr>
-        <w:t>11k. Woran du merkst, dass du bereit bist loszulassen</w:t>
+        <w:t>11w. Selbstvergebung, wenn du selbst Fehler gemacht hast</w:t>
       </w:r>
     </w:p>
     <w:p>
@@ -4253,7 +5017,7 @@
           <w:b w:val="0"/>
           <w:i w:val="0"/>
         </w:rPr>
-        <w:t>Loslassen kündigt sich selten mit einem grossen Gefühl an. Es zeigt sich meist in kleinen, fast unscheinbaren Momenten.</w:t>
+        <w:t>Dieses Buch handelt viel davon, was andere einem schulden. Manchmal ist die schwierigste Rechnung die mit sich selbst, für eigene Fehler in einer zerbrochenen Beziehung.</w:t>
       </w:r>
     </w:p>
     <w:p>
@@ -4263,13 +5027,31 @@
           <w:b w:val="0"/>
           <w:i w:val="0"/>
         </w:rPr>
-        <w:t>Für Damian war es der Moment, in dem er den Namen seines ehemaligen Geschäftspartners in einer E-Mail las und einfach weiterlas, ohne dass sich sein Magen zusammenzog wie noch ein Jahr zuvor. Kein grosser Durchbruch. Nur ein gewöhnlicher Dienstagmorgen, an dem ein Name einfach nur noch ein Name war.</w:t>
       </w:r>
     </w:p>
     <w:p>
       <w:pPr/>
       <w:r>
         <w:rPr>
+          <w:b w:val="0"/>
+          <w:i w:val="0"/>
+        </w:rPr>
+        <w:t>Marco hatte in seiner Ehe over Jahre hinweg Streitgespräche vermieden, aus Angst vor Konflikt. Nach der Scheidung erkannte er, dass sein Schweigen seine Frau genauso verletzt hatte wie ihre spätere Untreue ihn. Beide Wahrheiten mussten Platz haben.</w:t>
+      </w:r>
+    </w:p>
+    <w:p>
+      <w:pPr/>
+      <w:r>
+        <w:rPr>
+          <w:b w:val="0"/>
+          <w:i w:val="0"/>
+        </w:rPr>
+      </w:r>
+    </w:p>
+    <w:p>
+      <w:pPr/>
+      <w:r>
+        <w:rPr>
           <w:b/>
           <w:i w:val="0"/>
         </w:rPr>
@@ -4283,13 +5065,22 @@
           <w:b w:val="0"/>
           <w:i w:val="0"/>
         </w:rPr>
-        <w:t>Emotionale Verarbeitung zeigt sich oft zuerst in der Abwesenheit einer Reaktion, nicht im Vorhandensein eines positiven Gefühls. Das wird häufig übersehen, weil man nach einem deutlichen Zeichen sucht, während das eigentliche Zeichen die Stille selbst ist.</w:t>
+        <w:t>Die eigene Verantwortung anzuerkennen bedeutet nicht, die Verantwortung anderer kleinzureden. Beides kann gleichzeitig wahr sein, ohne dass eines das andere aufhebt.</w:t>
       </w:r>
     </w:p>
     <w:p>
       <w:pPr/>
       <w:r>
         <w:rPr>
+          <w:b w:val="0"/>
+          <w:i w:val="0"/>
+        </w:rPr>
+      </w:r>
+    </w:p>
+    <w:p>
+      <w:pPr/>
+      <w:r>
+        <w:rPr>
           <w:b/>
           <w:i w:val="0"/>
         </w:rPr>
@@ -4303,7 +5094,7 @@
           <w:b w:val="0"/>
           <w:i w:val="0"/>
         </w:rPr>
-        <w:t>Wann hast du zuletzt an diese Person gedacht, ohne dass sich etwas in deinem Körper zusammengezogen hat? Halte diesen Moment fest, auch wenn er klein war.</w:t>
+        <w:t>Schreib auf, wofür du in einer schwierigen Beziehung selbst Verantwortung trägst, unabhängig davon, was die andere Person getan hat. Das ist kein Freispruch für sie. Es ist Ehrlichkeit dir selbst gegenüber.</w:t>
       </w:r>
     </w:p>
     <w:p>
@@ -4313,7 +5104,16 @@
           <w:b w:val="0"/>
           <w:i w:val="0"/>
         </w:rPr>
-        <w:t>TikTok  ·  Loslassen fühlt sich selten dramatisch an. Meistens ist es einfach: nichts mehr.</w:t>
+      </w:r>
+    </w:p>
+    <w:p>
+      <w:pPr/>
+      <w:r>
+        <w:rPr>
+          <w:b w:val="0"/>
+          <w:i w:val="0"/>
+        </w:rPr>
+        <w:t>TikTok · Verantwortung ist kein Nullsummenspiel.</w:t>
       </w:r>
     </w:p>
     <w:p>
@@ -4326,7 +5126,7 @@
           <w:i w:val="0"/>
           <w:sz w:val="34"/>
         </w:rPr>
-        <w:t>11l. Wenn Schwiegereltern nie zur Familie werden</w:t>
+        <w:t>11x. Wenn ein Kind erwachsen wird und den Kontakt beendet</w:t>
       </w:r>
     </w:p>
     <w:p>
@@ -4336,7 +5136,7 @@
           <w:b w:val="0"/>
           <w:i w:val="0"/>
         </w:rPr>
-        <w:t>Manche Türen stehen jahrelang nur einen Spalt offen. Man wird eingeladen, aber nie wirklich willkommen geheissen. Man ist dabei, aber nie dazugehörig.</w:t>
+        <w:t>Nicht nur Kinder warten auf ein letztes Gespräch mit ihren Eltern. Manchmal sind es Eltern, deren erwachsene Kinder den Kontakt beenden, oft mit Gründen, die den Eltern selbst unklar bleiben.</w:t>
       </w:r>
     </w:p>
     <w:p>
@@ -4355,7 +5155,7 @@
           <w:b w:val="0"/>
           <w:i w:val="0"/>
         </w:rPr>
-        <w:t>Fabienne war zwölf Jahre mit Reto verheiratet. Zwölf Jahre lang sass sie an denselben Weihnachtstischen wie seine Eltern, ohne dass diese je ihren Namen richtig aussprachen. Nach der Scheidung erfuhr sie, dass sie in Familienfotos konsequent zugeschnitten worden war.</w:t>
+        <w:t>Ruth hatte drei Kinder grossgezogen, mit dem Gefühl, ihr Bestes gegeben zu haben. Als ihre jüngste Tochter mit fünfundzwanzig den Kontakt abbrach und Themen wie emotionale Vernachlässigung nannte, an die sich Ruth anders erinnerte, brauchte sie Jahre, um zu verstehen, dass beide Erinnerungen nebeneinander bestehen können.</w:t>
       </w:r>
     </w:p>
     <w:p>
@@ -4384,7 +5184,7 @@
           <w:b w:val="0"/>
           <w:i w:val="0"/>
         </w:rPr>
-        <w:t>Es kann besonders zermürbend sein, wenn Ablehnung nie offen ausgesprochen wird, sondern sich nur in tausend kleinen Gesten zeigt. Man beginnt an der eigenen Wahrnehmung zu zweifeln, weil niemand konkret etwas falsch macht, aber die Kälte trotzdem spürbar bleibt.</w:t>
+        <w:t>Auch als Elternteil kann man Betroffene eines Kontaktabbruchs sein, für den man die eigenen Gründe nicht sofort versteht. Das rechtfertigt nicht automatisch die eigene Sichtweise, öffnet aber Raum für ehrliche Selbstreflexion.</w:t>
       </w:r>
     </w:p>
     <w:p>
@@ -4413,7 +5213,7 @@
           <w:b w:val="0"/>
           <w:i w:val="0"/>
         </w:rPr>
-        <w:t>Schreib drei konkrete Situationen auf, in denen du dich ausgeschlossen gefühlt hast. Keine Interpretation, nur die Fakten. Oft wird erst im Aufschreiben sichtbar, dass ein Muster dahintersteckt und nicht nur Einbildung.</w:t>
+        <w:t>Wenn du in dieser Situation bist: Was wärst du bereit zu hören, auch wenn es unbequem ist, ohne es sofort zu widerlegen?</w:t>
       </w:r>
     </w:p>
     <w:p>
@@ -4432,7 +5232,7 @@
           <w:b w:val="0"/>
           <w:i w:val="0"/>
         </w:rPr>
-        <w:t>TikTok · Man kann Höflichkeit nicht mit Zugehörigkeit verwechseln.</w:t>
+        <w:t>TikTok · Zuhören ist nicht dasselbe wie zustimmen, aber es ist der erste Schritt.</w:t>
       </w:r>
     </w:p>
     <w:p>
@@ -4445,7 +5245,7 @@
           <w:i w:val="0"/>
           <w:sz w:val="34"/>
         </w:rPr>
-        <w:t>11m. Wenn du für andere die Rolle der Vernünftigen spieltest</w:t>
+        <w:t>11ac. Wenn eine Krankheit die Beziehung endgültig veränderte</w:t>
       </w:r>
     </w:p>
     <w:p>
@@ -4455,7 +5255,7 @@
           <w:b w:val="0"/>
           <w:i w:val="0"/>
         </w:rPr>
-        <w:t>In manchen Familien gibt es eine Person, die alles zusammenhält. Die vermittelt, ausgleicht, erklärt. Diese Rolle wirkt wie Stärke. Oft ist sie nur ein anderer Name für: nie gefragt worden, was man selbst braucht.</w:t>
+        <w:t>Manchmal ist es nicht ein Streit, der eine Beziehung beendet, sondern eine Krankheit, die die Person, die man kannte, langsam verschwinden liess, bevor ein Abschied möglich war.</w:t>
       </w:r>
     </w:p>
     <w:p>
@@ -4474,7 +5274,7 @@
           <w:b w:val="0"/>
           <w:i w:val="0"/>
         </w:rPr>
-        <w:t>Corinne war die Älteste von vier Geschwistern. Seit sie zwölf war, schlichtete sie Streit zwischen ihren Eltern. Mit vierzig merkte sie in einer Therapiesitzung zum ersten Mal, dass niemand je gefragt hatte, wie es ihr in diesen Momenten ging.</w:t>
+        <w:t>Als Evas Mutter an Demenz erkrankte, verlor Eva sie in kleinen Schritten, lange bevor sie tatsächlich starb. Das letzte klare Gespräch hatten die beiden geführt, ohne zu wissen, dass es das letzte sein würde.</w:t>
       </w:r>
     </w:p>
     <w:p>
@@ -4503,7 +5303,7 @@
           <w:b w:val="0"/>
           <w:i w:val="0"/>
         </w:rPr>
-        <w:t>Wer früh gelernt hat, für andere die Ruhe zu bewahren, verliert oft den Zugang zu den eigenen Gefühlen. Das kann sich äussern als plötzliche Erschöpfung ohne erkennbaren Grund, oder als Unfähigkeit, in Konflikten die eigene Position zu benennen.</w:t>
+        <w:t>Der Verlust durch eine fortschreitende Krankheit wird oft als „vorweggenommene Trauer“ bezeichnet, ein Prozess, der beginnt, lange bevor der eigentliche Tod eintritt. Diese Form von Trauer wird häufig unterschätzt.</w:t>
       </w:r>
     </w:p>
     <w:p>
@@ -4532,7 +5332,7 @@
           <w:b w:val="0"/>
           <w:i w:val="0"/>
         </w:rPr>
-        <w:t>Erinnere dich an eine Familiensituation, in der du vermittelt hast. Frag dich rückblickend: Was hätte ich damals gebraucht, wenn ich es hätte sagen dürfen?</w:t>
+        <w:t>Wenn es ein letztes klares Gespräch gab, das du erst im Rückblick als „letztes“ erkannt hast: Schreib auf, was in diesem Gespräch trotzdem wertvoll war, auch ohne bewussten Abschied.</w:t>
       </w:r>
     </w:p>
     <w:p>
@@ -4551,7 +5351,7 @@
           <w:b w:val="0"/>
           <w:i w:val="0"/>
         </w:rPr>
-        <w:t>TikTok · Vermitteln ist keine Persönlichkeit. Es ist eine Rolle, die man ablegen darf.</w:t>
+        <w:t>TikTok · Manche Abschiede geschehen, bevor man weiss, dass sie stattfinden.</w:t>
       </w:r>
     </w:p>
     <w:p>
@@ -4564,7 +5364,7 @@
           <w:i w:val="0"/>
           <w:sz w:val="34"/>
         </w:rPr>
-        <w:t>11n. Ex-Partner, die nie Verantwortung übernahmen</w:t>
+        <w:t>Zwischenspiel: Rahels Geschichte in einem Stück</w:t>
       </w:r>
     </w:p>
     <w:p>
@@ -4574,7 +5374,7 @@
           <w:b w:val="0"/>
           <w:i w:val="0"/>
         </w:rPr>
-        <w:t>Manche Beziehungen enden nicht mit einem Schlusswort, sondern mit einem langsamen Verschwinden der anderen Person aus der eigenen Version der Geschichte, während man selbst mit der ganzen Rechnung zurückbleibt.</w:t>
+        <w:t>Rahel erfuhr von der Untreue ihres Mannes durch eine Nachricht, die versehentlich auf dem gemeinsamen Tablet geöffnet blieb.</w:t>
       </w:r>
     </w:p>
     <w:p>
@@ -4584,6 +5384,7 @@
           <w:b w:val="0"/>
           <w:i w:val="0"/>
         </w:rPr>
+        <w:t>In den ersten Wochen funktionierte sie wie eine Maschine. Kinder zur Schule bringen, Wäsche waschen, lächeln, wenn jemand fragte, wie es ihr gehe.</w:t>
       </w:r>
     </w:p>
     <w:p>
@@ -4593,7 +5394,7 @@
           <w:b w:val="0"/>
           <w:i w:val="0"/>
         </w:rPr>
-        <w:t>Als sich Miriam von David trennte, erzählte er gemeinsamen Freunden, sie sei „einfach ausgeflippt“. Die jahrelange emotionale Kälte, die dem vorausging, erwähnte er nie. Miriam trug beide Versionen der Geschichte gleichzeitig mit sich herum, ihre eigene und die, die andere über sie hörten.</w:t>
+        <w:t>Die Wut kam erst später, mit voller Wucht, mitten in einem ganz gewöhnlichen Dienstagabend, ausgelöst durch nichts Besonderes.</w:t>
       </w:r>
     </w:p>
     <w:p>
@@ -4603,74 +5404,17 @@
           <w:b w:val="0"/>
           <w:i w:val="0"/>
         </w:rPr>
+        <w:t>Sie schrie in ihr Kopfkissen, damit die Kinder nichts hörten. Am nächsten Morgen schämte sie sich für diese Wut, bis eine Freundin ihr sagte: „Diese Wut ist der gesündeste Teil von dir gerade.“</w:t>
       </w:r>
     </w:p>
     <w:p>
       <w:pPr/>
       <w:r>
         <w:rPr>
-          <w:b/>
-          <w:i w:val="0"/>
-        </w:rPr>
-        <w:t>Was in dir wirklich passiert</w:t>
-      </w:r>
-    </w:p>
-    <w:p>
-      <w:pPr/>
-      <w:r>
-        <w:rPr>
-          <w:b w:val="0"/>
-          <w:i w:val="0"/>
-        </w:rPr>
-        <w:t>Es ist möglich, dass zwei Versionen einer Trennung gleichzeitig existieren, ohne dass eine davon die ganze Wahrheit ist. Man muss dem anderen die eigene Version nicht abkaufen, um mit der eigenen in Ruhe zu leben.</w:t>
-      </w:r>
-    </w:p>
-    <w:p>
-      <w:pPr/>
-      <w:r>
-        <w:rPr>
-          <w:b w:val="0"/>
-          <w:i w:val="0"/>
-        </w:rPr>
-      </w:r>
-    </w:p>
-    <w:p>
-      <w:pPr/>
-      <w:r>
-        <w:rPr>
-          <w:b/>
-          <w:i w:val="0"/>
-        </w:rPr>
-        <w:t>Kleine Übung</w:t>
-      </w:r>
-    </w:p>
-    <w:p>
-      <w:pPr/>
-      <w:r>
-        <w:rPr>
-          <w:b w:val="0"/>
-          <w:i w:val="0"/>
-        </w:rPr>
-        <w:t>Schreib deine eigene Version der Geschichte auf, in eigenen Worten, ohne Rücksicht darauf, wie sie bei anderen ankommt. Diese Version gehört dir.</w:t>
-      </w:r>
-    </w:p>
-    <w:p>
-      <w:pPr/>
-      <w:r>
-        <w:rPr>
-          <w:b w:val="0"/>
-          <w:i w:val="0"/>
-        </w:rPr>
-      </w:r>
-    </w:p>
-    <w:p>
-      <w:pPr/>
-      <w:r>
-        <w:rPr>
-          <w:b w:val="0"/>
-          <w:i w:val="0"/>
-        </w:rPr>
-        <w:t>TikTok · Die Geschichte, die andere über dich erzählen, muss nicht deine Wahrheit widerlegen.</w:t>
+          <w:b w:val="0"/>
+          <w:i w:val="0"/>
+        </w:rPr>
+        <w:t>Zwei Jahre später sitzt Rahel in ihrem eigenen kleinen Büro, das sie mit dem Mut gegründet hat, den diese Wut ihr gab. An der Wand hängt ein Satz, den sie sich selbst aufgeschrieben hat: „Danke, Wut. Du hast mich rausgeholt, als niemand sonst es konnte.“</w:t>
       </w:r>
     </w:p>
     <w:p>
@@ -4683,7 +5427,7 @@
           <w:i w:val="0"/>
           <w:sz w:val="34"/>
         </w:rPr>
-        <w:t>11o. Wenn Geschwister zu Fremden werden</w:t>
+        <w:t>11ai. Wenn eine ganze Generation schweigt</w:t>
       </w:r>
     </w:p>
     <w:p>
@@ -4693,7 +5437,7 @@
           <w:b w:val="0"/>
           <w:i w:val="0"/>
         </w:rPr>
-        <w:t>Man ist im selben Haus aufgewachsen, am selben Tisch gross geworden, und trotzdem gibt es Geschwister, die sich heute fremder sind als Nachbarn, die man kaum kennt.</w:t>
+        <w:t>In manchen Familien wird über Generationen hinweg über bestimmte Themen einfach nicht gesprochen, sodass Kinder Muster übernehmen, deren Ursprung sie nie erklärt bekommen.</w:t>
       </w:r>
     </w:p>
     <w:p>
@@ -4712,7 +5456,7 @@
           <w:b w:val="0"/>
           <w:i w:val="0"/>
         </w:rPr>
-        <w:t>Simon und sein Bruder Livio hatten sich seit dem Tod der Mutter nichts mehr zu sagen. Der Streit ums Erbe war nur der Anlass, nicht die Ursache. Darunter lagen zwanzig Jahre unausgesprochener Kränkungen, die keiner von beiden je benannt hatte.</w:t>
+        <w:t>Erst als Nora ihre Grossmutter kurz vor deren Tod nach der Kindheit ihrer eigenen Mutter fragte, verstand sie, warum in ihrer Familie Gefühle nie besprochen wurden. Ihre Grossmutter hatte selbst in einer Zeit gelebt, in der emotionale Offenheit als Schwäche galt.</w:t>
       </w:r>
     </w:p>
     <w:p>
@@ -4741,7 +5485,7 @@
           <w:b w:val="0"/>
           <w:i w:val="0"/>
         </w:rPr>
-        <w:t>Geschwisterbeziehungen tragen oft die Last unausgesprochener Kindheitserfahrungen. Ein Streit über Äusserlichkeiten wie ein Erbe kann Jahrzehnte an ungesagten Dingen tragen, die nie direkt verhandelt wurden.</w:t>
+        <w:t>Kommunikationsmuster werden oft über Generationen weitergegeben, ohne dass die ursprünglichen Gründe je benannt werden. Das Verständnis dieser Herkunft kann helfen, das Muster bei sich selbst bewusster zu unterbrechen.</w:t>
       </w:r>
     </w:p>
     <w:p>
@@ -4770,7 +5514,7 @@
           <w:b w:val="0"/>
           <w:i w:val="0"/>
         </w:rPr>
-        <w:t>Wenn du könntest, ohne Angst vor der Reaktion, was würdest du deinem Geschwister sagen? Schreib es auf. Du musst es nicht abschicken.</w:t>
+        <w:t>Wenn möglich, frag eine ältere Person in deiner Familie nach ihrer eigenen Kindheit. Manche Muster erklären sich erst über mehrere Generationen zurück.</w:t>
       </w:r>
     </w:p>
     <w:p>
@@ -4789,7 +5533,7 @@
           <w:b w:val="0"/>
           <w:i w:val="0"/>
         </w:rPr>
-        <w:t>TikTok · Man wählt sich seine Geschwister nicht. Man darf trotzdem entscheiden, wie viel Nähe man zulässt.</w:t>
+        <w:t>TikTok · Ein Muster zu verstehen, heisst nicht, es gutzuheissen. Es heisst, die Kette bewusst zu unterbrechen.</w:t>
       </w:r>
     </w:p>
     <w:p>
@@ -4802,7 +5546,7 @@
           <w:i w:val="0"/>
           <w:sz w:val="34"/>
         </w:rPr>
-        <w:t>11p. Wenn eine Freundschaft zur einseitigen Aufgabe wurde</w:t>
+        <w:t>11ak. Wenn Feiertage zur schwierigsten Zeit des Jahres werden</w:t>
       </w:r>
     </w:p>
     <w:p>
@@ -4812,7 +5556,7 @@
           <w:b w:val="0"/>
           <w:i w:val="0"/>
         </w:rPr>
-        <w:t>Es gibt Freundschaften, in denen man über Jahre der Einzige bleibt, der sich meldet, plant, nachfragt. Irgendwann merkt man: Diese Freundschaft existierte nur, solange man selbst die ganze Arbeit dafür leistete.</w:t>
+        <w:t>Weihnachten, Geburtstage und Familienfeiern werden für viele Menschen, die mit einem stillen Bruch leben, zur schwierigsten Zeit im Jahr, gerade weil alle anderen von Zusammensein sprechen.</w:t>
       </w:r>
     </w:p>
     <w:p>
@@ -4831,7 +5575,7 @@
           <w:b w:val="0"/>
           <w:i w:val="0"/>
         </w:rPr>
-        <w:t>Vanessa zählte einmal nach, wie viele der letzten zwanzig Treffen mit ihrer langjährigen Freundin sie selbst organisiert hatte. Es waren achtzehn. Als sie aufhörte, sich zu melden, meldete sich die Freundin nie von selbst.</w:t>
+        <w:t>Jedes Jahr im Dezember bereitete sich Nadine wochenlang innerlich auf die Feiertage vor, weil ihre gesamte Familie zusammenkam, ausser der einen Person, mit der sie keinen Kontakt mehr hatte. Sie begann, eigene neue Rituale für diese Zeit zu entwickeln, die nicht von der alten Familie abhingen.</w:t>
       </w:r>
     </w:p>
     <w:p>
@@ -4860,7 +5604,7 @@
           <w:b w:val="0"/>
           <w:i w:val="0"/>
         </w:rPr>
-        <w:t>Manche Freundschaften bestehen weniger aus gegenseitiger Zuwendung als aus der stillschweigenden Übernahme einer Rolle. Das Ende einer solchen Freundschaft fühlt sich oft leiser an als andere Verluste, ist aber nicht weniger real.</w:t>
+        <w:t>Feiertage verstärken oft bestehende Verlustgefühle, weil sie kulturell mit Zusammensein und Vollständigkeit verknüpft sind. Eigene neue Rituale können helfen, diese Zeit anders zu gestalten, statt sie nur zu überstehen.</w:t>
       </w:r>
     </w:p>
     <w:p>
@@ -4889,7 +5633,7 @@
           <w:b w:val="0"/>
           <w:i w:val="0"/>
         </w:rPr>
-        <w:t>Zähl bei deinen aktuellen engen Kontakten nach, wer in den letzten Monaten öfter den ersten Schritt gemacht hat. Das ist keine Bewertung, nur eine Bestandsaufnahme.</w:t>
+        <w:t>Plane für den nächsten schwierigen Feiertag bewusst ein eigenes kleines Ritual, unabhängig von der Familie, die fehlt.</w:t>
       </w:r>
     </w:p>
     <w:p>
@@ -4908,96 +5652,7 @@
           <w:b w:val="0"/>
           <w:i w:val="0"/>
         </w:rPr>
-        <w:t>TikTok · Eine Freundschaft, die nur du am Leben hältst, ist bereits eine Antwort.</w:t>
-      </w:r>
-    </w:p>
-    <w:p>
-      <w:r>
-        <w:rPr>
-          <w:b w:val="0"/>
-          <w:i w:val="0"/>
-        </w:rPr>
-        <w:t>Zwischenspiel: Yannicks Geschichte in einem Stück</w:t>
-      </w:r>
-    </w:p>
-    <w:p>
-      <w:pPr/>
-      <w:r>
-        <w:rPr>
-          <w:b w:val="0"/>
-          <w:i w:val="0"/>
-        </w:rPr>
-        <w:t>Yannick war neunzehn, als sein Vater auszog. Kein Streit, kein Abschied, nur ein Karton im Flur und ein Zettel mit einer neuen Adresse.</w:t>
-      </w:r>
-    </w:p>
-    <w:p>
-      <w:pPr/>
-      <w:r>
-        <w:rPr>
-          <w:b w:val="0"/>
-          <w:i w:val="0"/>
-        </w:rPr>
-        <w:t>Die ersten Monate rief er noch an, jeden Sonntag. Die Gespräche wurden kürzer. Irgendwann füllten sie nur noch fünf Minuten mit Sätzen über das Wetter.</w:t>
-      </w:r>
-    </w:p>
-    <w:p>
-      <w:pPr/>
-      <w:r>
-        <w:rPr>
-          <w:b w:val="0"/>
-          <w:i w:val="0"/>
-        </w:rPr>
-        <w:t>Mit dreiundzwanzig hörte er auf anzurufen. Sein Vater rief nie zurück.</w:t>
-      </w:r>
-    </w:p>
-    <w:p>
-      <w:pPr/>
-      <w:r>
-        <w:rPr>
-          <w:b w:val="0"/>
-          <w:i w:val="0"/>
-        </w:rPr>
-        <w:t>Fünf Jahre vergingen. Yannick heiratete, ohne dass sein Vater eingeladen wurde. Er wurde selbst Vater, ohne dass sein eigener Vater davon aus erster Hand erfuhr.</w:t>
-      </w:r>
-    </w:p>
-    <w:p>
-      <w:pPr/>
-      <w:r>
-        <w:rPr>
-          <w:b w:val="0"/>
-          <w:i w:val="0"/>
-        </w:rPr>
-        <w:t>Mit dreissig sass er einem Therapeuten gegenüber und sagte den Satz, den er seit Jahren nicht aussprechen konnte: „Ich glaube, ich habe aufgehört, auf ihn zu warten, aber ich habe nie aufgehört, mich zu fragen, warum.“</w:t>
-      </w:r>
-    </w:p>
-    <w:p>
-      <w:pPr/>
-      <w:r>
-        <w:rPr>
-          <w:b w:val="0"/>
-          <w:i w:val="0"/>
-        </w:rPr>
-        <w:t>Der Therapeut fragte zurück: „Muss die zweite Frage beantwortet sein, damit die erste wahr bleibt?“</w:t>
-      </w:r>
-    </w:p>
-    <w:p>
-      <w:pPr/>
-      <w:r>
-        <w:rPr>
-          <w:b w:val="0"/>
-          <w:i w:val="0"/>
-        </w:rPr>
-        <w:t>Yannick brauchte Monate, um diese Frage wirklich zu verstehen. Als er sie verstand, änderte sich nichts an seinem Vater. Aber etwas änderte sich daran, wie viel Platz sein Vater noch in seinem Alltag einnahm.</w:t>
-      </w:r>
-    </w:p>
-    <w:p>
-      <w:pPr/>
-      <w:r>
-        <w:rPr>
-          <w:b w:val="0"/>
-          <w:i w:val="0"/>
-        </w:rPr>
-        <w:t>Heute schickt Yannick seinem Vater eine Karte, jedes Jahr im Dezember. Keine Erklärung, keine Frage, nur ein paar Zeilen. Nicht, weil er auf eine Antwort hofft. Sondern weil es sich für ihn richtig anfühlt, unabhängig davon, was zurückkommt.</w:t>
+        <w:t>TikTok · Ein Feiertag muss nicht so aussehen, wie er früher aussah, um trotzdem gut zu sein.</w:t>
       </w:r>
     </w:p>
     <w:p>
@@ -5010,7 +5665,7 @@
           <w:i w:val="0"/>
           <w:sz w:val="34"/>
         </w:rPr>
-        <w:t>11q. Wenn du selbst zur Person wurdest, die kein letztes Gespräch führte</w:t>
+        <w:t>11ao. Wenn eine Beziehung endet, aber gemeinsame Kinder bleiben</w:t>
       </w:r>
     </w:p>
     <w:p>
@@ -5020,7 +5675,7 @@
           <w:b w:val="0"/>
           <w:i w:val="0"/>
         </w:rPr>
-        <w:t>Dieses Buch handelt vor allem davon, auf Antworten anderer zu warten. Manchmal ist man selbst diejenige Person gewesen, von der jemand anderes eine Antwort erhofft hat, die nie kam.</w:t>
+        <w:t>Manche Trennungen enden nicht wirklich, weil gemeinsame Kinder einen fortlaufenden Kontakt erzwingen, auch wenn eine der beiden Personen sich innerlich längst gelöst hat.</w:t>
       </w:r>
     </w:p>
     <w:p>
@@ -5039,7 +5694,7 @@
           <w:b w:val="0"/>
           <w:i w:val="0"/>
         </w:rPr>
-        <w:t>Jahre nachdem Selina den Kontakt zu einer Jugendfreundin abrupt abgebrochen hatte, erhielt sie eine Nachricht: „Ich frage mich seit zehn Jahren, was ich falsch gemacht habe.“ Selina merkte, dass sie selbst nie erklärt hatte, warum sie gegangen war.</w:t>
+        <w:t>Fabian und seine Ex-Frau mussten sich noch Jahre nach der Trennung bei jedem Elternabend, jeder Geburtstagsfeier, jedem Übergabepunkt sehen. Er lernte, freundliche Distanz zu üben, ohne dass das bedeutete, ihr innerlich verbunden zu bleiben.</w:t>
       </w:r>
     </w:p>
     <w:p>
@@ -5068,7 +5723,7 @@
           <w:b w:val="0"/>
           <w:i w:val="0"/>
         </w:rPr>
-        <w:t>Ehrlichkeit mit sich selbst bedeutet auch, anzuerkennen, wenn man selbst eine Tür ohne Erklärung geschlossen hat. Das macht die eigene Entscheidung nicht falsch. Es erlaubt aber mehr Verständnis für die eigene Erwartung an andere.</w:t>
+        <w:t>Erzwungener fortlaufender Kontakt kann die emotionale Ablösung erschweren, weil die Trennung nie ganz abgeschlossen wirkt. Eine bewusst kultivierte, sachliche Distanz kann helfen, äusseren Kontakt und inneres Loslassen zu trennen.</w:t>
       </w:r>
     </w:p>
     <w:p>
@@ -5097,7 +5752,7 @@
           <w:b w:val="0"/>
           <w:i w:val="0"/>
         </w:rPr>
-        <w:t>Gibt es jemanden, dem gegenüber du selbst ohne Erklärung gegangen bist? Du musst diesen Kontakt nicht wieder aufnehmen. Frag dich nur ehrlich, warum du damals gegangen bist.</w:t>
+        <w:t>Definiere für dich eine klare, sachliche Rolle für den nötigen Kontakt, zum Beispiel „Ko-Elternteil“, getrennt von der emotionalen Beziehung, die du losgelassen hast.</w:t>
       </w:r>
     </w:p>
     <w:p>
@@ -5116,7 +5771,7 @@
           <w:b w:val="0"/>
           <w:i w:val="0"/>
         </w:rPr>
-        <w:t>TikTok · Wer versteht, warum er selbst schweigt, versteht auch das Schweigen der anderen besser.</w:t>
+        <w:t>TikTok · Kontakt haben zu müssen bedeutet nicht, emotional verbunden bleiben zu müssen.</w:t>
       </w:r>
     </w:p>
     <w:p>
@@ -5129,7 +5784,7 @@
           <w:i w:val="0"/>
           <w:sz w:val="34"/>
         </w:rPr>
-        <w:t>11r. Mobbing am Arbeitsplatz, das nie aufgearbeitet wurde</w:t>
+        <w:t>11as. Wenn Geld ein alter Konflikt in neuem Gewand ist</w:t>
       </w:r>
     </w:p>
     <w:p>
@@ -5139,7 +5794,7 @@
           <w:b w:val="0"/>
           <w:i w:val="0"/>
         </w:rPr>
-        <w:t>Manche Verletzungen tragen keinen Namen wie Familie oder Liebe. Sie tragen einen Firmennamen und ein Organigramm. Deshalb werden sie oft kleingeredet, obwohl sie genauso tief wirken.</w:t>
+        <w:t>Streit ums Erbe oder gemeinsames Vermögen ist selten nur ein Streit um Zahlen. Oft trägt er jahrzehntealte, unausgesprochene Verletzungen.</w:t>
       </w:r>
     </w:p>
     <w:p>
@@ -5158,7 +5813,7 @@
           <w:b w:val="0"/>
           <w:i w:val="0"/>
         </w:rPr>
-        <w:t>Als Tobias nach zwei Jahren systematischer Ausgrenzung im Team kündigte, sagte ihm die Personalabteilung nur: „Manchmal passt es menschlich einfach nicht.“ Niemand sprach je aus, was tatsächlich passiert war. Tobias trug den Satz seiner ehemaligen Teamleiterin noch Jahre später mit sich: „Du bist einfach zu empfindlich für dieses Tempo.“</w:t>
+        <w:t>Beim Streit ums Erbe ihrer Eltern ging es zwischen den Geschwistern Anna und Res offiziell um ein Ferienhaus. Erst ein Mediator brachte ans Licht, dass es eigentlich um eine viel ältere Frage ging: Wer war als Kind mehr geliebt worden?</w:t>
       </w:r>
     </w:p>
     <w:p>
@@ -5187,7 +5842,7 @@
           <w:b w:val="0"/>
           <w:i w:val="0"/>
         </w:rPr>
-        <w:t>Arbeitsplatzkonflikte werden institutionell oft neutralisiert, in Formulierungen wie „kulturelle Differenzen“ oder „unterschiedliche Arbeitsstile“. Das kann es zusätzlich erschweren, die eigene Erfahrung als das zu benennen, was sie war.</w:t>
+        <w:t>Finanzielle Konflikte innerhalb einer Familie sind oft ein Stellvertreterschauplatz für tiefer liegende, emotionale Fragen, die nie direkt angesprochen wurden.</w:t>
       </w:r>
     </w:p>
     <w:p>
@@ -5216,7 +5871,7 @@
           <w:b w:val="0"/>
           <w:i w:val="0"/>
         </w:rPr>
-        <w:t>Schreib in eigenen, unverstellten Worten auf, was in dieser Zeit tatsächlich passiert ist, ohne die beschönigenden Formulierungen, die andere benutzt haben.</w:t>
+        <w:t>Wenn du in einem Geldkonflikt mit einer nahestehenden Person steckst: Frag dich, ob es tatsächlich nur um das Geld geht, oder um etwas Älteres, das nie ausgesprochen wurde.</w:t>
       </w:r>
     </w:p>
     <w:p>
@@ -5235,7 +5890,7 @@
           <w:b w:val="0"/>
           <w:i w:val="0"/>
         </w:rPr>
-        <w:t>TikTok · Ein professioneller Rahmen macht eine Verletzung nicht kleiner.</w:t>
+        <w:t>TikTok · Manche Rechnungen sind nie wirklich finanzieller Natur.</w:t>
       </w:r>
     </w:p>
     <w:p>
@@ -5248,7 +5903,7 @@
           <w:i w:val="0"/>
           <w:sz w:val="34"/>
         </w:rPr>
-        <w:t>11s. Wenn die eigene Herkunftsfamilie zu Fremden wird</w:t>
+        <w:t>11au. Wenn du beginnst, dir selbst zu vertrauen</w:t>
       </w:r>
     </w:p>
     <w:p>
@@ -5258,7 +5913,7 @@
           <w:b w:val="0"/>
           <w:i w:val="0"/>
         </w:rPr>
-        <w:t>Manche Menschen wachsen mit dem Gefühl auf, in der eigenen Familie nie ganz angekommen zu sein, unabhängig von Blutsverwandtschaft oder gemeinsamer Geschichte.</w:t>
+        <w:t>Nach einer Erfahrung, in der die eigene Wahrnehmung immer wieder infrage gestellt wurde, ist der Weg zurück zum eigenen Urteilsvermögen oft der wichtigste Schritt überhaupt.</w:t>
       </w:r>
     </w:p>
     <w:p>
@@ -5277,7 +5932,7 @@
           <w:b w:val="0"/>
           <w:i w:val="0"/>
         </w:rPr>
-        <w:t>Aisha wurde als Kleinkind adoptiert und wuchs in einer liebevollen Familie auf. Trotzdem trug sie jahrelang eine Frage mit sich, auf die niemand eine Antwort geben konnte: warum ihre leiblichen Eltern sie weggegeben hatten. Diese Antwort existiert für sie bis heute nicht.</w:t>
+        <w:t>Nachdem Vreni jahrelang in einer Beziehung gelebt hatte, in der ihr ständig gesagt wurde, sie „übertreibe“, brauchte sie nach der Trennung Monate, um wieder eigenständig zu entscheiden, ob eine Situation tatsächlich unangenehm war oder nicht.</w:t>
       </w:r>
     </w:p>
     <w:p>
@@ -5306,7 +5961,7 @@
           <w:b w:val="0"/>
           <w:i w:val="0"/>
         </w:rPr>
-        <w:t>Manche Fragen haben keinen Adressaten mehr, an den man sie stellen könnte. Das macht sie nicht weniger gültig. Es bedeutet nur, dass die Antwort nicht von aussen kommen wird, sondern innerlich gefunden werden muss.</w:t>
+        <w:t>Wiederholtes Infragestellen der eigenen Wahrnehmung kann das Vertrauen in das eigene Urteilsvermögen nachhaltig erschüttern. Dieses Vertrauen lässt sich schrittweise wieder aufbauen, durch bewusstes Üben, den eigenen Eindrücken wieder Gewicht zu geben.</w:t>
       </w:r>
     </w:p>
     <w:p>
@@ -5335,7 +5990,7 @@
           <w:b w:val="0"/>
           <w:i w:val="0"/>
         </w:rPr>
-        <w:t>Formuliere die Frage, auf die du nie eine Antwort bekommen wirst, so genau wie möglich. Manchmal hilft allein das genaue Aussprechen, den Druck der Frage zu verringern.</w:t>
+        <w:t>Notiere eine Woche lang kleine Momente, in denen dein erster Eindruck sich im Nachhinein als zutreffend erwiesen hat. Das baut Stück für Stück Vertrauen in dich selbst auf.</w:t>
       </w:r>
     </w:p>
     <w:p>
@@ -5354,7 +6009,7 @@
           <w:b w:val="0"/>
           <w:i w:val="0"/>
         </w:rPr>
-        <w:t>TikTok · Nicht jede Frage braucht einen Absender, um beantwortet zu werden.</w:t>
+        <w:t>TikTok · Dein erster Eindruck verdient wieder Gehör.</w:t>
       </w:r>
     </w:p>
     <w:p>
@@ -5367,7 +6022,7 @@
           <w:i w:val="0"/>
           <w:sz w:val="34"/>
         </w:rPr>
-        <w:t>Zwischenspiel: Aishas Geschichte in einem Stück</w:t>
+        <w:t>11bk. Wenn körperliche Symptome von emotionalem Schmerz erzählen</w:t>
       </w:r>
     </w:p>
     <w:p>
@@ -5377,7 +6032,7 @@
           <w:b w:val="0"/>
           <w:i w:val="0"/>
         </w:rPr>
-        <w:t>Aisha wuchs mit der Gewissheit auf, adoptiert zu sein. Ihre Adoptiveltern sprachen offen darüber, mit Liebe und Respekt.</w:t>
+        <w:t>Unverarbeitete emotionale Belastung zeigt sich manchmal zuerst im Körper, durch Verspannungen, Schlafprobleme oder unerklärliche Erschöpfung, bevor sie bewusst benannt wird.</w:t>
       </w:r>
     </w:p>
     <w:p>
@@ -5387,7 +6042,6 @@
           <w:b w:val="0"/>
           <w:i w:val="0"/>
         </w:rPr>
-        <w:t>Trotzdem gab es einen Teil in ihr, der nie ganz zur Ruhe kam. Eine Frage ohne Adresse: Warum hatte ihre leibliche Mutter sie weggegeben?</w:t>
       </w:r>
     </w:p>
     <w:p>
@@ -5397,7 +6051,7 @@
           <w:b w:val="0"/>
           <w:i w:val="0"/>
         </w:rPr>
-        <w:t>Mit sechzehn suchte sie über eine Vermittlungsstelle nach Informationen. Sie fand eine Akte, eine Unterschrift, ein Datum. Keine Erklärung.</w:t>
+        <w:t>Monatelang litt Simone unter unerklärlichen Rückenschmerzen, bis eine Physiotherapeutin vorsichtig fragte, ob in ihrem Leben gerade viel emotionaler Druck bestehe. Erst da verband Simone die Schmerzen mit dem ungelösten Konflikt mit ihrer Schwester.</w:t>
       </w:r>
     </w:p>
     <w:p>
@@ -5407,17 +6061,16 @@
           <w:b w:val="0"/>
           <w:i w:val="0"/>
         </w:rPr>
-        <w:t>Mit zweiundzwanzig reiste sie in die Stadt, in der sie geboren wurde. Sie fand keine Person, nur ein Gebäude, das nicht mehr existierte.</w:t>
       </w:r>
     </w:p>
     <w:p>
       <w:pPr/>
       <w:r>
         <w:rPr>
-          <w:b w:val="0"/>
-          <w:i w:val="0"/>
-        </w:rPr>
-        <w:t>Sie kehrte nach Hause zurück, ohne Antwort, aber mit einer neuen Erkenntnis: Die Antwort, die sie gesucht hatte, würde vermutlich nie kommen. Die Frage aber durfte bleiben, ohne sie länger zu beherrschen.</w:t>
+          <w:b/>
+          <w:i w:val="0"/>
+        </w:rPr>
+        <w:t>Was in dir wirklich passiert</w:t>
       </w:r>
     </w:p>
     <w:p>
@@ -5427,20 +6080,26 @@
           <w:b w:val="0"/>
           <w:i w:val="0"/>
         </w:rPr>
-        <w:t>Heute, mit dreissig, sagt Aisha: „Ich habe aufgehört zu warten. Ich habe nicht aufgehört, mich zu fragen. Beides geht gleichzeitig.“</w:t>
-      </w:r>
-    </w:p>
-    <w:p>
-      <w:pPr>
-        <w:pageBreakBefore/>
-      </w:pPr>
+        <w:t>Der Zusammenhang zwischen emotionaler Belastung und körperlichen Symptomen ist gut dokumentiert. Das bedeutet nicht, dass Symptome „nur eingebildet“ sind, sondern dass Körper und emotionale Verarbeitung eng miteinander verbunden sein können.</w:t>
+      </w:r>
+    </w:p>
+    <w:p>
+      <w:pPr/>
+      <w:r>
+        <w:rPr>
+          <w:b w:val="0"/>
+          <w:i w:val="0"/>
+        </w:rPr>
+      </w:r>
+    </w:p>
+    <w:p>
+      <w:pPr/>
       <w:r>
         <w:rPr>
           <w:b/>
           <w:i w:val="0"/>
-          <w:sz w:val="34"/>
-        </w:rPr>
-        <w:t>11t. Gewählte Familie, wenn die geborene fehlt</w:t>
+        </w:rPr>
+        <w:t>Kleine Übung</w:t>
       </w:r>
     </w:p>
     <w:p>
@@ -5450,7 +6109,7 @@
           <w:b w:val="0"/>
           <w:i w:val="0"/>
         </w:rPr>
-        <w:t>Wenn die Herkunftsfamilie nicht der Ort ist, an dem man sich sicher fühlt, entsteht manchmal ein anderes Netz, aus Freundschaften, die diese Funktion übernehmen.</w:t>
+        <w:t>Wenn du unerklärliche körperliche Beschwerden hast: Frag dich vorsichtig, ob es ein ungelöstes emotionales Thema gibt, das gerade viel Raum einnimmt. Das ersetzt keine medizinische Abklärung, kann sie aber sinnvoll ergänzen.</w:t>
       </w:r>
     </w:p>
     <w:p>
@@ -5469,5602 +6128,7 @@
           <w:b w:val="0"/>
           <w:i w:val="0"/>
         </w:rPr>
-        <w:t>Nach dem Kontaktabbruch zu ihrer Mutter baute sich Leonie über Jahre einen engen Freundeskreis auf, den sie selbst „meine gewählte Familie“ nennt. An Weihnachten sitzt heute niemand an ihrem Tisch, mit dem sie verwandt ist, dafür Menschen, die für sie da waren, als es zählte.</w:t>
-      </w:r>
-    </w:p>
-    <w:p>
-      <w:pPr/>
-      <w:r>
-        <w:rPr>
-          <w:b w:val="0"/>
-          <w:i w:val="0"/>
-        </w:rPr>
-      </w:r>
-    </w:p>
-    <w:p>
-      <w:pPr/>
-      <w:r>
-        <w:rPr>
-          <w:b/>
-          <w:i w:val="0"/>
-        </w:rPr>
-        <w:t>Was in dir wirklich passiert</w:t>
-      </w:r>
-    </w:p>
-    <w:p>
-      <w:pPr/>
-      <w:r>
-        <w:rPr>
-          <w:b w:val="0"/>
-          <w:i w:val="0"/>
-        </w:rPr>
-        <w:t>Zugehörigkeit muss nicht an Blutsverwandtschaft gebunden sein. Manche Menschen finden Sicherheit erst dann, wenn sie aufhören, sie ausschliesslich in der Herkunftsfamilie zu suchen.</w:t>
-      </w:r>
-    </w:p>
-    <w:p>
-      <w:pPr/>
-      <w:r>
-        <w:rPr>
-          <w:b w:val="0"/>
-          <w:i w:val="0"/>
-        </w:rPr>
-      </w:r>
-    </w:p>
-    <w:p>
-      <w:pPr/>
-      <w:r>
-        <w:rPr>
-          <w:b/>
-          <w:i w:val="0"/>
-        </w:rPr>
-        <w:t>Kleine Übung</w:t>
-      </w:r>
-    </w:p>
-    <w:p>
-      <w:pPr/>
-      <w:r>
-        <w:rPr>
-          <w:b w:val="0"/>
-          <w:i w:val="0"/>
-        </w:rPr>
-        <w:t>Wer gehört zu deiner gewählten Familie, auch wenn ihr nicht verwandt seid? Schreib diese Namen auf. Diese Liste ist genauso real wie ein Stammbaum.</w:t>
-      </w:r>
-    </w:p>
-    <w:p>
-      <w:pPr/>
-      <w:r>
-        <w:rPr>
-          <w:b w:val="0"/>
-          <w:i w:val="0"/>
-        </w:rPr>
-      </w:r>
-    </w:p>
-    <w:p>
-      <w:pPr/>
-      <w:r>
-        <w:rPr>
-          <w:b w:val="0"/>
-          <w:i w:val="0"/>
-        </w:rPr>
-        <w:t>TikTok · Familie ist manchmal eine Entscheidung, kein Zufall der Geburt.</w:t>
-      </w:r>
-    </w:p>
-    <w:p>
-      <w:pPr>
-        <w:pageBreakBefore/>
-      </w:pPr>
-      <w:r>
-        <w:rPr>
-          <w:b/>
-          <w:i w:val="0"/>
-          <w:sz w:val="34"/>
-        </w:rPr>
-        <w:t>11u. Ausgeschlossen aus einer Gemeinschaft oder Gruppe</w:t>
-      </w:r>
-    </w:p>
-    <w:p>
-      <w:pPr/>
-      <w:r>
-        <w:rPr>
-          <w:b w:val="0"/>
-          <w:i w:val="0"/>
-        </w:rPr>
-        <w:t>Manche Ausschlüsse geschehen nicht durch eine einzelne Person, sondern durch eine ganze Gruppe, die sich gegen einen entscheidet, oft ohne dass die Gründe je offen benannt werden.</w:t>
-      </w:r>
-    </w:p>
-    <w:p>
-      <w:pPr/>
-      <w:r>
-        <w:rPr>
-          <w:b w:val="0"/>
-          <w:i w:val="0"/>
-        </w:rPr>
-      </w:r>
-    </w:p>
-    <w:p>
-      <w:pPr/>
-      <w:r>
-        <w:rPr>
-          <w:b w:val="0"/>
-          <w:i w:val="0"/>
-        </w:rPr>
-        <w:t>Als Petra ihren langjährigen Chor verliess, weil sie eine unfaire Behandlung ansprach, wandten sich fast alle ehemaligen Chorkolleginnen von ihr ab. Jahre später erfuhr sie zufällig, dass die eigentliche Führungsperson der Gruppe die Version verbreitet hatte, Petra sei „schwierig“ gewesen.</w:t>
-      </w:r>
-    </w:p>
-    <w:p>
-      <w:pPr/>
-      <w:r>
-        <w:rPr>
-          <w:b w:val="0"/>
-          <w:i w:val="0"/>
-        </w:rPr>
-      </w:r>
-    </w:p>
-    <w:p>
-      <w:pPr/>
-      <w:r>
-        <w:rPr>
-          <w:b/>
-          <w:i w:val="0"/>
-        </w:rPr>
-        <w:t>Was in dir wirklich passiert</w:t>
-      </w:r>
-    </w:p>
-    <w:p>
-      <w:pPr/>
-      <w:r>
-        <w:rPr>
-          <w:b w:val="0"/>
-          <w:i w:val="0"/>
-        </w:rPr>
-        <w:t>Gruppen neigen dazu, eine einheitliche Erzählung zu bevorzugen, auch wenn diese unvollständig ist. Der Ausschluss aus einer Gemeinschaft sagt oft mehr über die Dynamik der Gruppe aus als über die ausgeschlossene Person.</w:t>
-      </w:r>
-    </w:p>
-    <w:p>
-      <w:pPr/>
-      <w:r>
-        <w:rPr>
-          <w:b w:val="0"/>
-          <w:i w:val="0"/>
-        </w:rPr>
-      </w:r>
-    </w:p>
-    <w:p>
-      <w:pPr/>
-      <w:r>
-        <w:rPr>
-          <w:b/>
-          <w:i w:val="0"/>
-        </w:rPr>
-        <w:t>Kleine Übung</w:t>
-      </w:r>
-    </w:p>
-    <w:p>
-      <w:pPr/>
-      <w:r>
-        <w:rPr>
-          <w:b w:val="0"/>
-          <w:i w:val="0"/>
-        </w:rPr>
-        <w:t>Wenn du an eine Gemeinschaft denkst, aus der du ausgeschlossen wurdest: Welche Version der Geschichte hat sich durchgesetzt, und wie unterscheidet sie sich von deiner eigenen Erinnerung?</w:t>
-      </w:r>
-    </w:p>
-    <w:p>
-      <w:pPr/>
-      <w:r>
-        <w:rPr>
-          <w:b w:val="0"/>
-          <w:i w:val="0"/>
-        </w:rPr>
-      </w:r>
-    </w:p>
-    <w:p>
-      <w:pPr/>
-      <w:r>
-        <w:rPr>
-          <w:b w:val="0"/>
-          <w:i w:val="0"/>
-        </w:rPr>
-        <w:t>TikTok · Der Mehrheit zu glauben, macht eine Geschichte nicht automatisch wahr.</w:t>
-      </w:r>
-    </w:p>
-    <w:p>
-      <w:pPr>
-        <w:pageBreakBefore/>
-      </w:pPr>
-      <w:r>
-        <w:rPr>
-          <w:b/>
-          <w:i w:val="0"/>
-          <w:sz w:val="34"/>
-        </w:rPr>
-        <w:t>11v. Wenn sich eine Entschuldigung wiederholt, ohne dass sich etwas ändert</w:t>
-      </w:r>
-    </w:p>
-    <w:p>
-      <w:pPr/>
-      <w:r>
-        <w:rPr>
-          <w:b w:val="0"/>
-          <w:i w:val="0"/>
-        </w:rPr>
-        <w:t>Manchmal kommt die Entschuldigung sogar mehrfach. Nur folgt ihr nie eine Veränderung im Verhalten, sodass sie mit der Zeit ihren Wert verliert.</w:t>
-      </w:r>
-    </w:p>
-    <w:p>
-      <w:pPr/>
-      <w:r>
-        <w:rPr>
-          <w:b w:val="0"/>
-          <w:i w:val="0"/>
-        </w:rPr>
-      </w:r>
-    </w:p>
-    <w:p>
-      <w:pPr/>
-      <w:r>
-        <w:rPr>
-          <w:b w:val="0"/>
-          <w:i w:val="0"/>
-        </w:rPr>
-        <w:t>Sandras Vater entschuldigte sich seit zwanzig Jahren regelmässig für seine Wutausbrüche, meistens kurz danach. Am nächsten Wochenende passierte es wieder. Irgendwann verstand Sandra, dass eine Entschuldigung ohne Verhaltensänderung eher ein Ritual war als ein echtes Bedauern.</w:t>
-      </w:r>
-    </w:p>
-    <w:p>
-      <w:pPr/>
-      <w:r>
-        <w:rPr>
-          <w:b w:val="0"/>
-          <w:i w:val="0"/>
-        </w:rPr>
-      </w:r>
-    </w:p>
-    <w:p>
-      <w:pPr/>
-      <w:r>
-        <w:rPr>
-          <w:b/>
-          <w:i w:val="0"/>
-        </w:rPr>
-        <w:t>Was in dir wirklich passiert</w:t>
-      </w:r>
-    </w:p>
-    <w:p>
-      <w:pPr/>
-      <w:r>
-        <w:rPr>
-          <w:b w:val="0"/>
-          <w:i w:val="0"/>
-        </w:rPr>
-        <w:t>Eine Entschuldigung, die sich wiederholt, ohne dass sich etwas im Verhalten ändert, erfüllt oft eher die Funktion, die eigene Anspannung der entschuldigenden Person zu lösen, als tatsächlich Wiedergutmachung zu leisten.</w:t>
-      </w:r>
-    </w:p>
-    <w:p>
-      <w:pPr/>
-      <w:r>
-        <w:rPr>
-          <w:b w:val="0"/>
-          <w:i w:val="0"/>
-        </w:rPr>
-      </w:r>
-    </w:p>
-    <w:p>
-      <w:pPr/>
-      <w:r>
-        <w:rPr>
-          <w:b/>
-          <w:i w:val="0"/>
-        </w:rPr>
-        <w:t>Kleine Übung</w:t>
-      </w:r>
-    </w:p>
-    <w:p>
-      <w:pPr/>
-      <w:r>
-        <w:rPr>
-          <w:b w:val="0"/>
-          <w:i w:val="0"/>
-        </w:rPr>
-        <w:t>Zähl, wie oft sich eine Person in deinem Leben für dasselbe Verhalten entschuldigt hat. Diese Zahl allein sagt oft mehr als jede einzelne Entschuldigung.</w:t>
-      </w:r>
-    </w:p>
-    <w:p>
-      <w:pPr/>
-      <w:r>
-        <w:rPr>
-          <w:b w:val="0"/>
-          <w:i w:val="0"/>
-        </w:rPr>
-      </w:r>
-    </w:p>
-    <w:p>
-      <w:pPr/>
-      <w:r>
-        <w:rPr>
-          <w:b w:val="0"/>
-          <w:i w:val="0"/>
-        </w:rPr>
-        <w:t>TikTok · Eine Entschuldigung ohne Veränderung ist ein Versprechen, das sich selbst widerlegt.</w:t>
-      </w:r>
-    </w:p>
-    <w:p>
-      <w:pPr>
-        <w:pageBreakBefore/>
-      </w:pPr>
-      <w:r>
-        <w:rPr>
-          <w:b/>
-          <w:i w:val="0"/>
-          <w:sz w:val="34"/>
-        </w:rPr>
-        <w:t>11w. Selbstvergebung, wenn du selbst Fehler gemacht hast</w:t>
-      </w:r>
-    </w:p>
-    <w:p>
-      <w:pPr/>
-      <w:r>
-        <w:rPr>
-          <w:b w:val="0"/>
-          <w:i w:val="0"/>
-        </w:rPr>
-        <w:t>Dieses Buch handelt viel davon, was andere einem schulden. Manchmal ist die schwierigste Rechnung die mit sich selbst, für eigene Fehler in einer zerbrochenen Beziehung.</w:t>
-      </w:r>
-    </w:p>
-    <w:p>
-      <w:pPr/>
-      <w:r>
-        <w:rPr>
-          <w:b w:val="0"/>
-          <w:i w:val="0"/>
-        </w:rPr>
-      </w:r>
-    </w:p>
-    <w:p>
-      <w:pPr/>
-      <w:r>
-        <w:rPr>
-          <w:b w:val="0"/>
-          <w:i w:val="0"/>
-        </w:rPr>
-        <w:t>Marco hatte in seiner Ehe over Jahre hinweg Streitgespräche vermieden, aus Angst vor Konflikt. Nach der Scheidung erkannte er, dass sein Schweigen seine Frau genauso verletzt hatte wie ihre spätere Untreue ihn. Beide Wahrheiten mussten Platz haben.</w:t>
-      </w:r>
-    </w:p>
-    <w:p>
-      <w:pPr/>
-      <w:r>
-        <w:rPr>
-          <w:b w:val="0"/>
-          <w:i w:val="0"/>
-        </w:rPr>
-      </w:r>
-    </w:p>
-    <w:p>
-      <w:pPr/>
-      <w:r>
-        <w:rPr>
-          <w:b/>
-          <w:i w:val="0"/>
-        </w:rPr>
-        <w:t>Was in dir wirklich passiert</w:t>
-      </w:r>
-    </w:p>
-    <w:p>
-      <w:pPr/>
-      <w:r>
-        <w:rPr>
-          <w:b w:val="0"/>
-          <w:i w:val="0"/>
-        </w:rPr>
-        <w:t>Die eigene Verantwortung anzuerkennen bedeutet nicht, die Verantwortung anderer kleinzureden. Beides kann gleichzeitig wahr sein, ohne dass eines das andere aufhebt.</w:t>
-      </w:r>
-    </w:p>
-    <w:p>
-      <w:pPr/>
-      <w:r>
-        <w:rPr>
-          <w:b w:val="0"/>
-          <w:i w:val="0"/>
-        </w:rPr>
-      </w:r>
-    </w:p>
-    <w:p>
-      <w:pPr/>
-      <w:r>
-        <w:rPr>
-          <w:b/>
-          <w:i w:val="0"/>
-        </w:rPr>
-        <w:t>Kleine Übung</w:t>
-      </w:r>
-    </w:p>
-    <w:p>
-      <w:pPr/>
-      <w:r>
-        <w:rPr>
-          <w:b w:val="0"/>
-          <w:i w:val="0"/>
-        </w:rPr>
-        <w:t>Schreib auf, wofür du in einer schwierigen Beziehung selbst Verantwortung trägst, unabhängig davon, was die andere Person getan hat. Das ist kein Freispruch für sie. Es ist Ehrlichkeit dir selbst gegenüber.</w:t>
-      </w:r>
-    </w:p>
-    <w:p>
-      <w:pPr/>
-      <w:r>
-        <w:rPr>
-          <w:b w:val="0"/>
-          <w:i w:val="0"/>
-        </w:rPr>
-      </w:r>
-    </w:p>
-    <w:p>
-      <w:pPr/>
-      <w:r>
-        <w:rPr>
-          <w:b w:val="0"/>
-          <w:i w:val="0"/>
-        </w:rPr>
-        <w:t>TikTok · Verantwortung ist kein Nullsummenspiel.</w:t>
-      </w:r>
-    </w:p>
-    <w:p>
-      <w:pPr>
-        <w:pageBreakBefore/>
-      </w:pPr>
-      <w:r>
-        <w:rPr>
-          <w:b/>
-          <w:i w:val="0"/>
-          <w:sz w:val="34"/>
-        </w:rPr>
-        <w:t>11x. Wenn ein Kind erwachsen wird und den Kontakt beendet</w:t>
-      </w:r>
-    </w:p>
-    <w:p>
-      <w:pPr/>
-      <w:r>
-        <w:rPr>
-          <w:b w:val="0"/>
-          <w:i w:val="0"/>
-        </w:rPr>
-        <w:t>Nicht nur Kinder warten auf ein letztes Gespräch mit ihren Eltern. Manchmal sind es Eltern, deren erwachsene Kinder den Kontakt beenden, oft mit Gründen, die den Eltern selbst unklar bleiben.</w:t>
-      </w:r>
-    </w:p>
-    <w:p>
-      <w:pPr/>
-      <w:r>
-        <w:rPr>
-          <w:b w:val="0"/>
-          <w:i w:val="0"/>
-        </w:rPr>
-      </w:r>
-    </w:p>
-    <w:p>
-      <w:pPr/>
-      <w:r>
-        <w:rPr>
-          <w:b w:val="0"/>
-          <w:i w:val="0"/>
-        </w:rPr>
-        <w:t>Ruth hatte drei Kinder grossgezogen, mit dem Gefühl, ihr Bestes gegeben zu haben. Als ihre jüngste Tochter mit fünfundzwanzig den Kontakt abbrach und Themen wie emotionale Vernachlässigung nannte, an die sich Ruth anders erinnerte, brauchte sie Jahre, um zu verstehen, dass beide Erinnerungen nebeneinander bestehen können.</w:t>
-      </w:r>
-    </w:p>
-    <w:p>
-      <w:pPr/>
-      <w:r>
-        <w:rPr>
-          <w:b w:val="0"/>
-          <w:i w:val="0"/>
-        </w:rPr>
-      </w:r>
-    </w:p>
-    <w:p>
-      <w:pPr/>
-      <w:r>
-        <w:rPr>
-          <w:b/>
-          <w:i w:val="0"/>
-        </w:rPr>
-        <w:t>Was in dir wirklich passiert</w:t>
-      </w:r>
-    </w:p>
-    <w:p>
-      <w:pPr/>
-      <w:r>
-        <w:rPr>
-          <w:b w:val="0"/>
-          <w:i w:val="0"/>
-        </w:rPr>
-        <w:t>Auch als Elternteil kann man Betroffene eines Kontaktabbruchs sein, für den man die eigenen Gründe nicht sofort versteht. Das rechtfertigt nicht automatisch die eigene Sichtweise, öffnet aber Raum für ehrliche Selbstreflexion.</w:t>
-      </w:r>
-    </w:p>
-    <w:p>
-      <w:pPr/>
-      <w:r>
-        <w:rPr>
-          <w:b w:val="0"/>
-          <w:i w:val="0"/>
-        </w:rPr>
-      </w:r>
-    </w:p>
-    <w:p>
-      <w:pPr/>
-      <w:r>
-        <w:rPr>
-          <w:b/>
-          <w:i w:val="0"/>
-        </w:rPr>
-        <w:t>Kleine Übung</w:t>
-      </w:r>
-    </w:p>
-    <w:p>
-      <w:pPr/>
-      <w:r>
-        <w:rPr>
-          <w:b w:val="0"/>
-          <w:i w:val="0"/>
-        </w:rPr>
-        <w:t>Wenn du in dieser Situation bist: Was wärst du bereit zu hören, auch wenn es unbequem ist, ohne es sofort zu widerlegen?</w:t>
-      </w:r>
-    </w:p>
-    <w:p>
-      <w:pPr/>
-      <w:r>
-        <w:rPr>
-          <w:b w:val="0"/>
-          <w:i w:val="0"/>
-        </w:rPr>
-      </w:r>
-    </w:p>
-    <w:p>
-      <w:pPr/>
-      <w:r>
-        <w:rPr>
-          <w:b w:val="0"/>
-          <w:i w:val="0"/>
-        </w:rPr>
-        <w:t>TikTok · Zuhören ist nicht dasselbe wie zustimmen, aber es ist der erste Schritt.</w:t>
-      </w:r>
-    </w:p>
-    <w:p>
-      <w:pPr>
-        <w:pageBreakBefore/>
-      </w:pPr>
-      <w:r>
-        <w:rPr>
-          <w:b/>
-          <w:i w:val="0"/>
-          <w:sz w:val="34"/>
-        </w:rPr>
-        <w:t>11y. Der Unterschied zwischen Grenzen setzen und Rachegefühlen</w:t>
-      </w:r>
-    </w:p>
-    <w:p>
-      <w:pPr/>
-      <w:r>
-        <w:rPr>
-          <w:b w:val="0"/>
-          <w:i w:val="0"/>
-        </w:rPr>
-        <w:t>Es ist nicht immer leicht zu unterscheiden, ob eine Entscheidung aus echter Selbstfürsorge kommt oder aus dem Wunsch, der anderen Person zu schaden.</w:t>
-      </w:r>
-    </w:p>
-    <w:p>
-      <w:pPr/>
-      <w:r>
-        <w:rPr>
-          <w:b w:val="0"/>
-          <w:i w:val="0"/>
-        </w:rPr>
-      </w:r>
-    </w:p>
-    <w:p>
-      <w:pPr/>
-      <w:r>
-        <w:rPr>
-          <w:b w:val="0"/>
-          <w:i w:val="0"/>
-        </w:rPr>
-        <w:t>Als Bettina beschloss, ihre Schwester nicht zur eigenen Hochzeit einzuladen, fragte sie sich lange, ob das eine gesunde Grenze war oder ein verdeckter Racheakt für alte Kränkungen. Ein Gespräch mit ihrer Therapeutin half ihr, beide Möglichkeiten ehrlich zu prüfen.</w:t>
-      </w:r>
-    </w:p>
-    <w:p>
-      <w:pPr/>
-      <w:r>
-        <w:rPr>
-          <w:b w:val="0"/>
-          <w:i w:val="0"/>
-        </w:rPr>
-      </w:r>
-    </w:p>
-    <w:p>
-      <w:pPr/>
-      <w:r>
-        <w:rPr>
-          <w:b/>
-          <w:i w:val="0"/>
-        </w:rPr>
-        <w:t>Was in dir wirklich passiert</w:t>
-      </w:r>
-    </w:p>
-    <w:p>
-      <w:pPr/>
-      <w:r>
-        <w:rPr>
-          <w:b w:val="0"/>
-          <w:i w:val="0"/>
-        </w:rPr>
-        <w:t>Grenzen dienen dem eigenen Schutz, unabhängig von der Wirkung auf die andere Person. Rache zielt genau auf diese Wirkung ab. Beide Motive können sich vermischen, weshalb eine ehrliche Prüfung der eigenen Beweggründe hilfreich sein kann.</w:t>
-      </w:r>
-    </w:p>
-    <w:p>
-      <w:pPr/>
-      <w:r>
-        <w:rPr>
-          <w:b w:val="0"/>
-          <w:i w:val="0"/>
-        </w:rPr>
-      </w:r>
-    </w:p>
-    <w:p>
-      <w:pPr/>
-      <w:r>
-        <w:rPr>
-          <w:b/>
-          <w:i w:val="0"/>
-        </w:rPr>
-        <w:t>Kleine Übung</w:t>
-      </w:r>
-    </w:p>
-    <w:p>
-      <w:pPr/>
-      <w:r>
-        <w:rPr>
-          <w:b w:val="0"/>
-          <w:i w:val="0"/>
-        </w:rPr>
-        <w:t>Frag dich bei deiner nächsten Grenzentscheidung: Schützt mich das, oder soll es der anderen Person schaden? Beide Antworten sind menschlich, aber sie führen zu unterschiedlichen Wegen.</w:t>
-      </w:r>
-    </w:p>
-    <w:p>
-      <w:pPr/>
-      <w:r>
-        <w:rPr>
-          <w:b w:val="0"/>
-          <w:i w:val="0"/>
-        </w:rPr>
-      </w:r>
-    </w:p>
-    <w:p>
-      <w:pPr/>
-      <w:r>
-        <w:rPr>
-          <w:b w:val="0"/>
-          <w:i w:val="0"/>
-        </w:rPr>
-        <w:t>TikTok · Eine Grenze schützt dich. Rache bindet dich weiter an die andere Person.</w:t>
-      </w:r>
-    </w:p>
-    <w:p>
-      <w:pPr>
-        <w:pageBreakBefore/>
-      </w:pPr>
-      <w:r>
-        <w:rPr>
-          <w:b/>
-          <w:i w:val="0"/>
-          <w:sz w:val="34"/>
-        </w:rPr>
-        <w:t>11z. Wenn du merkst, dass die Wut irgendwann leiser wird</w:t>
-      </w:r>
-    </w:p>
-    <w:p>
-      <w:pPr/>
-      <w:r>
-        <w:rPr>
-          <w:b w:val="0"/>
-          <w:i w:val="0"/>
-        </w:rPr>
-        <w:t>Wut über eine ausgebliebene Entschuldigung fühlt sich oft an, als würde sie für immer bleiben. Für die meisten Menschen ändert sich das mit der Zeit, auch wenn es sich am Anfang unmöglich anfühlt.</w:t>
-      </w:r>
-    </w:p>
-    <w:p>
-      <w:pPr/>
-      <w:r>
-        <w:rPr>
-          <w:b w:val="0"/>
-          <w:i w:val="0"/>
-        </w:rPr>
-      </w:r>
-    </w:p>
-    <w:p>
-      <w:pPr/>
-      <w:r>
-        <w:rPr>
-          <w:b w:val="0"/>
-          <w:i w:val="0"/>
-        </w:rPr>
-        <w:t>Zwei Jahre nach dem endgültigen Bruch mit ihrem Vater bemerkte Aline überrascht, dass ein Lied im Radio, das früher sofort Tränen auslöste, sie plötzlich unberührt liess. Sie erschrak fast über diese Ruhe, bevor sie begriff, dass es kein Verrat war, sondern Fortschritt.</w:t>
-      </w:r>
-    </w:p>
-    <w:p>
-      <w:pPr/>
-      <w:r>
-        <w:rPr>
-          <w:b w:val="0"/>
-          <w:i w:val="0"/>
-        </w:rPr>
-      </w:r>
-    </w:p>
-    <w:p>
-      <w:pPr/>
-      <w:r>
-        <w:rPr>
-          <w:b/>
-          <w:i w:val="0"/>
-        </w:rPr>
-        <w:t>Was in dir wirklich passiert</w:t>
-      </w:r>
-    </w:p>
-    <w:p>
-      <w:pPr/>
-      <w:r>
-        <w:rPr>
-          <w:b w:val="0"/>
-          <w:i w:val="0"/>
-        </w:rPr>
-        <w:t>Emotionale Intensität nimmt in der Regel mit der Zeit ab, auch wenn die zugrunde liegende Erinnerung bleibt. Das kann sich zunächst befremdlich anfühlen, ist aber ein gesundes Zeichen von Verarbeitung, kein Zeichen von Gleichgültigkeit.</w:t>
-      </w:r>
-    </w:p>
-    <w:p>
-      <w:pPr/>
-      <w:r>
-        <w:rPr>
-          <w:b w:val="0"/>
-          <w:i w:val="0"/>
-        </w:rPr>
-      </w:r>
-    </w:p>
-    <w:p>
-      <w:pPr/>
-      <w:r>
-        <w:rPr>
-          <w:b/>
-          <w:i w:val="0"/>
-        </w:rPr>
-        <w:t>Kleine Übung</w:t>
-      </w:r>
-    </w:p>
-    <w:p>
-      <w:pPr/>
-      <w:r>
-        <w:rPr>
-          <w:b w:val="0"/>
-          <w:i w:val="0"/>
-        </w:rPr>
-        <w:t>Gibt es eine Situation, ein Lied oder einen Ort, der früher starke Reaktionen ausgelöst hat und heute weniger? Notiere diese Veränderung. Sie ist ein Beweis für deinen eigenen Weg, auch wenn er sich langsam anfühlt.</w:t>
-      </w:r>
-    </w:p>
-    <w:p>
-      <w:pPr/>
-      <w:r>
-        <w:rPr>
-          <w:b w:val="0"/>
-          <w:i w:val="0"/>
-        </w:rPr>
-      </w:r>
-    </w:p>
-    <w:p>
-      <w:pPr/>
-      <w:r>
-        <w:rPr>
-          <w:b w:val="0"/>
-          <w:i w:val="0"/>
-        </w:rPr>
-        <w:t>TikTok · Ruhe ist kein Vergessen. Sie ist ein Zeichen, dass etwas seinen Platz gefunden hat.</w:t>
-      </w:r>
-    </w:p>
-    <w:p>
-      <w:pPr>
-        <w:pageBreakBefore/>
-      </w:pPr>
-      <w:r>
-        <w:rPr>
-          <w:b/>
-          <w:i w:val="0"/>
-          <w:sz w:val="34"/>
-        </w:rPr>
-        <w:t>11aa. Wie du erkennst, wann du wieder ganz bei dir bist</w:t>
-      </w:r>
-    </w:p>
-    <w:p>
-      <w:pPr/>
-      <w:r>
-        <w:rPr>
-          <w:b w:val="0"/>
-          <w:i w:val="0"/>
-        </w:rPr>
-        <w:t>Es gibt keinen Moment, in dem plötzlich alles abgeschlossen ist. Es gibt eher eine Reihe kleiner Anzeichen, die zusammen zeigen, dass sich etwas verschoben hat.</w:t>
-      </w:r>
-    </w:p>
-    <w:p>
-      <w:pPr/>
-      <w:r>
-        <w:rPr>
-          <w:b w:val="0"/>
-          <w:i w:val="0"/>
-        </w:rPr>
-      </w:r>
-    </w:p>
-    <w:p>
-      <w:pPr/>
-      <w:r>
-        <w:rPr>
-          <w:b w:val="0"/>
-          <w:i w:val="0"/>
-        </w:rPr>
-        <w:t>Für Christoph war es ein unscheinbarer Moment: Er sah seinen ehemaligen Geschäftspartner zufällig auf der Strasse, grüsste kurz und ging weiter, ohne dass sein Puls anstieg. Erst später fiel ihm auf, wie viel sich seit dem Streit vor Jahren verändert hatte.</w:t>
-      </w:r>
-    </w:p>
-    <w:p>
-      <w:pPr/>
-      <w:r>
-        <w:rPr>
-          <w:b w:val="0"/>
-          <w:i w:val="0"/>
-        </w:rPr>
-      </w:r>
-    </w:p>
-    <w:p>
-      <w:pPr/>
-      <w:r>
-        <w:rPr>
-          <w:b/>
-          <w:i w:val="0"/>
-        </w:rPr>
-        <w:t>Was in dir wirklich passiert</w:t>
-      </w:r>
-    </w:p>
-    <w:p>
-      <w:pPr/>
-      <w:r>
-        <w:rPr>
-          <w:b w:val="0"/>
-          <w:i w:val="0"/>
-        </w:rPr>
-        <w:t>Fortschritt zeigt sich oft nicht in grossen Durchbrüchen, sondern in kleinen, fast unbemerkten Momenten von Neutralität, dort, wo früher starke Reaktionen waren.</w:t>
-      </w:r>
-    </w:p>
-    <w:p>
-      <w:pPr/>
-      <w:r>
-        <w:rPr>
-          <w:b w:val="0"/>
-          <w:i w:val="0"/>
-        </w:rPr>
-      </w:r>
-    </w:p>
-    <w:p>
-      <w:pPr/>
-      <w:r>
-        <w:rPr>
-          <w:b/>
-          <w:i w:val="0"/>
-        </w:rPr>
-        <w:t>Kleine Übung</w:t>
-      </w:r>
-    </w:p>
-    <w:p>
-      <w:pPr/>
-      <w:r>
-        <w:rPr>
-          <w:b w:val="0"/>
-          <w:i w:val="0"/>
-        </w:rPr>
-        <w:t>Achte in den nächsten Wochen bewusst auf solche kleinen Momente von Neutralität. Führ eine kurze Liste. Am Ende eines Monats wird sie dir mehr zeigen, als ein einzelnes grosses Gespräch es könnte.</w:t>
-      </w:r>
-    </w:p>
-    <w:p>
-      <w:pPr/>
-      <w:r>
-        <w:rPr>
-          <w:b w:val="0"/>
-          <w:i w:val="0"/>
-        </w:rPr>
-      </w:r>
-    </w:p>
-    <w:p>
-      <w:pPr/>
-      <w:r>
-        <w:rPr>
-          <w:b w:val="0"/>
-          <w:i w:val="0"/>
-        </w:rPr>
-        <w:t>TikTok · Heilung meldet sich selten laut. Meistens ist sie einfach plötzlich da.</w:t>
-      </w:r>
-    </w:p>
-    <w:p>
-      <w:pPr>
-        <w:pageBreakBefore/>
-      </w:pPr>
-      <w:r>
-        <w:rPr>
-          <w:b/>
-          <w:i w:val="0"/>
-          <w:sz w:val="34"/>
-        </w:rPr>
-        <w:t>11ab. Wenn Social Media die Trennung öffentlich macht</w:t>
-      </w:r>
-    </w:p>
-    <w:p>
-      <w:pPr/>
-      <w:r>
-        <w:rPr>
-          <w:b w:val="0"/>
-          <w:i w:val="0"/>
-        </w:rPr>
-        <w:t>Früher endeten Beziehungen leise. Heute endet manche Freundschaft mit einem Klick auf „entfolgen“, sichtbar für alle, die genau hinschauen.</w:t>
-      </w:r>
-    </w:p>
-    <w:p>
-      <w:pPr/>
-      <w:r>
-        <w:rPr>
-          <w:b w:val="0"/>
-          <w:i w:val="0"/>
-        </w:rPr>
-      </w:r>
-    </w:p>
-    <w:p>
-      <w:pPr/>
-      <w:r>
-        <w:rPr>
-          <w:b w:val="0"/>
-          <w:i w:val="0"/>
-        </w:rPr>
-        <w:t>Als Jasmin merkte, dass ihre beste Freundin sie auf allen Kanälen entfolgt hatte, ohne ein Wort zu sagen, erfuhr sie es durch eine dritte Person, die es „zufällig bemerkt“ hatte. Der digitale Bruch fühlte sich kälter an als jeder ausgesprochene Streit.</w:t>
-      </w:r>
-    </w:p>
-    <w:p>
-      <w:pPr/>
-      <w:r>
-        <w:rPr>
-          <w:b w:val="0"/>
-          <w:i w:val="0"/>
-        </w:rPr>
-      </w:r>
-    </w:p>
-    <w:p>
-      <w:pPr/>
-      <w:r>
-        <w:rPr>
-          <w:b/>
-          <w:i w:val="0"/>
-        </w:rPr>
-        <w:t>Was in dir wirklich passiert</w:t>
-      </w:r>
-    </w:p>
-    <w:p>
-      <w:pPr/>
-      <w:r>
-        <w:rPr>
-          <w:b w:val="0"/>
-          <w:i w:val="0"/>
-        </w:rPr>
-        <w:t>Digitale Gesten wie Entfolgen oder Blockieren sind eine neue Form von Schweigen, oft öffentlicher und dadurch beschämender als ein privates Ende. Der Schmerz dahinter ist derselbe wie bei jedem anderen stillen Bruch.</w:t>
-      </w:r>
-    </w:p>
-    <w:p>
-      <w:pPr/>
-      <w:r>
-        <w:rPr>
-          <w:b w:val="0"/>
-          <w:i w:val="0"/>
-        </w:rPr>
-      </w:r>
-    </w:p>
-    <w:p>
-      <w:pPr/>
-      <w:r>
-        <w:rPr>
-          <w:b/>
-          <w:i w:val="0"/>
-        </w:rPr>
-        <w:t>Kleine Übung</w:t>
-      </w:r>
-    </w:p>
-    <w:p>
-      <w:pPr/>
-      <w:r>
-        <w:rPr>
-          <w:b w:val="0"/>
-          <w:i w:val="0"/>
-        </w:rPr>
-        <w:t>Erlaube dir, eine digitale Verbindung ebenso ernst zu nehmen wie eine persönliche. Der Kanal ändert nichts am Gewicht des Verlusts.</w:t>
-      </w:r>
-    </w:p>
-    <w:p>
-      <w:pPr/>
-      <w:r>
-        <w:rPr>
-          <w:b w:val="0"/>
-          <w:i w:val="0"/>
-        </w:rPr>
-      </w:r>
-    </w:p>
-    <w:p>
-      <w:pPr/>
-      <w:r>
-        <w:rPr>
-          <w:b w:val="0"/>
-          <w:i w:val="0"/>
-        </w:rPr>
-        <w:t>TikTok · Ein Klick kann genauso viel sagen wie ein Satz.</w:t>
-      </w:r>
-    </w:p>
-    <w:p>
-      <w:pPr>
-        <w:pageBreakBefore/>
-      </w:pPr>
-      <w:r>
-        <w:rPr>
-          <w:b/>
-          <w:i w:val="0"/>
-          <w:sz w:val="34"/>
-        </w:rPr>
-        <w:t>11ac. Wenn eine Krankheit die Beziehung endgültig veränderte</w:t>
-      </w:r>
-    </w:p>
-    <w:p>
-      <w:pPr/>
-      <w:r>
-        <w:rPr>
-          <w:b w:val="0"/>
-          <w:i w:val="0"/>
-        </w:rPr>
-        <w:t>Manchmal ist es nicht ein Streit, der eine Beziehung beendet, sondern eine Krankheit, die die Person, die man kannte, langsam verschwinden liess, bevor ein Abschied möglich war.</w:t>
-      </w:r>
-    </w:p>
-    <w:p>
-      <w:pPr/>
-      <w:r>
-        <w:rPr>
-          <w:b w:val="0"/>
-          <w:i w:val="0"/>
-        </w:rPr>
-      </w:r>
-    </w:p>
-    <w:p>
-      <w:pPr/>
-      <w:r>
-        <w:rPr>
-          <w:b w:val="0"/>
-          <w:i w:val="0"/>
-        </w:rPr>
-        <w:t>Als Evas Mutter an Demenz erkrankte, verlor Eva sie in kleinen Schritten, lange bevor sie tatsächlich starb. Das letzte klare Gespräch hatten die beiden geführt, ohne zu wissen, dass es das letzte sein würde.</w:t>
-      </w:r>
-    </w:p>
-    <w:p>
-      <w:pPr/>
-      <w:r>
-        <w:rPr>
-          <w:b w:val="0"/>
-          <w:i w:val="0"/>
-        </w:rPr>
-      </w:r>
-    </w:p>
-    <w:p>
-      <w:pPr/>
-      <w:r>
-        <w:rPr>
-          <w:b/>
-          <w:i w:val="0"/>
-        </w:rPr>
-        <w:t>Was in dir wirklich passiert</w:t>
-      </w:r>
-    </w:p>
-    <w:p>
-      <w:pPr/>
-      <w:r>
-        <w:rPr>
-          <w:b w:val="0"/>
-          <w:i w:val="0"/>
-        </w:rPr>
-        <w:t>Der Verlust durch eine fortschreitende Krankheit wird oft als „vorweggenommene Trauer“ bezeichnet, ein Prozess, der beginnt, lange bevor der eigentliche Tod eintritt. Diese Form von Trauer wird häufig unterschätzt.</w:t>
-      </w:r>
-    </w:p>
-    <w:p>
-      <w:pPr/>
-      <w:r>
-        <w:rPr>
-          <w:b w:val="0"/>
-          <w:i w:val="0"/>
-        </w:rPr>
-      </w:r>
-    </w:p>
-    <w:p>
-      <w:pPr/>
-      <w:r>
-        <w:rPr>
-          <w:b/>
-          <w:i w:val="0"/>
-        </w:rPr>
-        <w:t>Kleine Übung</w:t>
-      </w:r>
-    </w:p>
-    <w:p>
-      <w:pPr/>
-      <w:r>
-        <w:rPr>
-          <w:b w:val="0"/>
-          <w:i w:val="0"/>
-        </w:rPr>
-        <w:t>Wenn es ein letztes klares Gespräch gab, das du erst im Rückblick als „letztes“ erkannt hast: Schreib auf, was in diesem Gespräch trotzdem wertvoll war, auch ohne bewussten Abschied.</w:t>
-      </w:r>
-    </w:p>
-    <w:p>
-      <w:pPr/>
-      <w:r>
-        <w:rPr>
-          <w:b w:val="0"/>
-          <w:i w:val="0"/>
-        </w:rPr>
-      </w:r>
-    </w:p>
-    <w:p>
-      <w:pPr/>
-      <w:r>
-        <w:rPr>
-          <w:b w:val="0"/>
-          <w:i w:val="0"/>
-        </w:rPr>
-        <w:t>TikTok · Manche Abschiede geschehen, bevor man weiss, dass sie stattfinden.</w:t>
-      </w:r>
-    </w:p>
-    <w:p>
-      <w:pPr>
-        <w:pageBreakBefore/>
-      </w:pPr>
-      <w:r>
-        <w:rPr>
-          <w:b/>
-          <w:i w:val="0"/>
-          <w:sz w:val="34"/>
-        </w:rPr>
-        <w:t>11ad. Der Unterschied zwischen Loslassen und Aufgeben</w:t>
-      </w:r>
-    </w:p>
-    <w:p>
-      <w:pPr/>
-      <w:r>
-        <w:rPr>
-          <w:b w:val="0"/>
-          <w:i w:val="0"/>
-        </w:rPr>
-        <w:t>Diese beiden Worte werden oft verwechselt, dabei beschreiben sie sehr unterschiedliche innere Bewegungen.</w:t>
-      </w:r>
-    </w:p>
-    <w:p>
-      <w:pPr/>
-      <w:r>
-        <w:rPr>
-          <w:b w:val="0"/>
-          <w:i w:val="0"/>
-        </w:rPr>
-      </w:r>
-    </w:p>
-    <w:p>
-      <w:pPr/>
-      <w:r>
-        <w:rPr>
-          <w:b w:val="0"/>
-          <w:i w:val="0"/>
-        </w:rPr>
-        <w:t>Karin dachte lange, loszulassen bedeute, aufzugeben, was ihr wichtig war. Erst ein Gespräch mit einer Freundin brachte ihr eine andere Sicht: Aufgeben bedeutet, etwas zu verlieren, das man noch wollte. Loslassen bedeutet, etwas nicht mehr festzuhalten, das einem ohnehin nicht mehr diente.</w:t>
-      </w:r>
-    </w:p>
-    <w:p>
-      <w:pPr/>
-      <w:r>
-        <w:rPr>
-          <w:b w:val="0"/>
-          <w:i w:val="0"/>
-        </w:rPr>
-      </w:r>
-    </w:p>
-    <w:p>
-      <w:pPr/>
-      <w:r>
-        <w:rPr>
-          <w:b/>
-          <w:i w:val="0"/>
-        </w:rPr>
-        <w:t>Was in dir wirklich passiert</w:t>
-      </w:r>
-    </w:p>
-    <w:p>
-      <w:pPr/>
-      <w:r>
-        <w:rPr>
-          <w:b w:val="0"/>
-          <w:i w:val="0"/>
-        </w:rPr>
-        <w:t>Loslassen wird oft mit Resignation verwechselt. In Wirklichkeit ist es häufig ein aktiver, bewusster Schritt, während Aufgeben eher ein passives Erschöpftsein beschreibt.</w:t>
-      </w:r>
-    </w:p>
-    <w:p>
-      <w:pPr/>
-      <w:r>
-        <w:rPr>
-          <w:b w:val="0"/>
-          <w:i w:val="0"/>
-        </w:rPr>
-      </w:r>
-    </w:p>
-    <w:p>
-      <w:pPr/>
-      <w:r>
-        <w:rPr>
-          <w:b/>
-          <w:i w:val="0"/>
-        </w:rPr>
-        <w:t>Kleine Übung</w:t>
-      </w:r>
-    </w:p>
-    <w:p>
-      <w:pPr/>
-      <w:r>
-        <w:rPr>
-          <w:b w:val="0"/>
-          <w:i w:val="0"/>
-        </w:rPr>
-        <w:t>Frag dich bei deinem aktuellen Thema: Fühlt sich das, was ich vorhabe, nach Erschöpfung an oder nach einer bewussten Entscheidung? Beide Gefühle sind legitim, aber sie führen zu unterschiedlichen inneren Zuständen.</w:t>
-      </w:r>
-    </w:p>
-    <w:p>
-      <w:pPr/>
-      <w:r>
-        <w:rPr>
-          <w:b w:val="0"/>
-          <w:i w:val="0"/>
-        </w:rPr>
-      </w:r>
-    </w:p>
-    <w:p>
-      <w:pPr/>
-      <w:r>
-        <w:rPr>
-          <w:b w:val="0"/>
-          <w:i w:val="0"/>
-        </w:rPr>
-        <w:t>TikTok · Loslassen ist kein Verlust. Es ist eine Entscheidung, die Hände zu öffnen.</w:t>
-      </w:r>
-    </w:p>
-    <w:p>
-      <w:pPr>
-        <w:pageBreakBefore/>
-      </w:pPr>
-      <w:r>
-        <w:rPr>
-          <w:b/>
-          <w:i w:val="0"/>
-          <w:sz w:val="34"/>
-        </w:rPr>
-        <w:t>11ae. Wenn du merkst, dass Wut auch Energie sein kann</w:t>
-      </w:r>
-    </w:p>
-    <w:p>
-      <w:pPr/>
-      <w:r>
-        <w:rPr>
-          <w:b w:val="0"/>
-          <w:i w:val="0"/>
-        </w:rPr>
-        <w:t>Wut wird oft nur als etwas Zerstörerisches gesehen. Sie kann aber auch der Antrieb sein, der eine überfällige Veränderung endlich möglich macht.</w:t>
-      </w:r>
-    </w:p>
-    <w:p>
-      <w:pPr/>
-      <w:r>
-        <w:rPr>
-          <w:b w:val="0"/>
-          <w:i w:val="0"/>
-        </w:rPr>
-      </w:r>
-    </w:p>
-    <w:p>
-      <w:pPr/>
-      <w:r>
-        <w:rPr>
-          <w:b w:val="0"/>
-          <w:i w:val="0"/>
-        </w:rPr>
-        <w:t>Nach Jahren, in denen sie ihre Wut über die Untreue ihres Ex-Mannes unterdrückt hatte, aus Angst, „zickig“ zu wirken, nutzte Rahel diese Energie schliesslich, um ihr eigenes Unternehmen zu gründen. Sie sagt heute: „Meine Wut hat mir den Mut gegeben, den ich vorher nicht hatte.“</w:t>
-      </w:r>
-    </w:p>
-    <w:p>
-      <w:pPr/>
-      <w:r>
-        <w:rPr>
-          <w:b w:val="0"/>
-          <w:i w:val="0"/>
-        </w:rPr>
-      </w:r>
-    </w:p>
-    <w:p>
-      <w:pPr/>
-      <w:r>
-        <w:rPr>
-          <w:b/>
-          <w:i w:val="0"/>
-        </w:rPr>
-        <w:t>Was in dir wirklich passiert</w:t>
-      </w:r>
-    </w:p>
-    <w:p>
-      <w:pPr/>
-      <w:r>
-        <w:rPr>
-          <w:b w:val="0"/>
-          <w:i w:val="0"/>
-        </w:rPr>
-        <w:t>Wut signalisiert oft eine überschrittene Grenze. Wenn sie nicht unterdrückt, sondern bewusst kanalisiert wird, kann sie zu einer wichtigen Antriebskraft für Veränderung werden.</w:t>
-      </w:r>
-    </w:p>
-    <w:p>
-      <w:pPr/>
-      <w:r>
-        <w:rPr>
-          <w:b w:val="0"/>
-          <w:i w:val="0"/>
-        </w:rPr>
-      </w:r>
-    </w:p>
-    <w:p>
-      <w:pPr/>
-      <w:r>
-        <w:rPr>
-          <w:b/>
-          <w:i w:val="0"/>
-        </w:rPr>
-        <w:t>Kleine Übung</w:t>
-      </w:r>
-    </w:p>
-    <w:p>
-      <w:pPr/>
-      <w:r>
-        <w:rPr>
-          <w:b w:val="0"/>
-          <w:i w:val="0"/>
-        </w:rPr>
-        <w:t>Frag dich, wofür deine Wut über eine bestimmte Situation dir Energie geben könnte, wenn du sie nicht länger unterdrückst, sondern konstruktiv nutzt.</w:t>
-      </w:r>
-    </w:p>
-    <w:p>
-      <w:pPr/>
-      <w:r>
-        <w:rPr>
-          <w:b w:val="0"/>
-          <w:i w:val="0"/>
-        </w:rPr>
-      </w:r>
-    </w:p>
-    <w:p>
-      <w:pPr/>
-      <w:r>
-        <w:rPr>
-          <w:b w:val="0"/>
-          <w:i w:val="0"/>
-        </w:rPr>
-        <w:t>TikTok · Wut ist keine Schwäche. Sie kann eine Richtungsanzeige sein.</w:t>
-      </w:r>
-    </w:p>
-    <w:p>
-      <w:pPr>
-        <w:pageBreakBefore/>
-      </w:pPr>
-      <w:r>
-        <w:rPr>
-          <w:b/>
-          <w:i w:val="0"/>
-          <w:sz w:val="34"/>
-        </w:rPr>
-        <w:t>Zwischenspiel: Rahels Geschichte in einem Stück</w:t>
-      </w:r>
-    </w:p>
-    <w:p>
-      <w:pPr/>
-      <w:r>
-        <w:rPr>
-          <w:b w:val="0"/>
-          <w:i w:val="0"/>
-        </w:rPr>
-        <w:t>Rahel erfuhr von der Untreue ihres Mannes durch eine Nachricht, die versehentlich auf dem gemeinsamen Tablet geöffnet blieb.</w:t>
-      </w:r>
-    </w:p>
-    <w:p>
-      <w:pPr/>
-      <w:r>
-        <w:rPr>
-          <w:b w:val="0"/>
-          <w:i w:val="0"/>
-        </w:rPr>
-        <w:t>In den ersten Wochen funktionierte sie wie eine Maschine. Kinder zur Schule bringen, Wäsche waschen, lächeln, wenn jemand fragte, wie es ihr gehe.</w:t>
-      </w:r>
-    </w:p>
-    <w:p>
-      <w:pPr/>
-      <w:r>
-        <w:rPr>
-          <w:b w:val="0"/>
-          <w:i w:val="0"/>
-        </w:rPr>
-        <w:t>Die Wut kam erst später, mit voller Wucht, mitten in einem ganz gewöhnlichen Dienstagabend, ausgelöst durch nichts Besonderes.</w:t>
-      </w:r>
-    </w:p>
-    <w:p>
-      <w:pPr/>
-      <w:r>
-        <w:rPr>
-          <w:b w:val="0"/>
-          <w:i w:val="0"/>
-        </w:rPr>
-        <w:t>Sie schrie in ihr Kopfkissen, damit die Kinder nichts hörten. Am nächsten Morgen schämte sie sich für diese Wut, bis eine Freundin ihr sagte: „Diese Wut ist der gesündeste Teil von dir gerade.“</w:t>
-      </w:r>
-    </w:p>
-    <w:p>
-      <w:pPr/>
-      <w:r>
-        <w:rPr>
-          <w:b w:val="0"/>
-          <w:i w:val="0"/>
-        </w:rPr>
-        <w:t>Zwei Jahre später sitzt Rahel in ihrem eigenen kleinen Büro, das sie mit dem Mut gegründet hat, den diese Wut ihr gab. An der Wand hängt ein Satz, den sie sich selbst aufgeschrieben hat: „Danke, Wut. Du hast mich rausgeholt, als niemand sonst es konnte.“</w:t>
-      </w:r>
-    </w:p>
-    <w:p>
-      <w:pPr>
-        <w:pageBreakBefore/>
-      </w:pPr>
-      <w:r>
-        <w:rPr>
-          <w:b/>
-          <w:i w:val="0"/>
-          <w:sz w:val="34"/>
-        </w:rPr>
-        <w:t>11af. Wenn eine Entschuldigung von der falschen Person kommt</w:t>
-      </w:r>
-    </w:p>
-    <w:p>
-      <w:pPr/>
-      <w:r>
-        <w:rPr>
-          <w:b w:val="0"/>
-          <w:i w:val="0"/>
-        </w:rPr>
-        <w:t>Manchmal kommt eine Entschuldigung, aber nicht von der Person, die eigentlich verantwortlich war, sondern von jemandem, der stellvertretend das Gespräch sucht.</w:t>
-      </w:r>
-    </w:p>
-    <w:p>
-      <w:pPr/>
-      <w:r>
-        <w:rPr>
-          <w:b w:val="0"/>
-          <w:i w:val="0"/>
-        </w:rPr>
-      </w:r>
-    </w:p>
-    <w:p>
-      <w:pPr/>
-      <w:r>
-        <w:rPr>
-          <w:b w:val="0"/>
-          <w:i w:val="0"/>
-        </w:rPr>
-        <w:t>Als Sonjas Onkel sich stellvertretend für ihren verstorbenen Vater entschuldigte, für Dinge, die dieser ihr angetan hatte, fühlte sich das gut gemeint an, aber seltsam leer. Die Entschuldigung, die sie eigentlich brauchte, konnte niemand mehr für ihren Vater aussprechen.</w:t>
-      </w:r>
-    </w:p>
-    <w:p>
-      <w:pPr/>
-      <w:r>
-        <w:rPr>
-          <w:b w:val="0"/>
-          <w:i w:val="0"/>
-        </w:rPr>
-      </w:r>
-    </w:p>
-    <w:p>
-      <w:pPr/>
-      <w:r>
-        <w:rPr>
-          <w:b/>
-          <w:i w:val="0"/>
-        </w:rPr>
-        <w:t>Was in dir wirklich passiert</w:t>
-      </w:r>
-    </w:p>
-    <w:p>
-      <w:pPr/>
-      <w:r>
-        <w:rPr>
-          <w:b w:val="0"/>
-          <w:i w:val="0"/>
-        </w:rPr>
-        <w:t>Eine stellvertretende Entschuldigung kann tröstlich sein, ersetzt aber nicht die Verantwortung der ursprünglich handelnden Person. Beide Gefühle, Dankbarkeit für die Geste und weiterbestehende Leere, dürfen gleichzeitig da sein.</w:t>
-      </w:r>
-    </w:p>
-    <w:p>
-      <w:pPr/>
-      <w:r>
-        <w:rPr>
-          <w:b w:val="0"/>
-          <w:i w:val="0"/>
-        </w:rPr>
-      </w:r>
-    </w:p>
-    <w:p>
-      <w:pPr/>
-      <w:r>
-        <w:rPr>
-          <w:b/>
-          <w:i w:val="0"/>
-        </w:rPr>
-        <w:t>Kleine Übung</w:t>
-      </w:r>
-    </w:p>
-    <w:p>
-      <w:pPr/>
-      <w:r>
-        <w:rPr>
-          <w:b w:val="0"/>
-          <w:i w:val="0"/>
-        </w:rPr>
-        <w:t>Wenn du eine stellvertretende Entschuldigung erhalten hast: Erlaube dir, sie anzunehmen, ohne von ihr zu erwarten, dass sie die ursprüngliche Lücke vollständig füllt.</w:t>
-      </w:r>
-    </w:p>
-    <w:p>
-      <w:pPr/>
-      <w:r>
-        <w:rPr>
-          <w:b w:val="0"/>
-          <w:i w:val="0"/>
-        </w:rPr>
-      </w:r>
-    </w:p>
-    <w:p>
-      <w:pPr/>
-      <w:r>
-        <w:rPr>
-          <w:b w:val="0"/>
-          <w:i w:val="0"/>
-        </w:rPr>
-        <w:t>TikTok · Eine gut gemeinte Geste darf trösten, ohne die ganze Wahrheit zu ersetzen.</w:t>
-      </w:r>
-    </w:p>
-    <w:p>
-      <w:pPr>
-        <w:pageBreakBefore/>
-      </w:pPr>
-      <w:r>
-        <w:rPr>
-          <w:b/>
-          <w:i w:val="0"/>
-          <w:sz w:val="34"/>
-        </w:rPr>
-        <w:t>11ag. Wenn ein neues Umfeld alte Wunden sichtbar macht</w:t>
-      </w:r>
-    </w:p>
-    <w:p>
-      <w:pPr/>
-      <w:r>
-        <w:rPr>
-          <w:b w:val="0"/>
-          <w:i w:val="0"/>
-        </w:rPr>
-        <w:t>Manchmal zeigt erst eine neue, gesunde Beziehung, wie sehr eine alte Verletzung noch nachwirkt.</w:t>
-      </w:r>
-    </w:p>
-    <w:p>
-      <w:pPr/>
-      <w:r>
-        <w:rPr>
-          <w:b w:val="0"/>
-          <w:i w:val="0"/>
-        </w:rPr>
-      </w:r>
-    </w:p>
-    <w:p>
-      <w:pPr/>
-      <w:r>
-        <w:rPr>
-          <w:b w:val="0"/>
-          <w:i w:val="0"/>
-        </w:rPr>
-        <w:t>Erst in ihrer zweiten Ehe bemerkte Claudia, wie sehr sie bei jedem kleinen Streit mit sofortigem Rückzug reagierte, ein Muster, das sie in ihrer ersten, konfliktreichen Ehe gelernt hatte. Ihr heutiger Mann half ihr, langsam zu verstehen, dass nicht jeder Konflikt eine Bedrohung ist.</w:t>
-      </w:r>
-    </w:p>
-    <w:p>
-      <w:pPr/>
-      <w:r>
-        <w:rPr>
-          <w:b w:val="0"/>
-          <w:i w:val="0"/>
-        </w:rPr>
-      </w:r>
-    </w:p>
-    <w:p>
-      <w:pPr/>
-      <w:r>
-        <w:rPr>
-          <w:b/>
-          <w:i w:val="0"/>
-        </w:rPr>
-        <w:t>Was in dir wirklich passiert</w:t>
-      </w:r>
-    </w:p>
-    <w:p>
-      <w:pPr/>
-      <w:r>
-        <w:rPr>
-          <w:b w:val="0"/>
-          <w:i w:val="0"/>
-        </w:rPr>
-        <w:t>Neue, sichere Beziehungen können alte Schutzmuster sichtbar machen, die in einer früheren, unsicheren Umgebung entstanden sind. Das ist kein Rückschritt, sondern ein Zeichen dafür, dass genug Sicherheit besteht, um diese Muster überhaupt zu bemerken.</w:t>
-      </w:r>
-    </w:p>
-    <w:p>
-      <w:pPr/>
-      <w:r>
-        <w:rPr>
-          <w:b w:val="0"/>
-          <w:i w:val="0"/>
-        </w:rPr>
-      </w:r>
-    </w:p>
-    <w:p>
-      <w:pPr/>
-      <w:r>
-        <w:rPr>
-          <w:b/>
-          <w:i w:val="0"/>
-        </w:rPr>
-        <w:t>Kleine Übung</w:t>
-      </w:r>
-    </w:p>
-    <w:p>
-      <w:pPr/>
-      <w:r>
-        <w:rPr>
-          <w:b w:val="0"/>
-          <w:i w:val="0"/>
-        </w:rPr>
-        <w:t>Welches Verhalten zeigt sich bei dir in neuen Beziehungen, das eher aus einer alten als aus der aktuellen Situation stammt? Benenne es, ohne dich dafür zu verurteilen.</w:t>
-      </w:r>
-    </w:p>
-    <w:p>
-      <w:pPr/>
-      <w:r>
-        <w:rPr>
-          <w:b w:val="0"/>
-          <w:i w:val="0"/>
-        </w:rPr>
-      </w:r>
-    </w:p>
-    <w:p>
-      <w:pPr/>
-      <w:r>
-        <w:rPr>
-          <w:b w:val="0"/>
-          <w:i w:val="0"/>
-        </w:rPr>
-        <w:t>TikTok · Ein sicherer Ort zeigt manchmal zuerst die alten Narben, bevor er sie heilen kann.</w:t>
-      </w:r>
-    </w:p>
-    <w:p>
-      <w:pPr>
-        <w:pageBreakBefore/>
-      </w:pPr>
-      <w:r>
-        <w:rPr>
-          <w:b/>
-          <w:i w:val="0"/>
-          <w:sz w:val="34"/>
-        </w:rPr>
-        <w:t>11ah. Der Unterschied zwischen Hoffnung und Selbstverleugnung</w:t>
-      </w:r>
-    </w:p>
-    <w:p>
-      <w:pPr/>
-      <w:r>
-        <w:rPr>
-          <w:b w:val="0"/>
-          <w:i w:val="0"/>
-        </w:rPr>
-        <w:t>Hoffnung gilt meist als etwas Gutes. Sie kann aber auch zu einem Werkzeug werden, mit dem man die eigene Realität verleugnet.</w:t>
-      </w:r>
-    </w:p>
-    <w:p>
-      <w:pPr/>
-      <w:r>
-        <w:rPr>
-          <w:b w:val="0"/>
-          <w:i w:val="0"/>
-        </w:rPr>
-      </w:r>
-    </w:p>
-    <w:p>
-      <w:pPr/>
-      <w:r>
-        <w:rPr>
-          <w:b w:val="0"/>
-          <w:i w:val="0"/>
-        </w:rPr>
-        <w:t>Beatrice hoffte fünfzehn Jahre lang, ihr Mann werde aufhören zu trinken. Diese Hoffnung hielt sie in einer Ehe, die ihr zunehmend schadete. Erst als sie begann, die tatsächlichen Fakten statt ihrer Hoffnung zur Grundlage ihrer Entscheidungen zu machen, konnte sie einen klaren Schritt gehen.</w:t>
-      </w:r>
-    </w:p>
-    <w:p>
-      <w:pPr/>
-      <w:r>
-        <w:rPr>
-          <w:b w:val="0"/>
-          <w:i w:val="0"/>
-        </w:rPr>
-      </w:r>
-    </w:p>
-    <w:p>
-      <w:pPr/>
-      <w:r>
-        <w:rPr>
-          <w:b/>
-          <w:i w:val="0"/>
-        </w:rPr>
-        <w:t>Was in dir wirklich passiert</w:t>
-      </w:r>
-    </w:p>
-    <w:p>
-      <w:pPr/>
-      <w:r>
-        <w:rPr>
-          <w:b w:val="0"/>
-          <w:i w:val="0"/>
-        </w:rPr>
-        <w:t>Hoffnung, die sich ausschliesslich auf eine erwünschte Zukunft richtet, ohne die gegenwärtige Realität einzubeziehen, kann in Selbstverleugnung übergehen. Gesunde Hoffnung berücksichtigt beides gleichzeitig.</w:t>
-      </w:r>
-    </w:p>
-    <w:p>
-      <w:pPr/>
-      <w:r>
-        <w:rPr>
-          <w:b w:val="0"/>
-          <w:i w:val="0"/>
-        </w:rPr>
-      </w:r>
-    </w:p>
-    <w:p>
-      <w:pPr/>
-      <w:r>
-        <w:rPr>
-          <w:b/>
-          <w:i w:val="0"/>
-        </w:rPr>
-        <w:t>Kleine Übung</w:t>
-      </w:r>
-    </w:p>
-    <w:p>
-      <w:pPr/>
-      <w:r>
-        <w:rPr>
-          <w:b w:val="0"/>
-          <w:i w:val="0"/>
-        </w:rPr>
-        <w:t>Frag dich: Basiert meine Hoffnung in dieser Situation auf tatsächlichen Anzeichen von Veränderung, oder ausschliesslich auf dem Wunsch, dass sich etwas ändert?</w:t>
-      </w:r>
-    </w:p>
-    <w:p>
-      <w:pPr/>
-      <w:r>
-        <w:rPr>
-          <w:b w:val="0"/>
-          <w:i w:val="0"/>
-        </w:rPr>
-      </w:r>
-    </w:p>
-    <w:p>
-      <w:pPr/>
-      <w:r>
-        <w:rPr>
-          <w:b w:val="0"/>
-          <w:i w:val="0"/>
-        </w:rPr>
-        <w:t>TikTok · Hoffnung ohne Fakten ist ein Wunsch, kein Plan.</w:t>
-      </w:r>
-    </w:p>
-    <w:p>
-      <w:pPr>
-        <w:pageBreakBefore/>
-      </w:pPr>
-      <w:r>
-        <w:rPr>
-          <w:b/>
-          <w:i w:val="0"/>
-          <w:sz w:val="34"/>
-        </w:rPr>
-        <w:t>11ai. Wenn eine ganze Generation schweigt</w:t>
-      </w:r>
-    </w:p>
-    <w:p>
-      <w:pPr/>
-      <w:r>
-        <w:rPr>
-          <w:b w:val="0"/>
-          <w:i w:val="0"/>
-        </w:rPr>
-        <w:t>In manchen Familien wird über Generationen hinweg über bestimmte Themen einfach nicht gesprochen, sodass Kinder Muster übernehmen, deren Ursprung sie nie erklärt bekommen.</w:t>
-      </w:r>
-    </w:p>
-    <w:p>
-      <w:pPr/>
-      <w:r>
-        <w:rPr>
-          <w:b w:val="0"/>
-          <w:i w:val="0"/>
-        </w:rPr>
-      </w:r>
-    </w:p>
-    <w:p>
-      <w:pPr/>
-      <w:r>
-        <w:rPr>
-          <w:b w:val="0"/>
-          <w:i w:val="0"/>
-        </w:rPr>
-        <w:t>Erst als Nora ihre Grossmutter kurz vor deren Tod nach der Kindheit ihrer eigenen Mutter fragte, verstand sie, warum in ihrer Familie Gefühle nie besprochen wurden. Ihre Grossmutter hatte selbst in einer Zeit gelebt, in der emotionale Offenheit als Schwäche galt.</w:t>
-      </w:r>
-    </w:p>
-    <w:p>
-      <w:pPr/>
-      <w:r>
-        <w:rPr>
-          <w:b w:val="0"/>
-          <w:i w:val="0"/>
-        </w:rPr>
-      </w:r>
-    </w:p>
-    <w:p>
-      <w:pPr/>
-      <w:r>
-        <w:rPr>
-          <w:b/>
-          <w:i w:val="0"/>
-        </w:rPr>
-        <w:t>Was in dir wirklich passiert</w:t>
-      </w:r>
-    </w:p>
-    <w:p>
-      <w:pPr/>
-      <w:r>
-        <w:rPr>
-          <w:b w:val="0"/>
-          <w:i w:val="0"/>
-        </w:rPr>
-        <w:t>Kommunikationsmuster werden oft über Generationen weitergegeben, ohne dass die ursprünglichen Gründe je benannt werden. Das Verständnis dieser Herkunft kann helfen, das Muster bei sich selbst bewusster zu unterbrechen.</w:t>
-      </w:r>
-    </w:p>
-    <w:p>
-      <w:pPr/>
-      <w:r>
-        <w:rPr>
-          <w:b w:val="0"/>
-          <w:i w:val="0"/>
-        </w:rPr>
-      </w:r>
-    </w:p>
-    <w:p>
-      <w:pPr/>
-      <w:r>
-        <w:rPr>
-          <w:b/>
-          <w:i w:val="0"/>
-        </w:rPr>
-        <w:t>Kleine Übung</w:t>
-      </w:r>
-    </w:p>
-    <w:p>
-      <w:pPr/>
-      <w:r>
-        <w:rPr>
-          <w:b w:val="0"/>
-          <w:i w:val="0"/>
-        </w:rPr>
-        <w:t>Wenn möglich, frag eine ältere Person in deiner Familie nach ihrer eigenen Kindheit. Manche Muster erklären sich erst über mehrere Generationen zurück.</w:t>
-      </w:r>
-    </w:p>
-    <w:p>
-      <w:pPr/>
-      <w:r>
-        <w:rPr>
-          <w:b w:val="0"/>
-          <w:i w:val="0"/>
-        </w:rPr>
-      </w:r>
-    </w:p>
-    <w:p>
-      <w:pPr/>
-      <w:r>
-        <w:rPr>
-          <w:b w:val="0"/>
-          <w:i w:val="0"/>
-        </w:rPr>
-        <w:t>TikTok · Ein Muster zu verstehen, heisst nicht, es gutzuheissen. Es heisst, die Kette bewusst zu unterbrechen.</w:t>
-      </w:r>
-    </w:p>
-    <w:p>
-      <w:pPr>
-        <w:pageBreakBefore/>
-      </w:pPr>
-      <w:r>
-        <w:rPr>
-          <w:b/>
-          <w:i w:val="0"/>
-          <w:sz w:val="34"/>
-        </w:rPr>
-        <w:t>11aj. Wenn du selbst zur Ansprechperson für andere wirst</w:t>
-      </w:r>
-    </w:p>
-    <w:p>
-      <w:pPr/>
-      <w:r>
-        <w:rPr>
-          <w:b w:val="0"/>
-          <w:i w:val="0"/>
-        </w:rPr>
-        <w:t>Nachdem man einen eigenen Weg durch eine schwierige Trennung gefunden hat, werden manche Menschen unerwartet zur Anlaufstelle für andere, die noch mittendrin stecken.</w:t>
-      </w:r>
-    </w:p>
-    <w:p>
-      <w:pPr/>
-      <w:r>
-        <w:rPr>
-          <w:b w:val="0"/>
-          <w:i w:val="0"/>
-        </w:rPr>
-      </w:r>
-    </w:p>
-    <w:p>
-      <w:pPr/>
-      <w:r>
-        <w:rPr>
-          <w:b w:val="0"/>
-          <w:i w:val="0"/>
-        </w:rPr>
-        <w:t>Nachdem Isabelle offen über ihren Kontaktabbruch zu ihrer Mutter gesprochen hatte, meldeten sich mehrere Bekannte mit ähnlichen Geschichten bei ihr. Sie merkte, wie heilsam es war, ihre eigene Erfahrung weiterzugeben, solange sie sich dabei nicht selbst überforderte.</w:t>
-      </w:r>
-    </w:p>
-    <w:p>
-      <w:pPr/>
-      <w:r>
-        <w:rPr>
-          <w:b w:val="0"/>
-          <w:i w:val="0"/>
-        </w:rPr>
-      </w:r>
-    </w:p>
-    <w:p>
-      <w:pPr/>
-      <w:r>
-        <w:rPr>
-          <w:b/>
-          <w:i w:val="0"/>
-        </w:rPr>
-        <w:t>Was in dir wirklich passiert</w:t>
-      </w:r>
-    </w:p>
-    <w:p>
-      <w:pPr/>
-      <w:r>
-        <w:rPr>
-          <w:b w:val="0"/>
-          <w:i w:val="0"/>
-        </w:rPr>
-        <w:t>Die eigene Geschichte zu teilen, kann sowohl der eigenen Verarbeitung dienen als auch anderen helfen. Wichtig ist, dabei die eigenen Grenzen zu kennen und sich nicht zur dauerhaften Beraterin für alle im Umfeld zu machen.</w:t>
-      </w:r>
-    </w:p>
-    <w:p>
-      <w:pPr/>
-      <w:r>
-        <w:rPr>
-          <w:b w:val="0"/>
-          <w:i w:val="0"/>
-        </w:rPr>
-      </w:r>
-    </w:p>
-    <w:p>
-      <w:pPr/>
-      <w:r>
-        <w:rPr>
-          <w:b/>
-          <w:i w:val="0"/>
-        </w:rPr>
-        <w:t>Kleine Übung</w:t>
-      </w:r>
-    </w:p>
-    <w:p>
-      <w:pPr/>
-      <w:r>
-        <w:rPr>
-          <w:b w:val="0"/>
-          <w:i w:val="0"/>
-        </w:rPr>
-        <w:t>Wenn du gefragt wirst, wie du weitergegangen bist: Erlaube dir, ehrlich zu antworten, auch wenn deine Geschichte nicht abgeschlossen oder perfekt ist.</w:t>
-      </w:r>
-    </w:p>
-    <w:p>
-      <w:pPr/>
-      <w:r>
-        <w:rPr>
-          <w:b w:val="0"/>
-          <w:i w:val="0"/>
-        </w:rPr>
-      </w:r>
-    </w:p>
-    <w:p>
-      <w:pPr/>
-      <w:r>
-        <w:rPr>
-          <w:b w:val="0"/>
-          <w:i w:val="0"/>
-        </w:rPr>
-        <w:t>TikTok · Eine unfertige Geschichte kann trotzdem anderen Mut machen.</w:t>
-      </w:r>
-    </w:p>
-    <w:p>
-      <w:pPr>
-        <w:pageBreakBefore/>
-      </w:pPr>
-      <w:r>
-        <w:rPr>
-          <w:b/>
-          <w:i w:val="0"/>
-          <w:sz w:val="34"/>
-        </w:rPr>
-        <w:t>11ak. Wenn Feiertage zur schwierigsten Zeit des Jahres werden</w:t>
-      </w:r>
-    </w:p>
-    <w:p>
-      <w:pPr/>
-      <w:r>
-        <w:rPr>
-          <w:b w:val="0"/>
-          <w:i w:val="0"/>
-        </w:rPr>
-        <w:t>Weihnachten, Geburtstage und Familienfeiern werden für viele Menschen, die mit einem stillen Bruch leben, zur schwierigsten Zeit im Jahr, gerade weil alle anderen von Zusammensein sprechen.</w:t>
-      </w:r>
-    </w:p>
-    <w:p>
-      <w:pPr/>
-      <w:r>
-        <w:rPr>
-          <w:b w:val="0"/>
-          <w:i w:val="0"/>
-        </w:rPr>
-      </w:r>
-    </w:p>
-    <w:p>
-      <w:pPr/>
-      <w:r>
-        <w:rPr>
-          <w:b w:val="0"/>
-          <w:i w:val="0"/>
-        </w:rPr>
-        <w:t>Jedes Jahr im Dezember bereitete sich Nadine wochenlang innerlich auf die Feiertage vor, weil ihre gesamte Familie zusammenkam, ausser der einen Person, mit der sie keinen Kontakt mehr hatte. Sie begann, eigene neue Rituale für diese Zeit zu entwickeln, die nicht von der alten Familie abhingen.</w:t>
-      </w:r>
-    </w:p>
-    <w:p>
-      <w:pPr/>
-      <w:r>
-        <w:rPr>
-          <w:b w:val="0"/>
-          <w:i w:val="0"/>
-        </w:rPr>
-      </w:r>
-    </w:p>
-    <w:p>
-      <w:pPr/>
-      <w:r>
-        <w:rPr>
-          <w:b/>
-          <w:i w:val="0"/>
-        </w:rPr>
-        <w:t>Was in dir wirklich passiert</w:t>
-      </w:r>
-    </w:p>
-    <w:p>
-      <w:pPr/>
-      <w:r>
-        <w:rPr>
-          <w:b w:val="0"/>
-          <w:i w:val="0"/>
-        </w:rPr>
-        <w:t>Feiertage verstärken oft bestehende Verlustgefühle, weil sie kulturell mit Zusammensein und Vollständigkeit verknüpft sind. Eigene neue Rituale können helfen, diese Zeit anders zu gestalten, statt sie nur zu überstehen.</w:t>
-      </w:r>
-    </w:p>
-    <w:p>
-      <w:pPr/>
-      <w:r>
-        <w:rPr>
-          <w:b w:val="0"/>
-          <w:i w:val="0"/>
-        </w:rPr>
-      </w:r>
-    </w:p>
-    <w:p>
-      <w:pPr/>
-      <w:r>
-        <w:rPr>
-          <w:b/>
-          <w:i w:val="0"/>
-        </w:rPr>
-        <w:t>Kleine Übung</w:t>
-      </w:r>
-    </w:p>
-    <w:p>
-      <w:pPr/>
-      <w:r>
-        <w:rPr>
-          <w:b w:val="0"/>
-          <w:i w:val="0"/>
-        </w:rPr>
-        <w:t>Plane für den nächsten schwierigen Feiertag bewusst ein eigenes kleines Ritual, unabhängig von der Familie, die fehlt.</w:t>
-      </w:r>
-    </w:p>
-    <w:p>
-      <w:pPr/>
-      <w:r>
-        <w:rPr>
-          <w:b w:val="0"/>
-          <w:i w:val="0"/>
-        </w:rPr>
-      </w:r>
-    </w:p>
-    <w:p>
-      <w:pPr/>
-      <w:r>
-        <w:rPr>
-          <w:b w:val="0"/>
-          <w:i w:val="0"/>
-        </w:rPr>
-        <w:t>TikTok · Ein Feiertag muss nicht so aussehen, wie er früher aussah, um trotzdem gut zu sein.</w:t>
-      </w:r>
-    </w:p>
-    <w:p>
-      <w:pPr>
-        <w:pageBreakBefore/>
-      </w:pPr>
-      <w:r>
-        <w:rPr>
-          <w:b/>
-          <w:i w:val="0"/>
-          <w:sz w:val="34"/>
-        </w:rPr>
-        <w:t>11al. Wenn du deine eigene Geschichte neu erzählst</w:t>
-      </w:r>
-    </w:p>
-    <w:p>
-      <w:pPr/>
-      <w:r>
-        <w:rPr>
-          <w:b w:val="0"/>
-          <w:i w:val="0"/>
-        </w:rPr>
-        <w:t>Die Art, wie man eine schwierige Geschichte über sich selbst erzählt, verändert sich oft mit der Zeit, und diese Veränderung ist selbst ein Zeichen von Fortschritt.</w:t>
-      </w:r>
-    </w:p>
-    <w:p>
-      <w:pPr/>
-      <w:r>
-        <w:rPr>
-          <w:b w:val="0"/>
-          <w:i w:val="0"/>
-        </w:rPr>
-      </w:r>
-    </w:p>
-    <w:p>
-      <w:pPr/>
-      <w:r>
-        <w:rPr>
-          <w:b w:val="0"/>
-          <w:i w:val="0"/>
-        </w:rPr>
-        <w:t>Vor fünf Jahren beschrieb Melanie ihre Kindheit als „meine Mutter hat mich zerstört“. Heute sagt sie: „Meine Mutter konnte mir nicht geben, was ich brauchte, und ich habe gelernt, es mir selbst zu geben.“ Dieselbe Geschichte, aber eine völlig andere Position darin.</w:t>
-      </w:r>
-    </w:p>
-    <w:p>
-      <w:pPr/>
-      <w:r>
-        <w:rPr>
-          <w:b w:val="0"/>
-          <w:i w:val="0"/>
-        </w:rPr>
-      </w:r>
-    </w:p>
-    <w:p>
-      <w:pPr/>
-      <w:r>
-        <w:rPr>
-          <w:b/>
-          <w:i w:val="0"/>
-        </w:rPr>
-        <w:t>Was in dir wirklich passiert</w:t>
-      </w:r>
-    </w:p>
-    <w:p>
-      <w:pPr/>
-      <w:r>
-        <w:rPr>
-          <w:b w:val="0"/>
-          <w:i w:val="0"/>
-        </w:rPr>
-        <w:t>Die Art der eigenen Erzählung über eine schwierige Erfahrung verändert sich mit der Verarbeitung, von einer Position der Ohnmacht hin zu einer Position, in der man selbst wieder Handlungsfähigkeit spürt.</w:t>
-      </w:r>
-    </w:p>
-    <w:p>
-      <w:pPr/>
-      <w:r>
-        <w:rPr>
-          <w:b w:val="0"/>
-          <w:i w:val="0"/>
-        </w:rPr>
-      </w:r>
-    </w:p>
-    <w:p>
-      <w:pPr/>
-      <w:r>
-        <w:rPr>
-          <w:b/>
-          <w:i w:val="0"/>
-        </w:rPr>
-        <w:t>Kleine Übung</w:t>
-      </w:r>
-    </w:p>
-    <w:p>
-      <w:pPr/>
-      <w:r>
-        <w:rPr>
-          <w:b w:val="0"/>
-          <w:i w:val="0"/>
-        </w:rPr>
-        <w:t>Schreib deine eigene Geschichte in zwei Versionen auf: wie du sie vor Jahren erzählt hättest, und wie du sie heute erzählen würdest. Der Unterschied zeigt dir, wie weit du bereits gekommen bist.</w:t>
-      </w:r>
-    </w:p>
-    <w:p>
-      <w:pPr/>
-      <w:r>
-        <w:rPr>
-          <w:b w:val="0"/>
-          <w:i w:val="0"/>
-        </w:rPr>
-      </w:r>
-    </w:p>
-    <w:p>
-      <w:pPr/>
-      <w:r>
-        <w:rPr>
-          <w:b w:val="0"/>
-          <w:i w:val="0"/>
-        </w:rPr>
-        <w:t>TikTok · Die Geschichte bleibt gleich. Deine Rolle darin darfst du neu schreiben.</w:t>
-      </w:r>
-    </w:p>
-    <w:p>
-      <w:pPr>
-        <w:pageBreakBefore/>
-      </w:pPr>
-      <w:r>
-        <w:rPr>
-          <w:b/>
-          <w:i w:val="0"/>
-          <w:sz w:val="34"/>
-        </w:rPr>
-        <w:t>11am. Was bleibt, wenn alles andere losgelassen wurde</w:t>
-      </w:r>
-    </w:p>
-    <w:p>
-      <w:pPr/>
-      <w:r>
-        <w:rPr>
-          <w:b w:val="0"/>
-          <w:i w:val="0"/>
-        </w:rPr>
-        <w:t>Am Ende eines langen Prozesses bleibt oft nicht Vergessen, sondern etwas Stabileres: eine Beziehung zu sich selbst, die nicht mehr von der Reaktion einer anderen Person abhängt.</w:t>
-      </w:r>
-    </w:p>
-    <w:p>
-      <w:pPr/>
-      <w:r>
-        <w:rPr>
-          <w:b w:val="0"/>
-          <w:i w:val="0"/>
-        </w:rPr>
-      </w:r>
-    </w:p>
-    <w:p>
-      <w:pPr/>
-      <w:r>
-        <w:rPr>
-          <w:b w:val="0"/>
-          <w:i w:val="0"/>
-        </w:rPr>
-        <w:t>Nach Jahren der Aufarbeitung ihres Bruchs mit ihrer Familie beschreibt Judith heute ihren Zustand nicht als „geheilt“, sondern als „nicht mehr abhängig davon, ob sie sich je melden“. Diese Formulierung, sagt sie, sei ehrlicher als jedes Wort von vollständiger Heilung.</w:t>
-      </w:r>
-    </w:p>
-    <w:p>
-      <w:pPr/>
-      <w:r>
-        <w:rPr>
-          <w:b w:val="0"/>
-          <w:i w:val="0"/>
-        </w:rPr>
-      </w:r>
-    </w:p>
-    <w:p>
-      <w:pPr/>
-      <w:r>
-        <w:rPr>
-          <w:b/>
-          <w:i w:val="0"/>
-        </w:rPr>
-        <w:t>Was in dir wirklich passiert</w:t>
-      </w:r>
-    </w:p>
-    <w:p>
-      <w:pPr/>
-      <w:r>
-        <w:rPr>
-          <w:b w:val="0"/>
-          <w:i w:val="0"/>
-        </w:rPr>
-        <w:t>Der Zielzustand vieler Verarbeitungsprozesse ist selten vollständiges Vergessen, sondern eine innere Unabhängigkeit von der Reaktion der anderen Person. Das ist ein realistischeres und oft nachhaltigeres Ziel.</w:t>
-      </w:r>
-    </w:p>
-    <w:p>
-      <w:pPr/>
-      <w:r>
-        <w:rPr>
-          <w:b w:val="0"/>
-          <w:i w:val="0"/>
-        </w:rPr>
-      </w:r>
-    </w:p>
-    <w:p>
-      <w:pPr/>
-      <w:r>
-        <w:rPr>
-          <w:b/>
-          <w:i w:val="0"/>
-        </w:rPr>
-        <w:t>Kleine Übung</w:t>
-      </w:r>
-    </w:p>
-    <w:p>
-      <w:pPr/>
-      <w:r>
-        <w:rPr>
-          <w:b w:val="0"/>
-          <w:i w:val="0"/>
-        </w:rPr>
-        <w:t>Formuliere dein eigenes Ziel für diesen Prozess neu, nicht als „ich will es vergessen“, sondern als „ich will nicht mehr davon abhängen, was die andere Person tut oder nicht tut“.</w:t>
-      </w:r>
-    </w:p>
-    <w:p>
-      <w:pPr/>
-      <w:r>
-        <w:rPr>
-          <w:b w:val="0"/>
-          <w:i w:val="0"/>
-        </w:rPr>
-      </w:r>
-    </w:p>
-    <w:p>
-      <w:pPr/>
-      <w:r>
-        <w:rPr>
-          <w:b w:val="0"/>
-          <w:i w:val="0"/>
-        </w:rPr>
-        <w:t>TikTok · Freiheit bedeutet nicht, dass die Vergangenheit verschwindet. Sie bedeutet, dass sie nicht mehr regiert.</w:t>
-      </w:r>
-    </w:p>
-    <w:p>
-      <w:pPr>
-        <w:pageBreakBefore/>
-      </w:pPr>
-      <w:r>
-        <w:rPr>
-          <w:b/>
-          <w:i w:val="0"/>
-          <w:sz w:val="34"/>
-        </w:rPr>
-        <w:t>11an. Wenn du dich fragst, ob du zu nachtragend bist</w:t>
-      </w:r>
-    </w:p>
-    <w:p>
-      <w:pPr/>
-      <w:r>
-        <w:rPr>
-          <w:b w:val="0"/>
-          <w:i w:val="0"/>
-        </w:rPr>
-        <w:t>Wer lange an einer Verletzung trägt, hört irgendwann von aussen den Vorwurf, „nicht loslassen zu können“. Dieser Vorwurf sagt oft mehr über die Ungeduld anderer aus als über die eigene Verarbeitung.</w:t>
-      </w:r>
-    </w:p>
-    <w:p>
-      <w:pPr/>
-      <w:r>
-        <w:rPr>
-          <w:b w:val="0"/>
-          <w:i w:val="0"/>
-        </w:rPr>
-      </w:r>
-    </w:p>
-    <w:p>
-      <w:pPr/>
-      <w:r>
-        <w:rPr>
-          <w:b w:val="0"/>
-          <w:i w:val="0"/>
-        </w:rPr>
-        <w:t>Als Silvana ihrer Kollegin von einer alten Verletzung durch ihre Schwester erzählte, hörte sie nur: „Das ist doch schon zehn Jahre her.“ Sie fragte sich danach tagelang, ob mit ihr etwas nicht stimmte, weil das Thema sie noch immer beschäftigte.</w:t>
-      </w:r>
-    </w:p>
-    <w:p>
-      <w:pPr/>
-      <w:r>
-        <w:rPr>
-          <w:b w:val="0"/>
-          <w:i w:val="0"/>
-        </w:rPr>
-      </w:r>
-    </w:p>
-    <w:p>
-      <w:pPr/>
-      <w:r>
-        <w:rPr>
-          <w:b/>
-          <w:i w:val="0"/>
-        </w:rPr>
-        <w:t>Was in dir wirklich passiert</w:t>
-      </w:r>
-    </w:p>
-    <w:p>
-      <w:pPr/>
-      <w:r>
-        <w:rPr>
-          <w:b w:val="0"/>
-          <w:i w:val="0"/>
-        </w:rPr>
-        <w:t>Verarbeitungszeit ist individuell und lässt sich nicht an einer festen Frist messen. Der Vorwurf, „nachtragend“ zu sein, sagt selten etwas über die Angemessenheit der eigenen Gefühle aus, sondern eher über die Erwartungen der Person, die ihn äussert.</w:t>
-      </w:r>
-    </w:p>
-    <w:p>
-      <w:pPr/>
-      <w:r>
-        <w:rPr>
-          <w:b w:val="0"/>
-          <w:i w:val="0"/>
-        </w:rPr>
-      </w:r>
-    </w:p>
-    <w:p>
-      <w:pPr/>
-      <w:r>
-        <w:rPr>
-          <w:b/>
-          <w:i w:val="0"/>
-        </w:rPr>
-        <w:t>Kleine Übung</w:t>
-      </w:r>
-    </w:p>
-    <w:p>
-      <w:pPr/>
-      <w:r>
-        <w:rPr>
-          <w:b w:val="0"/>
-          <w:i w:val="0"/>
-        </w:rPr>
-        <w:t>Wenn dir jemand sagt, du solltest „endlich loslassen“: Frag dich, ob diese Person die volle Geschichte kennt, bevor du diesen Satz an dich heranlässt.</w:t>
-      </w:r>
-    </w:p>
-    <w:p>
-      <w:pPr/>
-      <w:r>
-        <w:rPr>
-          <w:b w:val="0"/>
-          <w:i w:val="0"/>
-        </w:rPr>
-      </w:r>
-    </w:p>
-    <w:p>
-      <w:pPr/>
-      <w:r>
-        <w:rPr>
-          <w:b w:val="0"/>
-          <w:i w:val="0"/>
-        </w:rPr>
-        <w:t>TikTok · Ein Zeitrahmen für Heilung, den andere vorgeben, ist selten der richtige.</w:t>
-      </w:r>
-    </w:p>
-    <w:p>
-      <w:pPr>
-        <w:pageBreakBefore/>
-      </w:pPr>
-      <w:r>
-        <w:rPr>
-          <w:b/>
-          <w:i w:val="0"/>
-          <w:sz w:val="34"/>
-        </w:rPr>
-        <w:t>11ao. Wenn eine Beziehung endet, aber gemeinsame Kinder bleiben</w:t>
-      </w:r>
-    </w:p>
-    <w:p>
-      <w:pPr/>
-      <w:r>
-        <w:rPr>
-          <w:b w:val="0"/>
-          <w:i w:val="0"/>
-        </w:rPr>
-        <w:t>Manche Trennungen enden nicht wirklich, weil gemeinsame Kinder einen fortlaufenden Kontakt erzwingen, auch wenn eine der beiden Personen sich innerlich längst gelöst hat.</w:t>
-      </w:r>
-    </w:p>
-    <w:p>
-      <w:pPr/>
-      <w:r>
-        <w:rPr>
-          <w:b w:val="0"/>
-          <w:i w:val="0"/>
-        </w:rPr>
-      </w:r>
-    </w:p>
-    <w:p>
-      <w:pPr/>
-      <w:r>
-        <w:rPr>
-          <w:b w:val="0"/>
-          <w:i w:val="0"/>
-        </w:rPr>
-        <w:t>Fabian und seine Ex-Frau mussten sich noch Jahre nach der Trennung bei jedem Elternabend, jeder Geburtstagsfeier, jedem Übergabepunkt sehen. Er lernte, freundliche Distanz zu üben, ohne dass das bedeutete, ihr innerlich verbunden zu bleiben.</w:t>
-      </w:r>
-    </w:p>
-    <w:p>
-      <w:pPr/>
-      <w:r>
-        <w:rPr>
-          <w:b w:val="0"/>
-          <w:i w:val="0"/>
-        </w:rPr>
-      </w:r>
-    </w:p>
-    <w:p>
-      <w:pPr/>
-      <w:r>
-        <w:rPr>
-          <w:b/>
-          <w:i w:val="0"/>
-        </w:rPr>
-        <w:t>Was in dir wirklich passiert</w:t>
-      </w:r>
-    </w:p>
-    <w:p>
-      <w:pPr/>
-      <w:r>
-        <w:rPr>
-          <w:b w:val="0"/>
-          <w:i w:val="0"/>
-        </w:rPr>
-        <w:t>Erzwungener fortlaufender Kontakt kann die emotionale Ablösung erschweren, weil die Trennung nie ganz abgeschlossen wirkt. Eine bewusst kultivierte, sachliche Distanz kann helfen, äusseren Kontakt und inneres Loslassen zu trennen.</w:t>
-      </w:r>
-    </w:p>
-    <w:p>
-      <w:pPr/>
-      <w:r>
-        <w:rPr>
-          <w:b w:val="0"/>
-          <w:i w:val="0"/>
-        </w:rPr>
-      </w:r>
-    </w:p>
-    <w:p>
-      <w:pPr/>
-      <w:r>
-        <w:rPr>
-          <w:b/>
-          <w:i w:val="0"/>
-        </w:rPr>
-        <w:t>Kleine Übung</w:t>
-      </w:r>
-    </w:p>
-    <w:p>
-      <w:pPr/>
-      <w:r>
-        <w:rPr>
-          <w:b w:val="0"/>
-          <w:i w:val="0"/>
-        </w:rPr>
-        <w:t>Definiere für dich eine klare, sachliche Rolle für den nötigen Kontakt, zum Beispiel „Ko-Elternteil“, getrennt von der emotionalen Beziehung, die du losgelassen hast.</w:t>
-      </w:r>
-    </w:p>
-    <w:p>
-      <w:pPr/>
-      <w:r>
-        <w:rPr>
-          <w:b w:val="0"/>
-          <w:i w:val="0"/>
-        </w:rPr>
-      </w:r>
-    </w:p>
-    <w:p>
-      <w:pPr/>
-      <w:r>
-        <w:rPr>
-          <w:b w:val="0"/>
-          <w:i w:val="0"/>
-        </w:rPr>
-        <w:t>TikTok · Kontakt haben zu müssen bedeutet nicht, emotional verbunden bleiben zu müssen.</w:t>
-      </w:r>
-    </w:p>
-    <w:p>
-      <w:pPr>
-        <w:pageBreakBefore/>
-      </w:pPr>
-      <w:r>
-        <w:rPr>
-          <w:b/>
-          <w:i w:val="0"/>
-          <w:sz w:val="34"/>
-        </w:rPr>
-        <w:t>11ap. Wenn eine Krankheit im Nachhinein alles erklärt, aber nichts entschuldigt</w:t>
-      </w:r>
-    </w:p>
-    <w:p>
-      <w:pPr/>
-      <w:r>
-        <w:rPr>
-          <w:b w:val="0"/>
-          <w:i w:val="0"/>
-        </w:rPr>
-        <w:t>Manchmal erfährt man erst im Nachhinein, dass eine schwierige Person unter einer psychischen Erkrankung litt. Das erklärt vieles, aber es macht die erlittene Verletzung nicht ungeschehen.</w:t>
-      </w:r>
-    </w:p>
-    <w:p>
-      <w:pPr/>
-      <w:r>
-        <w:rPr>
-          <w:b w:val="0"/>
-          <w:i w:val="0"/>
-        </w:rPr>
-      </w:r>
-    </w:p>
-    <w:p>
-      <w:pPr/>
-      <w:r>
-        <w:rPr>
-          <w:b w:val="0"/>
-          <w:i w:val="0"/>
-        </w:rPr>
-        <w:t>Als Regula erfuhr, dass ihre Mutter jahrelang unbehandelt an einer schweren Depression litt, verstand sie plötzlich vieles aus ihrer Kindheit besser. Trotzdem musste sie sich eingestehen, dass Verstehen nicht automatisch bedeutete, alles zu verzeihen.</w:t>
-      </w:r>
-    </w:p>
-    <w:p>
-      <w:pPr/>
-      <w:r>
-        <w:rPr>
-          <w:b w:val="0"/>
-          <w:i w:val="0"/>
-        </w:rPr>
-      </w:r>
-    </w:p>
-    <w:p>
-      <w:pPr/>
-      <w:r>
-        <w:rPr>
-          <w:b/>
-          <w:i w:val="0"/>
-        </w:rPr>
-        <w:t>Was in dir wirklich passiert</w:t>
-      </w:r>
-    </w:p>
-    <w:p>
-      <w:pPr/>
-      <w:r>
-        <w:rPr>
-          <w:b w:val="0"/>
-          <w:i w:val="0"/>
-        </w:rPr>
-        <w:t>Eine Erklärung für ein Verhalten zu haben, ändert nichts an der Realität der erlittenen Auswirkungen. Beides, Verständnis für die Ursache und Anerkennung des eigenen Schmerzes, kann gleichzeitig wahr sein.</w:t>
-      </w:r>
-    </w:p>
-    <w:p>
-      <w:pPr/>
-      <w:r>
-        <w:rPr>
-          <w:b w:val="0"/>
-          <w:i w:val="0"/>
-        </w:rPr>
-      </w:r>
-    </w:p>
-    <w:p>
-      <w:pPr/>
-      <w:r>
-        <w:rPr>
-          <w:b/>
-          <w:i w:val="0"/>
-        </w:rPr>
-        <w:t>Kleine Übung</w:t>
-      </w:r>
-    </w:p>
-    <w:p>
-      <w:pPr/>
-      <w:r>
-        <w:rPr>
-          <w:b w:val="0"/>
-          <w:i w:val="0"/>
-        </w:rPr>
-        <w:t>Wenn du eine nachträgliche Erklärung für das Verhalten einer Person erhalten hast: Erlaube dir, sowohl Mitgefühl für diese Person als auch Trauer über das, was du selbst erlebt hast, gleichzeitig zu fühlen.</w:t>
-      </w:r>
-    </w:p>
-    <w:p>
-      <w:pPr/>
-      <w:r>
-        <w:rPr>
-          <w:b w:val="0"/>
-          <w:i w:val="0"/>
-        </w:rPr>
-      </w:r>
-    </w:p>
-    <w:p>
-      <w:pPr/>
-      <w:r>
-        <w:rPr>
-          <w:b w:val="0"/>
-          <w:i w:val="0"/>
-        </w:rPr>
-        <w:t>TikTok · Verstehen ist kein Freispruch. Es ist nur mehr Kontext.</w:t>
-      </w:r>
-    </w:p>
-    <w:p>
-      <w:pPr>
-        <w:pageBreakBefore/>
-      </w:pPr>
-      <w:r>
-        <w:rPr>
-          <w:b/>
-          <w:i w:val="0"/>
-          <w:sz w:val="34"/>
-        </w:rPr>
-        <w:t>11aq. Wenn du dich schuldig fühlst, weil es dir besser geht als der anderen Person</w:t>
-      </w:r>
-    </w:p>
-    <w:p>
-      <w:pPr/>
-      <w:r>
-        <w:rPr>
-          <w:b w:val="0"/>
-          <w:i w:val="0"/>
-        </w:rPr>
-        <w:t>Manchmal entsteht Schuldgefühl nicht aus eigenem Fehlverhalten, sondern allein daraus, dass man selbst weitergekommen ist, während die andere Person in der Vergangenheit verharrt.</w:t>
-      </w:r>
-    </w:p>
-    <w:p>
-      <w:pPr/>
-      <w:r>
-        <w:rPr>
-          <w:b w:val="0"/>
-          <w:i w:val="0"/>
-        </w:rPr>
-      </w:r>
-    </w:p>
-    <w:p>
-      <w:pPr/>
-      <w:r>
-        <w:rPr>
-          <w:b w:val="0"/>
-          <w:i w:val="0"/>
-        </w:rPr>
-        <w:t>Nachdem Tanja sich von ihrer toxischen Freundschaft mit Steffi gelöst hatte, blühte sie beruflich und privat auf. Wenn sie hörte, dass es Steffi nach wie vor schlecht ging, überkam sie ein diffuses Schuldgefühl, obwohl sie nichts falsch gemacht hatte.</w:t>
-      </w:r>
-    </w:p>
-    <w:p>
-      <w:pPr/>
-      <w:r>
-        <w:rPr>
-          <w:b w:val="0"/>
-          <w:i w:val="0"/>
-        </w:rPr>
-      </w:r>
-    </w:p>
-    <w:p>
-      <w:pPr/>
-      <w:r>
-        <w:rPr>
-          <w:b/>
-          <w:i w:val="0"/>
-        </w:rPr>
-        <w:t>Was in dir wirklich passiert</w:t>
-      </w:r>
-    </w:p>
-    <w:p>
-      <w:pPr/>
-      <w:r>
-        <w:rPr>
-          <w:b w:val="0"/>
-          <w:i w:val="0"/>
-        </w:rPr>
-        <w:t>Fortschritt bei sich selbst kann unbewusst Schuldgefühle auslösen, besonders wenn eine andere involvierte Person weiterhin leidet. Das eigene Wohlergehen ist jedoch nicht die Ursache für das Leiden der anderen Person.</w:t>
-      </w:r>
-    </w:p>
-    <w:p>
-      <w:pPr/>
-      <w:r>
-        <w:rPr>
-          <w:b w:val="0"/>
-          <w:i w:val="0"/>
-        </w:rPr>
-      </w:r>
-    </w:p>
-    <w:p>
-      <w:pPr/>
-      <w:r>
-        <w:rPr>
-          <w:b/>
-          <w:i w:val="0"/>
-        </w:rPr>
-        <w:t>Kleine Übung</w:t>
-      </w:r>
-    </w:p>
-    <w:p>
-      <w:pPr/>
-      <w:r>
-        <w:rPr>
-          <w:b w:val="0"/>
-          <w:i w:val="0"/>
-        </w:rPr>
-        <w:t>Wenn dieses Schuldgefühl auftaucht, sag dir bewusst: „Mein Weiterkommen hat ihren Weg nicht verursacht.“</w:t>
-      </w:r>
-    </w:p>
-    <w:p>
-      <w:pPr/>
-      <w:r>
-        <w:rPr>
-          <w:b w:val="0"/>
-          <w:i w:val="0"/>
-        </w:rPr>
-      </w:r>
-    </w:p>
-    <w:p>
-      <w:pPr/>
-      <w:r>
-        <w:rPr>
-          <w:b w:val="0"/>
-          <w:i w:val="0"/>
-        </w:rPr>
-        <w:t>TikTok · Dein Fortschritt ist niemandes Verlust.</w:t>
-      </w:r>
-    </w:p>
-    <w:p>
-      <w:pPr>
-        <w:pageBreakBefore/>
-      </w:pPr>
-      <w:r>
-        <w:rPr>
-          <w:b/>
-          <w:i w:val="0"/>
-          <w:sz w:val="34"/>
-        </w:rPr>
-        <w:t>11ar. Wenn du merkst, dass Warten selbst zur Gewohnheit wurde</w:t>
-      </w:r>
-    </w:p>
-    <w:p>
-      <w:pPr/>
-      <w:r>
-        <w:rPr>
-          <w:b w:val="0"/>
-          <w:i w:val="0"/>
-        </w:rPr>
-        <w:t>Nach Jahren des Wartens auf eine Reaktion kann das Warten selbst zu einer Art Identität werden, schwer loszulassen, selbst wenn man es eigentlich möchte.</w:t>
-      </w:r>
-    </w:p>
-    <w:p>
-      <w:pPr/>
-      <w:r>
-        <w:rPr>
-          <w:b w:val="0"/>
-          <w:i w:val="0"/>
-        </w:rPr>
-      </w:r>
-    </w:p>
-    <w:p>
-      <w:pPr/>
-      <w:r>
-        <w:rPr>
-          <w:b w:val="0"/>
-          <w:i w:val="0"/>
-        </w:rPr>
-        <w:t>Als Dominique sich fragte, warum sie noch immer jeden Monat prüfte, ob ihr Bruder sich gemeldet hatte, merkte sie, dass das Warten selbst zu einem festen Ritual geworden war, unabhängig davon, ob sie noch wirklich eine Antwort erwartete.</w:t>
-      </w:r>
-    </w:p>
-    <w:p>
-      <w:pPr/>
-      <w:r>
-        <w:rPr>
-          <w:b w:val="0"/>
-          <w:i w:val="0"/>
-        </w:rPr>
-      </w:r>
-    </w:p>
-    <w:p>
-      <w:pPr/>
-      <w:r>
-        <w:rPr>
-          <w:b/>
-          <w:i w:val="0"/>
-        </w:rPr>
-        <w:t>Was in dir wirklich passiert</w:t>
-      </w:r>
-    </w:p>
-    <w:p>
-      <w:pPr/>
-      <w:r>
-        <w:rPr>
-          <w:b w:val="0"/>
-          <w:i w:val="0"/>
-        </w:rPr>
-        <w:t>Ein über Jahre eingeübtes Warten kann sich verselbstständigen und weiterlaufen, auch wenn die ursprüngliche Erwartung längst nachgelassen hat. Das bewusste Erkennen dieses Automatismus ist der erste Schritt, ihn zu verändern.</w:t>
-      </w:r>
-    </w:p>
-    <w:p>
-      <w:pPr/>
-      <w:r>
-        <w:rPr>
-          <w:b w:val="0"/>
-          <w:i w:val="0"/>
-        </w:rPr>
-      </w:r>
-    </w:p>
-    <w:p>
-      <w:pPr/>
-      <w:r>
-        <w:rPr>
-          <w:b/>
-          <w:i w:val="0"/>
-        </w:rPr>
-        <w:t>Kleine Übung</w:t>
-      </w:r>
-    </w:p>
-    <w:p>
-      <w:pPr/>
-      <w:r>
-        <w:rPr>
-          <w:b w:val="0"/>
-          <w:i w:val="0"/>
-        </w:rPr>
-        <w:t>Überlege, welche konkrete Handlung bei dir zu einem Warte-Ritual geworden ist, zum Beispiel ein Blick aufs Telefon, eine bestimmte Frage an gemeinsame Bekannte. Ersetze sie bewusst durch eine andere kleine Handlung.</w:t>
-      </w:r>
-    </w:p>
-    <w:p>
-      <w:pPr/>
-      <w:r>
-        <w:rPr>
-          <w:b w:val="0"/>
-          <w:i w:val="0"/>
-        </w:rPr>
-      </w:r>
-    </w:p>
-    <w:p>
-      <w:pPr/>
-      <w:r>
-        <w:rPr>
-          <w:b w:val="0"/>
-          <w:i w:val="0"/>
-        </w:rPr>
-        <w:t>TikTok · Ein Ritual, das nur aus Warten besteht, darf durch ein neues ersetzt werden.</w:t>
-      </w:r>
-    </w:p>
-    <w:p>
-      <w:pPr>
-        <w:pageBreakBefore/>
-      </w:pPr>
-      <w:r>
-        <w:rPr>
-          <w:b/>
-          <w:i w:val="0"/>
-          <w:sz w:val="34"/>
-        </w:rPr>
-        <w:t>11as. Wenn Geld ein alter Konflikt in neuem Gewand ist</w:t>
-      </w:r>
-    </w:p>
-    <w:p>
-      <w:pPr/>
-      <w:r>
-        <w:rPr>
-          <w:b w:val="0"/>
-          <w:i w:val="0"/>
-        </w:rPr>
-        <w:t>Streit ums Erbe oder gemeinsames Vermögen ist selten nur ein Streit um Zahlen. Oft trägt er jahrzehntealte, unausgesprochene Verletzungen.</w:t>
-      </w:r>
-    </w:p>
-    <w:p>
-      <w:pPr/>
-      <w:r>
-        <w:rPr>
-          <w:b w:val="0"/>
-          <w:i w:val="0"/>
-        </w:rPr>
-      </w:r>
-    </w:p>
-    <w:p>
-      <w:pPr/>
-      <w:r>
-        <w:rPr>
-          <w:b w:val="0"/>
-          <w:i w:val="0"/>
-        </w:rPr>
-        <w:t>Beim Streit ums Erbe ihrer Eltern ging es zwischen den Geschwistern Anna und Res offiziell um ein Ferienhaus. Erst ein Mediator brachte ans Licht, dass es eigentlich um eine viel ältere Frage ging: Wer war als Kind mehr geliebt worden?</w:t>
-      </w:r>
-    </w:p>
-    <w:p>
-      <w:pPr/>
-      <w:r>
-        <w:rPr>
-          <w:b w:val="0"/>
-          <w:i w:val="0"/>
-        </w:rPr>
-      </w:r>
-    </w:p>
-    <w:p>
-      <w:pPr/>
-      <w:r>
-        <w:rPr>
-          <w:b/>
-          <w:i w:val="0"/>
-        </w:rPr>
-        <w:t>Was in dir wirklich passiert</w:t>
-      </w:r>
-    </w:p>
-    <w:p>
-      <w:pPr/>
-      <w:r>
-        <w:rPr>
-          <w:b w:val="0"/>
-          <w:i w:val="0"/>
-        </w:rPr>
-        <w:t>Finanzielle Konflikte innerhalb einer Familie sind oft ein Stellvertreterschauplatz für tiefer liegende, emotionale Fragen, die nie direkt angesprochen wurden.</w:t>
-      </w:r>
-    </w:p>
-    <w:p>
-      <w:pPr/>
-      <w:r>
-        <w:rPr>
-          <w:b w:val="0"/>
-          <w:i w:val="0"/>
-        </w:rPr>
-      </w:r>
-    </w:p>
-    <w:p>
-      <w:pPr/>
-      <w:r>
-        <w:rPr>
-          <w:b/>
-          <w:i w:val="0"/>
-        </w:rPr>
-        <w:t>Kleine Übung</w:t>
-      </w:r>
-    </w:p>
-    <w:p>
-      <w:pPr/>
-      <w:r>
-        <w:rPr>
-          <w:b w:val="0"/>
-          <w:i w:val="0"/>
-        </w:rPr>
-        <w:t>Wenn du in einem Geldkonflikt mit einer nahestehenden Person steckst: Frag dich, ob es tatsächlich nur um das Geld geht, oder um etwas Älteres, das nie ausgesprochen wurde.</w:t>
-      </w:r>
-    </w:p>
-    <w:p>
-      <w:pPr/>
-      <w:r>
-        <w:rPr>
-          <w:b w:val="0"/>
-          <w:i w:val="0"/>
-        </w:rPr>
-      </w:r>
-    </w:p>
-    <w:p>
-      <w:pPr/>
-      <w:r>
-        <w:rPr>
-          <w:b w:val="0"/>
-          <w:i w:val="0"/>
-        </w:rPr>
-        <w:t>TikTok · Manche Rechnungen sind nie wirklich finanzieller Natur.</w:t>
-      </w:r>
-    </w:p>
-    <w:p>
-      <w:pPr>
-        <w:pageBreakBefore/>
-      </w:pPr>
-      <w:r>
-        <w:rPr>
-          <w:b/>
-          <w:i w:val="0"/>
-          <w:sz w:val="34"/>
-        </w:rPr>
-        <w:t>11at. Wenn du selbst zur Grenze wirst, die andere überschreiten wollen</w:t>
-      </w:r>
-    </w:p>
-    <w:p>
-      <w:pPr/>
-      <w:r>
-        <w:rPr>
-          <w:b w:val="0"/>
-          <w:i w:val="0"/>
-        </w:rPr>
-        <w:t>Wer beginnt, klare Grenzen zu setzen, wird von manchen Menschen im Umfeld nicht als gesund, sondern als Bedrohung wahrgenommen.</w:t>
-      </w:r>
-    </w:p>
-    <w:p>
-      <w:pPr/>
-      <w:r>
-        <w:rPr>
-          <w:b w:val="0"/>
-          <w:i w:val="0"/>
-        </w:rPr>
-      </w:r>
-    </w:p>
-    <w:p>
-      <w:pPr/>
-      <w:r>
-        <w:rPr>
-          <w:b w:val="0"/>
-          <w:i w:val="0"/>
-        </w:rPr>
-        <w:t>Als Priska anfing, ihrer Mutter regelmässig deutlich zu sagen, wann ein Anruf ihr nicht passte, reagierte diese zunächst mit Vorwürfen, sie sei „kalt geworden“. Priska lernte, diese Reaktion als Bestätigung zu sehen, dass ihre Grenze tatsächlich wirkte.</w:t>
-      </w:r>
-    </w:p>
-    <w:p>
-      <w:pPr/>
-      <w:r>
-        <w:rPr>
-          <w:b w:val="0"/>
-          <w:i w:val="0"/>
-        </w:rPr>
-      </w:r>
-    </w:p>
-    <w:p>
-      <w:pPr/>
-      <w:r>
-        <w:rPr>
-          <w:b/>
-          <w:i w:val="0"/>
-        </w:rPr>
-        <w:t>Was in dir wirklich passiert</w:t>
-      </w:r>
-    </w:p>
-    <w:p>
-      <w:pPr/>
-      <w:r>
-        <w:rPr>
-          <w:b w:val="0"/>
-          <w:i w:val="0"/>
-        </w:rPr>
-        <w:t>Wenn eine Person beginnt, gesunde Grenzen zu setzen, reagieren manche Beteiligte zunächst mit verstärktem Druck, weil sich das gewohnte Machtgefüge verschiebt. Das ist ein erwartbares, vorübergehendes Zeichen von Wandel, kein Beweis für einen Fehler.</w:t>
-      </w:r>
-    </w:p>
-    <w:p>
-      <w:pPr/>
-      <w:r>
-        <w:rPr>
-          <w:b w:val="0"/>
-          <w:i w:val="0"/>
-        </w:rPr>
-      </w:r>
-    </w:p>
-    <w:p>
-      <w:pPr/>
-      <w:r>
-        <w:rPr>
-          <w:b/>
-          <w:i w:val="0"/>
-        </w:rPr>
-        <w:t>Kleine Übung</w:t>
-      </w:r>
-    </w:p>
-    <w:p>
-      <w:pPr/>
-      <w:r>
-        <w:rPr>
-          <w:b w:val="0"/>
-          <w:i w:val="0"/>
-        </w:rPr>
-        <w:t>Wenn eine neue Grenze auf Widerstand stösst: Frag dich, ob dieser Widerstand ein Zeichen dafür ist, dass die Grenze überflüssig war, oder gerade dafür, dass sie nötig war.</w:t>
-      </w:r>
-    </w:p>
-    <w:p>
-      <w:pPr/>
-      <w:r>
-        <w:rPr>
-          <w:b w:val="0"/>
-          <w:i w:val="0"/>
-        </w:rPr>
-      </w:r>
-    </w:p>
-    <w:p>
-      <w:pPr/>
-      <w:r>
-        <w:rPr>
-          <w:b w:val="0"/>
-          <w:i w:val="0"/>
-        </w:rPr>
-        <w:t>TikTok · Widerstand gegen eine Grenze ist oft der Beweis, dass sie gebraucht wurde.</w:t>
-      </w:r>
-    </w:p>
-    <w:p>
-      <w:pPr>
-        <w:pageBreakBefore/>
-      </w:pPr>
-      <w:r>
-        <w:rPr>
-          <w:b/>
-          <w:i w:val="0"/>
-          <w:sz w:val="34"/>
-        </w:rPr>
-        <w:t>11au. Wenn du beginnst, dir selbst zu vertrauen</w:t>
-      </w:r>
-    </w:p>
-    <w:p>
-      <w:pPr/>
-      <w:r>
-        <w:rPr>
-          <w:b w:val="0"/>
-          <w:i w:val="0"/>
-        </w:rPr>
-        <w:t>Nach einer Erfahrung, in der die eigene Wahrnehmung immer wieder infrage gestellt wurde, ist der Weg zurück zum eigenen Urteilsvermögen oft der wichtigste Schritt überhaupt.</w:t>
-      </w:r>
-    </w:p>
-    <w:p>
-      <w:pPr/>
-      <w:r>
-        <w:rPr>
-          <w:b w:val="0"/>
-          <w:i w:val="0"/>
-        </w:rPr>
-      </w:r>
-    </w:p>
-    <w:p>
-      <w:pPr/>
-      <w:r>
-        <w:rPr>
-          <w:b w:val="0"/>
-          <w:i w:val="0"/>
-        </w:rPr>
-        <w:t>Nachdem Vreni jahrelang in einer Beziehung gelebt hatte, in der ihr ständig gesagt wurde, sie „übertreibe“, brauchte sie nach der Trennung Monate, um wieder eigenständig zu entscheiden, ob eine Situation tatsächlich unangenehm war oder nicht.</w:t>
-      </w:r>
-    </w:p>
-    <w:p>
-      <w:pPr/>
-      <w:r>
-        <w:rPr>
-          <w:b w:val="0"/>
-          <w:i w:val="0"/>
-        </w:rPr>
-      </w:r>
-    </w:p>
-    <w:p>
-      <w:pPr/>
-      <w:r>
-        <w:rPr>
-          <w:b/>
-          <w:i w:val="0"/>
-        </w:rPr>
-        <w:t>Was in dir wirklich passiert</w:t>
-      </w:r>
-    </w:p>
-    <w:p>
-      <w:pPr/>
-      <w:r>
-        <w:rPr>
-          <w:b w:val="0"/>
-          <w:i w:val="0"/>
-        </w:rPr>
-        <w:t>Wiederholtes Infragestellen der eigenen Wahrnehmung kann das Vertrauen in das eigene Urteilsvermögen nachhaltig erschüttern. Dieses Vertrauen lässt sich schrittweise wieder aufbauen, durch bewusstes Üben, den eigenen Eindrücken wieder Gewicht zu geben.</w:t>
-      </w:r>
-    </w:p>
-    <w:p>
-      <w:pPr/>
-      <w:r>
-        <w:rPr>
-          <w:b w:val="0"/>
-          <w:i w:val="0"/>
-        </w:rPr>
-      </w:r>
-    </w:p>
-    <w:p>
-      <w:pPr/>
-      <w:r>
-        <w:rPr>
-          <w:b/>
-          <w:i w:val="0"/>
-        </w:rPr>
-        <w:t>Kleine Übung</w:t>
-      </w:r>
-    </w:p>
-    <w:p>
-      <w:pPr/>
-      <w:r>
-        <w:rPr>
-          <w:b w:val="0"/>
-          <w:i w:val="0"/>
-        </w:rPr>
-        <w:t>Notiere eine Woche lang kleine Momente, in denen dein erster Eindruck sich im Nachhinein als zutreffend erwiesen hat. Das baut Stück für Stück Vertrauen in dich selbst auf.</w:t>
-      </w:r>
-    </w:p>
-    <w:p>
-      <w:pPr/>
-      <w:r>
-        <w:rPr>
-          <w:b w:val="0"/>
-          <w:i w:val="0"/>
-        </w:rPr>
-      </w:r>
-    </w:p>
-    <w:p>
-      <w:pPr/>
-      <w:r>
-        <w:rPr>
-          <w:b w:val="0"/>
-          <w:i w:val="0"/>
-        </w:rPr>
-        <w:t>TikTok · Dein erster Eindruck verdient wieder Gehör.</w:t>
-      </w:r>
-    </w:p>
-    <w:p>
-      <w:pPr>
-        <w:pageBreakBefore/>
-      </w:pPr>
-      <w:r>
-        <w:rPr>
-          <w:b/>
-          <w:i w:val="0"/>
-          <w:sz w:val="34"/>
-        </w:rPr>
-        <w:t>Zwischenspiel: Vrenis Geschichte in einem Stück</w:t>
-      </w:r>
-    </w:p>
-    <w:p>
-      <w:pPr/>
-      <w:r>
-        <w:rPr>
-          <w:b w:val="0"/>
-          <w:i w:val="0"/>
-        </w:rPr>
-        <w:t>Fünf Jahre lang hörte Vreni von ihrem Partner immer wieder denselben Satz: „Du übertreibst schon wieder.“</w:t>
-      </w:r>
-    </w:p>
-    <w:p>
-      <w:pPr/>
-      <w:r>
-        <w:rPr>
-          <w:b w:val="0"/>
-          <w:i w:val="0"/>
-        </w:rPr>
-        <w:t>Sie begann, sich selbst zu misstrauen. Bei jedem unguten Gefühl fragte sie zuerst: Ist das echt, oder bilde ich mir das nur ein?</w:t>
-      </w:r>
-    </w:p>
-    <w:p>
-      <w:pPr/>
-      <w:r>
-        <w:rPr>
-          <w:b w:val="0"/>
-          <w:i w:val="0"/>
-        </w:rPr>
-        <w:t>Nach der Trennung dauerte es Monate, bis sie merkte, wie tief dieses Misstrauen sass. Selbst kleine Entscheidungen, welches Restaurant, welche Route, fühlten sich plötzlich riskant an.</w:t>
-      </w:r>
-    </w:p>
-    <w:p>
-      <w:pPr/>
-      <w:r>
-        <w:rPr>
-          <w:b w:val="0"/>
-          <w:i w:val="0"/>
-        </w:rPr>
-        <w:t>Eine Therapeutin gab ihr eine einfache Übung: jeden Abend einen Moment aufschreiben, in dem ihr erster Eindruck gestimmt hatte.</w:t>
-      </w:r>
-    </w:p>
-    <w:p>
-      <w:pPr/>
-      <w:r>
-        <w:rPr>
-          <w:b w:val="0"/>
-          <w:i w:val="0"/>
-        </w:rPr>
-        <w:t>Nach drei Monaten hatte sie ein ganzes Heft voll. Nach sechs Monaten traf sie eine berufliche Entscheidung, rein nach ihrem eigenen Gefühl, ohne jemanden vorher zu fragen.</w:t>
-      </w:r>
-    </w:p>
-    <w:p>
-      <w:pPr/>
-      <w:r>
-        <w:rPr>
-          <w:b w:val="0"/>
-          <w:i w:val="0"/>
-        </w:rPr>
-        <w:t>Sie sagt heute: „Ich habe nicht gelernt, nie mehr zu zweifeln. Ich habe gelernt, mir wieder zuzuhören, bevor ich zweifle.“</w:t>
-      </w:r>
-    </w:p>
-    <w:p>
-      <w:pPr>
-        <w:pageBreakBefore/>
-      </w:pPr>
-      <w:r>
-        <w:rPr>
-          <w:b/>
-          <w:i w:val="0"/>
-          <w:sz w:val="34"/>
-        </w:rPr>
-        <w:t>11av. Wenn du merkst, dass du niemanden mehr überzeugen musst</w:t>
-      </w:r>
-    </w:p>
-    <w:p>
-      <w:pPr/>
-      <w:r>
-        <w:rPr>
-          <w:b w:val="0"/>
-          <w:i w:val="0"/>
-        </w:rPr>
-        <w:t>Ein wichtiger Wendepunkt ist oft der Moment, in dem man aufhört, die eigene Geschichte immer wieder beweisen zu wollen, gegenüber Menschen, die ohnehin nicht zuhören wollen.</w:t>
-      </w:r>
-    </w:p>
-    <w:p>
-      <w:pPr/>
-      <w:r>
-        <w:rPr>
-          <w:b w:val="0"/>
-          <w:i w:val="0"/>
-        </w:rPr>
-      </w:r>
-    </w:p>
-    <w:p>
-      <w:pPr/>
-      <w:r>
-        <w:rPr>
-          <w:b w:val="0"/>
-          <w:i w:val="0"/>
-        </w:rPr>
-        <w:t>Jahrelang versuchte Manuela, ihrer Grossfamilie zu erklären, warum sie den Kontakt zu ihrem Vater abgebrochen hatte. Irgendwann hörte sie auf, es zu erklären. Nicht aus Resignation, sondern weil sie merkte, dass ihre eigene Gewissheit nicht mehr von der Zustimmung anderer abhing.</w:t>
-      </w:r>
-    </w:p>
-    <w:p>
-      <w:pPr/>
-      <w:r>
-        <w:rPr>
-          <w:b w:val="0"/>
-          <w:i w:val="0"/>
-        </w:rPr>
-      </w:r>
-    </w:p>
-    <w:p>
-      <w:pPr/>
-      <w:r>
-        <w:rPr>
-          <w:b/>
-          <w:i w:val="0"/>
-        </w:rPr>
-        <w:t>Was in dir wirklich passiert</w:t>
-      </w:r>
-    </w:p>
-    <w:p>
-      <w:pPr/>
-      <w:r>
-        <w:rPr>
-          <w:b w:val="0"/>
-          <w:i w:val="0"/>
-        </w:rPr>
-        <w:t>Der Wunsch, von allen verstanden zu werden, kann viel Energie binden. Ein Zeichen von Fortschritt ist oft, wenn die eigene innere Sicherheit nicht mehr von der Zustimmung anderer abhängt.</w:t>
-      </w:r>
-    </w:p>
-    <w:p>
-      <w:pPr/>
-      <w:r>
-        <w:rPr>
-          <w:b w:val="0"/>
-          <w:i w:val="0"/>
-        </w:rPr>
-      </w:r>
-    </w:p>
-    <w:p>
-      <w:pPr/>
-      <w:r>
-        <w:rPr>
-          <w:b/>
-          <w:i w:val="0"/>
-        </w:rPr>
-        <w:t>Kleine Übung</w:t>
-      </w:r>
-    </w:p>
-    <w:p>
-      <w:pPr/>
-      <w:r>
-        <w:rPr>
-          <w:b w:val="0"/>
-          <w:i w:val="0"/>
-        </w:rPr>
-        <w:t>Erinnere dich an eine Situation, in der du aufgehört hast, jemanden überzeugen zu wollen. Was hat sich dadurch bei dir verändert, unabhängig davon, ob die andere Person zugestimmt hat?</w:t>
-      </w:r>
-    </w:p>
-    <w:p>
-      <w:pPr/>
-      <w:r>
-        <w:rPr>
-          <w:b w:val="0"/>
-          <w:i w:val="0"/>
-        </w:rPr>
-      </w:r>
-    </w:p>
-    <w:p>
-      <w:pPr/>
-      <w:r>
-        <w:rPr>
-          <w:b w:val="0"/>
-          <w:i w:val="0"/>
-        </w:rPr>
-        <w:t>TikTok · Du musst niemanden mehr überzeugen, der ohnehin nicht zuhören will.</w:t>
-      </w:r>
-    </w:p>
-    <w:p>
-      <w:pPr>
-        <w:pageBreakBefore/>
-      </w:pPr>
-      <w:r>
-        <w:rPr>
-          <w:b/>
-          <w:i w:val="0"/>
-          <w:sz w:val="34"/>
-        </w:rPr>
-        <w:t>11aw. Wenn der Abschied von einer Illusion schwerer ist als vom Menschen selbst</w:t>
-      </w:r>
-    </w:p>
-    <w:p>
-      <w:pPr/>
-      <w:r>
-        <w:rPr>
-          <w:b w:val="0"/>
-          <w:i w:val="0"/>
-        </w:rPr>
-        <w:t>Manchmal trauert man nicht um die reale Person, sondern um das Bild, das man sich von ihr gemacht hatte, und das nie der Wirklichkeit entsprach.</w:t>
-      </w:r>
-    </w:p>
-    <w:p>
-      <w:pPr/>
-      <w:r>
-        <w:rPr>
-          <w:b w:val="0"/>
-          <w:i w:val="0"/>
-        </w:rPr>
-      </w:r>
-    </w:p>
-    <w:p>
-      <w:pPr/>
-      <w:r>
-        <w:rPr>
-          <w:b w:val="0"/>
-          <w:i w:val="0"/>
-        </w:rPr>
-        <w:t>Als Chantal begriff, dass ihr Vater nie der fürsorgliche Mann werden würde, den sie sich seit Kindheit gewünscht hatte, trauerte sie weniger um die tatsächliche Beziehung zu ihm, als um das Bild vom „Vater, den sie verdient hätte“.</w:t>
-      </w:r>
-    </w:p>
-    <w:p>
-      <w:pPr/>
-      <w:r>
-        <w:rPr>
-          <w:b w:val="0"/>
-          <w:i w:val="0"/>
-        </w:rPr>
-      </w:r>
-    </w:p>
-    <w:p>
-      <w:pPr/>
-      <w:r>
-        <w:rPr>
-          <w:b/>
-          <w:i w:val="0"/>
-        </w:rPr>
-        <w:t>Was in dir wirklich passiert</w:t>
-      </w:r>
-    </w:p>
-    <w:p>
-      <w:pPr/>
-      <w:r>
-        <w:rPr>
-          <w:b w:val="0"/>
-          <w:i w:val="0"/>
-        </w:rPr>
-        <w:t>Der Abschied von einer idealisierten Vorstellung einer Person kann schmerzhafter sein als der Abschied von der realen Beziehung, weil er auch den Verlust einer lang gehegten Hoffnung bedeutet.</w:t>
-      </w:r>
-    </w:p>
-    <w:p>
-      <w:pPr/>
-      <w:r>
-        <w:rPr>
-          <w:b w:val="0"/>
-          <w:i w:val="0"/>
-        </w:rPr>
-      </w:r>
-    </w:p>
-    <w:p>
-      <w:pPr/>
-      <w:r>
-        <w:rPr>
-          <w:b/>
-          <w:i w:val="0"/>
-        </w:rPr>
-        <w:t>Kleine Übung</w:t>
-      </w:r>
-    </w:p>
-    <w:p>
-      <w:pPr/>
-      <w:r>
-        <w:rPr>
-          <w:b w:val="0"/>
-          <w:i w:val="0"/>
-        </w:rPr>
-        <w:t>Beschreib das Bild, von dem du dich eigentlich verabschiedest, getrennt von der realen Person. Oft wird dadurch klarer, was genau du betrauerst.</w:t>
-      </w:r>
-    </w:p>
-    <w:p>
-      <w:pPr/>
-      <w:r>
-        <w:rPr>
-          <w:b w:val="0"/>
-          <w:i w:val="0"/>
-        </w:rPr>
-      </w:r>
-    </w:p>
-    <w:p>
-      <w:pPr/>
-      <w:r>
-        <w:rPr>
-          <w:b w:val="0"/>
-          <w:i w:val="0"/>
-        </w:rPr>
-        <w:t>TikTok · Man trauert manchmal weniger um den Menschen als um die Hoffnung, die man in ihn gelegt hatte.</w:t>
-      </w:r>
-    </w:p>
-    <w:p>
-      <w:pPr>
-        <w:pageBreakBefore/>
-      </w:pPr>
-      <w:r>
-        <w:rPr>
-          <w:b/>
-          <w:i w:val="0"/>
-          <w:sz w:val="34"/>
-        </w:rPr>
-        <w:t>11ax. Wenn du beginnst, dir selbst das zu geben, was du erwartet hast</w:t>
-      </w:r>
-    </w:p>
-    <w:p>
-      <w:pPr/>
-      <w:r>
-        <w:rPr>
-          <w:b w:val="0"/>
-          <w:i w:val="0"/>
-        </w:rPr>
-        <w:t>Ein zentraler Schritt in vielen Geschichten dieses Buches ist der Moment, in dem eine Person beginnt, sich selbst zu geben, was sie jahrelang von jemand anderem erwartet hat.</w:t>
-      </w:r>
-    </w:p>
-    <w:p>
-      <w:pPr/>
-      <w:r>
-        <w:rPr>
-          <w:b w:val="0"/>
-          <w:i w:val="0"/>
-        </w:rPr>
-      </w:r>
-    </w:p>
-    <w:p>
-      <w:pPr/>
-      <w:r>
-        <w:rPr>
-          <w:b w:val="0"/>
-          <w:i w:val="0"/>
-        </w:rPr>
-        <w:t>Nach Jahren des Wartens auf Anerkennung von ihrem Vater begann Larissa, sich selbst regelmässig für ihre Fortschritte zu loben, laut, ehrlich, ohne auf jemand anderen zu warten. Es fühlte sich zuerst ungewohnt an, mit der Zeit wurde es zu einer Quelle echter Stabilität.</w:t>
-      </w:r>
-    </w:p>
-    <w:p>
-      <w:pPr/>
-      <w:r>
-        <w:rPr>
-          <w:b w:val="0"/>
-          <w:i w:val="0"/>
-        </w:rPr>
-      </w:r>
-    </w:p>
-    <w:p>
-      <w:pPr/>
-      <w:r>
-        <w:rPr>
-          <w:b/>
-          <w:i w:val="0"/>
-        </w:rPr>
-        <w:t>Was in dir wirklich passiert</w:t>
-      </w:r>
-    </w:p>
-    <w:p>
-      <w:pPr/>
-      <w:r>
-        <w:rPr>
-          <w:b w:val="0"/>
-          <w:i w:val="0"/>
-        </w:rPr>
-        <w:t>Das, was man sich lange von einer bestimmten Person erhofft hat, wie Anerkennung, Trost oder Bestätigung, kann man teilweise selbst für sich übernehmen. Das ersetzt nicht die ursprüngliche Sehnsucht vollständig, mildert sie aber spürbar.</w:t>
-      </w:r>
-    </w:p>
-    <w:p>
-      <w:pPr/>
-      <w:r>
-        <w:rPr>
-          <w:b w:val="0"/>
-          <w:i w:val="0"/>
-        </w:rPr>
-      </w:r>
-    </w:p>
-    <w:p>
-      <w:pPr/>
-      <w:r>
-        <w:rPr>
-          <w:b/>
-          <w:i w:val="0"/>
-        </w:rPr>
-        <w:t>Kleine Übung</w:t>
-      </w:r>
-    </w:p>
-    <w:p>
-      <w:pPr/>
-      <w:r>
-        <w:rPr>
-          <w:b w:val="0"/>
-          <w:i w:val="0"/>
-        </w:rPr>
-        <w:t>Was hast du dir jahrelang von einer bestimmten Person erhofft? Formuliere einen Satz, den du dir selbst regelmässig sagen kannst, der genau das enthält.</w:t>
-      </w:r>
-    </w:p>
-    <w:p>
-      <w:pPr/>
-      <w:r>
-        <w:rPr>
-          <w:b w:val="0"/>
-          <w:i w:val="0"/>
-        </w:rPr>
-      </w:r>
-    </w:p>
-    <w:p>
-      <w:pPr/>
-      <w:r>
-        <w:rPr>
-          <w:b w:val="0"/>
-          <w:i w:val="0"/>
-        </w:rPr>
-        <w:t>TikTok · Was du dir selbst geben kannst, muss nicht mehr von einer bestimmten Person kommen.</w:t>
-      </w:r>
-    </w:p>
-    <w:p>
-      <w:pPr>
-        <w:pageBreakBefore/>
-      </w:pPr>
-      <w:r>
-        <w:rPr>
-          <w:b/>
-          <w:i w:val="0"/>
-          <w:sz w:val="34"/>
-        </w:rPr>
-        <w:t>11ay. Ein letzter Gedanke, bevor der Zwölf-Wochen-Plan beginnt</w:t>
-      </w:r>
-    </w:p>
-    <w:p>
-      <w:pPr/>
-      <w:r>
-        <w:rPr>
-          <w:b w:val="0"/>
-          <w:i w:val="0"/>
-        </w:rPr>
-        <w:t>Bevor du in den konkreten Plan der nächsten Wochen einsteigst, lohnt sich ein kurzer Moment des Innehaltens.</w:t>
-      </w:r>
-    </w:p>
-    <w:p>
-      <w:pPr/>
-      <w:r>
-        <w:rPr>
-          <w:b w:val="0"/>
-          <w:i w:val="0"/>
-        </w:rPr>
-      </w:r>
-    </w:p>
-    <w:p>
-      <w:pPr/>
-      <w:r>
-        <w:rPr>
-          <w:b w:val="0"/>
-          <w:i w:val="0"/>
-        </w:rPr>
-        <w:t>Viele Menschen, deren Geschichten in diesem Buch stehen, hätten am Anfang ihres eigenen Weges nicht geglaubt, dass sie eines Tages an dem Punkt stehen würden, an dem sie heute stehen. Der Weg dahin war selten geradlinig.</w:t>
-      </w:r>
-    </w:p>
-    <w:p>
-      <w:pPr/>
-      <w:r>
-        <w:rPr>
-          <w:b w:val="0"/>
-          <w:i w:val="0"/>
-        </w:rPr>
-      </w:r>
-    </w:p>
-    <w:p>
-      <w:pPr/>
-      <w:r>
-        <w:rPr>
-          <w:b/>
-          <w:i w:val="0"/>
-        </w:rPr>
-        <w:t>Was in dir wirklich passiert</w:t>
-      </w:r>
-    </w:p>
-    <w:p>
-      <w:pPr/>
-      <w:r>
-        <w:rPr>
-          <w:b w:val="0"/>
-          <w:i w:val="0"/>
-        </w:rPr>
-        <w:t>Veränderung verläuft selten linear. Rückschritte gehören genauso zum Prozess wie Fortschritte, und beides ist Teil desselben Weges, nicht ein Scheitern daran.</w:t>
-      </w:r>
-    </w:p>
-    <w:p>
-      <w:pPr/>
-      <w:r>
-        <w:rPr>
-          <w:b w:val="0"/>
-          <w:i w:val="0"/>
-        </w:rPr>
-      </w:r>
-    </w:p>
-    <w:p>
-      <w:pPr/>
-      <w:r>
-        <w:rPr>
-          <w:b/>
-          <w:i w:val="0"/>
-        </w:rPr>
-        <w:t>Kleine Übung</w:t>
-      </w:r>
-    </w:p>
-    <w:p>
-      <w:pPr/>
-      <w:r>
-        <w:rPr>
-          <w:b w:val="0"/>
-          <w:i w:val="0"/>
-        </w:rPr>
-        <w:t>Bevor du weiterliest: Schreib einen Satz auf, den du dir selbst in einem schwierigen Moment der nächsten Wochen vorlesen möchtest.</w:t>
-      </w:r>
-    </w:p>
-    <w:p>
-      <w:pPr/>
-      <w:r>
-        <w:rPr>
-          <w:b w:val="0"/>
-          <w:i w:val="0"/>
-        </w:rPr>
-      </w:r>
-    </w:p>
-    <w:p>
-      <w:pPr/>
-      <w:r>
-        <w:rPr>
-          <w:b w:val="0"/>
-          <w:i w:val="0"/>
-        </w:rPr>
-        <w:t>TikTok · Der Weg muss nicht gerade sein, um vorwärtszuführen.</w:t>
-      </w:r>
-    </w:p>
-    <w:p>
-      <w:pPr>
-        <w:pageBreakBefore/>
-      </w:pPr>
-      <w:r>
-        <w:rPr>
-          <w:b/>
-          <w:i w:val="0"/>
-          <w:sz w:val="34"/>
-        </w:rPr>
-        <w:t>11az. Wenn Nachbarschaft zum Konfliktfeld wird</w:t>
-      </w:r>
-    </w:p>
-    <w:p>
-      <w:pPr/>
-      <w:r>
-        <w:rPr>
-          <w:b w:val="0"/>
-          <w:i w:val="0"/>
-        </w:rPr>
-        <w:t>Auch Konflikte, die man sich nicht ausgesucht hat, wie ein zerstrittenes Nachbarschaftsverhältnis, können jahrelang Raum im eigenen Kopf einnehmen.</w:t>
-      </w:r>
-    </w:p>
-    <w:p>
-      <w:pPr/>
-      <w:r>
-        <w:rPr>
-          <w:b w:val="0"/>
-          <w:i w:val="0"/>
-        </w:rPr>
-      </w:r>
-    </w:p>
-    <w:p>
-      <w:pPr/>
-      <w:r>
-        <w:rPr>
-          <w:b w:val="0"/>
-          <w:i w:val="0"/>
-        </w:rPr>
-        <w:t>Nach einem eskalierten Streit um eine Grundstücksgrenze sprachen Werner und sein Nachbar sieben Jahre lang kein Wort mehr miteinander, obwohl ihre Gärten aneinandergrenzten. Jeder Blick aus dem Küchenfenster erinnerte Werner an den unausgesprochenen Konflikt.</w:t>
-      </w:r>
-    </w:p>
-    <w:p>
-      <w:pPr/>
-      <w:r>
-        <w:rPr>
-          <w:b w:val="0"/>
-          <w:i w:val="0"/>
-        </w:rPr>
-      </w:r>
-    </w:p>
-    <w:p>
-      <w:pPr/>
-      <w:r>
-        <w:rPr>
-          <w:b/>
-          <w:i w:val="0"/>
-        </w:rPr>
-        <w:t>Was in dir wirklich passiert</w:t>
-      </w:r>
-    </w:p>
-    <w:p>
-      <w:pPr/>
-      <w:r>
-        <w:rPr>
-          <w:b w:val="0"/>
-          <w:i w:val="0"/>
-        </w:rPr>
-        <w:t>Ungelöste Konflikte mit Menschen, denen man räumlich nicht ausweichen kann, wirken oft besonders zermürbend, weil die Konfrontation mit der Situation täglich neu stattfindet, ohne Aussicht auf Distanz.</w:t>
-      </w:r>
-    </w:p>
-    <w:p>
-      <w:pPr/>
-      <w:r>
-        <w:rPr>
-          <w:b w:val="0"/>
-          <w:i w:val="0"/>
-        </w:rPr>
-      </w:r>
-    </w:p>
-    <w:p>
-      <w:pPr/>
-      <w:r>
-        <w:rPr>
-          <w:b/>
-          <w:i w:val="0"/>
-        </w:rPr>
-        <w:t>Kleine Übung</w:t>
-      </w:r>
-    </w:p>
-    <w:p>
-      <w:pPr/>
-      <w:r>
-        <w:rPr>
-          <w:b w:val="0"/>
-          <w:i w:val="0"/>
-        </w:rPr>
-        <w:t>Wenn du in einer ähnlichen Situation steckst: Überlege, welches Mindestmass an neutraler Höflichkeit für dich machbar wäre, unabhängig von einer echten Versöhnung.</w:t>
-      </w:r>
-    </w:p>
-    <w:p>
-      <w:pPr/>
-      <w:r>
-        <w:rPr>
-          <w:b w:val="0"/>
-          <w:i w:val="0"/>
-        </w:rPr>
-      </w:r>
-    </w:p>
-    <w:p>
-      <w:pPr/>
-      <w:r>
-        <w:rPr>
-          <w:b w:val="0"/>
-          <w:i w:val="0"/>
-        </w:rPr>
-        <w:t>TikTok · Nicht jeder Konflikt braucht eine Lösung. Manche brauchen nur eine erträgliche Distanz.</w:t>
-      </w:r>
-    </w:p>
-    <w:p>
-      <w:pPr>
-        <w:pageBreakBefore/>
-      </w:pPr>
-      <w:r>
-        <w:rPr>
-          <w:b/>
-          <w:i w:val="0"/>
-          <w:sz w:val="34"/>
-        </w:rPr>
-        <w:t>11ba. Wenn eine Diagnose die Vergangenheit neu einordnet</w:t>
-      </w:r>
-    </w:p>
-    <w:p>
-      <w:pPr/>
-      <w:r>
-        <w:rPr>
-          <w:b w:val="0"/>
-          <w:i w:val="0"/>
-        </w:rPr>
-        <w:t>Manchmal erklärt eine späte Diagnose, etwa eine Persönlichkeitsstörung oder eine Suchterkrankung bei einer nahestehenden Person, plötzlich vieles, was jahrelang unverständlich war.</w:t>
-      </w:r>
-    </w:p>
-    <w:p>
-      <w:pPr/>
-      <w:r>
-        <w:rPr>
-          <w:b w:val="0"/>
-          <w:i w:val="0"/>
-        </w:rPr>
-      </w:r>
-    </w:p>
-    <w:p>
-      <w:pPr/>
-      <w:r>
-        <w:rPr>
-          <w:b w:val="0"/>
-          <w:i w:val="0"/>
-        </w:rPr>
-        <w:t>Als bei Ninas Vater posthum eine unbehandelte Alkoholerkrankung dokumentiert wurde, verstand sie plötzlich viele Verhaltensweisen aus ihrer Kindheit neu. Es half ihr, ihre eigenen Erinnerungen einzuordnen, ohne dass es die erlittenen Folgen ungeschehen machte.</w:t>
-      </w:r>
-    </w:p>
-    <w:p>
-      <w:pPr/>
-      <w:r>
-        <w:rPr>
-          <w:b w:val="0"/>
-          <w:i w:val="0"/>
-        </w:rPr>
-      </w:r>
-    </w:p>
-    <w:p>
-      <w:pPr/>
-      <w:r>
-        <w:rPr>
-          <w:b/>
-          <w:i w:val="0"/>
-        </w:rPr>
-        <w:t>Was in dir wirklich passiert</w:t>
-      </w:r>
-    </w:p>
-    <w:p>
-      <w:pPr/>
-      <w:r>
-        <w:rPr>
-          <w:b w:val="0"/>
-          <w:i w:val="0"/>
-        </w:rPr>
-        <w:t>Eine nachträgliche Einordnung durch eine Diagnose kann Erleichterung bringen, weil sie Zusammenhänge erklärt. Sie ersetzt jedoch nicht die eigene Aufarbeitung der erlebten Auswirkungen.</w:t>
-      </w:r>
-    </w:p>
-    <w:p>
-      <w:pPr/>
-      <w:r>
-        <w:rPr>
-          <w:b w:val="0"/>
-          <w:i w:val="0"/>
-        </w:rPr>
-      </w:r>
-    </w:p>
-    <w:p>
-      <w:pPr/>
-      <w:r>
-        <w:rPr>
-          <w:b/>
-          <w:i w:val="0"/>
-        </w:rPr>
-        <w:t>Kleine Übung</w:t>
-      </w:r>
-    </w:p>
-    <w:p>
-      <w:pPr/>
-      <w:r>
-        <w:rPr>
-          <w:b w:val="0"/>
-          <w:i w:val="0"/>
-        </w:rPr>
-        <w:t>Wenn eine solche Einordnung bei dir stattgefunden hat: Trenne bewusst zwischen dem Verstehen der Ursache und der eigenen, weiterhin gültigen Erfahrung.</w:t>
-      </w:r>
-    </w:p>
-    <w:p>
-      <w:pPr/>
-      <w:r>
-        <w:rPr>
-          <w:b w:val="0"/>
-          <w:i w:val="0"/>
-        </w:rPr>
-      </w:r>
-    </w:p>
-    <w:p>
-      <w:pPr/>
-      <w:r>
-        <w:rPr>
-          <w:b w:val="0"/>
-          <w:i w:val="0"/>
-        </w:rPr>
-        <w:t>TikTok · Eine Erklärung im Nachhinein darf beides zulassen: mehr Verständnis und weiterhin gültigen Schmerz.</w:t>
-      </w:r>
-    </w:p>
-    <w:p>
-      <w:pPr>
-        <w:pageBreakBefore/>
-      </w:pPr>
-      <w:r>
-        <w:rPr>
-          <w:b/>
-          <w:i w:val="0"/>
-          <w:sz w:val="34"/>
-        </w:rPr>
-        <w:t>11bb. Wenn du dich für deine eigene Vergangenheit schämst</w:t>
-      </w:r>
-    </w:p>
-    <w:p>
-      <w:pPr/>
-      <w:r>
-        <w:rPr>
-          <w:b w:val="0"/>
-          <w:i w:val="0"/>
-        </w:rPr>
-        <w:t>Manche Menschen schämen sich nicht nur für das, was ihnen angetan wurde, sondern auch dafür, wie lange sie in einer schädlichen Situation ausgehalten haben.</w:t>
-      </w:r>
-    </w:p>
-    <w:p>
-      <w:pPr/>
-      <w:r>
-        <w:rPr>
-          <w:b w:val="0"/>
-          <w:i w:val="0"/>
-        </w:rPr>
-      </w:r>
-    </w:p>
-    <w:p>
-      <w:pPr/>
-      <w:r>
-        <w:rPr>
-          <w:b w:val="0"/>
-          <w:i w:val="0"/>
-        </w:rPr>
-        <w:t>Es dauerte lange, bis Corinne offen darüber sprechen konnte, dass sie zwölf Jahre in einer respektlosen Beziehung geblieben war. Die Scham darüber, „es nicht früher gemerkt zu haben“, war fast grösser als die Erinnerung an die Beziehung selbst.</w:t>
-      </w:r>
-    </w:p>
-    <w:p>
-      <w:pPr/>
-      <w:r>
-        <w:rPr>
-          <w:b w:val="0"/>
-          <w:i w:val="0"/>
-        </w:rPr>
-      </w:r>
-    </w:p>
-    <w:p>
-      <w:pPr/>
-      <w:r>
-        <w:rPr>
-          <w:b/>
-          <w:i w:val="0"/>
-        </w:rPr>
-        <w:t>Was in dir wirklich passiert</w:t>
-      </w:r>
-    </w:p>
-    <w:p>
-      <w:pPr/>
-      <w:r>
-        <w:rPr>
-          <w:b w:val="0"/>
-          <w:i w:val="0"/>
-        </w:rPr>
-        <w:t>Scham über die eigene Verweildauer in einer schädlichen Situation ist häufig, aber unbegründet. Menschen bleiben aus vielschichtigen Gründen, unter anderem Hoffnung, Bindung und schrittweise Gewöhnung, nicht aus Naivität.</w:t>
-      </w:r>
-    </w:p>
-    <w:p>
-      <w:pPr/>
-      <w:r>
-        <w:rPr>
-          <w:b w:val="0"/>
-          <w:i w:val="0"/>
-        </w:rPr>
-      </w:r>
-    </w:p>
-    <w:p>
-      <w:pPr/>
-      <w:r>
-        <w:rPr>
-          <w:b/>
-          <w:i w:val="0"/>
-        </w:rPr>
-        <w:t>Kleine Übung</w:t>
-      </w:r>
-    </w:p>
-    <w:p>
-      <w:pPr/>
-      <w:r>
-        <w:rPr>
-          <w:b w:val="0"/>
-          <w:i w:val="0"/>
-        </w:rPr>
-        <w:t>Schreib auf, was dich damals in der Situation gehalten hat, ohne dich dafür zu verurteilen. Die Gründe waren vermutlich nachvollziehbarer, als es sich heute anfühlt.</w:t>
-      </w:r>
-    </w:p>
-    <w:p>
-      <w:pPr/>
-      <w:r>
-        <w:rPr>
-          <w:b w:val="0"/>
-          <w:i w:val="0"/>
-        </w:rPr>
-      </w:r>
-    </w:p>
-    <w:p>
-      <w:pPr/>
-      <w:r>
-        <w:rPr>
-          <w:b w:val="0"/>
-          <w:i w:val="0"/>
-        </w:rPr>
-        <w:t>TikTok · Länger geblieben zu sein, macht dich nicht naiv. Es macht dich menschlich.</w:t>
-      </w:r>
-    </w:p>
-    <w:p>
-      <w:pPr>
-        <w:pageBreakBefore/>
-      </w:pPr>
-      <w:r>
-        <w:rPr>
-          <w:b/>
-          <w:i w:val="0"/>
-          <w:sz w:val="34"/>
-        </w:rPr>
-        <w:t>11bc. Wenn Freunde Partei ergreifen</w:t>
-      </w:r>
-    </w:p>
-    <w:p>
-      <w:pPr/>
-      <w:r>
-        <w:rPr>
-          <w:b w:val="0"/>
-          <w:i w:val="0"/>
-        </w:rPr>
-        <w:t>Bei einem Bruch innerhalb eines gemeinsamen Freundeskreises fühlt sich der Verlust der Beziehung selbst oft weniger schmerzhaft an als der Verlust gemeinsamer Freunde, die plötzlich Position beziehen müssen.</w:t>
-      </w:r>
-    </w:p>
-    <w:p>
-      <w:pPr/>
-      <w:r>
-        <w:rPr>
-          <w:b w:val="0"/>
-          <w:i w:val="0"/>
-        </w:rPr>
-      </w:r>
-    </w:p>
-    <w:p>
-      <w:pPr/>
-      <w:r>
-        <w:rPr>
-          <w:b w:val="0"/>
-          <w:i w:val="0"/>
-        </w:rPr>
-        <w:t>Nach ihrer Trennung von Patrick verlor Sabine nicht nur ihn, sondern auch drei gemeinsame Freundschaften, die sich für seine Seite entschieden. Sie beschreibt diesen Verlust als „die zweite Trennung, die niemand erwähnt“.</w:t>
-      </w:r>
-    </w:p>
-    <w:p>
-      <w:pPr/>
-      <w:r>
-        <w:rPr>
-          <w:b w:val="0"/>
-          <w:i w:val="0"/>
-        </w:rPr>
-      </w:r>
-    </w:p>
-    <w:p>
-      <w:pPr/>
-      <w:r>
-        <w:rPr>
-          <w:b/>
-          <w:i w:val="0"/>
-        </w:rPr>
-        <w:t>Was in dir wirklich passiert</w:t>
-      </w:r>
-    </w:p>
-    <w:p>
-      <w:pPr/>
-      <w:r>
-        <w:rPr>
-          <w:b w:val="0"/>
-          <w:i w:val="0"/>
-        </w:rPr>
-        <w:t>Der soziale Verlust bei einer Trennung wird oft unterschätzt. Der Bruch gemeinsamer Freundschaften kann eine eigenständige Trauer auslösen, unabhängig von der Trauer um die eigentliche Beziehung.</w:t>
-      </w:r>
-    </w:p>
-    <w:p>
-      <w:pPr/>
-      <w:r>
-        <w:rPr>
-          <w:b w:val="0"/>
-          <w:i w:val="0"/>
-        </w:rPr>
-      </w:r>
-    </w:p>
-    <w:p>
-      <w:pPr/>
-      <w:r>
-        <w:rPr>
-          <w:b/>
-          <w:i w:val="0"/>
-        </w:rPr>
-        <w:t>Kleine Übung</w:t>
-      </w:r>
-    </w:p>
-    <w:p>
-      <w:pPr/>
-      <w:r>
-        <w:rPr>
-          <w:b w:val="0"/>
-          <w:i w:val="0"/>
-        </w:rPr>
-        <w:t>Erkenne den Verlust gemeinsamer Freundschaften als eigenständigen Trauerprozess an, statt ihn nur als Nebeneffekt der Haupttrennung zu behandeln.</w:t>
-      </w:r>
-    </w:p>
-    <w:p>
-      <w:pPr/>
-      <w:r>
-        <w:rPr>
-          <w:b w:val="0"/>
-          <w:i w:val="0"/>
-        </w:rPr>
-      </w:r>
-    </w:p>
-    <w:p>
-      <w:pPr/>
-      <w:r>
-        <w:rPr>
-          <w:b w:val="0"/>
-          <w:i w:val="0"/>
-        </w:rPr>
-        <w:t>TikTok · Manche Verluste kommen nicht einzeln, sondern im Rudel.</w:t>
-      </w:r>
-    </w:p>
-    <w:p>
-      <w:pPr>
-        <w:pageBreakBefore/>
-      </w:pPr>
-      <w:r>
-        <w:rPr>
-          <w:b/>
-          <w:i w:val="0"/>
-          <w:sz w:val="34"/>
-        </w:rPr>
-        <w:t>11bd. Wenn du merkst, dass Zeit allein nicht heilt</w:t>
-      </w:r>
-    </w:p>
-    <w:p>
-      <w:pPr/>
-      <w:r>
-        <w:rPr>
-          <w:b w:val="0"/>
-          <w:i w:val="0"/>
-        </w:rPr>
-        <w:t>Der Satz „Zeit heilt alle Wunden“ ist weitverbreitet, aber ungenau. Ohne bewusste Verarbeitung bleibt eine Verletzung oft unverändert, auch nach vielen Jahren.</w:t>
-      </w:r>
-    </w:p>
-    <w:p>
-      <w:pPr/>
-      <w:r>
-        <w:rPr>
-          <w:b w:val="0"/>
-          <w:i w:val="0"/>
-        </w:rPr>
-      </w:r>
-    </w:p>
-    <w:p>
-      <w:pPr/>
-      <w:r>
-        <w:rPr>
-          <w:b w:val="0"/>
-          <w:i w:val="0"/>
-        </w:rPr>
-        <w:t>Erst mit vierzig, zwanzig Jahre nach dem eigentlichen Ereignis, begann Kurt, den frühen Verlust seines besten Freundes durch einen plötzlichen Kontaktabbruch bewusst zu bearbeiten. Bis dahin hatte reine Zeit nichts an der Intensität dieser Erinnerung verändert.</w:t>
-      </w:r>
-    </w:p>
-    <w:p>
-      <w:pPr/>
-      <w:r>
-        <w:rPr>
-          <w:b w:val="0"/>
-          <w:i w:val="0"/>
-        </w:rPr>
-      </w:r>
-    </w:p>
-    <w:p>
-      <w:pPr/>
-      <w:r>
-        <w:rPr>
-          <w:b/>
-          <w:i w:val="0"/>
-        </w:rPr>
-        <w:t>Was in dir wirklich passiert</w:t>
-      </w:r>
-    </w:p>
-    <w:p>
-      <w:pPr/>
-      <w:r>
-        <w:rPr>
-          <w:b w:val="0"/>
-          <w:i w:val="0"/>
-        </w:rPr>
-        <w:t>Zeit allein bewirkt selten eine echte Verarbeitung. Erst die bewusste Auseinandersetzung mit einer Erfahrung, etwa durch Reflexion, Gespräche oder gezielte Übungen, ermöglicht echte Veränderung.</w:t>
-      </w:r>
-    </w:p>
-    <w:p>
-      <w:pPr/>
-      <w:r>
-        <w:rPr>
-          <w:b w:val="0"/>
-          <w:i w:val="0"/>
-        </w:rPr>
-      </w:r>
-    </w:p>
-    <w:p>
-      <w:pPr/>
-      <w:r>
-        <w:rPr>
-          <w:b/>
-          <w:i w:val="0"/>
-        </w:rPr>
-        <w:t>Kleine Übung</w:t>
-      </w:r>
-    </w:p>
-    <w:p>
-      <w:pPr/>
-      <w:r>
-        <w:rPr>
-          <w:b w:val="0"/>
-          <w:i w:val="0"/>
-        </w:rPr>
-        <w:t>Wenn ein altes Thema nach vielen Jahren noch genauso intensiv wirkt wie am Anfang: Das ist ein Hinweis, dass es aktive Aufmerksamkeit braucht, nicht nur weitere Zeit.</w:t>
-      </w:r>
-    </w:p>
-    <w:p>
-      <w:pPr/>
-      <w:r>
-        <w:rPr>
-          <w:b w:val="0"/>
-          <w:i w:val="0"/>
-        </w:rPr>
-      </w:r>
-    </w:p>
-    <w:p>
-      <w:pPr/>
-      <w:r>
-        <w:rPr>
-          <w:b w:val="0"/>
-          <w:i w:val="0"/>
-        </w:rPr>
-        <w:t>TikTok · Zeit allein heilt nichts. Sie gibt nur den Rahmen für die eigentliche Arbeit.</w:t>
-      </w:r>
-    </w:p>
-    <w:p>
-      <w:pPr>
-        <w:pageBreakBefore/>
-      </w:pPr>
-      <w:r>
-        <w:rPr>
-          <w:b/>
-          <w:i w:val="0"/>
-          <w:sz w:val="34"/>
-        </w:rPr>
-        <w:t>Zwischenspiel: Kurts Geschichte in einem Stück</w:t>
-      </w:r>
-    </w:p>
-    <w:p>
-      <w:pPr/>
-      <w:r>
-        <w:rPr>
-          <w:b w:val="0"/>
-          <w:i w:val="0"/>
-        </w:rPr>
-        <w:t>Kurt und Beat waren zwanzig Jahre lang beste Freunde, bis Beat eines Tages ohne Erklärung nicht mehr auf Nachrichten antwortete.</w:t>
-      </w:r>
-    </w:p>
-    <w:p>
-      <w:pPr/>
-      <w:r>
-        <w:rPr>
-          <w:b w:val="0"/>
-          <w:i w:val="0"/>
-        </w:rPr>
-        <w:t>Kurt dachte zunächst, es sei ein Missverständnis. Ein Anruf würde reichen. Der Anruf kam nie an, oder wurde nie erwidert.</w:t>
-      </w:r>
-    </w:p>
-    <w:p>
-      <w:pPr/>
-      <w:r>
-        <w:rPr>
-          <w:b w:val="0"/>
-          <w:i w:val="0"/>
-        </w:rPr>
-        <w:t>Für zwanzig Jahre erzählte Kurt sich selbst, das Thema sei erledigt. Er dachte einfach nicht mehr daran, sagte er sich.</w:t>
-      </w:r>
-    </w:p>
-    <w:p>
-      <w:pPr/>
-      <w:r>
-        <w:rPr>
-          <w:b w:val="0"/>
-          <w:i w:val="0"/>
-        </w:rPr>
-        <w:t>Mit vierzig sass er bei einer Fortbildung in einer Übung, in der er über eine prägende Freundschaft sprechen sollte. Zu seiner eigenen Überraschung erzählte er von Beat, mit einer Intensität, die ihn selbst erschreckte.</w:t>
-      </w:r>
-    </w:p>
-    <w:p>
-      <w:pPr/>
-      <w:r>
-        <w:rPr>
-          <w:b w:val="0"/>
-          <w:i w:val="0"/>
-        </w:rPr>
-        <w:t>Erst da verstand er: Zeit allein hatte nichts verändert. Er hatte das Thema nur beiseitegelegt, nicht bearbeitet.</w:t>
-      </w:r>
-    </w:p>
-    <w:p>
-      <w:pPr/>
-      <w:r>
-        <w:rPr>
-          <w:b w:val="0"/>
-          <w:i w:val="0"/>
-        </w:rPr>
-        <w:t>In den folgenden Monaten schrieb er, zum ersten Mal bewusst, einen langen Brief an Beat, den er nie abschickte. Danach, sagt er, habe sich zum ersten Mal seit zwanzig Jahren etwas an dem Gewicht dieser Geschichte verändert.</w:t>
-      </w:r>
-    </w:p>
-    <w:p>
-      <w:pPr>
-        <w:pageBreakBefore/>
-      </w:pPr>
-      <w:r>
-        <w:rPr>
-          <w:b/>
-          <w:i w:val="0"/>
-          <w:sz w:val="34"/>
-        </w:rPr>
-        <w:t>11be. Wenn du für deine eigenen Kinder alles anders machen willst</w:t>
-      </w:r>
-    </w:p>
-    <w:p>
-      <w:pPr/>
-      <w:r>
-        <w:rPr>
-          <w:b w:val="0"/>
-          <w:i w:val="0"/>
-        </w:rPr>
-        <w:t>Viele Menschen, die selbst mit ungelösten Konflikten aus der Kindheit leben, entwickeln den starken Wunsch, es für die eigenen Kinder anders zu machen.</w:t>
-      </w:r>
-    </w:p>
-    <w:p>
-      <w:pPr/>
-      <w:r>
-        <w:rPr>
-          <w:b w:val="0"/>
-          <w:i w:val="0"/>
-        </w:rPr>
-      </w:r>
-    </w:p>
-    <w:p>
-      <w:pPr/>
-      <w:r>
-        <w:rPr>
-          <w:b w:val="0"/>
-          <w:i w:val="0"/>
-        </w:rPr>
-        <w:t>Seit ihre eigene Kindheit von Schweigen nach Konflikten geprägt war, achtet Fabienne bei ihren eigenen Kindern bewusst darauf, Streit offen anzusprechen und danach immer wieder Versöhnung vorzuleben, auch wenn es ihr selbst schwerfällt.</w:t>
-      </w:r>
-    </w:p>
-    <w:p>
-      <w:pPr/>
-      <w:r>
-        <w:rPr>
-          <w:b w:val="0"/>
-          <w:i w:val="0"/>
-        </w:rPr>
-      </w:r>
-    </w:p>
-    <w:p>
-      <w:pPr/>
-      <w:r>
-        <w:rPr>
-          <w:b/>
-          <w:i w:val="0"/>
-        </w:rPr>
-        <w:t>Was in dir wirklich passiert</w:t>
-      </w:r>
-    </w:p>
-    <w:p>
-      <w:pPr/>
-      <w:r>
-        <w:rPr>
-          <w:b w:val="0"/>
-          <w:i w:val="0"/>
-        </w:rPr>
-        <w:t>Der bewusste Wunsch, ein erlebtes Muster nicht an die nächste Generation weiterzugeben, ist eine der wirksamsten Formen, mit einer schwierigen Vergangenheit konstruktiv umzugehen.</w:t>
-      </w:r>
-    </w:p>
-    <w:p>
-      <w:pPr/>
-      <w:r>
-        <w:rPr>
-          <w:b w:val="0"/>
-          <w:i w:val="0"/>
-        </w:rPr>
-      </w:r>
-    </w:p>
-    <w:p>
-      <w:pPr/>
-      <w:r>
-        <w:rPr>
-          <w:b/>
-          <w:i w:val="0"/>
-        </w:rPr>
-        <w:t>Kleine Übung</w:t>
-      </w:r>
-    </w:p>
-    <w:p>
-      <w:pPr/>
-      <w:r>
-        <w:rPr>
-          <w:b w:val="0"/>
-          <w:i w:val="0"/>
-        </w:rPr>
-        <w:t>Benenne ein konkretes Muster aus deiner eigenen Kindheit, das du bewusst nicht weitergeben möchtest. Formuliere eine kleine, konkrete Alternative dazu.</w:t>
-      </w:r>
-    </w:p>
-    <w:p>
-      <w:pPr/>
-      <w:r>
-        <w:rPr>
-          <w:b w:val="0"/>
-          <w:i w:val="0"/>
-        </w:rPr>
-      </w:r>
-    </w:p>
-    <w:p>
-      <w:pPr/>
-      <w:r>
-        <w:rPr>
-          <w:b w:val="0"/>
-          <w:i w:val="0"/>
-        </w:rPr>
-        <w:t>TikTok · Ein Muster zu durchbrechen, ist ein Geschenk an alle, die nach dir kommen.</w:t>
-      </w:r>
-    </w:p>
-    <w:p>
-      <w:pPr>
-        <w:pageBreakBefore/>
-      </w:pPr>
-      <w:r>
-        <w:rPr>
-          <w:b/>
-          <w:i w:val="0"/>
-          <w:sz w:val="34"/>
-        </w:rPr>
-        <w:t>11bf. Wenn Dankbarkeit trotz allem möglich wird</w:t>
-      </w:r>
-    </w:p>
-    <w:p>
-      <w:pPr/>
-      <w:r>
-        <w:rPr>
-          <w:b w:val="0"/>
-          <w:i w:val="0"/>
-        </w:rPr>
-        <w:t>Am Ende eines langen Verarbeitungsweges beschreiben manche Menschen ein überraschendes Gefühl: eine Art Dankbarkeit, nicht für das, was geschah, sondern für das, was sie dadurch über sich selbst gelernt haben.</w:t>
-      </w:r>
-    </w:p>
-    <w:p>
-      <w:pPr/>
-      <w:r>
-        <w:rPr>
-          <w:b w:val="0"/>
-          <w:i w:val="0"/>
-        </w:rPr>
-      </w:r>
-    </w:p>
-    <w:p>
-      <w:pPr/>
-      <w:r>
-        <w:rPr>
-          <w:b w:val="0"/>
-          <w:i w:val="0"/>
-        </w:rPr>
-        <w:t>Renate sagt heute über ihre schwierige Scheidung: „Ich bin nicht dankbar für das, was mein Mann getan hat. Ich bin dankbar für die Frau, die ich geworden bin, weil ich da durchmusste.“ Dieser Unterschied war ihr lange nicht klar.</w:t>
-      </w:r>
-    </w:p>
-    <w:p>
-      <w:pPr/>
-      <w:r>
-        <w:rPr>
-          <w:b w:val="0"/>
-          <w:i w:val="0"/>
-        </w:rPr>
-      </w:r>
-    </w:p>
-    <w:p>
-      <w:pPr/>
-      <w:r>
-        <w:rPr>
-          <w:b/>
-          <w:i w:val="0"/>
-        </w:rPr>
-        <w:t>Was in dir wirklich passiert</w:t>
-      </w:r>
-    </w:p>
-    <w:p>
-      <w:pPr/>
-      <w:r>
-        <w:rPr>
-          <w:b w:val="0"/>
-          <w:i w:val="0"/>
-        </w:rPr>
-        <w:t>Dankbarkeit für den eigenen Wachstumsprozess unterscheidet sich grundlegend von Dankbarkeit für das ursprüngliche Ereignis. Die erste Form ist mit jeder Erfahrung vereinbar, ohne das Geschehene gutzuheissen.</w:t>
-      </w:r>
-    </w:p>
-    <w:p>
-      <w:pPr/>
-      <w:r>
-        <w:rPr>
-          <w:b w:val="0"/>
-          <w:i w:val="0"/>
-        </w:rPr>
-      </w:r>
-    </w:p>
-    <w:p>
-      <w:pPr/>
-      <w:r>
-        <w:rPr>
-          <w:b/>
-          <w:i w:val="0"/>
-        </w:rPr>
-        <w:t>Kleine Übung</w:t>
-      </w:r>
-    </w:p>
-    <w:p>
-      <w:pPr/>
-      <w:r>
-        <w:rPr>
-          <w:b w:val="0"/>
-          <w:i w:val="0"/>
-        </w:rPr>
-        <w:t>Wenn der Begriff „Dankbarkeit“ für dich noch zu früh kommt: Ersetze ihn versuchsweise durch „Ich erkenne an, was ich daraus gelernt habe“. Das ist oft ein leichterer erster Schritt.</w:t>
-      </w:r>
-    </w:p>
-    <w:p>
-      <w:pPr/>
-      <w:r>
-        <w:rPr>
-          <w:b w:val="0"/>
-          <w:i w:val="0"/>
-        </w:rPr>
-      </w:r>
-    </w:p>
-    <w:p>
-      <w:pPr/>
-      <w:r>
-        <w:rPr>
-          <w:b w:val="0"/>
-          <w:i w:val="0"/>
-        </w:rPr>
-        <w:t>TikTok · Man kann etwas anerkennen, wofür man wächst, ohne dankbar für das zu sein, was es verursacht hat.</w:t>
-      </w:r>
-    </w:p>
-    <w:p>
-      <w:pPr>
-        <w:pageBreakBefore/>
-      </w:pPr>
-      <w:r>
-        <w:rPr>
-          <w:b/>
-          <w:i w:val="0"/>
-          <w:sz w:val="34"/>
-        </w:rPr>
-        <w:t>11bg. Der Moment, in dem du dieses Buch nicht mehr brauchst</w:t>
-      </w:r>
-    </w:p>
-    <w:p>
-      <w:pPr/>
-      <w:r>
-        <w:rPr>
-          <w:b w:val="0"/>
-          <w:i w:val="0"/>
-        </w:rPr>
-        <w:t>Es gibt einen Punkt, an dem ein Buch wie dieses seine Aufgabe erfüllt hat, nicht weil das Thema komplett verschwunden ist, sondern weil es nicht mehr die Hauptrolle in deinem Alltag spielt.</w:t>
-      </w:r>
-    </w:p>
-    <w:p>
-      <w:pPr/>
-      <w:r>
-        <w:rPr>
-          <w:b w:val="0"/>
-          <w:i w:val="0"/>
-        </w:rPr>
-      </w:r>
-    </w:p>
-    <w:p>
-      <w:pPr/>
-      <w:r>
-        <w:rPr>
-          <w:b w:val="0"/>
-          <w:i w:val="0"/>
-        </w:rPr>
-        <w:t>Als Petra, eine Leserin eines früheren Buches, Monate später zurückschrieb, formulierte sie es so: „Ich habe angefangen, das Buch zu lesen, weil ich nicht mehr wusste, wie ich weitermachen soll. Ich habe aufgehört, es zu lesen, weil ich es nicht mehr brauchte.“</w:t>
-      </w:r>
-    </w:p>
-    <w:p>
-      <w:pPr/>
-      <w:r>
-        <w:rPr>
-          <w:b w:val="0"/>
-          <w:i w:val="0"/>
-        </w:rPr>
-      </w:r>
-    </w:p>
-    <w:p>
-      <w:pPr/>
-      <w:r>
-        <w:rPr>
-          <w:b/>
-          <w:i w:val="0"/>
-        </w:rPr>
-        <w:t>Was in dir wirklich passiert</w:t>
-      </w:r>
-    </w:p>
-    <w:p>
-      <w:pPr/>
-      <w:r>
-        <w:rPr>
-          <w:b w:val="0"/>
-          <w:i w:val="0"/>
-        </w:rPr>
-        <w:t>Der Moment, in dem ein Thema an Dringlichkeit verliert, kommt oft nicht mit einer grossen Ankündigung, sondern schleichend, bemerkbar erst im Rückblick.</w:t>
-      </w:r>
-    </w:p>
-    <w:p>
-      <w:pPr/>
-      <w:r>
-        <w:rPr>
-          <w:b w:val="0"/>
-          <w:i w:val="0"/>
-        </w:rPr>
-      </w:r>
-    </w:p>
-    <w:p>
-      <w:pPr/>
-      <w:r>
-        <w:rPr>
-          <w:b/>
-          <w:i w:val="0"/>
-        </w:rPr>
-        <w:t>Kleine Übung</w:t>
-      </w:r>
-    </w:p>
-    <w:p>
-      <w:pPr/>
-      <w:r>
-        <w:rPr>
-          <w:b w:val="0"/>
-          <w:i w:val="0"/>
-        </w:rPr>
-        <w:t>Leg dieses Buch für ein paar Wochen beiseite und beobachte, wie oft das Thema von selbst in deinem Alltag auftaucht. Diese Beobachtung sagt dir mehr als jede einzelne Übung.</w:t>
-      </w:r>
-    </w:p>
-    <w:p>
-      <w:pPr/>
-      <w:r>
-        <w:rPr>
-          <w:b w:val="0"/>
-          <w:i w:val="0"/>
-        </w:rPr>
-      </w:r>
-    </w:p>
-    <w:p>
-      <w:pPr/>
-      <w:r>
-        <w:rPr>
-          <w:b w:val="0"/>
-          <w:i w:val="0"/>
-        </w:rPr>
-        <w:t>TikTok · Das Ziel dieses Buches ist nicht, dass du es ständig brauchst, sondern dass du es irgendwann nicht mehr brauchst.</w:t>
-      </w:r>
-    </w:p>
-    <w:p>
-      <w:pPr>
-        <w:pageBreakBefore/>
-      </w:pPr>
-      <w:r>
-        <w:rPr>
-          <w:b/>
-          <w:i w:val="0"/>
-          <w:sz w:val="34"/>
-        </w:rPr>
-        <w:t>11bh. Wenn eine Kultur oder Religion das Schweigen erklärt</w:t>
-      </w:r>
-    </w:p>
-    <w:p>
-      <w:pPr/>
-      <w:r>
-        <w:rPr>
-          <w:b w:val="0"/>
-          <w:i w:val="0"/>
-        </w:rPr>
-        <w:t>In manchen kulturellen oder religiösen Kontexten gilt offener Konflikt als Tabu, wodurch Verletzungen über Generationen unausgesprochen bleiben.</w:t>
-      </w:r>
-    </w:p>
-    <w:p>
-      <w:pPr/>
-      <w:r>
-        <w:rPr>
-          <w:b w:val="0"/>
-          <w:i w:val="0"/>
-        </w:rPr>
-      </w:r>
-    </w:p>
-    <w:p>
-      <w:pPr/>
-      <w:r>
-        <w:rPr>
-          <w:b w:val="0"/>
-          <w:i w:val="0"/>
-        </w:rPr>
-        <w:t>In Meltems Familie galt es als respektlos, älteren Verwandten je zu widersprechen. Als sie mit dreissig zum ersten Mal ihrer Grossmutter eine schwierige Erinnerung ansprach, wurde das nicht als Mut gesehen, sondern als Bruch mit einer über Generationen gepflegten Regel.</w:t>
-      </w:r>
-    </w:p>
-    <w:p>
-      <w:pPr/>
-      <w:r>
-        <w:rPr>
-          <w:b w:val="0"/>
-          <w:i w:val="0"/>
-        </w:rPr>
-      </w:r>
-    </w:p>
-    <w:p>
-      <w:pPr/>
-      <w:r>
-        <w:rPr>
-          <w:b/>
-          <w:i w:val="0"/>
-        </w:rPr>
-        <w:t>Was in dir wirklich passiert</w:t>
-      </w:r>
-    </w:p>
-    <w:p>
-      <w:pPr/>
-      <w:r>
-        <w:rPr>
-          <w:b w:val="0"/>
-          <w:i w:val="0"/>
-        </w:rPr>
-        <w:t>Kulturelle oder religiöse Normen können offene Aussprache erschweren, was nicht bedeutet, dass die zugrunde liegenden Verletzungen weniger real sind. Der eigene Weg damit umzugehen darf diese Prägung berücksichtigen, ohne sich ihr vollständig unterzuordnen.</w:t>
-      </w:r>
-    </w:p>
-    <w:p>
-      <w:pPr/>
-      <w:r>
-        <w:rPr>
-          <w:b w:val="0"/>
-          <w:i w:val="0"/>
-        </w:rPr>
-      </w:r>
-    </w:p>
-    <w:p>
-      <w:pPr/>
-      <w:r>
-        <w:rPr>
-          <w:b/>
-          <w:i w:val="0"/>
-        </w:rPr>
-        <w:t>Kleine Übung</w:t>
-      </w:r>
-    </w:p>
-    <w:p>
-      <w:pPr/>
-      <w:r>
-        <w:rPr>
-          <w:b w:val="0"/>
-          <w:i w:val="0"/>
-        </w:rPr>
-        <w:t>Überlege, welche kulturellen oder familiären Regeln dich bisher davon abgehalten haben, ein Thema anzusprechen. Du musst diese Regeln nicht brechen, um für dich selbst Klarheit zu finden.</w:t>
-      </w:r>
-    </w:p>
-    <w:p>
-      <w:pPr/>
-      <w:r>
-        <w:rPr>
-          <w:b w:val="0"/>
-          <w:i w:val="0"/>
-        </w:rPr>
-      </w:r>
-    </w:p>
-    <w:p>
-      <w:pPr/>
-      <w:r>
-        <w:rPr>
-          <w:b w:val="0"/>
-          <w:i w:val="0"/>
-        </w:rPr>
-        <w:t>TikTok · Eine kulturelle Regel kann das Schweigen erklären, ohne den Schmerz dahinter zu verkleinern.</w:t>
-      </w:r>
-    </w:p>
-    <w:p>
-      <w:pPr>
-        <w:pageBreakBefore/>
-      </w:pPr>
-      <w:r>
-        <w:rPr>
-          <w:b/>
-          <w:i w:val="0"/>
-          <w:sz w:val="34"/>
-        </w:rPr>
-        <w:t>11bi. Wenn Migration eine Familie auseinanderreisst</w:t>
-      </w:r>
-    </w:p>
-    <w:p>
-      <w:pPr/>
-      <w:r>
-        <w:rPr>
-          <w:b w:val="0"/>
-          <w:i w:val="0"/>
-        </w:rPr>
-        <w:t>Ein Umzug in ein anderes Land verändert manchmal nicht nur den Wohnort, sondern auch die Möglichkeit, Konflikte innerhalb der Familie überhaupt noch persönlich zu klären.</w:t>
-      </w:r>
-    </w:p>
-    <w:p>
-      <w:pPr/>
-      <w:r>
-        <w:rPr>
-          <w:b w:val="0"/>
-          <w:i w:val="0"/>
-        </w:rPr>
-      </w:r>
-    </w:p>
-    <w:p>
-      <w:pPr/>
-      <w:r>
-        <w:rPr>
-          <w:b w:val="0"/>
-          <w:i w:val="0"/>
-        </w:rPr>
-        <w:t>Als Elenas Familie in ein anderes Land auswanderte, blieb ihre Grossmutter zurück. Ein ungeklärter Streit aus ihrer Jugend konnte nie mehr persönlich besprochen werden, bevor die Grossmutter starb, nur noch über gelegentliche, kurze Telefonate.</w:t>
-      </w:r>
-    </w:p>
-    <w:p>
-      <w:pPr/>
-      <w:r>
-        <w:rPr>
-          <w:b w:val="0"/>
-          <w:i w:val="0"/>
-        </w:rPr>
-      </w:r>
-    </w:p>
-    <w:p>
-      <w:pPr/>
-      <w:r>
-        <w:rPr>
-          <w:b/>
-          <w:i w:val="0"/>
-        </w:rPr>
-        <w:t>Was in dir wirklich passiert</w:t>
-      </w:r>
-    </w:p>
-    <w:p>
-      <w:pPr/>
-      <w:r>
-        <w:rPr>
-          <w:b w:val="0"/>
-          <w:i w:val="0"/>
-        </w:rPr>
-        <w:t>Räumliche Distanz durch Migration kann die Klärung familiärer Konflikte erschweren oder ganz verhindern. Das bedeutet nicht, dass eine innere Klärung unmöglich ist, auch ohne persönliches Gespräch.</w:t>
-      </w:r>
-    </w:p>
-    <w:p>
-      <w:pPr/>
-      <w:r>
-        <w:rPr>
-          <w:b w:val="0"/>
-          <w:i w:val="0"/>
-        </w:rPr>
-      </w:r>
-    </w:p>
-    <w:p>
-      <w:pPr/>
-      <w:r>
-        <w:rPr>
-          <w:b/>
-          <w:i w:val="0"/>
-        </w:rPr>
-        <w:t>Kleine Übung</w:t>
-      </w:r>
-    </w:p>
-    <w:p>
-      <w:pPr/>
-      <w:r>
-        <w:rPr>
-          <w:b w:val="0"/>
-          <w:i w:val="0"/>
-        </w:rPr>
-        <w:t>Wenn räumliche Distanz eine Klärung verhindert hat oder verhindert: Überlege, welche Form der inneren Klärung für dich trotzdem möglich ist, etwa ein Brief, ein Ritual oder ein Gespräch mit einer Vertrauensperson.</w:t>
-      </w:r>
-    </w:p>
-    <w:p>
-      <w:pPr/>
-      <w:r>
-        <w:rPr>
-          <w:b w:val="0"/>
-          <w:i w:val="0"/>
-        </w:rPr>
-      </w:r>
-    </w:p>
-    <w:p>
-      <w:pPr/>
-      <w:r>
-        <w:rPr>
-          <w:b w:val="0"/>
-          <w:i w:val="0"/>
-        </w:rPr>
-        <w:t>TikTok · Distanz kann ein Gespräch verhindern. Sie muss keine innere Klärung verhindern.</w:t>
-      </w:r>
-    </w:p>
-    <w:p>
-      <w:pPr>
-        <w:pageBreakBefore/>
-      </w:pPr>
-      <w:r>
-        <w:rPr>
-          <w:b/>
-          <w:i w:val="0"/>
-          <w:sz w:val="34"/>
-        </w:rPr>
-        <w:t>11bj. Wenn du merkst, dass Perfektionismus eine Schutzstrategie war</w:t>
-      </w:r>
-    </w:p>
-    <w:p>
-      <w:pPr/>
-      <w:r>
-        <w:rPr>
-          <w:b w:val="0"/>
-          <w:i w:val="0"/>
-        </w:rPr>
-        <w:t>Manche Menschen entwickeln nach einer schwierigen Erfahrung ausgeprägten Perfektionismus, in der unbewussten Hoffnung, dadurch nie wieder verletzt oder abgelehnt zu werden.</w:t>
-      </w:r>
-    </w:p>
-    <w:p>
-      <w:pPr/>
-      <w:r>
-        <w:rPr>
-          <w:b w:val="0"/>
-          <w:i w:val="0"/>
-        </w:rPr>
-      </w:r>
-    </w:p>
-    <w:p>
-      <w:pPr/>
-      <w:r>
-        <w:rPr>
-          <w:b w:val="0"/>
-          <w:i w:val="0"/>
-        </w:rPr>
-        <w:t>Erst in einem Coaching erkannte Delphine, dass ihr extremer beruflicher Perfektionismus direkt aus der Kindheit stammte, in der Fehler bei ihr zuhause harsch bestraft wurden. Perfekt zu sein war für sie zu einer Überlebensstrategie geworden.</w:t>
-      </w:r>
-    </w:p>
-    <w:p>
-      <w:pPr/>
-      <w:r>
-        <w:rPr>
-          <w:b w:val="0"/>
-          <w:i w:val="0"/>
-        </w:rPr>
-      </w:r>
-    </w:p>
-    <w:p>
-      <w:pPr/>
-      <w:r>
-        <w:rPr>
-          <w:b/>
-          <w:i w:val="0"/>
-        </w:rPr>
-        <w:t>Was in dir wirklich passiert</w:t>
-      </w:r>
-    </w:p>
-    <w:p>
-      <w:pPr/>
-      <w:r>
-        <w:rPr>
-          <w:b w:val="0"/>
-          <w:i w:val="0"/>
-        </w:rPr>
-        <w:t>Perfektionismus entsteht häufig als Schutzmechanismus gegen erwartete Kritik oder Ablehnung. Das Erkennen dieses Ursprungs kann helfen, den eigenen Anspruch schrittweise auf ein gesünderes Mass zu senken.</w:t>
-      </w:r>
-    </w:p>
-    <w:p>
-      <w:pPr/>
-      <w:r>
-        <w:rPr>
-          <w:b w:val="0"/>
-          <w:i w:val="0"/>
-        </w:rPr>
-      </w:r>
-    </w:p>
-    <w:p>
-      <w:pPr/>
-      <w:r>
-        <w:rPr>
-          <w:b/>
-          <w:i w:val="0"/>
-        </w:rPr>
-        <w:t>Kleine Übung</w:t>
-      </w:r>
-    </w:p>
-    <w:p>
-      <w:pPr/>
-      <w:r>
-        <w:rPr>
-          <w:b w:val="0"/>
-          <w:i w:val="0"/>
-        </w:rPr>
-        <w:t>Frag dich bei deinem nächsten perfektionistischen Impuls: Wovor genau versucht dieser Anspruch mich zu schützen?</w:t>
-      </w:r>
-    </w:p>
-    <w:p>
-      <w:pPr/>
-      <w:r>
-        <w:rPr>
-          <w:b w:val="0"/>
-          <w:i w:val="0"/>
-        </w:rPr>
-      </w:r>
-    </w:p>
-    <w:p>
-      <w:pPr/>
-      <w:r>
-        <w:rPr>
-          <w:b w:val="0"/>
-          <w:i w:val="0"/>
-        </w:rPr>
-        <w:t>TikTok · Perfekt sein zu wollen, ist oft der Versuch, eine alte Verletzung nie wieder zu erleben.</w:t>
-      </w:r>
-    </w:p>
-    <w:p>
-      <w:pPr>
-        <w:pageBreakBefore/>
-      </w:pPr>
-      <w:r>
-        <w:rPr>
-          <w:b/>
-          <w:i w:val="0"/>
-          <w:sz w:val="34"/>
-        </w:rPr>
-        <w:t>11bk. Wenn körperliche Symptome von emotionalem Schmerz erzählen</w:t>
-      </w:r>
-    </w:p>
-    <w:p>
-      <w:pPr/>
-      <w:r>
-        <w:rPr>
-          <w:b w:val="0"/>
-          <w:i w:val="0"/>
-        </w:rPr>
-        <w:t>Unverarbeitete emotionale Belastung zeigt sich manchmal zuerst im Körper, durch Verspannungen, Schlafprobleme oder unerklärliche Erschöpfung, bevor sie bewusst benannt wird.</w:t>
-      </w:r>
-    </w:p>
-    <w:p>
-      <w:pPr/>
-      <w:r>
-        <w:rPr>
-          <w:b w:val="0"/>
-          <w:i w:val="0"/>
-        </w:rPr>
-      </w:r>
-    </w:p>
-    <w:p>
-      <w:pPr/>
-      <w:r>
-        <w:rPr>
-          <w:b w:val="0"/>
-          <w:i w:val="0"/>
-        </w:rPr>
-        <w:t>Monatelang litt Simone unter unerklärlichen Rückenschmerzen, bis eine Physiotherapeutin vorsichtig fragte, ob in ihrem Leben gerade viel emotionaler Druck bestehe. Erst da verband Simone die Schmerzen mit dem ungelösten Konflikt mit ihrer Schwester.</w:t>
-      </w:r>
-    </w:p>
-    <w:p>
-      <w:pPr/>
-      <w:r>
-        <w:rPr>
-          <w:b w:val="0"/>
-          <w:i w:val="0"/>
-        </w:rPr>
-      </w:r>
-    </w:p>
-    <w:p>
-      <w:pPr/>
-      <w:r>
-        <w:rPr>
-          <w:b/>
-          <w:i w:val="0"/>
-        </w:rPr>
-        <w:t>Was in dir wirklich passiert</w:t>
-      </w:r>
-    </w:p>
-    <w:p>
-      <w:pPr/>
-      <w:r>
-        <w:rPr>
-          <w:b w:val="0"/>
-          <w:i w:val="0"/>
-        </w:rPr>
-        <w:t>Der Zusammenhang zwischen emotionaler Belastung und körperlichen Symptomen ist gut dokumentiert. Das bedeutet nicht, dass Symptome „nur eingebildet“ sind, sondern dass Körper und emotionale Verarbeitung eng miteinander verbunden sein können.</w:t>
-      </w:r>
-    </w:p>
-    <w:p>
-      <w:pPr/>
-      <w:r>
-        <w:rPr>
-          <w:b w:val="0"/>
-          <w:i w:val="0"/>
-        </w:rPr>
-      </w:r>
-    </w:p>
-    <w:p>
-      <w:pPr/>
-      <w:r>
-        <w:rPr>
-          <w:b/>
-          <w:i w:val="0"/>
-        </w:rPr>
-        <w:t>Kleine Übung</w:t>
-      </w:r>
-    </w:p>
-    <w:p>
-      <w:pPr/>
-      <w:r>
-        <w:rPr>
-          <w:b w:val="0"/>
-          <w:i w:val="0"/>
-        </w:rPr>
-        <w:t>Wenn du unerklärliche körperliche Beschwerden hast: Frag dich vorsichtig, ob es ein ungelöstes emotionales Thema gibt, das gerade viel Raum einnimmt. Das ersetzt keine medizinische Abklärung, kann sie aber sinnvoll ergänzen.</w:t>
-      </w:r>
-    </w:p>
-    <w:p>
-      <w:pPr/>
-      <w:r>
-        <w:rPr>
-          <w:b w:val="0"/>
-          <w:i w:val="0"/>
-        </w:rPr>
-      </w:r>
-    </w:p>
-    <w:p>
-      <w:pPr/>
-      <w:r>
-        <w:rPr>
-          <w:b w:val="0"/>
-          <w:i w:val="0"/>
-        </w:rPr>
         <w:t>TikTok · Der Körper erinnert sich manchmal an das, was der Kopf noch nicht aussprechen konnte.</w:t>
-      </w:r>
-    </w:p>
-    <w:p>
-      <w:pPr>
-        <w:pageBreakBefore/>
-      </w:pPr>
-      <w:r>
-        <w:rPr>
-          <w:b/>
-          <w:i w:val="0"/>
-          <w:sz w:val="34"/>
-        </w:rPr>
-        <w:t>11bl. Wenn du für dich selbst Regeln aufstellst, die du früher gebraucht hättest</w:t>
-      </w:r>
-    </w:p>
-    <w:p>
-      <w:pPr/>
-      <w:r>
-        <w:rPr>
-          <w:b w:val="0"/>
-          <w:i w:val="0"/>
-        </w:rPr>
-        <w:t>Ein kraftvoller Schritt in der Verarbeitung ist oft, sich selbst nachträglich die Fürsorge zu geben, die man früher gebraucht, aber nicht bekommen hat.</w:t>
-      </w:r>
-    </w:p>
-    <w:p>
-      <w:pPr/>
-      <w:r>
-        <w:rPr>
-          <w:b w:val="0"/>
-          <w:i w:val="0"/>
-        </w:rPr>
-      </w:r>
-    </w:p>
-    <w:p>
-      <w:pPr/>
-      <w:r>
-        <w:rPr>
-          <w:b w:val="0"/>
-          <w:i w:val="0"/>
-        </w:rPr>
-        <w:t>Als Kind hatte Alessia nie klare Regeln oder Struktur, ihre Eltern kümmerten sich kaum um ihren Alltag. Als Erwachsene begann sie bewusst, sich selbst feste Routinen zu geben, Schlafenszeiten, feste Mahlzeiten, ein Ritual am Abend, als eine Art nachträgliche Fürsorge für sich selbst.</w:t>
-      </w:r>
-    </w:p>
-    <w:p>
-      <w:pPr/>
-      <w:r>
-        <w:rPr>
-          <w:b w:val="0"/>
-          <w:i w:val="0"/>
-        </w:rPr>
-      </w:r>
-    </w:p>
-    <w:p>
-      <w:pPr/>
-      <w:r>
-        <w:rPr>
-          <w:b/>
-          <w:i w:val="0"/>
-        </w:rPr>
-        <w:t>Was in dir wirklich passiert</w:t>
-      </w:r>
-    </w:p>
-    <w:p>
-      <w:pPr/>
-      <w:r>
-        <w:rPr>
-          <w:b w:val="0"/>
-          <w:i w:val="0"/>
-        </w:rPr>
-        <w:t>Sich selbst als Erwachsener die Struktur oder Fürsorge zu geben, die in der Kindheit gefehlt hat, kann eine wirksame Form der Selbstheilung sein, unabhängig davon, ob die ursprünglich verantwortlichen Personen sich je ändern.</w:t>
-      </w:r>
-    </w:p>
-    <w:p>
-      <w:pPr/>
-      <w:r>
-        <w:rPr>
-          <w:b w:val="0"/>
-          <w:i w:val="0"/>
-        </w:rPr>
-      </w:r>
-    </w:p>
-    <w:p>
-      <w:pPr/>
-      <w:r>
-        <w:rPr>
-          <w:b/>
-          <w:i w:val="0"/>
-        </w:rPr>
-        <w:t>Kleine Übung</w:t>
-      </w:r>
-    </w:p>
-    <w:p>
-      <w:pPr/>
-      <w:r>
-        <w:rPr>
-          <w:b w:val="0"/>
-          <w:i w:val="0"/>
-        </w:rPr>
-        <w:t>Was hättest du dir als Kind gewünscht, das dir gefehlt hat? Überlege, welchen kleinen Teil davon du dir heute selbst geben kannst.</w:t>
-      </w:r>
-    </w:p>
-    <w:p>
-      <w:pPr/>
-      <w:r>
-        <w:rPr>
-          <w:b w:val="0"/>
-          <w:i w:val="0"/>
-        </w:rPr>
-      </w:r>
-    </w:p>
-    <w:p>
-      <w:pPr/>
-      <w:r>
-        <w:rPr>
-          <w:b w:val="0"/>
-          <w:i w:val="0"/>
-        </w:rPr>
-        <w:t>TikTok · Es ist nie zu spät, sich selbst nachträglich das zu geben, was gefehlt hat.</w:t>
-      </w:r>
-    </w:p>
-    <w:p>
-      <w:pPr>
-        <w:pageBreakBefore/>
-      </w:pPr>
-      <w:r>
-        <w:rPr>
-          <w:b/>
-          <w:i w:val="0"/>
-          <w:sz w:val="34"/>
-        </w:rPr>
-        <w:t>Zwischenspiel: Alessias Geschichte in einem Stück</w:t>
-      </w:r>
-    </w:p>
-    <w:p>
-      <w:pPr/>
-      <w:r>
-        <w:rPr>
-          <w:b w:val="0"/>
-          <w:i w:val="0"/>
-        </w:rPr>
-        <w:t>Alessia wusste als Kind nie, wann es Abendessen geben würde, ob jemand sie ins Bett brachte, ob überhaupt jemand zuhause war.</w:t>
-      </w:r>
-    </w:p>
-    <w:p>
-      <w:pPr/>
-      <w:r>
-        <w:rPr>
-          <w:b w:val="0"/>
-          <w:i w:val="0"/>
-        </w:rPr>
-        <w:t>Als Erwachsene lebte sie lange in einem ähnlichen Chaos, unregelmässige Mahlzeiten, spontane Nächte ohne Plan, ein Alltag ohne feste Punkte.</w:t>
-      </w:r>
-    </w:p>
-    <w:p>
-      <w:pPr/>
-      <w:r>
-        <w:rPr>
-          <w:b w:val="0"/>
-          <w:i w:val="0"/>
-        </w:rPr>
-        <w:t>Eine Freundin fragte sie einmal beiläufig: „Isst du eigentlich regelmässig?“ Die Frage traf Alessia unerwartet tief.</w:t>
-      </w:r>
-    </w:p>
-    <w:p>
-      <w:pPr/>
-      <w:r>
-        <w:rPr>
-          <w:b w:val="0"/>
-          <w:i w:val="0"/>
-        </w:rPr>
-        <w:t>Sie begann klein: ein fester Zeitpunkt fürs Abendessen, jeden Tag derselbe. Dann ein Ritual vor dem Schlafengehen, ein Tee, ein paar Minuten Stille.</w:t>
-      </w:r>
-    </w:p>
-    <w:p>
-      <w:pPr/>
-      <w:r>
-        <w:rPr>
-          <w:b w:val="0"/>
-          <w:i w:val="0"/>
-        </w:rPr>
-        <w:t>Nach einem Jahr bemerkte sie, wie viel ruhiger ihr Nervensystem auf den Alltag reagierte, einfach durch diese kleinen, selbst gesetzten Routinen.</w:t>
-      </w:r>
-    </w:p>
-    <w:p>
-      <w:pPr/>
-      <w:r>
-        <w:rPr>
-          <w:b w:val="0"/>
-          <w:i w:val="0"/>
-        </w:rPr>
-        <w:t>„Ich gebe mir heute die Struktur, die mir als Kind gefehlt hat“, sagt sie. „Niemand musste mir dafür etwas schulden. Ich konnte es mir einfach selbst geben.“</w:t>
       </w:r>
     </w:p>
     <w:p>

--- a/outputs/buch-letztes-gespraech/buch-MANUSKRIPT.docx
+++ b/outputs/buch-letztes-gespraech/buch-MANUSKRIPT.docx
@@ -7435,7 +7435,7 @@
           <w:b w:val="0"/>
           <w:i w:val="0"/>
         </w:rPr>
-        <w:t>Petra Tanner ist Coachin in der Schweiz. Sie ist keine Ärztin, Psychologin oder Psychotherapeutin und übt keine Heilkunde im medizinischen Sinn aus. Ihre Arbeit ersetzt keine medizinische oder psychotherapeutische Behandlung.</w:t>
+        <w:t>Petra Tanner ist Autorin und Mentorin in der Schweiz. Sie ist keine Ärztin, Psychologin oder Psychotherapeutin und übt keine Heilkunde im medizinischen Sinn aus. Ihre Arbeit ersetzt keine medizinische oder psychotherapeutische Behandlung.</w:t>
       </w:r>
     </w:p>
     <w:p>

--- a/outputs/buch-letztes-gespraech/buch-MANUSKRIPT.docx
+++ b/outputs/buch-letztes-gespraech/buch-MANUSKRIPT.docx
@@ -150,7 +150,7 @@
           <w:b w:val="0"/>
           <w:i w:val="0"/>
         </w:rPr>
-        <w:t>2b. Wenn Schweigen lauter ist als jedes Wort</w:t>
+        <w:t>Wenn Schweigen lauter ist als jedes Wort</w:t>
       </w:r>
     </w:p>
     <w:p>
@@ -177,7 +177,7 @@
           <w:b w:val="0"/>
           <w:i w:val="0"/>
         </w:rPr>
-        <w:t>4b. Wenn die Entschuldigung kommt, aber zu spät oder halbherzig</w:t>
+        <w:t>Wenn die Entschuldigung kommt, aber zu spät oder halbherzig</w:t>
       </w:r>
     </w:p>
     <w:p>
@@ -195,7 +195,7 @@
           <w:b w:val="0"/>
           <w:i w:val="0"/>
         </w:rPr>
-        <w:t>5b. Wenn die Vergangenheit umgeschrieben wird</w:t>
+        <w:t>Wenn die Vergangenheit umgeschrieben wird</w:t>
       </w:r>
     </w:p>
     <w:p>
@@ -213,7 +213,7 @@
           <w:b w:val="0"/>
           <w:i w:val="0"/>
         </w:rPr>
-        <w:t>6b. Eltern, die nie anerkennen, was geschehen ist</w:t>
+        <w:t>Eltern, die nie anerkennen, was geschehen ist</w:t>
       </w:r>
     </w:p>
     <w:p>
@@ -231,7 +231,7 @@
           <w:b w:val="0"/>
           <w:i w:val="0"/>
         </w:rPr>
-        <w:t>7b. Geschwister, die die Vergangenheit anders erzählen</w:t>
+        <w:t>Geschwister, die die Vergangenheit anders erzählen</w:t>
       </w:r>
     </w:p>
     <w:p>
@@ -249,7 +249,7 @@
           <w:b w:val="0"/>
           <w:i w:val="0"/>
         </w:rPr>
-        <w:t>8b. Freundschaften ohne ehrlichen Abschluss</w:t>
+        <w:t>Freundschaften ohne ehrlichen Abschluss</w:t>
       </w:r>
     </w:p>
     <w:p>
@@ -276,7 +276,7 @@
           <w:b w:val="0"/>
           <w:i w:val="0"/>
         </w:rPr>
-        <w:t>9b. Wenn der Kontakt kommentarlos endet</w:t>
+        <w:t>Wenn der Kontakt kommentarlos endet</w:t>
       </w:r>
     </w:p>
     <w:p>
@@ -294,7 +294,7 @@
           <w:b w:val="0"/>
           <w:i w:val="0"/>
         </w:rPr>
-        <w:t>10b. Ehemalige Kollegen und Vorgesetzte</w:t>
+        <w:t>Ehemalige Kollegen und Vorgesetzte</w:t>
       </w:r>
     </w:p>
     <w:p>
@@ -321,106 +321,106 @@
           <w:b w:val="0"/>
           <w:i w:val="0"/>
         </w:rPr>
-        <w:t>11b. Wenn der andere einfach weiterlebt</w:t>
-      </w:r>
-    </w:p>
-    <w:p>
-      <w:r>
-        <w:rPr>
-          <w:b w:val="0"/>
-          <w:i w:val="0"/>
-        </w:rPr>
-        <w:t>11e. Der Unterschied zwischen Verzeihen und Vergessen</w:t>
-      </w:r>
-    </w:p>
-    <w:p>
-      <w:r>
-        <w:rPr>
-          <w:b w:val="0"/>
-          <w:i w:val="0"/>
-        </w:rPr>
-        <w:t>11g. Wenn die Person gestorben ist, bevor das Gespräch stattfand</w:t>
-      </w:r>
-    </w:p>
-    <w:p>
-      <w:r>
-        <w:rPr>
-          <w:b w:val="0"/>
-          <w:i w:val="0"/>
-        </w:rPr>
-        <w:t>11h. Wenn eine ganze Familie sich gegen dich stellt</w:t>
-      </w:r>
-    </w:p>
-    <w:p>
-      <w:r>
-        <w:rPr>
-          <w:b w:val="0"/>
-          <w:i w:val="0"/>
-        </w:rPr>
-        <w:t>11m. Wenn du für andere die Rolle der Vernünftigen spieltest</w:t>
-      </w:r>
-    </w:p>
-    <w:p>
-      <w:r>
-        <w:rPr>
-          <w:b w:val="0"/>
-          <w:i w:val="0"/>
-        </w:rPr>
-        <w:t>11o. Wenn Geschwister zu Fremden werden</w:t>
-      </w:r>
-    </w:p>
-    <w:p>
-      <w:r>
-        <w:rPr>
-          <w:b w:val="0"/>
-          <w:i w:val="0"/>
-        </w:rPr>
-        <w:t>11p. Wenn eine Freundschaft zur einseitigen Aufgabe wurde</w:t>
-      </w:r>
-    </w:p>
-    <w:p>
-      <w:r>
-        <w:rPr>
-          <w:b w:val="0"/>
-          <w:i w:val="0"/>
-        </w:rPr>
-        <w:t>11r. Mobbing am Arbeitsplatz, das nie aufgearbeitet wurde</w:t>
-      </w:r>
-    </w:p>
-    <w:p>
-      <w:r>
-        <w:rPr>
-          <w:b w:val="0"/>
-          <w:i w:val="0"/>
-        </w:rPr>
-        <w:t>11t. Gewählte Familie, wenn die geborene fehlt</w:t>
-      </w:r>
-    </w:p>
-    <w:p>
-      <w:r>
-        <w:rPr>
-          <w:b w:val="0"/>
-          <w:i w:val="0"/>
-        </w:rPr>
-        <w:t>11w. Selbstvergebung, wenn du selbst Fehler gemacht hast</w:t>
-      </w:r>
-    </w:p>
-    <w:p>
-      <w:r>
-        <w:rPr>
-          <w:b w:val="0"/>
-          <w:i w:val="0"/>
-        </w:rPr>
-        <w:t>11x. Wenn ein Kind erwachsen wird und den Kontakt beendet</w:t>
-      </w:r>
-    </w:p>
-    <w:p>
-      <w:r>
-        <w:rPr>
-          <w:b w:val="0"/>
-          <w:i w:val="0"/>
-        </w:rPr>
-        <w:t>11ac. Wenn eine Krankheit die Beziehung endgültig veränderte</w:t>
+        <w:t>Wenn der andere einfach weiterlebt</w:t>
+      </w:r>
+    </w:p>
+    <w:p>
+      <w:r>
+        <w:rPr>
+          <w:b w:val="0"/>
+          <w:i w:val="0"/>
+        </w:rPr>
+        <w:t>Der Unterschied zwischen Verzeihen und Vergessen</w:t>
+      </w:r>
+    </w:p>
+    <w:p>
+      <w:r>
+        <w:rPr>
+          <w:b w:val="0"/>
+          <w:i w:val="0"/>
+        </w:rPr>
+        <w:t>Wenn die Person gestorben ist, bevor das Gespräch stattfand</w:t>
+      </w:r>
+    </w:p>
+    <w:p>
+      <w:r>
+        <w:rPr>
+          <w:b w:val="0"/>
+          <w:i w:val="0"/>
+        </w:rPr>
+        <w:t>Wenn eine ganze Familie sich gegen dich stellt</w:t>
+      </w:r>
+    </w:p>
+    <w:p>
+      <w:r>
+        <w:rPr>
+          <w:b w:val="0"/>
+          <w:i w:val="0"/>
+        </w:rPr>
+        <w:t>Wenn du für andere die Rolle der Vernünftigen spieltest</w:t>
+      </w:r>
+    </w:p>
+    <w:p>
+      <w:r>
+        <w:rPr>
+          <w:b w:val="0"/>
+          <w:i w:val="0"/>
+        </w:rPr>
+        <w:t>Wenn Geschwister zu Fremden werden</w:t>
+      </w:r>
+    </w:p>
+    <w:p>
+      <w:r>
+        <w:rPr>
+          <w:b w:val="0"/>
+          <w:i w:val="0"/>
+        </w:rPr>
+        <w:t>Wenn eine Freundschaft zur einseitigen Aufgabe wurde</w:t>
+      </w:r>
+    </w:p>
+    <w:p>
+      <w:r>
+        <w:rPr>
+          <w:b w:val="0"/>
+          <w:i w:val="0"/>
+        </w:rPr>
+        <w:t>Mobbing am Arbeitsplatz, das nie aufgearbeitet wurde</w:t>
+      </w:r>
+    </w:p>
+    <w:p>
+      <w:r>
+        <w:rPr>
+          <w:b w:val="0"/>
+          <w:i w:val="0"/>
+        </w:rPr>
+        <w:t>Gewählte Familie, wenn die geborene fehlt</w:t>
+      </w:r>
+    </w:p>
+    <w:p>
+      <w:r>
+        <w:rPr>
+          <w:b w:val="0"/>
+          <w:i w:val="0"/>
+        </w:rPr>
+        <w:t>Selbstvergebung, wenn du selbst Fehler gemacht hast</w:t>
+      </w:r>
+    </w:p>
+    <w:p>
+      <w:r>
+        <w:rPr>
+          <w:b w:val="0"/>
+          <w:i w:val="0"/>
+        </w:rPr>
+        <w:t>Wenn ein Kind erwachsen wird und den Kontakt beendet</w:t>
+      </w:r>
+    </w:p>
+    <w:p>
+      <w:r>
+        <w:rPr>
+          <w:b w:val="0"/>
+          <w:i w:val="0"/>
+        </w:rPr>
+        <w:t>Wenn eine Krankheit die Beziehung endgültig veränderte</w:t>
       </w:r>
     </w:p>
     <w:p>
@@ -438,61 +438,61 @@
           <w:b w:val="0"/>
           <w:i w:val="0"/>
         </w:rPr>
-        <w:t>11ai. Wenn eine ganze Generation schweigt</w:t>
-      </w:r>
-    </w:p>
-    <w:p>
-      <w:r>
-        <w:rPr>
-          <w:b w:val="0"/>
-          <w:i w:val="0"/>
-        </w:rPr>
-        <w:t>11ak. Wenn Feiertage zur schwierigsten Zeit des Jahres werden</w:t>
-      </w:r>
-    </w:p>
-    <w:p>
-      <w:r>
-        <w:rPr>
-          <w:b w:val="0"/>
-          <w:i w:val="0"/>
-        </w:rPr>
-        <w:t>11ao. Wenn eine Beziehung endet, aber gemeinsame Kinder bleiben</w:t>
-      </w:r>
-    </w:p>
-    <w:p>
-      <w:r>
-        <w:rPr>
-          <w:b w:val="0"/>
-          <w:i w:val="0"/>
-        </w:rPr>
-        <w:t>11as. Wenn Geld ein alter Konflikt in neuem Gewand ist</w:t>
-      </w:r>
-    </w:p>
-    <w:p>
-      <w:r>
-        <w:rPr>
-          <w:b w:val="0"/>
-          <w:i w:val="0"/>
-        </w:rPr>
-        <w:t>11au. Wenn du beginnst, dir selbst zu vertrauen</w:t>
-      </w:r>
-    </w:p>
-    <w:p>
-      <w:r>
-        <w:rPr>
-          <w:b w:val="0"/>
-          <w:i w:val="0"/>
-        </w:rPr>
-        <w:t>11bk. Wenn körperliche Symptome von emotionalem Schmerz erzählen</w:t>
-      </w:r>
-    </w:p>
-    <w:p>
-      <w:r>
-        <w:rPr>
-          <w:b w:val="0"/>
-          <w:i w:val="0"/>
-        </w:rPr>
-        <w:t>11bm. Der letzte Satz, den du dir selbst sagen darfst</w:t>
+        <w:t>Wenn eine ganze Generation schweigt</w:t>
+      </w:r>
+    </w:p>
+    <w:p>
+      <w:r>
+        <w:rPr>
+          <w:b w:val="0"/>
+          <w:i w:val="0"/>
+        </w:rPr>
+        <w:t>Wenn Feiertage zur schwierigsten Zeit des Jahres werden</w:t>
+      </w:r>
+    </w:p>
+    <w:p>
+      <w:r>
+        <w:rPr>
+          <w:b w:val="0"/>
+          <w:i w:val="0"/>
+        </w:rPr>
+        <w:t>Wenn eine Beziehung endet, aber gemeinsame Kinder bleiben</w:t>
+      </w:r>
+    </w:p>
+    <w:p>
+      <w:r>
+        <w:rPr>
+          <w:b w:val="0"/>
+          <w:i w:val="0"/>
+        </w:rPr>
+        <w:t>Wenn Geld ein alter Konflikt in neuem Gewand ist</w:t>
+      </w:r>
+    </w:p>
+    <w:p>
+      <w:r>
+        <w:rPr>
+          <w:b w:val="0"/>
+          <w:i w:val="0"/>
+        </w:rPr>
+        <w:t>Wenn du beginnst, dir selbst zu vertrauen</w:t>
+      </w:r>
+    </w:p>
+    <w:p>
+      <w:r>
+        <w:rPr>
+          <w:b w:val="0"/>
+          <w:i w:val="0"/>
+        </w:rPr>
+        <w:t>Wenn körperliche Symptome von emotionalem Schmerz erzählen</w:t>
+      </w:r>
+    </w:p>
+    <w:p>
+      <w:r>
+        <w:rPr>
+          <w:b w:val="0"/>
+          <w:i w:val="0"/>
+        </w:rPr>
+        <w:t>Der letzte Satz, den du dir selbst sagen darfst</w:t>
       </w:r>
     </w:p>
     <w:p>
@@ -574,1221 +574,6 @@
           <w:i w:val="0"/>
         </w:rPr>
         <w:t>Journal-Fragen zum Buch</w:t>
-      </w:r>
-    </w:p>
-    <w:p>
-      <w:r>
-        <w:rPr>
-          <w:b w:val="0"/>
-          <w:i w:val="0"/>
-        </w:rPr>
-        <w:t>Rechtliche Hinweise und Impressum</w:t>
-      </w:r>
-    </w:p>
-    <w:p>
-      <w:r>
-        <w:rPr>
-          <w:b w:val="0"/>
-          <w:i w:val="0"/>
-        </w:rPr>
-        <w:t>Bevor wir anfangen</w:t>
-      </w:r>
-    </w:p>
-    <w:p>
-      <w:r>
-        <w:rPr>
-          <w:b w:val="0"/>
-          <w:i w:val="0"/>
-        </w:rPr>
-        <w:t>Bist du das?</w:t>
-      </w:r>
-    </w:p>
-    <w:p>
-      <w:r>
-        <w:rPr>
-          <w:b w:val="0"/>
-          <w:i w:val="0"/>
-        </w:rPr>
-        <w:t>Wenn heute gar nichts geht</w:t>
-      </w:r>
-    </w:p>
-    <w:p>
-      <w:r>
-        <w:rPr>
-          <w:b w:val="0"/>
-          <w:i w:val="0"/>
-        </w:rPr>
-        <w:t>Warum dieses Muster nie deine Schuld war</w:t>
-      </w:r>
-    </w:p>
-    <w:p>
-      <w:r>
-        <w:rPr>
-          <w:b w:val="0"/>
-          <w:i w:val="0"/>
-        </w:rPr>
-        <w:t>1. Warum du noch immer auf eine Antwort wartest</w:t>
-      </w:r>
-    </w:p>
-    <w:p>
-      <w:r>
-        <w:rPr>
-          <w:b w:val="0"/>
-          <w:i w:val="0"/>
-        </w:rPr>
-        <w:t>2. Das Verhalten war bereits eine Antwort</w:t>
-      </w:r>
-    </w:p>
-    <w:p>
-      <w:r>
-        <w:rPr>
-          <w:b w:val="0"/>
-          <w:i w:val="0"/>
-        </w:rPr>
-        <w:t>2b. Wenn Schweigen lauter ist als jedes Wort</w:t>
-      </w:r>
-    </w:p>
-    <w:p>
-      <w:r>
-        <w:rPr>
-          <w:b w:val="0"/>
-          <w:i w:val="0"/>
-        </w:rPr>
-        <w:t>3. Die Hoffnung auf Einsicht hält dich fest</w:t>
-      </w:r>
-    </w:p>
-    <w:p>
-      <w:r>
-        <w:rPr>
-          <w:b w:val="0"/>
-          <w:i w:val="0"/>
-        </w:rPr>
-        <w:t>4. Warum eine Entschuldigung nicht automatisch heilt</w:t>
-      </w:r>
-    </w:p>
-    <w:p>
-      <w:r>
-        <w:rPr>
-          <w:b w:val="0"/>
-          <w:i w:val="0"/>
-        </w:rPr>
-        <w:t>4b. Wenn die Entschuldigung kommt, aber zu spät oder halbherzig</w:t>
-      </w:r>
-    </w:p>
-    <w:p>
-      <w:r>
-        <w:rPr>
-          <w:b w:val="0"/>
-          <w:i w:val="0"/>
-        </w:rPr>
-        <w:t>5. Wenn deine Wahrheit abgestritten wird</w:t>
-      </w:r>
-    </w:p>
-    <w:p>
-      <w:r>
-        <w:rPr>
-          <w:b w:val="0"/>
-          <w:i w:val="0"/>
-        </w:rPr>
-        <w:t>5b. Wenn die Vergangenheit umgeschrieben wird</w:t>
-      </w:r>
-    </w:p>
-    <w:p>
-      <w:r>
-        <w:rPr>
-          <w:b w:val="0"/>
-          <w:i w:val="0"/>
-        </w:rPr>
-        <w:t>6. Verantwortung dorthin zurückgeben, wo sie hingehört</w:t>
-      </w:r>
-    </w:p>
-    <w:p>
-      <w:r>
-        <w:rPr>
-          <w:b w:val="0"/>
-          <w:i w:val="0"/>
-        </w:rPr>
-        <w:t>6b. Eltern, die nie anerkennen, was geschehen ist</w:t>
-      </w:r>
-    </w:p>
-    <w:p>
-      <w:r>
-        <w:rPr>
-          <w:b w:val="0"/>
-          <w:i w:val="0"/>
-        </w:rPr>
-        <w:t>7. Das letzte Gespräch in deinem Kopf beenden</w:t>
-      </w:r>
-    </w:p>
-    <w:p>
-      <w:r>
-        <w:rPr>
-          <w:b w:val="0"/>
-          <w:i w:val="0"/>
-        </w:rPr>
-        <w:t>7b. Geschwister, die die Vergangenheit anders erzählen</w:t>
-      </w:r>
-    </w:p>
-    <w:p>
-      <w:r>
-        <w:rPr>
-          <w:b w:val="0"/>
-          <w:i w:val="0"/>
-        </w:rPr>
-        <w:t>8. Dir selbst glauben, ohne Bestätigung von aussen</w:t>
-      </w:r>
-    </w:p>
-    <w:p>
-      <w:r>
-        <w:rPr>
-          <w:b w:val="0"/>
-          <w:i w:val="0"/>
-        </w:rPr>
-        <w:t>8b. Freundschaften ohne ehrlichen Abschluss</w:t>
-      </w:r>
-    </w:p>
-    <w:p>
-      <w:r>
-        <w:rPr>
-          <w:b w:val="0"/>
-          <w:i w:val="0"/>
-        </w:rPr>
-        <w:t>Zwischenspiel: Anitas Geschichte in einem Stück</w:t>
-      </w:r>
-    </w:p>
-    <w:p>
-      <w:r>
-        <w:rPr>
-          <w:b w:val="0"/>
-          <w:i w:val="0"/>
-        </w:rPr>
-        <w:t>9. Trauern um das, was du nie bekommen hast</w:t>
-      </w:r>
-    </w:p>
-    <w:p>
-      <w:r>
-        <w:rPr>
-          <w:b w:val="0"/>
-          <w:i w:val="0"/>
-        </w:rPr>
-        <w:t>9b. Wenn der Kontakt kommentarlos endet</w:t>
-      </w:r>
-    </w:p>
-    <w:p>
-      <w:r>
-        <w:rPr>
-          <w:b w:val="0"/>
-          <w:i w:val="0"/>
-        </w:rPr>
-        <w:t>10. Weitergehen, ohne zu vergessen</w:t>
-      </w:r>
-    </w:p>
-    <w:p>
-      <w:r>
-        <w:rPr>
-          <w:b w:val="0"/>
-          <w:i w:val="0"/>
-        </w:rPr>
-        <w:t>10b. Ehemalige Kollegen und Vorgesetzte</w:t>
-      </w:r>
-    </w:p>
-    <w:p>
-      <w:r>
-        <w:rPr>
-          <w:b w:val="0"/>
-          <w:i w:val="0"/>
-        </w:rPr>
-        <w:t>Zwischenspiel: Retos Geschichte in einem Stück</w:t>
-      </w:r>
-    </w:p>
-    <w:p>
-      <w:r>
-        <w:rPr>
-          <w:b w:val="0"/>
-          <w:i w:val="0"/>
-        </w:rPr>
-        <w:t>11. Wieder vertrauen, ohne dich selbst zu verlassen</w:t>
-      </w:r>
-    </w:p>
-    <w:p>
-      <w:r>
-        <w:rPr>
-          <w:b w:val="0"/>
-          <w:i w:val="0"/>
-        </w:rPr>
-        <w:t>11b. Wenn der andere einfach weiterlebt</w:t>
-      </w:r>
-    </w:p>
-    <w:p>
-      <w:r>
-        <w:rPr>
-          <w:b w:val="0"/>
-          <w:i w:val="0"/>
-        </w:rPr>
-        <w:t>11c. Kinder, die zwischen den Fronten stehen</w:t>
-      </w:r>
-    </w:p>
-    <w:p>
-      <w:r>
-        <w:rPr>
-          <w:b w:val="0"/>
-          <w:i w:val="0"/>
-        </w:rPr>
-        <w:t>11d. Wenn du selbst gehen musstest, ohne ein letztes Wort</w:t>
-      </w:r>
-    </w:p>
-    <w:p>
-      <w:r>
-        <w:rPr>
-          <w:b w:val="0"/>
-          <w:i w:val="0"/>
-        </w:rPr>
-        <w:t>11e. Der Unterschied zwischen Verzeihen und Vergessen</w:t>
-      </w:r>
-    </w:p>
-    <w:p>
-      <w:r>
-        <w:rPr>
-          <w:b w:val="0"/>
-          <w:i w:val="0"/>
-        </w:rPr>
-        <w:t>11f. Wenn eine Entschuldigung zu einer Bedingung gemacht wird</w:t>
-      </w:r>
-    </w:p>
-    <w:p>
-      <w:r>
-        <w:rPr>
-          <w:b w:val="0"/>
-          <w:i w:val="0"/>
-        </w:rPr>
-        <w:t>11g. Wenn die Person gestorben ist, bevor das Gespräch stattfand</w:t>
-      </w:r>
-    </w:p>
-    <w:p>
-      <w:r>
-        <w:rPr>
-          <w:b w:val="0"/>
-          <w:i w:val="0"/>
-        </w:rPr>
-        <w:t>11h. Wenn eine ganze Familie sich gegen dich stellt</w:t>
-      </w:r>
-    </w:p>
-    <w:p>
-      <w:r>
-        <w:rPr>
-          <w:b w:val="0"/>
-          <w:i w:val="0"/>
-        </w:rPr>
-        <w:t>11i. Öffentliche Blossstellung ohne Aufarbeitung</w:t>
-      </w:r>
-    </w:p>
-    <w:p>
-      <w:r>
-        <w:rPr>
-          <w:b w:val="0"/>
-          <w:i w:val="0"/>
-        </w:rPr>
-        <w:t>11j. Der Unterschied zwischen Groll und gesundem Erinnern</w:t>
-      </w:r>
-    </w:p>
-    <w:p>
-      <w:r>
-        <w:rPr>
-          <w:b w:val="0"/>
-          <w:i w:val="0"/>
-        </w:rPr>
-        <w:t>11k. Woran du merkst, dass du bereit bist loszulassen</w:t>
-      </w:r>
-    </w:p>
-    <w:p>
-      <w:r>
-        <w:rPr>
-          <w:b w:val="0"/>
-          <w:i w:val="0"/>
-        </w:rPr>
-        <w:t>11l. Wenn Schwiegereltern nie zur Familie werden</w:t>
-      </w:r>
-    </w:p>
-    <w:p>
-      <w:r>
-        <w:rPr>
-          <w:b w:val="0"/>
-          <w:i w:val="0"/>
-        </w:rPr>
-        <w:t>11m. Wenn du für andere die Rolle der Vernünftigen spieltest</w:t>
-      </w:r>
-    </w:p>
-    <w:p>
-      <w:r>
-        <w:rPr>
-          <w:b w:val="0"/>
-          <w:i w:val="0"/>
-        </w:rPr>
-        <w:t>11n. Ex-Partner, die nie Verantwortung übernahmen</w:t>
-      </w:r>
-    </w:p>
-    <w:p>
-      <w:r>
-        <w:rPr>
-          <w:b w:val="0"/>
-          <w:i w:val="0"/>
-        </w:rPr>
-        <w:t>11o. Wenn Geschwister zu Fremden werden</w:t>
-      </w:r>
-    </w:p>
-    <w:p>
-      <w:r>
-        <w:rPr>
-          <w:b w:val="0"/>
-          <w:i w:val="0"/>
-        </w:rPr>
-        <w:t>11p. Wenn eine Freundschaft zur einseitigen Aufgabe wurde</w:t>
-      </w:r>
-    </w:p>
-    <w:p>
-      <w:r>
-        <w:rPr>
-          <w:b w:val="0"/>
-          <w:i w:val="0"/>
-        </w:rPr>
-        <w:t>11q. Wenn du selbst zur Person wurdest, die kein letztes Gespräch führte</w:t>
-      </w:r>
-    </w:p>
-    <w:p>
-      <w:r>
-        <w:rPr>
-          <w:b w:val="0"/>
-          <w:i w:val="0"/>
-        </w:rPr>
-        <w:t>11r. Mobbing am Arbeitsplatz, das nie aufgearbeitet wurde</w:t>
-      </w:r>
-    </w:p>
-    <w:p>
-      <w:r>
-        <w:rPr>
-          <w:b w:val="0"/>
-          <w:i w:val="0"/>
-        </w:rPr>
-        <w:t>11s. Wenn die eigene Herkunftsfamilie zu Fremden wird</w:t>
-      </w:r>
-    </w:p>
-    <w:p>
-      <w:r>
-        <w:rPr>
-          <w:b w:val="0"/>
-          <w:i w:val="0"/>
-        </w:rPr>
-        <w:t>Zwischenspiel: Aishas Geschichte in einem Stück</w:t>
-      </w:r>
-    </w:p>
-    <w:p>
-      <w:r>
-        <w:rPr>
-          <w:b w:val="0"/>
-          <w:i w:val="0"/>
-        </w:rPr>
-        <w:t>11t. Gewählte Familie, wenn die geborene fehlt</w:t>
-      </w:r>
-    </w:p>
-    <w:p>
-      <w:r>
-        <w:rPr>
-          <w:b w:val="0"/>
-          <w:i w:val="0"/>
-        </w:rPr>
-        <w:t>11u. Ausgeschlossen aus einer Gemeinschaft oder Gruppe</w:t>
-      </w:r>
-    </w:p>
-    <w:p>
-      <w:r>
-        <w:rPr>
-          <w:b w:val="0"/>
-          <w:i w:val="0"/>
-        </w:rPr>
-        <w:t>11v. Wenn sich eine Entschuldigung wiederholt, ohne dass sich etwas ändert</w:t>
-      </w:r>
-    </w:p>
-    <w:p>
-      <w:r>
-        <w:rPr>
-          <w:b w:val="0"/>
-          <w:i w:val="0"/>
-        </w:rPr>
-        <w:t>11w. Selbstvergebung, wenn du selbst Fehler gemacht hast</w:t>
-      </w:r>
-    </w:p>
-    <w:p>
-      <w:r>
-        <w:rPr>
-          <w:b w:val="0"/>
-          <w:i w:val="0"/>
-        </w:rPr>
-        <w:t>11x. Wenn ein Kind erwachsen wird und den Kontakt beendet</w:t>
-      </w:r>
-    </w:p>
-    <w:p>
-      <w:r>
-        <w:rPr>
-          <w:b w:val="0"/>
-          <w:i w:val="0"/>
-        </w:rPr>
-        <w:t>11y. Der Unterschied zwischen Grenzen setzen und Rachegefühlen</w:t>
-      </w:r>
-    </w:p>
-    <w:p>
-      <w:r>
-        <w:rPr>
-          <w:b w:val="0"/>
-          <w:i w:val="0"/>
-        </w:rPr>
-        <w:t>11z. Wenn du merkst, dass die Wut irgendwann leiser wird</w:t>
-      </w:r>
-    </w:p>
-    <w:p>
-      <w:r>
-        <w:rPr>
-          <w:b w:val="0"/>
-          <w:i w:val="0"/>
-        </w:rPr>
-        <w:t>11aa. Wie du erkennst, wann du wieder ganz bei dir bist</w:t>
-      </w:r>
-    </w:p>
-    <w:p>
-      <w:r>
-        <w:rPr>
-          <w:b w:val="0"/>
-          <w:i w:val="0"/>
-        </w:rPr>
-        <w:t>11ab. Wenn Social Media die Trennung öffentlich macht</w:t>
-      </w:r>
-    </w:p>
-    <w:p>
-      <w:r>
-        <w:rPr>
-          <w:b w:val="0"/>
-          <w:i w:val="0"/>
-        </w:rPr>
-        <w:t>11ac. Wenn eine Krankheit die Beziehung endgültig veränderte</w:t>
-      </w:r>
-    </w:p>
-    <w:p>
-      <w:r>
-        <w:rPr>
-          <w:b w:val="0"/>
-          <w:i w:val="0"/>
-        </w:rPr>
-        <w:t>11ad. Der Unterschied zwischen Loslassen und Aufgeben</w:t>
-      </w:r>
-    </w:p>
-    <w:p>
-      <w:r>
-        <w:rPr>
-          <w:b w:val="0"/>
-          <w:i w:val="0"/>
-        </w:rPr>
-        <w:t>11ae. Wenn du merkst, dass Wut auch Energie sein kann</w:t>
-      </w:r>
-    </w:p>
-    <w:p>
-      <w:r>
-        <w:rPr>
-          <w:b w:val="0"/>
-          <w:i w:val="0"/>
-        </w:rPr>
-        <w:t>Zwischenspiel: Rahels Geschichte in einem Stück</w:t>
-      </w:r>
-    </w:p>
-    <w:p>
-      <w:r>
-        <w:rPr>
-          <w:b w:val="0"/>
-          <w:i w:val="0"/>
-        </w:rPr>
-        <w:t>11af. Wenn eine Entschuldigung von der falschen Person kommt</w:t>
-      </w:r>
-    </w:p>
-    <w:p>
-      <w:r>
-        <w:rPr>
-          <w:b w:val="0"/>
-          <w:i w:val="0"/>
-        </w:rPr>
-        <w:t>11ag. Wenn ein neues Umfeld alte Wunden sichtbar macht</w:t>
-      </w:r>
-    </w:p>
-    <w:p>
-      <w:r>
-        <w:rPr>
-          <w:b w:val="0"/>
-          <w:i w:val="0"/>
-        </w:rPr>
-        <w:t>11ah. Der Unterschied zwischen Hoffnung und Selbstverleugnung</w:t>
-      </w:r>
-    </w:p>
-    <w:p>
-      <w:r>
-        <w:rPr>
-          <w:b w:val="0"/>
-          <w:i w:val="0"/>
-        </w:rPr>
-        <w:t>11ai. Wenn eine ganze Generation schweigt</w:t>
-      </w:r>
-    </w:p>
-    <w:p>
-      <w:r>
-        <w:rPr>
-          <w:b w:val="0"/>
-          <w:i w:val="0"/>
-        </w:rPr>
-        <w:t>11aj. Wenn du selbst zur Ansprechperson für andere wirst</w:t>
-      </w:r>
-    </w:p>
-    <w:p>
-      <w:r>
-        <w:rPr>
-          <w:b w:val="0"/>
-          <w:i w:val="0"/>
-        </w:rPr>
-        <w:t>11ak. Wenn Feiertage zur schwierigsten Zeit des Jahres werden</w:t>
-      </w:r>
-    </w:p>
-    <w:p>
-      <w:r>
-        <w:rPr>
-          <w:b w:val="0"/>
-          <w:i w:val="0"/>
-        </w:rPr>
-        <w:t>11al. Wenn du deine eigene Geschichte neu erzählst</w:t>
-      </w:r>
-    </w:p>
-    <w:p>
-      <w:r>
-        <w:rPr>
-          <w:b w:val="0"/>
-          <w:i w:val="0"/>
-        </w:rPr>
-        <w:t>11am. Was bleibt, wenn alles andere losgelassen wurde</w:t>
-      </w:r>
-    </w:p>
-    <w:p>
-      <w:r>
-        <w:rPr>
-          <w:b w:val="0"/>
-          <w:i w:val="0"/>
-        </w:rPr>
-        <w:t>11an. Wenn du dich fragst, ob du zu nachtragend bist</w:t>
-      </w:r>
-    </w:p>
-    <w:p>
-      <w:r>
-        <w:rPr>
-          <w:b w:val="0"/>
-          <w:i w:val="0"/>
-        </w:rPr>
-        <w:t>11ao. Wenn eine Beziehung endet, aber gemeinsame Kinder bleiben</w:t>
-      </w:r>
-    </w:p>
-    <w:p>
-      <w:r>
-        <w:rPr>
-          <w:b w:val="0"/>
-          <w:i w:val="0"/>
-        </w:rPr>
-        <w:t>11ap. Wenn eine Krankheit im Nachhinein alles erklärt, aber nichts entschuldigt</w:t>
-      </w:r>
-    </w:p>
-    <w:p>
-      <w:r>
-        <w:rPr>
-          <w:b w:val="0"/>
-          <w:i w:val="0"/>
-        </w:rPr>
-        <w:t>11aq. Wenn du dich schuldig fühlst, weil es dir besser geht als der anderen Person</w:t>
-      </w:r>
-    </w:p>
-    <w:p>
-      <w:r>
-        <w:rPr>
-          <w:b w:val="0"/>
-          <w:i w:val="0"/>
-        </w:rPr>
-        <w:t>11ar. Wenn du merkst, dass Warten selbst zur Gewohnheit wurde</w:t>
-      </w:r>
-    </w:p>
-    <w:p>
-      <w:r>
-        <w:rPr>
-          <w:b w:val="0"/>
-          <w:i w:val="0"/>
-        </w:rPr>
-        <w:t>11as. Wenn Geld ein alter Konflikt in neuem Gewand ist</w:t>
-      </w:r>
-    </w:p>
-    <w:p>
-      <w:r>
-        <w:rPr>
-          <w:b w:val="0"/>
-          <w:i w:val="0"/>
-        </w:rPr>
-        <w:t>11at. Wenn du selbst zur Grenze wirst, die andere überschreiten wollen</w:t>
-      </w:r>
-    </w:p>
-    <w:p>
-      <w:r>
-        <w:rPr>
-          <w:b w:val="0"/>
-          <w:i w:val="0"/>
-        </w:rPr>
-        <w:t>11au. Wenn du beginnst, dir selbst zu vertrauen</w:t>
-      </w:r>
-    </w:p>
-    <w:p>
-      <w:r>
-        <w:rPr>
-          <w:b w:val="0"/>
-          <w:i w:val="0"/>
-        </w:rPr>
-        <w:t>Zwischenspiel: Vrenis Geschichte in einem Stück</w:t>
-      </w:r>
-    </w:p>
-    <w:p>
-      <w:r>
-        <w:rPr>
-          <w:b w:val="0"/>
-          <w:i w:val="0"/>
-        </w:rPr>
-        <w:t>11av. Wenn du merkst, dass du niemanden mehr überzeugen musst</w:t>
-      </w:r>
-    </w:p>
-    <w:p>
-      <w:r>
-        <w:rPr>
-          <w:b w:val="0"/>
-          <w:i w:val="0"/>
-        </w:rPr>
-        <w:t>11aw. Wenn der Abschied von einer Illusion schwerer ist als vom Menschen selbst</w:t>
-      </w:r>
-    </w:p>
-    <w:p>
-      <w:r>
-        <w:rPr>
-          <w:b w:val="0"/>
-          <w:i w:val="0"/>
-        </w:rPr>
-        <w:t>11ax. Wenn du beginnst, dir selbst das zu geben, was du erwartet hast</w:t>
-      </w:r>
-    </w:p>
-    <w:p>
-      <w:r>
-        <w:rPr>
-          <w:b w:val="0"/>
-          <w:i w:val="0"/>
-        </w:rPr>
-        <w:t>11ay. Ein letzter Gedanke, bevor der Zwölf-Wochen-Plan beginnt</w:t>
-      </w:r>
-    </w:p>
-    <w:p>
-      <w:r>
-        <w:rPr>
-          <w:b w:val="0"/>
-          <w:i w:val="0"/>
-        </w:rPr>
-        <w:t>11az. Wenn Nachbarschaft zum Konfliktfeld wird</w:t>
-      </w:r>
-    </w:p>
-    <w:p>
-      <w:r>
-        <w:rPr>
-          <w:b w:val="0"/>
-          <w:i w:val="0"/>
-        </w:rPr>
-        <w:t>11ba. Wenn eine Diagnose die Vergangenheit neu einordnet</w:t>
-      </w:r>
-    </w:p>
-    <w:p>
-      <w:r>
-        <w:rPr>
-          <w:b w:val="0"/>
-          <w:i w:val="0"/>
-        </w:rPr>
-        <w:t>11bb. Wenn du dich für deine eigene Vergangenheit schämst</w:t>
-      </w:r>
-    </w:p>
-    <w:p>
-      <w:r>
-        <w:rPr>
-          <w:b w:val="0"/>
-          <w:i w:val="0"/>
-        </w:rPr>
-        <w:t>11bc. Wenn Freunde Partei ergreifen</w:t>
-      </w:r>
-    </w:p>
-    <w:p>
-      <w:r>
-        <w:rPr>
-          <w:b w:val="0"/>
-          <w:i w:val="0"/>
-        </w:rPr>
-        <w:t>11bd. Wenn du merkst, dass Zeit allein nicht heilt</w:t>
-      </w:r>
-    </w:p>
-    <w:p>
-      <w:r>
-        <w:rPr>
-          <w:b w:val="0"/>
-          <w:i w:val="0"/>
-        </w:rPr>
-        <w:t>Zwischenspiel: Kurts Geschichte in einem Stück</w:t>
-      </w:r>
-    </w:p>
-    <w:p>
-      <w:r>
-        <w:rPr>
-          <w:b w:val="0"/>
-          <w:i w:val="0"/>
-        </w:rPr>
-        <w:t>11be. Wenn du für deine eigenen Kinder alles anders machen willst</w:t>
-      </w:r>
-    </w:p>
-    <w:p>
-      <w:r>
-        <w:rPr>
-          <w:b w:val="0"/>
-          <w:i w:val="0"/>
-        </w:rPr>
-        <w:t>11bf. Wenn Dankbarkeit trotz allem möglich wird</w:t>
-      </w:r>
-    </w:p>
-    <w:p>
-      <w:r>
-        <w:rPr>
-          <w:b w:val="0"/>
-          <w:i w:val="0"/>
-        </w:rPr>
-        <w:t>11bg. Der Moment, in dem du dieses Buch nicht mehr brauchst</w:t>
-      </w:r>
-    </w:p>
-    <w:p>
-      <w:r>
-        <w:rPr>
-          <w:b w:val="0"/>
-          <w:i w:val="0"/>
-        </w:rPr>
-        <w:t>11bh. Wenn eine Kultur oder Religion das Schweigen erklärt</w:t>
-      </w:r>
-    </w:p>
-    <w:p>
-      <w:r>
-        <w:rPr>
-          <w:b w:val="0"/>
-          <w:i w:val="0"/>
-        </w:rPr>
-        <w:t>11bi. Wenn Migration eine Familie auseinanderreisst</w:t>
-      </w:r>
-    </w:p>
-    <w:p>
-      <w:r>
-        <w:rPr>
-          <w:b w:val="0"/>
-          <w:i w:val="0"/>
-        </w:rPr>
-        <w:t>11bj. Wenn du merkst, dass Perfektionismus eine Schutzstrategie war</w:t>
-      </w:r>
-    </w:p>
-    <w:p>
-      <w:r>
-        <w:rPr>
-          <w:b w:val="0"/>
-          <w:i w:val="0"/>
-        </w:rPr>
-        <w:t>11bk. Wenn körperliche Symptome von emotionalem Schmerz erzählen</w:t>
-      </w:r>
-    </w:p>
-    <w:p>
-      <w:r>
-        <w:rPr>
-          <w:b w:val="0"/>
-          <w:i w:val="0"/>
-        </w:rPr>
-        <w:t>11bl. Wenn du für dich selbst Regeln aufstellst, die du früher gebraucht hättest</w:t>
-      </w:r>
-    </w:p>
-    <w:p>
-      <w:r>
-        <w:rPr>
-          <w:b w:val="0"/>
-          <w:i w:val="0"/>
-        </w:rPr>
-        <w:t>Zwischenspiel: Alessias Geschichte in einem Stück</w:t>
-      </w:r>
-    </w:p>
-    <w:p>
-      <w:r>
-        <w:rPr>
-          <w:b w:val="0"/>
-          <w:i w:val="0"/>
-        </w:rPr>
-        <w:t>11bm. Der letzte Satz, den du dir selbst sagen darfst</w:t>
-      </w:r>
-    </w:p>
-    <w:p>
-      <w:r>
-        <w:rPr>
-          <w:b w:val="0"/>
-          <w:i w:val="0"/>
-        </w:rPr>
-        <w:t>12. Ein Schritt pro Woche</w:t>
-      </w:r>
-    </w:p>
-    <w:p>
-      <w:r>
-        <w:rPr>
-          <w:b w:val="0"/>
-          <w:i w:val="0"/>
-        </w:rPr>
-        <w:t>Epilog: Das Gespräch, das du nicht mehr brauchst</w:t>
-      </w:r>
-    </w:p>
-    <w:p>
-      <w:r>
-        <w:rPr>
-          <w:b w:val="0"/>
-          <w:i w:val="0"/>
-        </w:rPr>
-        <w:t>Eine Standortbestimmung</w:t>
-      </w:r>
-    </w:p>
-    <w:p>
-      <w:r>
-        <w:rPr>
-          <w:b w:val="0"/>
-          <w:i w:val="0"/>
-        </w:rPr>
-        <w:t>Ein Brief an dich selbst</w:t>
-      </w:r>
-    </w:p>
-    <w:p>
-      <w:r>
-        <w:rPr>
-          <w:b w:val="0"/>
-          <w:i w:val="0"/>
-        </w:rPr>
-        <w:t>Die Satz-Sammlung</w:t>
-      </w:r>
-    </w:p>
-    <w:p>
-      <w:r>
-        <w:rPr>
-          <w:b w:val="0"/>
-          <w:i w:val="0"/>
-        </w:rPr>
-        <w:t>Fragen, die mir oft gestellt werden</w:t>
-      </w:r>
-    </w:p>
-    <w:p>
-      <w:r>
-        <w:rPr>
-          <w:b w:val="0"/>
-          <w:i w:val="0"/>
-        </w:rPr>
-        <w:t>Meine anderen Bücher</w:t>
-      </w:r>
-    </w:p>
-    <w:p>
-      <w:r>
-        <w:rPr>
-          <w:b w:val="0"/>
-          <w:i w:val="0"/>
-        </w:rPr>
-        <w:t>Vertiefende Übungen zu diesem Buch</w:t>
-      </w:r>
-    </w:p>
-    <w:p>
-      <w:r>
-        <w:rPr>
-          <w:b w:val="0"/>
-          <w:i w:val="0"/>
-        </w:rPr>
-        <w:t>Journal-Fragen zum Buch</w:t>
-      </w:r>
-    </w:p>
-    <w:p>
-      <w:r>
-        <w:rPr>
-          <w:b w:val="0"/>
-          <w:i w:val="0"/>
-        </w:rPr>
-        <w:t>Rechtliche Hinweise und Impressum</w:t>
-      </w:r>
-    </w:p>
-    <w:p>
-      <w:r>
-        <w:rPr>
-          <w:b w:val="0"/>
-          <w:i w:val="0"/>
-        </w:rPr>
-        <w:t>Bevor wir anfangen</w:t>
-      </w:r>
-    </w:p>
-    <w:p>
-      <w:r>
-        <w:rPr>
-          <w:b w:val="0"/>
-          <w:i w:val="0"/>
-        </w:rPr>
-        <w:t>Bist du das?</w:t>
-      </w:r>
-    </w:p>
-    <w:p>
-      <w:r>
-        <w:rPr>
-          <w:b w:val="0"/>
-          <w:i w:val="0"/>
-        </w:rPr>
-        <w:t>Wenn heute gar nichts geht</w:t>
-      </w:r>
-    </w:p>
-    <w:p>
-      <w:r>
-        <w:rPr>
-          <w:b w:val="0"/>
-          <w:i w:val="0"/>
-        </w:rPr>
-        <w:t>Warum dieses Muster nie deine Schuld war</w:t>
-      </w:r>
-    </w:p>
-    <w:p>
-      <w:r>
-        <w:rPr>
-          <w:b w:val="0"/>
-          <w:i w:val="0"/>
-        </w:rPr>
-        <w:t>1. Warum du noch immer auf eine Antwort wartest</w:t>
-      </w:r>
-    </w:p>
-    <w:p>
-      <w:r>
-        <w:rPr>
-          <w:b w:val="0"/>
-          <w:i w:val="0"/>
-        </w:rPr>
-        <w:t>2. Das Verhalten war bereits eine Antwort</w:t>
-      </w:r>
-    </w:p>
-    <w:p>
-      <w:r>
-        <w:rPr>
-          <w:b w:val="0"/>
-          <w:i w:val="0"/>
-        </w:rPr>
-        <w:t>2b. Wenn Schweigen lauter ist als jedes Wort</w:t>
-      </w:r>
-    </w:p>
-    <w:p>
-      <w:r>
-        <w:rPr>
-          <w:b w:val="0"/>
-          <w:i w:val="0"/>
-        </w:rPr>
-        <w:t>3. Die Hoffnung auf Einsicht hält dich fest</w:t>
-      </w:r>
-    </w:p>
-    <w:p>
-      <w:r>
-        <w:rPr>
-          <w:b w:val="0"/>
-          <w:i w:val="0"/>
-        </w:rPr>
-        <w:t>4. Warum eine Entschuldigung nicht automatisch heilt</w:t>
-      </w:r>
-    </w:p>
-    <w:p>
-      <w:r>
-        <w:rPr>
-          <w:b w:val="0"/>
-          <w:i w:val="0"/>
-        </w:rPr>
-        <w:t>4b. Wenn die Entschuldigung kommt, aber zu spät oder halbherzig</w:t>
-      </w:r>
-    </w:p>
-    <w:p>
-      <w:r>
-        <w:rPr>
-          <w:b w:val="0"/>
-          <w:i w:val="0"/>
-        </w:rPr>
-        <w:t>5. Wenn deine Wahrheit abgestritten wird</w:t>
-      </w:r>
-    </w:p>
-    <w:p>
-      <w:r>
-        <w:rPr>
-          <w:b w:val="0"/>
-          <w:i w:val="0"/>
-        </w:rPr>
-        <w:t>5b. Wenn die Vergangenheit umgeschrieben wird</w:t>
-      </w:r>
-    </w:p>
-    <w:p>
-      <w:r>
-        <w:rPr>
-          <w:b w:val="0"/>
-          <w:i w:val="0"/>
-        </w:rPr>
-        <w:t>6. Verantwortung dorthin zurückgeben, wo sie hingehört</w:t>
-      </w:r>
-    </w:p>
-    <w:p>
-      <w:r>
-        <w:rPr>
-          <w:b w:val="0"/>
-          <w:i w:val="0"/>
-        </w:rPr>
-        <w:t>6b. Eltern, die nie anerkennen, was geschehen ist</w:t>
-      </w:r>
-    </w:p>
-    <w:p>
-      <w:r>
-        <w:rPr>
-          <w:b w:val="0"/>
-          <w:i w:val="0"/>
-        </w:rPr>
-        <w:t>7. Das letzte Gespräch in deinem Kopf beenden</w:t>
-      </w:r>
-    </w:p>
-    <w:p>
-      <w:r>
-        <w:rPr>
-          <w:b w:val="0"/>
-          <w:i w:val="0"/>
-        </w:rPr>
-        <w:t>7b. Geschwister, die die Vergangenheit anders erzählen</w:t>
-      </w:r>
-    </w:p>
-    <w:p>
-      <w:r>
-        <w:rPr>
-          <w:b w:val="0"/>
-          <w:i w:val="0"/>
-        </w:rPr>
-        <w:t>8. Dir selbst glauben, ohne Bestätigung von aussen</w:t>
-      </w:r>
-    </w:p>
-    <w:p>
-      <w:r>
-        <w:rPr>
-          <w:b w:val="0"/>
-          <w:i w:val="0"/>
-        </w:rPr>
-        <w:t>8b. Freundschaften ohne ehrlichen Abschluss</w:t>
-      </w:r>
-    </w:p>
-    <w:p>
-      <w:r>
-        <w:rPr>
-          <w:b w:val="0"/>
-          <w:i w:val="0"/>
-        </w:rPr>
-        <w:t>9. Trauern um das, was du nie bekommen hast</w:t>
-      </w:r>
-    </w:p>
-    <w:p>
-      <w:r>
-        <w:rPr>
-          <w:b w:val="0"/>
-          <w:i w:val="0"/>
-        </w:rPr>
-        <w:t>9b. Wenn der Kontakt kommentarlos endet</w:t>
-      </w:r>
-    </w:p>
-    <w:p>
-      <w:r>
-        <w:rPr>
-          <w:b w:val="0"/>
-          <w:i w:val="0"/>
-        </w:rPr>
-        <w:t>10. Weitergehen, ohne zu vergessen</w:t>
-      </w:r>
-    </w:p>
-    <w:p>
-      <w:r>
-        <w:rPr>
-          <w:b w:val="0"/>
-          <w:i w:val="0"/>
-        </w:rPr>
-        <w:t>10b. Ehemalige Kollegen und Vorgesetzte</w:t>
-      </w:r>
-    </w:p>
-    <w:p>
-      <w:r>
-        <w:rPr>
-          <w:b w:val="0"/>
-          <w:i w:val="0"/>
-        </w:rPr>
-        <w:t>11. Wieder vertrauen, ohne dich selbst zu verlassen</w:t>
-      </w:r>
-    </w:p>
-    <w:p>
-      <w:r>
-        <w:rPr>
-          <w:b w:val="0"/>
-          <w:i w:val="0"/>
-        </w:rPr>
-        <w:t>11b. Wenn der andere einfach weiterlebt</w:t>
-      </w:r>
-    </w:p>
-    <w:p>
-      <w:r>
-        <w:rPr>
-          <w:b w:val="0"/>
-          <w:i w:val="0"/>
-        </w:rPr>
-        <w:t>12. Ein Schritt pro Woche</w:t>
-      </w:r>
-    </w:p>
-    <w:p>
-      <w:r>
-        <w:rPr>
-          <w:b w:val="0"/>
-          <w:i w:val="0"/>
-        </w:rPr>
-        <w:t>Eine Standortbestimmung</w:t>
-      </w:r>
-    </w:p>
-    <w:p>
-      <w:r>
-        <w:rPr>
-          <w:b w:val="0"/>
-          <w:i w:val="0"/>
-        </w:rPr>
-        <w:t>Ein Brief an dich selbst</w:t>
-      </w:r>
-    </w:p>
-    <w:p>
-      <w:r>
-        <w:rPr>
-          <w:b w:val="0"/>
-          <w:i w:val="0"/>
-        </w:rPr>
-        <w:t>Die Satz-Sammlung</w:t>
-      </w:r>
-    </w:p>
-    <w:p>
-      <w:r>
-        <w:rPr>
-          <w:b w:val="0"/>
-          <w:i w:val="0"/>
-        </w:rPr>
-        <w:t>Meine anderen Bücher</w:t>
-      </w:r>
-    </w:p>
-    <w:p>
-      <w:r>
-        <w:rPr>
-          <w:b w:val="0"/>
-          <w:i w:val="0"/>
-        </w:rPr>
-        <w:t>Vertiefende Übungen zu diesem Buch</w:t>
       </w:r>
     </w:p>
     <w:p>
@@ -2324,7 +1109,7 @@
           <w:b/>
           <w:sz w:val="34"/>
         </w:rPr>
-        <w:t>2b. Wenn Schweigen lauter ist als jedes Wort</w:t>
+        <w:t>Wenn Schweigen lauter ist als jedes Wort</w:t>
       </w:r>
     </w:p>
     <w:p>
@@ -2606,7 +1391,7 @@
           <w:b/>
           <w:sz w:val="34"/>
         </w:rPr>
-        <w:t>4b. Wenn die Entschuldigung kommt, aber zu spät oder halbherzig</w:t>
+        <w:t>Wenn die Entschuldigung kommt, aber zu spät oder halbherzig</w:t>
       </w:r>
     </w:p>
     <w:p>
@@ -2785,7 +1570,7 @@
           <w:b/>
           <w:sz w:val="34"/>
         </w:rPr>
-        <w:t>5b. Wenn die Vergangenheit umgeschrieben wird</w:t>
+        <w:t>Wenn die Vergangenheit umgeschrieben wird</w:t>
       </w:r>
     </w:p>
     <w:p>
@@ -2803,7 +1588,7 @@
           <w:b w:val="0"/>
           <w:i w:val="0"/>
         </w:rPr>
-        <w:t>In der Version, die Fritz’ Vater heute erzählt, war die Kindheit „wunderbar, wir haben viel gelacht“. In Fritz’ Erinnerung war da vor allem Angst, wann die nächste Wutausbruch käme. Beide Versionen können in den Köpfen der jeweiligen Person völlig wahr sein.</w:t>
+        <w:t>In der Version, die Fritz’ Vater heute erzählt, war die Kindheit „wunderbar, wir haben viel gelacht“. In Fritz’ Erinnerung war da vor allem Angst, wann der nächste Wutausbruch käme. Beide Versionen können in den Köpfen der jeweiligen Person völlig wahr sein.</w:t>
       </w:r>
     </w:p>
     <w:p>
@@ -2964,7 +1749,7 @@
           <w:b/>
           <w:sz w:val="34"/>
         </w:rPr>
-        <w:t>6b. Eltern, die nie anerkennen, was geschehen ist</w:t>
+        <w:t>Eltern, die nie anerkennen, was geschehen ist</w:t>
       </w:r>
     </w:p>
     <w:p>
@@ -3143,7 +1928,7 @@
           <w:b/>
           <w:sz w:val="34"/>
         </w:rPr>
-        <w:t>7b. Geschwister, die die Vergangenheit anders erzählen</w:t>
+        <w:t>Geschwister, die die Vergangenheit anders erzählen</w:t>
       </w:r>
     </w:p>
     <w:p>
@@ -3313,7 +2098,7 @@
           <w:b/>
           <w:sz w:val="34"/>
         </w:rPr>
-        <w:t>8b. Freundschaften ohne ehrlichen Abschluss</w:t>
+        <w:t>Freundschaften ohne ehrlichen Abschluss</w:t>
       </w:r>
     </w:p>
     <w:p>
@@ -3509,7 +2294,7 @@
           <w:b w:val="0"/>
           <w:i w:val="0"/>
         </w:rPr>
-        <w:t>Als Lorenz zum ersten Mal Vater wurde, merkte er plötzlich, wie viel körperliche Nähe er selbst als Kind nie bekommen hatte. Diese Trauer kam ihn unerwartet an, mitten in einem eigentlich glücklichen Moment.</w:t>
+        <w:t>Als Lorenz zum ersten Mal Vater wurde, merkte er plötzlich, wie viel körperliche Nähe er selbst als Kind nie bekommen hatte. Diese Trauer traf ihn unerwartet, mitten in einem eigentlich glücklichen Moment.</w:t>
       </w:r>
     </w:p>
     <w:p>
@@ -3566,7 +2351,7 @@
           <w:b/>
           <w:sz w:val="34"/>
         </w:rPr>
-        <w:t>9b. Wenn der Kontakt kommentarlos endet</w:t>
+        <w:t>Wenn der Kontakt kommentarlos endet</w:t>
       </w:r>
     </w:p>
     <w:p>
@@ -3736,7 +2521,7 @@
           <w:b/>
           <w:sz w:val="34"/>
         </w:rPr>
-        <w:t>10b. Ehemalige Kollegen und Vorgesetzte</w:t>
+        <w:t>Ehemalige Kollegen und Vorgesetzte</w:t>
       </w:r>
     </w:p>
     <w:p>
@@ -3798,7 +2583,7 @@
           <w:b w:val="0"/>
           <w:i w:val="0"/>
         </w:rPr>
-        <w:t>Welche berufliche Situation wartest du noch auf eine Erklärung, die wahrscheinlich nie kommt?</w:t>
+        <w:t>Bei welcher beruflichen Situation wartest du noch auf eine Erklärung, die wahrscheinlich nie kommt?</w:t>
       </w:r>
     </w:p>
     <w:p>
@@ -3948,7 +2733,7 @@
           <w:b w:val="0"/>
           <w:i w:val="0"/>
         </w:rPr>
-        <w:t>Ein wiederholtes Vertrauens-Trauma programmiert das Nervensystem darauf, kleinste Warnsignale überzubewerten, selbst in völlig anderen, sichereren Beziehungen. Das ist keine bewusste Entscheidung, sondern ein erlernter Schutzmechanismus, der sich mit bewusster, wiederholter Erfahrung von Sicherheit langsam wieder abbauen lässt.</w:t>
+        <w:t>Wenn Vertrauen mehrfach verletzt wurde, reagierst du in neuen Beziehungen oft früher auf mögliche Warnzeichen. Ein kleiner Rückzug kann dann grösser wirken, als er in der aktuellen Situation tatsächlich ist. Mit neuen, verlässlichen Erfahrungen kann sich dieser Schutz Schritt für Schritt wieder beruhigen.</w:t>
       </w:r>
     </w:p>
     <w:p>
@@ -3988,7 +2773,7 @@
           <w:b/>
           <w:sz w:val="34"/>
         </w:rPr>
-        <w:t>11b. Wenn der andere einfach weiterlebt</w:t>
+        <w:t>Wenn der andere einfach weiterlebt</w:t>
       </w:r>
     </w:p>
     <w:p>
@@ -4074,7 +2859,7 @@
           <w:i w:val="0"/>
           <w:sz w:val="34"/>
         </w:rPr>
-        <w:t>11e. Der Unterschied zwischen Verzeihen und Vergessen</w:t>
+        <w:t>Der Unterschied zwischen Verzeihen und Vergessen</w:t>
       </w:r>
     </w:p>
     <w:p>
@@ -4157,7 +2942,7 @@
           <w:i w:val="0"/>
           <w:sz w:val="34"/>
         </w:rPr>
-        <w:t>11g. Wenn die Person gestorben ist, bevor das Gespräch stattfand</w:t>
+        <w:t>Wenn die Person gestorben ist, bevor das Gespräch stattfand</w:t>
       </w:r>
     </w:p>
     <w:p>
@@ -4240,7 +3025,7 @@
           <w:i w:val="0"/>
           <w:sz w:val="34"/>
         </w:rPr>
-        <w:t>11h. Wenn eine ganze Familie sich gegen dich stellt</w:t>
+        <w:t>Wenn eine ganze Familie sich gegen dich stellt</w:t>
       </w:r>
     </w:p>
     <w:p>
@@ -4323,7 +3108,7 @@
           <w:i w:val="0"/>
           <w:sz w:val="34"/>
         </w:rPr>
-        <w:t>11m. Wenn du für andere die Rolle der Vernünftigen spieltest</w:t>
+        <w:t>Wenn du für andere die Rolle der Vernünftigen spieltest</w:t>
       </w:r>
     </w:p>
     <w:p>
@@ -4442,7 +3227,7 @@
           <w:i w:val="0"/>
           <w:sz w:val="34"/>
         </w:rPr>
-        <w:t>11o. Wenn Geschwister zu Fremden werden</w:t>
+        <w:t>Wenn Geschwister zu Fremden werden</w:t>
       </w:r>
     </w:p>
     <w:p>
@@ -4561,7 +3346,7 @@
           <w:i w:val="0"/>
           <w:sz w:val="34"/>
         </w:rPr>
-        <w:t>11p. Wenn eine Freundschaft zur einseitigen Aufgabe wurde</w:t>
+        <w:t>Wenn eine Freundschaft zur einseitigen Aufgabe wurde</w:t>
       </w:r>
     </w:p>
     <w:p>
@@ -4769,7 +3554,7 @@
           <w:i w:val="0"/>
           <w:sz w:val="34"/>
         </w:rPr>
-        <w:t>11r. Mobbing am Arbeitsplatz, das nie aufgearbeitet wurde</w:t>
+        <w:t>Mobbing am Arbeitsplatz, das nie aufgearbeitet wurde</w:t>
       </w:r>
     </w:p>
     <w:p>
@@ -4888,7 +3673,7 @@
           <w:i w:val="0"/>
           <w:sz w:val="34"/>
         </w:rPr>
-        <w:t>11t. Gewählte Familie, wenn die geborene fehlt</w:t>
+        <w:t>Gewählte Familie, wenn die geborene fehlt</w:t>
       </w:r>
     </w:p>
     <w:p>
@@ -5007,7 +3792,7 @@
           <w:i w:val="0"/>
           <w:sz w:val="34"/>
         </w:rPr>
-        <w:t>11w. Selbstvergebung, wenn du selbst Fehler gemacht hast</w:t>
+        <w:t>Selbstvergebung, wenn du selbst Fehler gemacht hast</w:t>
       </w:r>
     </w:p>
     <w:p>
@@ -5036,7 +3821,7 @@
           <w:b w:val="0"/>
           <w:i w:val="0"/>
         </w:rPr>
-        <w:t>Marco hatte in seiner Ehe over Jahre hinweg Streitgespräche vermieden, aus Angst vor Konflikt. Nach der Scheidung erkannte er, dass sein Schweigen seine Frau genauso verletzt hatte wie ihre spätere Untreue ihn. Beide Wahrheiten mussten Platz haben.</w:t>
+        <w:t>Marco hatte in seiner Ehe über Jahre hinweg Streitgespräche vermieden, aus Angst vor Konflikt. Nach der Scheidung erkannte er, dass sein Schweigen seine Frau genauso verletzt hatte wie ihre spätere Untreue ihn. Beide Wahrheiten mussten Platz haben.</w:t>
       </w:r>
     </w:p>
     <w:p>
@@ -5126,7 +3911,7 @@
           <w:i w:val="0"/>
           <w:sz w:val="34"/>
         </w:rPr>
-        <w:t>11x. Wenn ein Kind erwachsen wird und den Kontakt beendet</w:t>
+        <w:t>Wenn ein Kind erwachsen wird und den Kontakt beendet</w:t>
       </w:r>
     </w:p>
     <w:p>
@@ -5245,7 +4030,7 @@
           <w:i w:val="0"/>
           <w:sz w:val="34"/>
         </w:rPr>
-        <w:t>11ac. Wenn eine Krankheit die Beziehung endgültig veränderte</w:t>
+        <w:t>Wenn eine Krankheit die Beziehung endgültig veränderte</w:t>
       </w:r>
     </w:p>
     <w:p>
@@ -5427,7 +4212,7 @@
           <w:i w:val="0"/>
           <w:sz w:val="34"/>
         </w:rPr>
-        <w:t>11ai. Wenn eine ganze Generation schweigt</w:t>
+        <w:t>Wenn eine ganze Generation schweigt</w:t>
       </w:r>
     </w:p>
     <w:p>
@@ -5546,7 +4331,7 @@
           <w:i w:val="0"/>
           <w:sz w:val="34"/>
         </w:rPr>
-        <w:t>11ak. Wenn Feiertage zur schwierigsten Zeit des Jahres werden</w:t>
+        <w:t>Wenn Feiertage zur schwierigsten Zeit des Jahres werden</w:t>
       </w:r>
     </w:p>
     <w:p>
@@ -5665,7 +4450,7 @@
           <w:i w:val="0"/>
           <w:sz w:val="34"/>
         </w:rPr>
-        <w:t>11ao. Wenn eine Beziehung endet, aber gemeinsame Kinder bleiben</w:t>
+        <w:t>Wenn eine Beziehung endet, aber gemeinsame Kinder bleiben</w:t>
       </w:r>
     </w:p>
     <w:p>
@@ -5784,7 +4569,7 @@
           <w:i w:val="0"/>
           <w:sz w:val="34"/>
         </w:rPr>
-        <w:t>11as. Wenn Geld ein alter Konflikt in neuem Gewand ist</w:t>
+        <w:t>Wenn Geld ein alter Konflikt in neuem Gewand ist</w:t>
       </w:r>
     </w:p>
     <w:p>
@@ -5903,7 +4688,7 @@
           <w:i w:val="0"/>
           <w:sz w:val="34"/>
         </w:rPr>
-        <w:t>11au. Wenn du beginnst, dir selbst zu vertrauen</w:t>
+        <w:t>Wenn du beginnst, dir selbst zu vertrauen</w:t>
       </w:r>
     </w:p>
     <w:p>
@@ -6022,7 +4807,7 @@
           <w:i w:val="0"/>
           <w:sz w:val="34"/>
         </w:rPr>
-        <w:t>11bk. Wenn körperliche Symptome von emotionalem Schmerz erzählen</w:t>
+        <w:t>Wenn körperliche Symptome von emotionalem Schmerz erzählen</w:t>
       </w:r>
     </w:p>
     <w:p>
@@ -6080,7 +4865,7 @@
           <w:b w:val="0"/>
           <w:i w:val="0"/>
         </w:rPr>
-        <w:t>Der Zusammenhang zwischen emotionaler Belastung und körperlichen Symptomen ist gut dokumentiert. Das bedeutet nicht, dass Symptome „nur eingebildet“ sind, sondern dass Körper und emotionale Verarbeitung eng miteinander verbunden sein können.</w:t>
+        <w:t>Körperliche Beschwerden sind real und sollten ernst genommen werden. Innere Belastung kann dabei eine Rolle spielen, muss aber nicht die Ursache sein. Deshalb gehört Unklares medizinisch abgeklärt.</w:t>
       </w:r>
     </w:p>
     <w:p>
@@ -6109,7 +4894,7 @@
           <w:b w:val="0"/>
           <w:i w:val="0"/>
         </w:rPr>
-        <w:t>Wenn du unerklärliche körperliche Beschwerden hast: Frag dich vorsichtig, ob es ein ungelöstes emotionales Thema gibt, das gerade viel Raum einnimmt. Das ersetzt keine medizinische Abklärung, kann sie aber sinnvoll ergänzen.</w:t>
+        <w:t>Wenn du unerklärliche körperliche Beschwerden hast, lass sie medizinisch abklären. Zusätzlich kannst du für dich beobachten, ob gerade ein ungelöstes Thema viel Raum einnimmt.</w:t>
       </w:r>
     </w:p>
     <w:p>
@@ -6141,7 +4926,7 @@
           <w:i w:val="0"/>
           <w:sz w:val="34"/>
         </w:rPr>
-        <w:t>11bm. Der letzte Satz, den du dir selbst sagen darfst</w:t>
+        <w:t>Der letzte Satz, den du dir selbst sagen darfst</w:t>
       </w:r>
     </w:p>
     <w:p>
@@ -6657,7 +5442,7 @@
           <w:b w:val="0"/>
           <w:i w:val="0"/>
         </w:rPr>
-        <w:t>Liebe ich in einem Jahr,</w:t>
+        <w:t>Liebes Ich in einem Jahr,</w:t>
       </w:r>
     </w:p>
     <w:p>
@@ -6714,7 +5499,7 @@
           <w:b w:val="0"/>
           <w:i w:val="0"/>
         </w:rPr>
-        <w:t>Zum Nachschlagen, ohne das Buch nochmal zu lesen.</w:t>
+        <w:t>Zum Nachschlagen, ohne das Buch noch einmal zu lesen.</w:t>
       </w:r>
     </w:p>
     <w:p>
@@ -6768,7 +5553,7 @@
           <w:b w:val="0"/>
           <w:i w:val="0"/>
         </w:rPr>
-        <w:t>„Ich trage das Geschehene, nicht mehr jeden Tag.“</w:t>
+        <w:t>„Es ist geschehen. Aber ich trage es nicht mehr jeden Tag mit mir herum.“</w:t>
       </w:r>
     </w:p>
     <w:p>
@@ -6890,7 +5675,7 @@
           <w:b w:val="0"/>
           <w:i w:val="0"/>
         </w:rPr>
-        <w:t>Bei den meisten zeigen sich erste spürbare Verschiebungen nach einigen Wochen bewusster Übung, nicht nach einem einzelnen Kapitel. Manche Situationen brauchen Monate, manche länger. Das ist kein Zeichen, dass es nicht funktioniert.</w:t>
+        <w:t>Dafür gibt es keine feste Frist. Entscheidend ist nicht die Zahl der Wochen, sondern ob du im Alltag bemerkst, dass das alte Gespräch weniger Raum bekommt und du schneller wieder bei dir ankommst.</w:t>
       </w:r>
     </w:p>
     <w:p>
@@ -6968,7 +5753,7 @@
           <w:b w:val="0"/>
           <w:i w:val="0"/>
         </w:rPr>
-        <w:t>Das ist ein erwartbares Zeichen dafür, dass etwas bearbeitet wird, kein Zeichen, dass etwas falsch läuft. Wenn die Gefühle dich überwältigen, ist das ein guter Moment, professionelle Unterstützung dazuzuholen, zum Beispiel eine Fachperson oder eine Beratungsstelle.</w:t>
+        <w:t>Die Übungen können starke Gefühle auslösen. Wenn dich etwas überfordert, lange nicht mehr loslässt oder deinen Alltag deutlich beeinträchtigt, hol dir Unterstützung bei einer Fachperson oder einer Beratungsstelle.</w:t>
       </w:r>
     </w:p>
     <w:p>
@@ -7016,7 +5801,7 @@
           <w:b/>
           <w:i w:val="0"/>
         </w:rPr>
-        <w:t>Wie lange dauert es, bis sich etwas verändert?</w:t>
+        <w:t>Was, wenn ich wieder ins Grübeln rutsche?</w:t>
       </w:r>
     </w:p>
     <w:p>
@@ -7026,7 +5811,7 @@
           <w:b w:val="0"/>
           <w:i w:val="0"/>
         </w:rPr>
-        <w:t>Das ist von Mensch zu Mensch verschieden. Manche spüren nach wenigen Wochen eine Erleichterung, bei anderen dauert es Monate. Beides ist normal. Der Zwölf-Wochen-Plan ist ein Vorschlag, keine Frist.</w:t>
+        <w:t>Dass alte Gedanken wieder auftauchen, bedeutet nicht, dass du wieder am Anfang stehst. Entscheidend ist, ob du heute schneller bemerkst, was gerade passiert, und wieder aus dem inneren Gespräch aussteigen kannst.</w:t>
       </w:r>
     </w:p>
     <w:p>
@@ -7496,7 +6281,7 @@
           <w:b w:val="0"/>
           <w:i w:val="0"/>
         </w:rPr>
-        <w:t>Alle in diesem Buch erwähnten Fallbeispiele, Geschichten und Personenbeschreibungen sind vollständig anonymisiert, verändert und teilweise kompositorisch zusammengesetzt. Sie dienen ausschliesslich der Veranschaulichung. Rückschlüsse auf reale Personen sind nicht möglich und nicht beabsichtigt.</w:t>
+        <w:t>Die in diesem Buch verwendeten Fallbeispiele, Geschichten und Personenbeschreibungen wurden anonymisiert, verändert und teilweise aus mehreren Erfahrungen zusammengesetzt. Sie dienen ausschliesslich der Veranschaulichung. Namen, biografische Einzelheiten und erkennbare Merkmale wurden verändert. Ähnlichkeiten mit realen Personen sind nicht beabsichtigt.</w:t>
       </w:r>
     </w:p>
     <w:p>
@@ -7521,16 +6306,16 @@
         <w:rPr>
           <w:b/>
         </w:rPr>
-        <w:t>Markenrecht</w:t>
-      </w:r>
-    </w:p>
-    <w:p>
-      <w:r>
-        <w:rPr>
-          <w:b w:val="0"/>
-          <w:i w:val="0"/>
-        </w:rPr>
-        <w:t>Safe to Thrive und Du brauchst kein letztes Gespräch sind Bezeichnungen im Rahmen des Werks von Petra Tanner und dürfen nicht ohne Genehmigung gewerblich verwendet werden.</w:t>
+        <w:t>Kennzeichenhinweis</w:t>
+      </w:r>
+    </w:p>
+    <w:p>
+      <w:r>
+        <w:rPr>
+          <w:b w:val="0"/>
+          <w:i w:val="0"/>
+        </w:rPr>
+        <w:t>„Safe to Thrive“ wird von Petra Tanner als Bezeichnung für ihre publizistische Arbeit verwendet. Sämtliche Rechte an den urheberrechtlich geschützten Inhalten dieses Buches bleiben vorbehalten.</w:t>
       </w:r>
     </w:p>
     <w:p>

--- a/outputs/buch-letztes-gespraech/buch-MANUSKRIPT.docx
+++ b/outputs/buch-letztes-gespraech/buch-MANUSKRIPT.docx
@@ -384,6 +384,15 @@
           <w:b w:val="0"/>
           <w:i w:val="0"/>
         </w:rPr>
+        <w:t>Zwischenspiel: Yannicks Geschichte in einem Stück</w:t>
+      </w:r>
+    </w:p>
+    <w:p>
+      <w:r>
+        <w:rPr>
+          <w:b w:val="0"/>
+          <w:i w:val="0"/>
+        </w:rPr>
         <w:t>Mobbing am Arbeitsplatz, das nie aufgearbeitet wurde</w:t>
       </w:r>
     </w:p>
@@ -3128,16 +3137,17 @@
           <w:b w:val="0"/>
           <w:i w:val="0"/>
         </w:rPr>
+        <w:t>Corinne war die Älteste von vier Geschwistern. Seit sie zwölf war, schlichtete sie Streit zwischen ihren Eltern. Mit vierzig merkte sie in einer Therapiesitzung zum ersten Mal, dass niemand je gefragt hatte, wie es ihr in diesen Momenten ging.</w:t>
       </w:r>
     </w:p>
     <w:p>
       <w:pPr/>
       <w:r>
         <w:rPr>
-          <w:b w:val="0"/>
-          <w:i w:val="0"/>
-        </w:rPr>
-        <w:t>Corinne war die Älteste von vier Geschwistern. Seit sie zwölf war, schlichtete sie Streit zwischen ihren Eltern. Mit vierzig merkte sie in einer Therapiesitzung zum ersten Mal, dass niemand je gefragt hatte, wie es ihr in diesen Momenten ging.</w:t>
+          <w:b/>
+          <w:i w:val="0"/>
+        </w:rPr>
+        <w:t>Was in dir wirklich passiert</w:t>
       </w:r>
     </w:p>
     <w:p>
@@ -3147,6 +3157,7 @@
           <w:b w:val="0"/>
           <w:i w:val="0"/>
         </w:rPr>
+        <w:t>Wer früh gelernt hat, für andere die Ruhe zu bewahren, verliert oft den Zugang zu den eigenen Gefühlen. Das kann sich äussern als plötzliche Erschöpfung ohne erkennbaren Grund, oder als Unfähigkeit, in Konflikten die eigene Position zu benennen.</w:t>
       </w:r>
     </w:p>
     <w:p>
@@ -3156,7 +3167,7 @@
           <w:b/>
           <w:i w:val="0"/>
         </w:rPr>
-        <w:t>Was in dir wirklich passiert</w:t>
+        <w:t>Kleine Übung</w:t>
       </w:r>
     </w:p>
     <w:p>
@@ -3166,45 +3177,7 @@
           <w:b w:val="0"/>
           <w:i w:val="0"/>
         </w:rPr>
-        <w:t>Wer früh gelernt hat, für andere die Ruhe zu bewahren, verliert oft den Zugang zu den eigenen Gefühlen. Das kann sich äussern als plötzliche Erschöpfung ohne erkennbaren Grund, oder als Unfähigkeit, in Konflikten die eigene Position zu benennen.</w:t>
-      </w:r>
-    </w:p>
-    <w:p>
-      <w:pPr/>
-      <w:r>
-        <w:rPr>
-          <w:b w:val="0"/>
-          <w:i w:val="0"/>
-        </w:rPr>
-      </w:r>
-    </w:p>
-    <w:p>
-      <w:pPr/>
-      <w:r>
-        <w:rPr>
-          <w:b/>
-          <w:i w:val="0"/>
-        </w:rPr>
-        <w:t>Kleine Übung</w:t>
-      </w:r>
-    </w:p>
-    <w:p>
-      <w:pPr/>
-      <w:r>
-        <w:rPr>
-          <w:b w:val="0"/>
-          <w:i w:val="0"/>
-        </w:rPr>
         <w:t>Erinnere dich an eine Familiensituation, in der du vermittelt hast. Frag dich rückblickend: Was hätte ich damals gebraucht, wenn ich es hätte sagen dürfen?</w:t>
-      </w:r>
-    </w:p>
-    <w:p>
-      <w:pPr/>
-      <w:r>
-        <w:rPr>
-          <w:b w:val="0"/>
-          <w:i w:val="0"/>
-        </w:rPr>
       </w:r>
     </w:p>
     <w:p>
@@ -3247,16 +3220,17 @@
           <w:b w:val="0"/>
           <w:i w:val="0"/>
         </w:rPr>
+        <w:t>Simon und sein Bruder Livio hatten sich seit dem Tod der Mutter nichts mehr zu sagen. Der Streit ums Erbe war nur der Anlass, nicht die Ursache. Darunter lagen zwanzig Jahre unausgesprochener Kränkungen, die keiner von beiden je benannt hatte.</w:t>
       </w:r>
     </w:p>
     <w:p>
       <w:pPr/>
       <w:r>
         <w:rPr>
-          <w:b w:val="0"/>
-          <w:i w:val="0"/>
-        </w:rPr>
-        <w:t>Simon und sein Bruder Livio hatten sich seit dem Tod der Mutter nichts mehr zu sagen. Der Streit ums Erbe war nur der Anlass, nicht die Ursache. Darunter lagen zwanzig Jahre unausgesprochener Kränkungen, die keiner von beiden je benannt hatte.</w:t>
+          <w:b/>
+          <w:i w:val="0"/>
+        </w:rPr>
+        <w:t>Was in dir wirklich passiert</w:t>
       </w:r>
     </w:p>
     <w:p>
@@ -3266,6 +3240,7 @@
           <w:b w:val="0"/>
           <w:i w:val="0"/>
         </w:rPr>
+        <w:t>Geschwisterbeziehungen tragen oft die Last unausgesprochener Kindheitserfahrungen. Ein Streit über Äusserlichkeiten wie ein Erbe kann Jahrzehnte an ungesagten Dingen tragen, die nie direkt verhandelt wurden.</w:t>
       </w:r>
     </w:p>
     <w:p>
@@ -3275,7 +3250,7 @@
           <w:b/>
           <w:i w:val="0"/>
         </w:rPr>
-        <w:t>Was in dir wirklich passiert</w:t>
+        <w:t>Kleine Übung</w:t>
       </w:r>
     </w:p>
     <w:p>
@@ -3285,45 +3260,7 @@
           <w:b w:val="0"/>
           <w:i w:val="0"/>
         </w:rPr>
-        <w:t>Geschwisterbeziehungen tragen oft die Last unausgesprochener Kindheitserfahrungen. Ein Streit über Äusserlichkeiten wie ein Erbe kann Jahrzehnte an ungesagten Dingen tragen, die nie direkt verhandelt wurden.</w:t>
-      </w:r>
-    </w:p>
-    <w:p>
-      <w:pPr/>
-      <w:r>
-        <w:rPr>
-          <w:b w:val="0"/>
-          <w:i w:val="0"/>
-        </w:rPr>
-      </w:r>
-    </w:p>
-    <w:p>
-      <w:pPr/>
-      <w:r>
-        <w:rPr>
-          <w:b/>
-          <w:i w:val="0"/>
-        </w:rPr>
-        <w:t>Kleine Übung</w:t>
-      </w:r>
-    </w:p>
-    <w:p>
-      <w:pPr/>
-      <w:r>
-        <w:rPr>
-          <w:b w:val="0"/>
-          <w:i w:val="0"/>
-        </w:rPr>
         <w:t>Wenn du könntest, ohne Angst vor der Reaktion, was würdest du deinem Geschwister sagen? Schreib es auf. Du musst es nicht abschicken.</w:t>
-      </w:r>
-    </w:p>
-    <w:p>
-      <w:pPr/>
-      <w:r>
-        <w:rPr>
-          <w:b w:val="0"/>
-          <w:i w:val="0"/>
-        </w:rPr>
       </w:r>
     </w:p>
     <w:p>
@@ -3366,16 +3303,17 @@
           <w:b w:val="0"/>
           <w:i w:val="0"/>
         </w:rPr>
+        <w:t>Vanessa zählte einmal nach, wie viele der letzten zwanzig Treffen mit ihrer langjährigen Freundin sie selbst organisiert hatte. Es waren achtzehn. Als sie aufhörte, sich zu melden, meldete sich die Freundin nie von selbst.</w:t>
       </w:r>
     </w:p>
     <w:p>
       <w:pPr/>
       <w:r>
         <w:rPr>
-          <w:b w:val="0"/>
-          <w:i w:val="0"/>
-        </w:rPr>
-        <w:t>Vanessa zählte einmal nach, wie viele der letzten zwanzig Treffen mit ihrer langjährigen Freundin sie selbst organisiert hatte. Es waren achtzehn. Als sie aufhörte, sich zu melden, meldete sich die Freundin nie von selbst.</w:t>
+          <w:b/>
+          <w:i w:val="0"/>
+        </w:rPr>
+        <w:t>Was in dir wirklich passiert</w:t>
       </w:r>
     </w:p>
     <w:p>
@@ -3385,6 +3323,7 @@
           <w:b w:val="0"/>
           <w:i w:val="0"/>
         </w:rPr>
+        <w:t>Manche Freundschaften bestehen weniger aus gegenseitiger Zuwendung als aus der stillschweigenden Übernahme einer Rolle. Das Ende einer solchen Freundschaft fühlt sich oft leiser an als andere Verluste, ist aber nicht weniger real.</w:t>
       </w:r>
     </w:p>
     <w:p>
@@ -3394,7 +3333,7 @@
           <w:b/>
           <w:i w:val="0"/>
         </w:rPr>
-        <w:t>Was in dir wirklich passiert</w:t>
+        <w:t>Kleine Übung</w:t>
       </w:r>
     </w:p>
     <w:p>
@@ -3404,7 +3343,7 @@
           <w:b w:val="0"/>
           <w:i w:val="0"/>
         </w:rPr>
-        <w:t>Manche Freundschaften bestehen weniger aus gegenseitiger Zuwendung als aus der stillschweigenden Übernahme einer Rolle. Das Ende einer solchen Freundschaft fühlt sich oft leiser an als andere Verluste, ist aber nicht weniger real.</w:t>
+        <w:t>Zähl bei deinen aktuellen engen Kontakten nach, wer in den letzten Monaten öfter den ersten Schritt gemacht hat. Das ist keine Bewertung, nur eine Bestandsaufnahme.</w:t>
       </w:r>
     </w:p>
     <w:p>
@@ -3414,134 +3353,7 @@
           <w:b w:val="0"/>
           <w:i w:val="0"/>
         </w:rPr>
-      </w:r>
-    </w:p>
-    <w:p>
-      <w:pPr/>
-      <w:r>
-        <w:rPr>
-          <w:b/>
-          <w:i w:val="0"/>
-        </w:rPr>
-        <w:t>Kleine Übung</w:t>
-      </w:r>
-    </w:p>
-    <w:p>
-      <w:pPr/>
-      <w:r>
-        <w:rPr>
-          <w:b w:val="0"/>
-          <w:i w:val="0"/>
-        </w:rPr>
-        <w:t>Zähl bei deinen aktuellen engen Kontakten nach, wer in den letzten Monaten öfter den ersten Schritt gemacht hat. Das ist keine Bewertung, nur eine Bestandsaufnahme.</w:t>
-      </w:r>
-    </w:p>
-    <w:p>
-      <w:pPr/>
-      <w:r>
-        <w:rPr>
-          <w:b w:val="0"/>
-          <w:i w:val="0"/>
-        </w:rPr>
-      </w:r>
-    </w:p>
-    <w:p>
-      <w:pPr/>
-      <w:r>
-        <w:rPr>
-          <w:b w:val="0"/>
-          <w:i w:val="0"/>
-        </w:rPr>
         <w:t>TikTok · Eine Freundschaft, die nur du am Leben hältst, ist bereits eine Antwort.</w:t>
-      </w:r>
-    </w:p>
-    <w:p>
-      <w:r>
-        <w:rPr>
-          <w:b w:val="0"/>
-          <w:i w:val="0"/>
-        </w:rPr>
-        <w:t>Zwischenspiel: Yannicks Geschichte in einem Stück</w:t>
-      </w:r>
-    </w:p>
-    <w:p>
-      <w:pPr/>
-      <w:r>
-        <w:rPr>
-          <w:b w:val="0"/>
-          <w:i w:val="0"/>
-        </w:rPr>
-        <w:t>Yannick war neunzehn, als sein Vater auszog. Kein Streit, kein Abschied, nur ein Karton im Flur und ein Zettel mit einer neuen Adresse.</w:t>
-      </w:r>
-    </w:p>
-    <w:p>
-      <w:pPr/>
-      <w:r>
-        <w:rPr>
-          <w:b w:val="0"/>
-          <w:i w:val="0"/>
-        </w:rPr>
-        <w:t>Die ersten Monate rief er noch an, jeden Sonntag. Die Gespräche wurden kürzer. Irgendwann füllten sie nur noch fünf Minuten mit Sätzen über das Wetter.</w:t>
-      </w:r>
-    </w:p>
-    <w:p>
-      <w:pPr/>
-      <w:r>
-        <w:rPr>
-          <w:b w:val="0"/>
-          <w:i w:val="0"/>
-        </w:rPr>
-        <w:t>Mit dreiundzwanzig hörte er auf anzurufen. Sein Vater rief nie zurück.</w:t>
-      </w:r>
-    </w:p>
-    <w:p>
-      <w:pPr/>
-      <w:r>
-        <w:rPr>
-          <w:b w:val="0"/>
-          <w:i w:val="0"/>
-        </w:rPr>
-        <w:t>Fünf Jahre vergingen. Yannick heiratete, ohne dass sein Vater eingeladen wurde. Er wurde selbst Vater, ohne dass sein eigener Vater davon aus erster Hand erfuhr.</w:t>
-      </w:r>
-    </w:p>
-    <w:p>
-      <w:pPr/>
-      <w:r>
-        <w:rPr>
-          <w:b w:val="0"/>
-          <w:i w:val="0"/>
-        </w:rPr>
-        <w:t>Mit dreissig sass er einem Therapeuten gegenüber und sagte den Satz, den er seit Jahren nicht aussprechen konnte: „Ich glaube, ich habe aufgehört, auf ihn zu warten, aber ich habe nie aufgehört, mich zu fragen, warum.“</w:t>
-      </w:r>
-    </w:p>
-    <w:p>
-      <w:pPr/>
-      <w:r>
-        <w:rPr>
-          <w:b w:val="0"/>
-          <w:i w:val="0"/>
-        </w:rPr>
-        <w:t>Der Therapeut fragte zurück: „Muss die zweite Frage beantwortet sein, damit die erste wahr bleibt?“</w:t>
-      </w:r>
-    </w:p>
-    <w:p>
-      <w:pPr/>
-      <w:r>
-        <w:rPr>
-          <w:b w:val="0"/>
-          <w:i w:val="0"/>
-        </w:rPr>
-        <w:t>Yannick brauchte Monate, um diese Frage wirklich zu verstehen. Als er sie verstand, änderte sich nichts an seinem Vater. Aber etwas änderte sich daran, wie viel Platz sein Vater noch in seinem Alltag einnahm.</w:t>
-      </w:r>
-    </w:p>
-    <w:p>
-      <w:pPr/>
-      <w:r>
-        <w:rPr>
-          <w:b w:val="0"/>
-          <w:i w:val="0"/>
-        </w:rPr>
-        <w:t>Heute schickt Yannick seinem Vater eine Karte, jedes Jahr im Dezember. Keine Erklärung, keine Frage, nur ein paar Zeilen. Nicht, weil er auf eine Antwort hofft. Sondern weil es sich für ihn richtig anfühlt, unabhängig davon, was zurückkommt.</w:t>
       </w:r>
     </w:p>
     <w:p>
@@ -3554,7 +3366,7 @@
           <w:i w:val="0"/>
           <w:sz w:val="34"/>
         </w:rPr>
-        <w:t>Mobbing am Arbeitsplatz, das nie aufgearbeitet wurde</w:t>
+        <w:t>Zwischenspiel: Yannicks Geschichte in einem Stück</w:t>
       </w:r>
     </w:p>
     <w:p>
@@ -3564,7 +3376,7 @@
           <w:b w:val="0"/>
           <w:i w:val="0"/>
         </w:rPr>
-        <w:t>Manche Verletzungen tragen keinen Namen wie Familie oder Liebe. Sie tragen einen Firmennamen und ein Organigramm. Deshalb werden sie oft kleingeredet, obwohl sie genauso tief wirken.</w:t>
+        <w:t>Yannick war neunzehn, als sein Vater auszog. Kein Streit, kein Abschied, nur ein Karton im Flur und ein Zettel mit einer neuen Adresse.</w:t>
       </w:r>
     </w:p>
     <w:p>
@@ -3574,6 +3386,7 @@
           <w:b w:val="0"/>
           <w:i w:val="0"/>
         </w:rPr>
+        <w:t>Die ersten Monate rief er noch an, jeden Sonntag. Die Gespräche wurden kürzer. Irgendwann füllten sie nur noch fünf Minuten mit Sätzen über das Wetter.</w:t>
       </w:r>
     </w:p>
     <w:p>
@@ -3583,7 +3396,7 @@
           <w:b w:val="0"/>
           <w:i w:val="0"/>
         </w:rPr>
-        <w:t>Als Tobias nach zwei Jahren systematischer Ausgrenzung im Team kündigte, sagte ihm die Personalabteilung nur: „Manchmal passt es menschlich einfach nicht.“ Niemand sprach je aus, was tatsächlich passiert war. Tobias trug den Satz seiner ehemaligen Teamleiterin noch Jahre später mit sich: „Du bist einfach zu empfindlich für dieses Tempo.“</w:t>
+        <w:t>Mit dreiundzwanzig hörte er auf anzurufen. Sein Vater rief nie zurück.</w:t>
       </w:r>
     </w:p>
     <w:p>
@@ -3593,16 +3406,17 @@
           <w:b w:val="0"/>
           <w:i w:val="0"/>
         </w:rPr>
+        <w:t>Fünf Jahre vergingen. Yannick heiratete, ohne dass sein Vater eingeladen wurde. Er wurde selbst Vater, ohne dass sein eigener Vater davon aus erster Hand erfuhr.</w:t>
       </w:r>
     </w:p>
     <w:p>
       <w:pPr/>
       <w:r>
         <w:rPr>
-          <w:b/>
-          <w:i w:val="0"/>
-        </w:rPr>
-        <w:t>Was in dir wirklich passiert</w:t>
+          <w:b w:val="0"/>
+          <w:i w:val="0"/>
+        </w:rPr>
+        <w:t>Mit dreissig sass er einem Therapeuten gegenüber und sagte den Satz, den er seit Jahren nicht aussprechen konnte: „Ich glaube, ich habe aufgehört, auf ihn zu warten, aber ich habe nie aufgehört, mich zu fragen, warum.“</w:t>
       </w:r>
     </w:p>
     <w:p>
@@ -3612,7 +3426,7 @@
           <w:b w:val="0"/>
           <w:i w:val="0"/>
         </w:rPr>
-        <w:t>Arbeitsplatzkonflikte werden institutionell oft neutralisiert, in Formulierungen wie „kulturelle Differenzen“ oder „unterschiedliche Arbeitsstile“. Das kann es zusätzlich erschweren, die eigene Erfahrung als das zu benennen, was sie war.</w:t>
+        <w:t>Der Therapeut fragte zurück: „Muss die zweite Frage beantwortet sein, damit die erste wahr bleibt?“</w:t>
       </w:r>
     </w:p>
     <w:p>
@@ -3622,45 +3436,17 @@
           <w:b w:val="0"/>
           <w:i w:val="0"/>
         </w:rPr>
+        <w:t>Yannick brauchte Monate, um diese Frage wirklich zu verstehen. Als er sie verstand, änderte sich nichts an seinem Vater. Aber etwas änderte sich daran, wie viel Platz sein Vater noch in seinem Alltag einnahm.</w:t>
       </w:r>
     </w:p>
     <w:p>
       <w:pPr/>
       <w:r>
         <w:rPr>
-          <w:b/>
-          <w:i w:val="0"/>
-        </w:rPr>
-        <w:t>Kleine Übung</w:t>
-      </w:r>
-    </w:p>
-    <w:p>
-      <w:pPr/>
-      <w:r>
-        <w:rPr>
-          <w:b w:val="0"/>
-          <w:i w:val="0"/>
-        </w:rPr>
-        <w:t>Schreib in eigenen, unverstellten Worten auf, was in dieser Zeit tatsächlich passiert ist, ohne die beschönigenden Formulierungen, die andere benutzt haben.</w:t>
-      </w:r>
-    </w:p>
-    <w:p>
-      <w:pPr/>
-      <w:r>
-        <w:rPr>
-          <w:b w:val="0"/>
-          <w:i w:val="0"/>
-        </w:rPr>
-      </w:r>
-    </w:p>
-    <w:p>
-      <w:pPr/>
-      <w:r>
-        <w:rPr>
-          <w:b w:val="0"/>
-          <w:i w:val="0"/>
-        </w:rPr>
-        <w:t>TikTok · Ein professioneller Rahmen macht eine Verletzung nicht kleiner.</w:t>
+          <w:b w:val="0"/>
+          <w:i w:val="0"/>
+        </w:rPr>
+        <w:t>Heute schickt Yannick seinem Vater eine Karte, jedes Jahr im Dezember. Keine Erklärung, keine Frage, nur ein paar Zeilen. Nicht, weil er auf eine Antwort hofft. Sondern weil es sich für ihn richtig anfühlt, unabhängig davon, was zurückkommt.</w:t>
       </w:r>
     </w:p>
     <w:p>
@@ -3673,7 +3459,7 @@
           <w:i w:val="0"/>
           <w:sz w:val="34"/>
         </w:rPr>
-        <w:t>Gewählte Familie, wenn die geborene fehlt</w:t>
+        <w:t>Mobbing am Arbeitsplatz, das nie aufgearbeitet wurde</w:t>
       </w:r>
     </w:p>
     <w:p>
@@ -3683,7 +3469,7 @@
           <w:b w:val="0"/>
           <w:i w:val="0"/>
         </w:rPr>
-        <w:t>Wenn die Herkunftsfamilie nicht der Ort ist, an dem man sich sicher fühlt, entsteht manchmal ein anderes Netz, aus Freundschaften, die diese Funktion übernehmen.</w:t>
+        <w:t>Manche Verletzungen tragen keinen Namen wie Familie oder Liebe. Sie tragen einen Firmennamen und ein Organigramm. Deshalb werden sie oft kleingeredet, obwohl sie genauso tief wirken.</w:t>
       </w:r>
     </w:p>
     <w:p>
@@ -3693,16 +3479,17 @@
           <w:b w:val="0"/>
           <w:i w:val="0"/>
         </w:rPr>
+        <w:t>Als Tobias nach zwei Jahren systematischer Ausgrenzung im Team kündigte, sagte ihm die Personalabteilung nur: „Manchmal passt es menschlich einfach nicht.“ Niemand sprach je aus, was tatsächlich passiert war. Tobias trug den Satz seiner ehemaligen Teamleiterin noch Jahre später mit sich: „Du bist einfach zu empfindlich für dieses Tempo.“</w:t>
       </w:r>
     </w:p>
     <w:p>
       <w:pPr/>
       <w:r>
         <w:rPr>
-          <w:b w:val="0"/>
-          <w:i w:val="0"/>
-        </w:rPr>
-        <w:t>Nach dem Kontaktabbruch zu ihrer Mutter baute sich Leonie über Jahre einen engen Freundeskreis auf, den sie selbst „meine gewählte Familie“ nennt. An Weihnachten sitzt heute niemand an ihrem Tisch, mit dem sie verwandt ist, dafür Menschen, die für sie da waren, als es zählte.</w:t>
+          <w:b/>
+          <w:i w:val="0"/>
+        </w:rPr>
+        <w:t>Was in dir wirklich passiert</w:t>
       </w:r>
     </w:p>
     <w:p>
@@ -3712,6 +3499,7 @@
           <w:b w:val="0"/>
           <w:i w:val="0"/>
         </w:rPr>
+        <w:t>Arbeitsplatzkonflikte werden institutionell oft neutralisiert, in Formulierungen wie „kulturelle Differenzen“ oder „unterschiedliche Arbeitsstile“. Das kann es zusätzlich erschweren, die eigene Erfahrung als das zu benennen, was sie war.</w:t>
       </w:r>
     </w:p>
     <w:p>
@@ -3721,7 +3509,7 @@
           <w:b/>
           <w:i w:val="0"/>
         </w:rPr>
-        <w:t>Was in dir wirklich passiert</w:t>
+        <w:t>Kleine Übung</w:t>
       </w:r>
     </w:p>
     <w:p>
@@ -3731,7 +3519,7 @@
           <w:b w:val="0"/>
           <w:i w:val="0"/>
         </w:rPr>
-        <w:t>Zugehörigkeit muss nicht an Blutsverwandtschaft gebunden sein. Manche Menschen finden Sicherheit erst dann, wenn sie aufhören, sie ausschliesslich in der Herkunftsfamilie zu suchen.</w:t>
+        <w:t>Schreib in eigenen, unverstellten Worten auf, was in dieser Zeit tatsächlich passiert ist, ohne die beschönigenden Formulierungen, die andere benutzt haben.</w:t>
       </w:r>
     </w:p>
     <w:p>
@@ -3741,45 +3529,7 @@
           <w:b w:val="0"/>
           <w:i w:val="0"/>
         </w:rPr>
-      </w:r>
-    </w:p>
-    <w:p>
-      <w:pPr/>
-      <w:r>
-        <w:rPr>
-          <w:b/>
-          <w:i w:val="0"/>
-        </w:rPr>
-        <w:t>Kleine Übung</w:t>
-      </w:r>
-    </w:p>
-    <w:p>
-      <w:pPr/>
-      <w:r>
-        <w:rPr>
-          <w:b w:val="0"/>
-          <w:i w:val="0"/>
-        </w:rPr>
-        <w:t>Wer gehört zu deiner gewählten Familie, auch wenn ihr nicht verwandt seid? Schreib diese Namen auf. Diese Liste ist genauso real wie ein Stammbaum.</w:t>
-      </w:r>
-    </w:p>
-    <w:p>
-      <w:pPr/>
-      <w:r>
-        <w:rPr>
-          <w:b w:val="0"/>
-          <w:i w:val="0"/>
-        </w:rPr>
-      </w:r>
-    </w:p>
-    <w:p>
-      <w:pPr/>
-      <w:r>
-        <w:rPr>
-          <w:b w:val="0"/>
-          <w:i w:val="0"/>
-        </w:rPr>
-        <w:t>TikTok · Familie ist manchmal eine Entscheidung, kein Zufall der Geburt.</w:t>
+        <w:t>TikTok · Ein professioneller Rahmen macht eine Verletzung nicht kleiner.</w:t>
       </w:r>
     </w:p>
     <w:p>
@@ -3792,7 +3542,7 @@
           <w:i w:val="0"/>
           <w:sz w:val="34"/>
         </w:rPr>
-        <w:t>Selbstvergebung, wenn du selbst Fehler gemacht hast</w:t>
+        <w:t>Gewählte Familie, wenn die geborene fehlt</w:t>
       </w:r>
     </w:p>
     <w:p>
@@ -3802,7 +3552,7 @@
           <w:b w:val="0"/>
           <w:i w:val="0"/>
         </w:rPr>
-        <w:t>Dieses Buch handelt viel davon, was andere einem schulden. Manchmal ist die schwierigste Rechnung die mit sich selbst, für eigene Fehler in einer zerbrochenen Beziehung.</w:t>
+        <w:t>Wenn die Herkunftsfamilie nicht der Ort ist, an dem man sich sicher fühlt, entsteht manchmal ein anderes Netz, aus Freundschaften, die diese Funktion übernehmen.</w:t>
       </w:r>
     </w:p>
     <w:p>
@@ -3812,16 +3562,17 @@
           <w:b w:val="0"/>
           <w:i w:val="0"/>
         </w:rPr>
+        <w:t>Nach dem Kontaktabbruch zu ihrer Mutter baute sich Leonie über Jahre einen engen Freundeskreis auf, den sie selbst „meine gewählte Familie“ nennt. An Weihnachten sitzt heute niemand an ihrem Tisch, mit dem sie verwandt ist, dafür Menschen, die für sie da waren, als es zählte.</w:t>
       </w:r>
     </w:p>
     <w:p>
       <w:pPr/>
       <w:r>
         <w:rPr>
-          <w:b w:val="0"/>
-          <w:i w:val="0"/>
-        </w:rPr>
-        <w:t>Marco hatte in seiner Ehe über Jahre hinweg Streitgespräche vermieden, aus Angst vor Konflikt. Nach der Scheidung erkannte er, dass sein Schweigen seine Frau genauso verletzt hatte wie ihre spätere Untreue ihn. Beide Wahrheiten mussten Platz haben.</w:t>
+          <w:b/>
+          <w:i w:val="0"/>
+        </w:rPr>
+        <w:t>Was in dir wirklich passiert</w:t>
       </w:r>
     </w:p>
     <w:p>
@@ -3831,6 +3582,7 @@
           <w:b w:val="0"/>
           <w:i w:val="0"/>
         </w:rPr>
+        <w:t>Zugehörigkeit muss nicht an Blutsverwandtschaft gebunden sein. Manche Menschen finden Sicherheit erst dann, wenn sie aufhören, sie ausschliesslich in der Herkunftsfamilie zu suchen.</w:t>
       </w:r>
     </w:p>
     <w:p>
@@ -3840,7 +3592,7 @@
           <w:b/>
           <w:i w:val="0"/>
         </w:rPr>
-        <w:t>Was in dir wirklich passiert</w:t>
+        <w:t>Kleine Übung</w:t>
       </w:r>
     </w:p>
     <w:p>
@@ -3850,7 +3602,7 @@
           <w:b w:val="0"/>
           <w:i w:val="0"/>
         </w:rPr>
-        <w:t>Die eigene Verantwortung anzuerkennen bedeutet nicht, die Verantwortung anderer kleinzureden. Beides kann gleichzeitig wahr sein, ohne dass eines das andere aufhebt.</w:t>
+        <w:t>Wer gehört zu deiner gewählten Familie, auch wenn ihr nicht verwandt seid? Schreib diese Namen auf. Diese Liste ist genauso real wie ein Stammbaum.</w:t>
       </w:r>
     </w:p>
     <w:p>
@@ -3860,45 +3612,7 @@
           <w:b w:val="0"/>
           <w:i w:val="0"/>
         </w:rPr>
-      </w:r>
-    </w:p>
-    <w:p>
-      <w:pPr/>
-      <w:r>
-        <w:rPr>
-          <w:b/>
-          <w:i w:val="0"/>
-        </w:rPr>
-        <w:t>Kleine Übung</w:t>
-      </w:r>
-    </w:p>
-    <w:p>
-      <w:pPr/>
-      <w:r>
-        <w:rPr>
-          <w:b w:val="0"/>
-          <w:i w:val="0"/>
-        </w:rPr>
-        <w:t>Schreib auf, wofür du in einer schwierigen Beziehung selbst Verantwortung trägst, unabhängig davon, was die andere Person getan hat. Das ist kein Freispruch für sie. Es ist Ehrlichkeit dir selbst gegenüber.</w:t>
-      </w:r>
-    </w:p>
-    <w:p>
-      <w:pPr/>
-      <w:r>
-        <w:rPr>
-          <w:b w:val="0"/>
-          <w:i w:val="0"/>
-        </w:rPr>
-      </w:r>
-    </w:p>
-    <w:p>
-      <w:pPr/>
-      <w:r>
-        <w:rPr>
-          <w:b w:val="0"/>
-          <w:i w:val="0"/>
-        </w:rPr>
-        <w:t>TikTok · Verantwortung ist kein Nullsummenspiel.</w:t>
+        <w:t>TikTok · Familie ist manchmal eine Entscheidung, kein Zufall der Geburt.</w:t>
       </w:r>
     </w:p>
     <w:p>
@@ -3911,7 +3625,7 @@
           <w:i w:val="0"/>
           <w:sz w:val="34"/>
         </w:rPr>
-        <w:t>Wenn ein Kind erwachsen wird und den Kontakt beendet</w:t>
+        <w:t>Selbstvergebung, wenn du selbst Fehler gemacht hast</w:t>
       </w:r>
     </w:p>
     <w:p>
@@ -3921,7 +3635,7 @@
           <w:b w:val="0"/>
           <w:i w:val="0"/>
         </w:rPr>
-        <w:t>Nicht nur Kinder warten auf ein letztes Gespräch mit ihren Eltern. Manchmal sind es Eltern, deren erwachsene Kinder den Kontakt beenden, oft mit Gründen, die den Eltern selbst unklar bleiben.</w:t>
+        <w:t>Dieses Buch handelt viel davon, was andere einem schulden. Manchmal ist die schwierigste Rechnung die mit sich selbst, für eigene Fehler in einer zerbrochenen Beziehung.</w:t>
       </w:r>
     </w:p>
     <w:p>
@@ -3931,16 +3645,17 @@
           <w:b w:val="0"/>
           <w:i w:val="0"/>
         </w:rPr>
+        <w:t>Marco hatte in seiner Ehe über Jahre hinweg Streitgespräche vermieden, aus Angst vor Konflikt. Nach der Scheidung erkannte er, dass sein Schweigen seine Frau genauso verletzt hatte wie ihre spätere Untreue ihn. Beide Wahrheiten mussten Platz haben.</w:t>
       </w:r>
     </w:p>
     <w:p>
       <w:pPr/>
       <w:r>
         <w:rPr>
-          <w:b w:val="0"/>
-          <w:i w:val="0"/>
-        </w:rPr>
-        <w:t>Ruth hatte drei Kinder grossgezogen, mit dem Gefühl, ihr Bestes gegeben zu haben. Als ihre jüngste Tochter mit fünfundzwanzig den Kontakt abbrach und Themen wie emotionale Vernachlässigung nannte, an die sich Ruth anders erinnerte, brauchte sie Jahre, um zu verstehen, dass beide Erinnerungen nebeneinander bestehen können.</w:t>
+          <w:b/>
+          <w:i w:val="0"/>
+        </w:rPr>
+        <w:t>Was in dir wirklich passiert</w:t>
       </w:r>
     </w:p>
     <w:p>
@@ -3950,6 +3665,7 @@
           <w:b w:val="0"/>
           <w:i w:val="0"/>
         </w:rPr>
+        <w:t>Die eigene Verantwortung anzuerkennen bedeutet nicht, die Verantwortung anderer kleinzureden. Beides kann gleichzeitig wahr sein, ohne dass eines das andere aufhebt.</w:t>
       </w:r>
     </w:p>
     <w:p>
@@ -3959,7 +3675,7 @@
           <w:b/>
           <w:i w:val="0"/>
         </w:rPr>
-        <w:t>Was in dir wirklich passiert</w:t>
+        <w:t>Kleine Übung</w:t>
       </w:r>
     </w:p>
     <w:p>
@@ -3969,7 +3685,7 @@
           <w:b w:val="0"/>
           <w:i w:val="0"/>
         </w:rPr>
-        <w:t>Auch als Elternteil kann man Betroffene eines Kontaktabbruchs sein, für den man die eigenen Gründe nicht sofort versteht. Das rechtfertigt nicht automatisch die eigene Sichtweise, öffnet aber Raum für ehrliche Selbstreflexion.</w:t>
+        <w:t>Schreib auf, wofür du in einer schwierigen Beziehung selbst Verantwortung trägst, unabhängig davon, was die andere Person getan hat. Das ist kein Freispruch für sie. Es ist Ehrlichkeit dir selbst gegenüber.</w:t>
       </w:r>
     </w:p>
     <w:p>
@@ -3979,45 +3695,7 @@
           <w:b w:val="0"/>
           <w:i w:val="0"/>
         </w:rPr>
-      </w:r>
-    </w:p>
-    <w:p>
-      <w:pPr/>
-      <w:r>
-        <w:rPr>
-          <w:b/>
-          <w:i w:val="0"/>
-        </w:rPr>
-        <w:t>Kleine Übung</w:t>
-      </w:r>
-    </w:p>
-    <w:p>
-      <w:pPr/>
-      <w:r>
-        <w:rPr>
-          <w:b w:val="0"/>
-          <w:i w:val="0"/>
-        </w:rPr>
-        <w:t>Wenn du in dieser Situation bist: Was wärst du bereit zu hören, auch wenn es unbequem ist, ohne es sofort zu widerlegen?</w:t>
-      </w:r>
-    </w:p>
-    <w:p>
-      <w:pPr/>
-      <w:r>
-        <w:rPr>
-          <w:b w:val="0"/>
-          <w:i w:val="0"/>
-        </w:rPr>
-      </w:r>
-    </w:p>
-    <w:p>
-      <w:pPr/>
-      <w:r>
-        <w:rPr>
-          <w:b w:val="0"/>
-          <w:i w:val="0"/>
-        </w:rPr>
-        <w:t>TikTok · Zuhören ist nicht dasselbe wie zustimmen, aber es ist der erste Schritt.</w:t>
+        <w:t>TikTok · Verantwortung ist kein Nullsummenspiel.</w:t>
       </w:r>
     </w:p>
     <w:p>
@@ -4030,7 +3708,7 @@
           <w:i w:val="0"/>
           <w:sz w:val="34"/>
         </w:rPr>
-        <w:t>Wenn eine Krankheit die Beziehung endgültig veränderte</w:t>
+        <w:t>Wenn ein Kind erwachsen wird und den Kontakt beendet</w:t>
       </w:r>
     </w:p>
     <w:p>
@@ -4040,7 +3718,7 @@
           <w:b w:val="0"/>
           <w:i w:val="0"/>
         </w:rPr>
-        <w:t>Manchmal ist es nicht ein Streit, der eine Beziehung beendet, sondern eine Krankheit, die die Person, die man kannte, langsam verschwinden liess, bevor ein Abschied möglich war.</w:t>
+        <w:t>Nicht nur Kinder warten auf ein letztes Gespräch mit ihren Eltern. Manchmal sind es Eltern, deren erwachsene Kinder den Kontakt beenden, oft mit Gründen, die den Eltern selbst unklar bleiben.</w:t>
       </w:r>
     </w:p>
     <w:p>
@@ -4050,16 +3728,17 @@
           <w:b w:val="0"/>
           <w:i w:val="0"/>
         </w:rPr>
+        <w:t>Ruth hatte drei Kinder grossgezogen, mit dem Gefühl, ihr Bestes gegeben zu haben. Als ihre jüngste Tochter mit fünfundzwanzig den Kontakt abbrach und Themen wie emotionale Vernachlässigung nannte, an die sich Ruth anders erinnerte, brauchte sie Jahre, um zu verstehen, dass beide Erinnerungen nebeneinander bestehen können.</w:t>
       </w:r>
     </w:p>
     <w:p>
       <w:pPr/>
       <w:r>
         <w:rPr>
-          <w:b w:val="0"/>
-          <w:i w:val="0"/>
-        </w:rPr>
-        <w:t>Als Evas Mutter an Demenz erkrankte, verlor Eva sie in kleinen Schritten, lange bevor sie tatsächlich starb. Das letzte klare Gespräch hatten die beiden geführt, ohne zu wissen, dass es das letzte sein würde.</w:t>
+          <w:b/>
+          <w:i w:val="0"/>
+        </w:rPr>
+        <w:t>Was in dir wirklich passiert</w:t>
       </w:r>
     </w:p>
     <w:p>
@@ -4069,6 +3748,7 @@
           <w:b w:val="0"/>
           <w:i w:val="0"/>
         </w:rPr>
+        <w:t>Auch als Elternteil kann man Betroffene eines Kontaktabbruchs sein, für den man die eigenen Gründe nicht sofort versteht. Das rechtfertigt nicht automatisch die eigene Sichtweise, öffnet aber Raum für ehrliche Selbstreflexion.</w:t>
       </w:r>
     </w:p>
     <w:p>
@@ -4078,7 +3758,7 @@
           <w:b/>
           <w:i w:val="0"/>
         </w:rPr>
-        <w:t>Was in dir wirklich passiert</w:t>
+        <w:t>Kleine Übung</w:t>
       </w:r>
     </w:p>
     <w:p>
@@ -4088,7 +3768,7 @@
           <w:b w:val="0"/>
           <w:i w:val="0"/>
         </w:rPr>
-        <w:t>Der Verlust durch eine fortschreitende Krankheit wird oft als „vorweggenommene Trauer“ bezeichnet, ein Prozess, der beginnt, lange bevor der eigentliche Tod eintritt. Diese Form von Trauer wird häufig unterschätzt.</w:t>
+        <w:t>Wenn du in dieser Situation bist: Was wärst du bereit zu hören, auch wenn es unbequem ist, ohne es sofort zu widerlegen?</w:t>
       </w:r>
     </w:p>
     <w:p>
@@ -4098,45 +3778,7 @@
           <w:b w:val="0"/>
           <w:i w:val="0"/>
         </w:rPr>
-      </w:r>
-    </w:p>
-    <w:p>
-      <w:pPr/>
-      <w:r>
-        <w:rPr>
-          <w:b/>
-          <w:i w:val="0"/>
-        </w:rPr>
-        <w:t>Kleine Übung</w:t>
-      </w:r>
-    </w:p>
-    <w:p>
-      <w:pPr/>
-      <w:r>
-        <w:rPr>
-          <w:b w:val="0"/>
-          <w:i w:val="0"/>
-        </w:rPr>
-        <w:t>Wenn es ein letztes klares Gespräch gab, das du erst im Rückblick als „letztes“ erkannt hast: Schreib auf, was in diesem Gespräch trotzdem wertvoll war, auch ohne bewussten Abschied.</w:t>
-      </w:r>
-    </w:p>
-    <w:p>
-      <w:pPr/>
-      <w:r>
-        <w:rPr>
-          <w:b w:val="0"/>
-          <w:i w:val="0"/>
-        </w:rPr>
-      </w:r>
-    </w:p>
-    <w:p>
-      <w:pPr/>
-      <w:r>
-        <w:rPr>
-          <w:b w:val="0"/>
-          <w:i w:val="0"/>
-        </w:rPr>
-        <w:t>TikTok · Manche Abschiede geschehen, bevor man weiss, dass sie stattfinden.</w:t>
+        <w:t>TikTok · Zuhören ist nicht dasselbe wie zustimmen, aber es ist der erste Schritt.</w:t>
       </w:r>
     </w:p>
     <w:p>
@@ -4149,7 +3791,7 @@
           <w:i w:val="0"/>
           <w:sz w:val="34"/>
         </w:rPr>
-        <w:t>Zwischenspiel: Rahels Geschichte in einem Stück</w:t>
+        <w:t>Wenn eine Krankheit die Beziehung endgültig veränderte</w:t>
       </w:r>
     </w:p>
     <w:p>
@@ -4159,7 +3801,7 @@
           <w:b w:val="0"/>
           <w:i w:val="0"/>
         </w:rPr>
-        <w:t>Rahel erfuhr von der Untreue ihres Mannes durch eine Nachricht, die versehentlich auf dem gemeinsamen Tablet geöffnet blieb.</w:t>
+        <w:t>Manchmal ist es nicht ein Streit, der eine Beziehung beendet, sondern eine Krankheit, die die Person, die man kannte, langsam verschwinden liess, bevor ein Abschied möglich war.</w:t>
       </w:r>
     </w:p>
     <w:p>
@@ -4169,17 +3811,17 @@
           <w:b w:val="0"/>
           <w:i w:val="0"/>
         </w:rPr>
-        <w:t>In den ersten Wochen funktionierte sie wie eine Maschine. Kinder zur Schule bringen, Wäsche waschen, lächeln, wenn jemand fragte, wie es ihr gehe.</w:t>
+        <w:t>Als Evas Mutter an Demenz erkrankte, verlor Eva sie in kleinen Schritten, lange bevor sie tatsächlich starb. Das letzte klare Gespräch hatten die beiden geführt, ohne zu wissen, dass es das letzte sein würde.</w:t>
       </w:r>
     </w:p>
     <w:p>
       <w:pPr/>
       <w:r>
         <w:rPr>
-          <w:b w:val="0"/>
-          <w:i w:val="0"/>
-        </w:rPr>
-        <w:t>Die Wut kam erst später, mit voller Wucht, mitten in einem ganz gewöhnlichen Dienstagabend, ausgelöst durch nichts Besonderes.</w:t>
+          <w:b/>
+          <w:i w:val="0"/>
+        </w:rPr>
+        <w:t>Was in dir wirklich passiert</w:t>
       </w:r>
     </w:p>
     <w:p>
@@ -4189,17 +3831,37 @@
           <w:b w:val="0"/>
           <w:i w:val="0"/>
         </w:rPr>
-        <w:t>Sie schrie in ihr Kopfkissen, damit die Kinder nichts hörten. Am nächsten Morgen schämte sie sich für diese Wut, bis eine Freundin ihr sagte: „Diese Wut ist der gesündeste Teil von dir gerade.“</w:t>
+        <w:t>Der Verlust durch eine fortschreitende Krankheit wird oft als „vorweggenommene Trauer“ bezeichnet, ein Prozess, der beginnt, lange bevor der eigentliche Tod eintritt. Diese Form von Trauer wird häufig unterschätzt.</w:t>
       </w:r>
     </w:p>
     <w:p>
       <w:pPr/>
       <w:r>
         <w:rPr>
-          <w:b w:val="0"/>
-          <w:i w:val="0"/>
-        </w:rPr>
-        <w:t>Zwei Jahre später sitzt Rahel in ihrem eigenen kleinen Büro, das sie mit dem Mut gegründet hat, den diese Wut ihr gab. An der Wand hängt ein Satz, den sie sich selbst aufgeschrieben hat: „Danke, Wut. Du hast mich rausgeholt, als niemand sonst es konnte.“</w:t>
+          <w:b/>
+          <w:i w:val="0"/>
+        </w:rPr>
+        <w:t>Kleine Übung</w:t>
+      </w:r>
+    </w:p>
+    <w:p>
+      <w:pPr/>
+      <w:r>
+        <w:rPr>
+          <w:b w:val="0"/>
+          <w:i w:val="0"/>
+        </w:rPr>
+        <w:t>Wenn es ein letztes klares Gespräch gab, das du erst im Rückblick als „letztes“ erkannt hast: Schreib auf, was in diesem Gespräch trotzdem wertvoll war, auch ohne bewussten Abschied.</w:t>
+      </w:r>
+    </w:p>
+    <w:p>
+      <w:pPr/>
+      <w:r>
+        <w:rPr>
+          <w:b w:val="0"/>
+          <w:i w:val="0"/>
+        </w:rPr>
+        <w:t>TikTok · Manche Abschiede geschehen, bevor man weiss, dass sie stattfinden.</w:t>
       </w:r>
     </w:p>
     <w:p>
@@ -4212,7 +3874,7 @@
           <w:i w:val="0"/>
           <w:sz w:val="34"/>
         </w:rPr>
-        <w:t>Wenn eine ganze Generation schweigt</w:t>
+        <w:t>Zwischenspiel: Rahels Geschichte in einem Stück</w:t>
       </w:r>
     </w:p>
     <w:p>
@@ -4222,7 +3884,7 @@
           <w:b w:val="0"/>
           <w:i w:val="0"/>
         </w:rPr>
-        <w:t>In manchen Familien wird über Generationen hinweg über bestimmte Themen einfach nicht gesprochen, sodass Kinder Muster übernehmen, deren Ursprung sie nie erklärt bekommen.</w:t>
+        <w:t>Rahel erfuhr von der Untreue ihres Mannes durch eine Nachricht, die versehentlich auf dem gemeinsamen Tablet geöffnet blieb.</w:t>
       </w:r>
     </w:p>
     <w:p>
@@ -4232,6 +3894,7 @@
           <w:b w:val="0"/>
           <w:i w:val="0"/>
         </w:rPr>
+        <w:t>In den ersten Wochen funktionierte sie wie eine Maschine. Kinder zur Schule bringen, Wäsche waschen, lächeln, wenn jemand fragte, wie es ihr gehe.</w:t>
       </w:r>
     </w:p>
     <w:p>
@@ -4241,7 +3904,7 @@
           <w:b w:val="0"/>
           <w:i w:val="0"/>
         </w:rPr>
-        <w:t>Erst als Nora ihre Grossmutter kurz vor deren Tod nach der Kindheit ihrer eigenen Mutter fragte, verstand sie, warum in ihrer Familie Gefühle nie besprochen wurden. Ihre Grossmutter hatte selbst in einer Zeit gelebt, in der emotionale Offenheit als Schwäche galt.</w:t>
+        <w:t>Die Wut kam erst später, mit voller Wucht, mitten in einem ganz gewöhnlichen Dienstagabend, ausgelöst durch nichts Besonderes.</w:t>
       </w:r>
     </w:p>
     <w:p>
@@ -4251,74 +3914,17 @@
           <w:b w:val="0"/>
           <w:i w:val="0"/>
         </w:rPr>
+        <w:t>Sie schrie in ihr Kopfkissen, damit die Kinder nichts hörten. Am nächsten Morgen schämte sie sich für diese Wut, bis eine Freundin ihr sagte: „Diese Wut ist der gesündeste Teil von dir gerade.“</w:t>
       </w:r>
     </w:p>
     <w:p>
       <w:pPr/>
       <w:r>
         <w:rPr>
-          <w:b/>
-          <w:i w:val="0"/>
-        </w:rPr>
-        <w:t>Was in dir wirklich passiert</w:t>
-      </w:r>
-    </w:p>
-    <w:p>
-      <w:pPr/>
-      <w:r>
-        <w:rPr>
-          <w:b w:val="0"/>
-          <w:i w:val="0"/>
-        </w:rPr>
-        <w:t>Kommunikationsmuster werden oft über Generationen weitergegeben, ohne dass die ursprünglichen Gründe je benannt werden. Das Verständnis dieser Herkunft kann helfen, das Muster bei sich selbst bewusster zu unterbrechen.</w:t>
-      </w:r>
-    </w:p>
-    <w:p>
-      <w:pPr/>
-      <w:r>
-        <w:rPr>
-          <w:b w:val="0"/>
-          <w:i w:val="0"/>
-        </w:rPr>
-      </w:r>
-    </w:p>
-    <w:p>
-      <w:pPr/>
-      <w:r>
-        <w:rPr>
-          <w:b/>
-          <w:i w:val="0"/>
-        </w:rPr>
-        <w:t>Kleine Übung</w:t>
-      </w:r>
-    </w:p>
-    <w:p>
-      <w:pPr/>
-      <w:r>
-        <w:rPr>
-          <w:b w:val="0"/>
-          <w:i w:val="0"/>
-        </w:rPr>
-        <w:t>Wenn möglich, frag eine ältere Person in deiner Familie nach ihrer eigenen Kindheit. Manche Muster erklären sich erst über mehrere Generationen zurück.</w:t>
-      </w:r>
-    </w:p>
-    <w:p>
-      <w:pPr/>
-      <w:r>
-        <w:rPr>
-          <w:b w:val="0"/>
-          <w:i w:val="0"/>
-        </w:rPr>
-      </w:r>
-    </w:p>
-    <w:p>
-      <w:pPr/>
-      <w:r>
-        <w:rPr>
-          <w:b w:val="0"/>
-          <w:i w:val="0"/>
-        </w:rPr>
-        <w:t>TikTok · Ein Muster zu verstehen, heisst nicht, es gutzuheissen. Es heisst, die Kette bewusst zu unterbrechen.</w:t>
+          <w:b w:val="0"/>
+          <w:i w:val="0"/>
+        </w:rPr>
+        <w:t>Zwei Jahre später sitzt Rahel in ihrem eigenen kleinen Büro, das sie mit dem Mut gegründet hat, den diese Wut ihr gab. An der Wand hängt ein Satz, den sie sich selbst aufgeschrieben hat: „Danke, Wut. Du hast mich rausgeholt, als niemand sonst es konnte.“</w:t>
       </w:r>
     </w:p>
     <w:p>
@@ -4331,7 +3937,7 @@
           <w:i w:val="0"/>
           <w:sz w:val="34"/>
         </w:rPr>
-        <w:t>Wenn Feiertage zur schwierigsten Zeit des Jahres werden</w:t>
+        <w:t>Wenn eine ganze Generation schweigt</w:t>
       </w:r>
     </w:p>
     <w:p>
@@ -4341,7 +3947,7 @@
           <w:b w:val="0"/>
           <w:i w:val="0"/>
         </w:rPr>
-        <w:t>Weihnachten, Geburtstage und Familienfeiern werden für viele Menschen, die mit einem stillen Bruch leben, zur schwierigsten Zeit im Jahr, gerade weil alle anderen von Zusammensein sprechen.</w:t>
+        <w:t>In manchen Familien wird über Generationen hinweg über bestimmte Themen einfach nicht gesprochen, sodass Kinder Muster übernehmen, deren Ursprung sie nie erklärt bekommen.</w:t>
       </w:r>
     </w:p>
     <w:p>
@@ -4351,16 +3957,17 @@
           <w:b w:val="0"/>
           <w:i w:val="0"/>
         </w:rPr>
+        <w:t>Erst als Nora ihre Grossmutter kurz vor deren Tod nach der Kindheit ihrer eigenen Mutter fragte, verstand sie, warum in ihrer Familie Gefühle nie besprochen wurden. Ihre Grossmutter hatte selbst in einer Zeit gelebt, in der emotionale Offenheit als Schwäche galt.</w:t>
       </w:r>
     </w:p>
     <w:p>
       <w:pPr/>
       <w:r>
         <w:rPr>
-          <w:b w:val="0"/>
-          <w:i w:val="0"/>
-        </w:rPr>
-        <w:t>Jedes Jahr im Dezember bereitete sich Nadine wochenlang innerlich auf die Feiertage vor, weil ihre gesamte Familie zusammenkam, ausser der einen Person, mit der sie keinen Kontakt mehr hatte. Sie begann, eigene neue Rituale für diese Zeit zu entwickeln, die nicht von der alten Familie abhingen.</w:t>
+          <w:b/>
+          <w:i w:val="0"/>
+        </w:rPr>
+        <w:t>Was in dir wirklich passiert</w:t>
       </w:r>
     </w:p>
     <w:p>
@@ -4370,6 +3977,7 @@
           <w:b w:val="0"/>
           <w:i w:val="0"/>
         </w:rPr>
+        <w:t>Kommunikationsmuster werden oft über Generationen weitergegeben, ohne dass die ursprünglichen Gründe je benannt werden. Das Verständnis dieser Herkunft kann helfen, das Muster bei sich selbst bewusster zu unterbrechen.</w:t>
       </w:r>
     </w:p>
     <w:p>
@@ -4379,7 +3987,7 @@
           <w:b/>
           <w:i w:val="0"/>
         </w:rPr>
-        <w:t>Was in dir wirklich passiert</w:t>
+        <w:t>Kleine Übung</w:t>
       </w:r>
     </w:p>
     <w:p>
@@ -4389,7 +3997,7 @@
           <w:b w:val="0"/>
           <w:i w:val="0"/>
         </w:rPr>
-        <w:t>Feiertage verstärken oft bestehende Verlustgefühle, weil sie kulturell mit Zusammensein und Vollständigkeit verknüpft sind. Eigene neue Rituale können helfen, diese Zeit anders zu gestalten, statt sie nur zu überstehen.</w:t>
+        <w:t>Wenn möglich, frag eine ältere Person in deiner Familie nach ihrer eigenen Kindheit. Manche Muster erklären sich erst über mehrere Generationen zurück.</w:t>
       </w:r>
     </w:p>
     <w:p>
@@ -4399,45 +4007,7 @@
           <w:b w:val="0"/>
           <w:i w:val="0"/>
         </w:rPr>
-      </w:r>
-    </w:p>
-    <w:p>
-      <w:pPr/>
-      <w:r>
-        <w:rPr>
-          <w:b/>
-          <w:i w:val="0"/>
-        </w:rPr>
-        <w:t>Kleine Übung</w:t>
-      </w:r>
-    </w:p>
-    <w:p>
-      <w:pPr/>
-      <w:r>
-        <w:rPr>
-          <w:b w:val="0"/>
-          <w:i w:val="0"/>
-        </w:rPr>
-        <w:t>Plane für den nächsten schwierigen Feiertag bewusst ein eigenes kleines Ritual, unabhängig von der Familie, die fehlt.</w:t>
-      </w:r>
-    </w:p>
-    <w:p>
-      <w:pPr/>
-      <w:r>
-        <w:rPr>
-          <w:b w:val="0"/>
-          <w:i w:val="0"/>
-        </w:rPr>
-      </w:r>
-    </w:p>
-    <w:p>
-      <w:pPr/>
-      <w:r>
-        <w:rPr>
-          <w:b w:val="0"/>
-          <w:i w:val="0"/>
-        </w:rPr>
-        <w:t>TikTok · Ein Feiertag muss nicht so aussehen, wie er früher aussah, um trotzdem gut zu sein.</w:t>
+        <w:t>TikTok · Ein Muster zu verstehen, heisst nicht, es gutzuheissen. Es heisst, die Kette bewusst zu unterbrechen.</w:t>
       </w:r>
     </w:p>
     <w:p>
@@ -4450,7 +4020,7 @@
           <w:i w:val="0"/>
           <w:sz w:val="34"/>
         </w:rPr>
-        <w:t>Wenn eine Beziehung endet, aber gemeinsame Kinder bleiben</w:t>
+        <w:t>Wenn Feiertage zur schwierigsten Zeit des Jahres werden</w:t>
       </w:r>
     </w:p>
     <w:p>
@@ -4460,7 +4030,7 @@
           <w:b w:val="0"/>
           <w:i w:val="0"/>
         </w:rPr>
-        <w:t>Manche Trennungen enden nicht wirklich, weil gemeinsame Kinder einen fortlaufenden Kontakt erzwingen, auch wenn eine der beiden Personen sich innerlich längst gelöst hat.</w:t>
+        <w:t>Weihnachten, Geburtstage und Familienfeiern werden für viele Menschen, die mit einem stillen Bruch leben, zur schwierigsten Zeit im Jahr, gerade weil alle anderen von Zusammensein sprechen.</w:t>
       </w:r>
     </w:p>
     <w:p>
@@ -4470,16 +4040,17 @@
           <w:b w:val="0"/>
           <w:i w:val="0"/>
         </w:rPr>
+        <w:t>Jedes Jahr im Dezember bereitete sich Nadine wochenlang innerlich auf die Feiertage vor, weil ihre gesamte Familie zusammenkam, ausser der einen Person, mit der sie keinen Kontakt mehr hatte. Sie begann, eigene neue Rituale für diese Zeit zu entwickeln, die nicht von der alten Familie abhingen.</w:t>
       </w:r>
     </w:p>
     <w:p>
       <w:pPr/>
       <w:r>
         <w:rPr>
-          <w:b w:val="0"/>
-          <w:i w:val="0"/>
-        </w:rPr>
-        <w:t>Fabian und seine Ex-Frau mussten sich noch Jahre nach der Trennung bei jedem Elternabend, jeder Geburtstagsfeier, jedem Übergabepunkt sehen. Er lernte, freundliche Distanz zu üben, ohne dass das bedeutete, ihr innerlich verbunden zu bleiben.</w:t>
+          <w:b/>
+          <w:i w:val="0"/>
+        </w:rPr>
+        <w:t>Was in dir wirklich passiert</w:t>
       </w:r>
     </w:p>
     <w:p>
@@ -4489,6 +4060,7 @@
           <w:b w:val="0"/>
           <w:i w:val="0"/>
         </w:rPr>
+        <w:t>Feiertage verstärken oft bestehende Verlustgefühle, weil sie kulturell mit Zusammensein und Vollständigkeit verknüpft sind. Eigene neue Rituale können helfen, diese Zeit anders zu gestalten, statt sie nur zu überstehen.</w:t>
       </w:r>
     </w:p>
     <w:p>
@@ -4498,7 +4070,7 @@
           <w:b/>
           <w:i w:val="0"/>
         </w:rPr>
-        <w:t>Was in dir wirklich passiert</w:t>
+        <w:t>Kleine Übung</w:t>
       </w:r>
     </w:p>
     <w:p>
@@ -4508,7 +4080,7 @@
           <w:b w:val="0"/>
           <w:i w:val="0"/>
         </w:rPr>
-        <w:t>Erzwungener fortlaufender Kontakt kann die emotionale Ablösung erschweren, weil die Trennung nie ganz abgeschlossen wirkt. Eine bewusst kultivierte, sachliche Distanz kann helfen, äusseren Kontakt und inneres Loslassen zu trennen.</w:t>
+        <w:t>Plane für den nächsten schwierigen Feiertag bewusst ein eigenes kleines Ritual, unabhängig von der Familie, die fehlt.</w:t>
       </w:r>
     </w:p>
     <w:p>
@@ -4518,45 +4090,7 @@
           <w:b w:val="0"/>
           <w:i w:val="0"/>
         </w:rPr>
-      </w:r>
-    </w:p>
-    <w:p>
-      <w:pPr/>
-      <w:r>
-        <w:rPr>
-          <w:b/>
-          <w:i w:val="0"/>
-        </w:rPr>
-        <w:t>Kleine Übung</w:t>
-      </w:r>
-    </w:p>
-    <w:p>
-      <w:pPr/>
-      <w:r>
-        <w:rPr>
-          <w:b w:val="0"/>
-          <w:i w:val="0"/>
-        </w:rPr>
-        <w:t>Definiere für dich eine klare, sachliche Rolle für den nötigen Kontakt, zum Beispiel „Ko-Elternteil“, getrennt von der emotionalen Beziehung, die du losgelassen hast.</w:t>
-      </w:r>
-    </w:p>
-    <w:p>
-      <w:pPr/>
-      <w:r>
-        <w:rPr>
-          <w:b w:val="0"/>
-          <w:i w:val="0"/>
-        </w:rPr>
-      </w:r>
-    </w:p>
-    <w:p>
-      <w:pPr/>
-      <w:r>
-        <w:rPr>
-          <w:b w:val="0"/>
-          <w:i w:val="0"/>
-        </w:rPr>
-        <w:t>TikTok · Kontakt haben zu müssen bedeutet nicht, emotional verbunden bleiben zu müssen.</w:t>
+        <w:t>TikTok · Ein Feiertag muss nicht so aussehen, wie er früher aussah, um trotzdem gut zu sein.</w:t>
       </w:r>
     </w:p>
     <w:p>
@@ -4569,7 +4103,7 @@
           <w:i w:val="0"/>
           <w:sz w:val="34"/>
         </w:rPr>
-        <w:t>Wenn Geld ein alter Konflikt in neuem Gewand ist</w:t>
+        <w:t>Wenn eine Beziehung endet, aber gemeinsame Kinder bleiben</w:t>
       </w:r>
     </w:p>
     <w:p>
@@ -4579,7 +4113,7 @@
           <w:b w:val="0"/>
           <w:i w:val="0"/>
         </w:rPr>
-        <w:t>Streit ums Erbe oder gemeinsames Vermögen ist selten nur ein Streit um Zahlen. Oft trägt er jahrzehntealte, unausgesprochene Verletzungen.</w:t>
+        <w:t>Manche Trennungen enden nicht wirklich, weil gemeinsame Kinder einen fortlaufenden Kontakt erzwingen, auch wenn eine der beiden Personen sich innerlich längst gelöst hat.</w:t>
       </w:r>
     </w:p>
     <w:p>
@@ -4589,16 +4123,17 @@
           <w:b w:val="0"/>
           <w:i w:val="0"/>
         </w:rPr>
+        <w:t>Fabian und seine Ex-Frau mussten sich noch Jahre nach der Trennung bei jedem Elternabend, jeder Geburtstagsfeier, jedem Übergabepunkt sehen. Er lernte, freundliche Distanz zu üben, ohne dass das bedeutete, ihr innerlich verbunden zu bleiben.</w:t>
       </w:r>
     </w:p>
     <w:p>
       <w:pPr/>
       <w:r>
         <w:rPr>
-          <w:b w:val="0"/>
-          <w:i w:val="0"/>
-        </w:rPr>
-        <w:t>Beim Streit ums Erbe ihrer Eltern ging es zwischen den Geschwistern Anna und Res offiziell um ein Ferienhaus. Erst ein Mediator brachte ans Licht, dass es eigentlich um eine viel ältere Frage ging: Wer war als Kind mehr geliebt worden?</w:t>
+          <w:b/>
+          <w:i w:val="0"/>
+        </w:rPr>
+        <w:t>Was in dir wirklich passiert</w:t>
       </w:r>
     </w:p>
     <w:p>
@@ -4608,6 +4143,7 @@
           <w:b w:val="0"/>
           <w:i w:val="0"/>
         </w:rPr>
+        <w:t>Erzwungener fortlaufender Kontakt kann die emotionale Ablösung erschweren, weil die Trennung nie ganz abgeschlossen wirkt. Eine bewusst kultivierte, sachliche Distanz kann helfen, äusseren Kontakt und inneres Loslassen zu trennen.</w:t>
       </w:r>
     </w:p>
     <w:p>
@@ -4617,7 +4153,7 @@
           <w:b/>
           <w:i w:val="0"/>
         </w:rPr>
-        <w:t>Was in dir wirklich passiert</w:t>
+        <w:t>Kleine Übung</w:t>
       </w:r>
     </w:p>
     <w:p>
@@ -4627,7 +4163,7 @@
           <w:b w:val="0"/>
           <w:i w:val="0"/>
         </w:rPr>
-        <w:t>Finanzielle Konflikte innerhalb einer Familie sind oft ein Stellvertreterschauplatz für tiefer liegende, emotionale Fragen, die nie direkt angesprochen wurden.</w:t>
+        <w:t>Definiere für dich eine klare, sachliche Rolle für den nötigen Kontakt, zum Beispiel „Ko-Elternteil“, getrennt von der emotionalen Beziehung, die du losgelassen hast.</w:t>
       </w:r>
     </w:p>
     <w:p>
@@ -4637,45 +4173,7 @@
           <w:b w:val="0"/>
           <w:i w:val="0"/>
         </w:rPr>
-      </w:r>
-    </w:p>
-    <w:p>
-      <w:pPr/>
-      <w:r>
-        <w:rPr>
-          <w:b/>
-          <w:i w:val="0"/>
-        </w:rPr>
-        <w:t>Kleine Übung</w:t>
-      </w:r>
-    </w:p>
-    <w:p>
-      <w:pPr/>
-      <w:r>
-        <w:rPr>
-          <w:b w:val="0"/>
-          <w:i w:val="0"/>
-        </w:rPr>
-        <w:t>Wenn du in einem Geldkonflikt mit einer nahestehenden Person steckst: Frag dich, ob es tatsächlich nur um das Geld geht, oder um etwas Älteres, das nie ausgesprochen wurde.</w:t>
-      </w:r>
-    </w:p>
-    <w:p>
-      <w:pPr/>
-      <w:r>
-        <w:rPr>
-          <w:b w:val="0"/>
-          <w:i w:val="0"/>
-        </w:rPr>
-      </w:r>
-    </w:p>
-    <w:p>
-      <w:pPr/>
-      <w:r>
-        <w:rPr>
-          <w:b w:val="0"/>
-          <w:i w:val="0"/>
-        </w:rPr>
-        <w:t>TikTok · Manche Rechnungen sind nie wirklich finanzieller Natur.</w:t>
+        <w:t>TikTok · Kontakt haben zu müssen bedeutet nicht, emotional verbunden bleiben zu müssen.</w:t>
       </w:r>
     </w:p>
     <w:p>
@@ -4688,7 +4186,7 @@
           <w:i w:val="0"/>
           <w:sz w:val="34"/>
         </w:rPr>
-        <w:t>Wenn du beginnst, dir selbst zu vertrauen</w:t>
+        <w:t>Wenn Geld ein alter Konflikt in neuem Gewand ist</w:t>
       </w:r>
     </w:p>
     <w:p>
@@ -4698,7 +4196,7 @@
           <w:b w:val="0"/>
           <w:i w:val="0"/>
         </w:rPr>
-        <w:t>Nach einer Erfahrung, in der die eigene Wahrnehmung immer wieder infrage gestellt wurde, ist der Weg zurück zum eigenen Urteilsvermögen oft der wichtigste Schritt überhaupt.</w:t>
+        <w:t>Streit ums Erbe oder gemeinsames Vermögen ist selten nur ein Streit um Zahlen. Oft trägt er jahrzehntealte, unausgesprochene Verletzungen.</w:t>
       </w:r>
     </w:p>
     <w:p>
@@ -4708,16 +4206,17 @@
           <w:b w:val="0"/>
           <w:i w:val="0"/>
         </w:rPr>
+        <w:t>Beim Streit ums Erbe ihrer Eltern ging es zwischen den Geschwistern Anna und Res offiziell um ein Ferienhaus. Erst ein Mediator brachte ans Licht, dass es eigentlich um eine viel ältere Frage ging: Wer war als Kind mehr geliebt worden?</w:t>
       </w:r>
     </w:p>
     <w:p>
       <w:pPr/>
       <w:r>
         <w:rPr>
-          <w:b w:val="0"/>
-          <w:i w:val="0"/>
-        </w:rPr>
-        <w:t>Nachdem Vreni jahrelang in einer Beziehung gelebt hatte, in der ihr ständig gesagt wurde, sie „übertreibe“, brauchte sie nach der Trennung Monate, um wieder eigenständig zu entscheiden, ob eine Situation tatsächlich unangenehm war oder nicht.</w:t>
+          <w:b/>
+          <w:i w:val="0"/>
+        </w:rPr>
+        <w:t>Was in dir wirklich passiert</w:t>
       </w:r>
     </w:p>
     <w:p>
@@ -4727,6 +4226,7 @@
           <w:b w:val="0"/>
           <w:i w:val="0"/>
         </w:rPr>
+        <w:t>Finanzielle Konflikte innerhalb einer Familie sind oft ein Stellvertreterschauplatz für tiefer liegende, emotionale Fragen, die nie direkt angesprochen wurden.</w:t>
       </w:r>
     </w:p>
     <w:p>
@@ -4736,7 +4236,7 @@
           <w:b/>
           <w:i w:val="0"/>
         </w:rPr>
-        <w:t>Was in dir wirklich passiert</w:t>
+        <w:t>Kleine Übung</w:t>
       </w:r>
     </w:p>
     <w:p>
@@ -4746,7 +4246,7 @@
           <w:b w:val="0"/>
           <w:i w:val="0"/>
         </w:rPr>
-        <w:t>Wiederholtes Infragestellen der eigenen Wahrnehmung kann das Vertrauen in das eigene Urteilsvermögen nachhaltig erschüttern. Dieses Vertrauen lässt sich schrittweise wieder aufbauen, durch bewusstes Üben, den eigenen Eindrücken wieder Gewicht zu geben.</w:t>
+        <w:t>Wenn du in einem Geldkonflikt mit einer nahestehenden Person steckst: Frag dich, ob es tatsächlich nur um das Geld geht, oder um etwas Älteres, das nie ausgesprochen wurde.</w:t>
       </w:r>
     </w:p>
     <w:p>
@@ -4756,45 +4256,7 @@
           <w:b w:val="0"/>
           <w:i w:val="0"/>
         </w:rPr>
-      </w:r>
-    </w:p>
-    <w:p>
-      <w:pPr/>
-      <w:r>
-        <w:rPr>
-          <w:b/>
-          <w:i w:val="0"/>
-        </w:rPr>
-        <w:t>Kleine Übung</w:t>
-      </w:r>
-    </w:p>
-    <w:p>
-      <w:pPr/>
-      <w:r>
-        <w:rPr>
-          <w:b w:val="0"/>
-          <w:i w:val="0"/>
-        </w:rPr>
-        <w:t>Notiere eine Woche lang kleine Momente, in denen dein erster Eindruck sich im Nachhinein als zutreffend erwiesen hat. Das baut Stück für Stück Vertrauen in dich selbst auf.</w:t>
-      </w:r>
-    </w:p>
-    <w:p>
-      <w:pPr/>
-      <w:r>
-        <w:rPr>
-          <w:b w:val="0"/>
-          <w:i w:val="0"/>
-        </w:rPr>
-      </w:r>
-    </w:p>
-    <w:p>
-      <w:pPr/>
-      <w:r>
-        <w:rPr>
-          <w:b w:val="0"/>
-          <w:i w:val="0"/>
-        </w:rPr>
-        <w:t>TikTok · Dein erster Eindruck verdient wieder Gehör.</w:t>
+        <w:t>TikTok · Manche Rechnungen sind nie wirklich finanzieller Natur.</w:t>
       </w:r>
     </w:p>
     <w:p>
@@ -4807,7 +4269,7 @@
           <w:i w:val="0"/>
           <w:sz w:val="34"/>
         </w:rPr>
-        <w:t>Wenn körperliche Symptome von emotionalem Schmerz erzählen</w:t>
+        <w:t>Wenn du beginnst, dir selbst zu vertrauen</w:t>
       </w:r>
     </w:p>
     <w:p>
@@ -4817,7 +4279,7 @@
           <w:b w:val="0"/>
           <w:i w:val="0"/>
         </w:rPr>
-        <w:t>Unverarbeitete emotionale Belastung zeigt sich manchmal zuerst im Körper, durch Verspannungen, Schlafprobleme oder unerklärliche Erschöpfung, bevor sie bewusst benannt wird.</w:t>
+        <w:t>Nach einer Erfahrung, in der die eigene Wahrnehmung immer wieder infrage gestellt wurde, ist der Weg zurück zum eigenen Urteilsvermögen oft der wichtigste Schritt überhaupt.</w:t>
       </w:r>
     </w:p>
     <w:p>
@@ -4827,16 +4289,17 @@
           <w:b w:val="0"/>
           <w:i w:val="0"/>
         </w:rPr>
+        <w:t>Nachdem Vreni jahrelang in einer Beziehung gelebt hatte, in der ihr ständig gesagt wurde, sie „übertreibe“, brauchte sie nach der Trennung Monate, um wieder eigenständig zu entscheiden, ob eine Situation tatsächlich unangenehm war oder nicht.</w:t>
       </w:r>
     </w:p>
     <w:p>
       <w:pPr/>
       <w:r>
         <w:rPr>
-          <w:b w:val="0"/>
-          <w:i w:val="0"/>
-        </w:rPr>
-        <w:t>Monatelang litt Simone unter unerklärlichen Rückenschmerzen, bis eine Physiotherapeutin vorsichtig fragte, ob in ihrem Leben gerade viel emotionaler Druck bestehe. Erst da verband Simone die Schmerzen mit dem ungelösten Konflikt mit ihrer Schwester.</w:t>
+          <w:b/>
+          <w:i w:val="0"/>
+        </w:rPr>
+        <w:t>Was in dir wirklich passiert</w:t>
       </w:r>
     </w:p>
     <w:p>
@@ -4846,6 +4309,7 @@
           <w:b w:val="0"/>
           <w:i w:val="0"/>
         </w:rPr>
+        <w:t>Wiederholtes Infragestellen der eigenen Wahrnehmung kann das Vertrauen in das eigene Urteilsvermögen nachhaltig erschüttern. Dieses Vertrauen lässt sich schrittweise wieder aufbauen, durch bewusstes Üben, den eigenen Eindrücken wieder Gewicht zu geben.</w:t>
       </w:r>
     </w:p>
     <w:p>
@@ -4855,7 +4319,7 @@
           <w:b/>
           <w:i w:val="0"/>
         </w:rPr>
-        <w:t>Was in dir wirklich passiert</w:t>
+        <w:t>Kleine Übung</w:t>
       </w:r>
     </w:p>
     <w:p>
@@ -4865,7 +4329,7 @@
           <w:b w:val="0"/>
           <w:i w:val="0"/>
         </w:rPr>
-        <w:t>Körperliche Beschwerden sind real und sollten ernst genommen werden. Innere Belastung kann dabei eine Rolle spielen, muss aber nicht die Ursache sein. Deshalb gehört Unklares medizinisch abgeklärt.</w:t>
+        <w:t>Notiere eine Woche lang kleine Momente, in denen dein erster Eindruck sich im Nachhinein als zutreffend erwiesen hat. Das baut Stück für Stück Vertrauen in dich selbst auf.</w:t>
       </w:r>
     </w:p>
     <w:p>
@@ -4875,45 +4339,7 @@
           <w:b w:val="0"/>
           <w:i w:val="0"/>
         </w:rPr>
-      </w:r>
-    </w:p>
-    <w:p>
-      <w:pPr/>
-      <w:r>
-        <w:rPr>
-          <w:b/>
-          <w:i w:val="0"/>
-        </w:rPr>
-        <w:t>Kleine Übung</w:t>
-      </w:r>
-    </w:p>
-    <w:p>
-      <w:pPr/>
-      <w:r>
-        <w:rPr>
-          <w:b w:val="0"/>
-          <w:i w:val="0"/>
-        </w:rPr>
-        <w:t>Wenn du unerklärliche körperliche Beschwerden hast, lass sie medizinisch abklären. Zusätzlich kannst du für dich beobachten, ob gerade ein ungelöstes Thema viel Raum einnimmt.</w:t>
-      </w:r>
-    </w:p>
-    <w:p>
-      <w:pPr/>
-      <w:r>
-        <w:rPr>
-          <w:b w:val="0"/>
-          <w:i w:val="0"/>
-        </w:rPr>
-      </w:r>
-    </w:p>
-    <w:p>
-      <w:pPr/>
-      <w:r>
-        <w:rPr>
-          <w:b w:val="0"/>
-          <w:i w:val="0"/>
-        </w:rPr>
-        <w:t>TikTok · Der Körper erinnert sich manchmal an das, was der Kopf noch nicht aussprechen konnte.</w:t>
+        <w:t>TikTok · Dein erster Eindruck verdient wieder Gehör.</w:t>
       </w:r>
     </w:p>
     <w:p>
@@ -4926,7 +4352,7 @@
           <w:i w:val="0"/>
           <w:sz w:val="34"/>
         </w:rPr>
-        <w:t>Der letzte Satz, den du dir selbst sagen darfst</w:t>
+        <w:t>Wenn körperliche Symptome von emotionalem Schmerz erzählen</w:t>
       </w:r>
     </w:p>
     <w:p>
@@ -4936,7 +4362,7 @@
           <w:b w:val="0"/>
           <w:i w:val="0"/>
         </w:rPr>
-        <w:t>Am Ende vieler Kapitel dieses Buches steht eine ähnliche Erkenntnis, in immer neuen Geschichten: Die Antwort, auf die man gewartet hat, war selten die Antwort, die tatsächlich Frieden brachte.</w:t>
+        <w:t>Unverarbeitete emotionale Belastung zeigt sich manchmal zuerst im Körper, durch Verspannungen, Schlafprobleme oder unerklärliche Erschöpfung, bevor sie bewusst benannt wird.</w:t>
       </w:r>
     </w:p>
     <w:p>
@@ -4946,16 +4372,17 @@
           <w:b w:val="0"/>
           <w:i w:val="0"/>
         </w:rPr>
+        <w:t>Monatelang litt Simone unter unerklärlichen Rückenschmerzen, bis eine Physiotherapeutin vorsichtig fragte, ob in ihrem Leben gerade viel emotionaler Druck bestehe. Erst da verband Simone die Schmerzen mit dem ungelösten Konflikt mit ihrer Schwester.</w:t>
       </w:r>
     </w:p>
     <w:p>
       <w:pPr/>
       <w:r>
         <w:rPr>
-          <w:b w:val="0"/>
-          <w:i w:val="0"/>
-        </w:rPr>
-        <w:t>Wenn man die Geschichten in diesem Buch nebeneinanderlegt, Meret, Yannick, Aisha, Rahel, Vreni, Kurt und viele andere, zeigt sich ein gemeinsames Muster: Der Frieden kam nicht durch das erwartete Gespräch, sondern durch die Entscheidung, nicht mehr davon abhängig zu sein.</w:t>
+          <w:b/>
+          <w:i w:val="0"/>
+        </w:rPr>
+        <w:t>Was in dir wirklich passiert</w:t>
       </w:r>
     </w:p>
     <w:p>
@@ -4965,6 +4392,7 @@
           <w:b w:val="0"/>
           <w:i w:val="0"/>
         </w:rPr>
+        <w:t>Körperliche Beschwerden sind real und sollten ernst genommen werden. Innere Belastung kann dabei eine Rolle spielen, muss aber nicht die Ursache sein. Deshalb gehört Unklares medizinisch abgeklärt.</w:t>
       </w:r>
     </w:p>
     <w:p>
@@ -4974,7 +4402,7 @@
           <w:b/>
           <w:i w:val="0"/>
         </w:rPr>
-        <w:t>Was in dir wirklich passiert</w:t>
+        <w:t>Kleine Übung</w:t>
       </w:r>
     </w:p>
     <w:p>
@@ -4984,7 +4412,7 @@
           <w:b w:val="0"/>
           <w:i w:val="0"/>
         </w:rPr>
-        <w:t>Der wiederkehrende Kern vieler Verarbeitungsprozesse ist nicht das Erreichen einer äusseren Antwort, sondern die innere Verschiebung, nicht mehr von ihr abhängig zu sein.</w:t>
+        <w:t>Wenn du unerklärliche körperliche Beschwerden hast, lass sie medizinisch abklären. Zusätzlich kannst du für dich beobachten, ob gerade ein ungelöstes Thema viel Raum einnimmt.</w:t>
       </w:r>
     </w:p>
     <w:p>
@@ -4994,45 +4422,7 @@
           <w:b w:val="0"/>
           <w:i w:val="0"/>
         </w:rPr>
-      </w:r>
-    </w:p>
-    <w:p>
-      <w:pPr/>
-      <w:r>
-        <w:rPr>
-          <w:b/>
-          <w:i w:val="0"/>
-        </w:rPr>
-        <w:t>Kleine Übung</w:t>
-      </w:r>
-    </w:p>
-    <w:p>
-      <w:pPr/>
-      <w:r>
-        <w:rPr>
-          <w:b w:val="0"/>
-          <w:i w:val="0"/>
-        </w:rPr>
-        <w:t>Formuliere für dich selbst den einen Satz, den du gerne von der anderen Person gehört hättest. Sag ihn dir jetzt selbst, laut, in deinen eigenen Worten.</w:t>
-      </w:r>
-    </w:p>
-    <w:p>
-      <w:pPr/>
-      <w:r>
-        <w:rPr>
-          <w:b w:val="0"/>
-          <w:i w:val="0"/>
-        </w:rPr>
-      </w:r>
-    </w:p>
-    <w:p>
-      <w:pPr/>
-      <w:r>
-        <w:rPr>
-          <w:b w:val="0"/>
-          <w:i w:val="0"/>
-        </w:rPr>
-        <w:t>TikTok · Du brauchst kein letztes Gespräch, um mit deiner eigenen Geschichte in Frieden zu sein.</w:t>
+        <w:t>TikTok · Der Körper erinnert sich manchmal an das, was der Kopf noch nicht aussprechen konnte.</w:t>
       </w:r>
     </w:p>
     <w:p>
@@ -5042,6 +4432,89 @@
       <w:r>
         <w:rPr>
           <w:b/>
+          <w:i w:val="0"/>
+          <w:sz w:val="34"/>
+        </w:rPr>
+        <w:t>Der letzte Satz, den du dir selbst sagen darfst</w:t>
+      </w:r>
+    </w:p>
+    <w:p>
+      <w:pPr/>
+      <w:r>
+        <w:rPr>
+          <w:b w:val="0"/>
+          <w:i w:val="0"/>
+        </w:rPr>
+        <w:t>Am Ende vieler Kapitel dieses Buches steht eine ähnliche Erkenntnis, in immer neuen Geschichten: Die Antwort, auf die man gewartet hat, war selten die Antwort, die tatsächlich Frieden brachte.</w:t>
+      </w:r>
+    </w:p>
+    <w:p>
+      <w:pPr/>
+      <w:r>
+        <w:rPr>
+          <w:b w:val="0"/>
+          <w:i w:val="0"/>
+        </w:rPr>
+        <w:t>Wenn man die Geschichten in diesem Buch nebeneinanderlegt, Meret, Yannick, Anita, Rahel, Vreni, Reto und viele andere, zeigt sich ein gemeinsames Muster: Der Frieden kam nicht durch das erwartete Gespräch, sondern durch die Entscheidung, nicht mehr davon abhängig zu sein.</w:t>
+      </w:r>
+    </w:p>
+    <w:p>
+      <w:pPr/>
+      <w:r>
+        <w:rPr>
+          <w:b/>
+          <w:i w:val="0"/>
+        </w:rPr>
+        <w:t>Was in dir wirklich passiert</w:t>
+      </w:r>
+    </w:p>
+    <w:p>
+      <w:pPr/>
+      <w:r>
+        <w:rPr>
+          <w:b w:val="0"/>
+          <w:i w:val="0"/>
+        </w:rPr>
+        <w:t>Der wiederkehrende Kern vieler Verarbeitungsprozesse ist nicht das Erreichen einer äusseren Antwort, sondern die innere Verschiebung, nicht mehr von ihr abhängig zu sein.</w:t>
+      </w:r>
+    </w:p>
+    <w:p>
+      <w:pPr/>
+      <w:r>
+        <w:rPr>
+          <w:b/>
+          <w:i w:val="0"/>
+        </w:rPr>
+        <w:t>Kleine Übung</w:t>
+      </w:r>
+    </w:p>
+    <w:p>
+      <w:pPr/>
+      <w:r>
+        <w:rPr>
+          <w:b w:val="0"/>
+          <w:i w:val="0"/>
+        </w:rPr>
+        <w:t>Formuliere für dich selbst den einen Satz, den du gerne von der anderen Person gehört hättest. Sag ihn dir jetzt selbst, laut, in deinen eigenen Worten.</w:t>
+      </w:r>
+    </w:p>
+    <w:p>
+      <w:pPr/>
+      <w:r>
+        <w:rPr>
+          <w:b w:val="0"/>
+          <w:i w:val="0"/>
+        </w:rPr>
+        <w:t>TikTok · Du brauchst kein letztes Gespräch, um mit deiner eigenen Geschichte in Frieden zu sein.</w:t>
+      </w:r>
+    </w:p>
+    <w:p>
+      <w:pPr>
+        <w:pageBreakBefore/>
+      </w:pPr>
+      <w:r>
+        <w:rPr>
+          <w:b/>
           <w:sz w:val="34"/>
         </w:rPr>
         <w:t>12. Ein Schritt pro Woche</w:t>
@@ -5702,19 +5175,30 @@
       <w:pPr/>
       <w:r>
         <w:rPr>
-          <w:b w:val="0"/>
-          <w:i w:val="0"/>
-        </w:rPr>
+          <w:b/>
+          <w:i w:val="0"/>
+        </w:rPr>
+        <w:t>Muss ich den Kontakt komplett abbrechen, damit die Übungen wirken?</w:t>
       </w:r>
     </w:p>
     <w:p>
       <w:pPr/>
       <w:r>
         <w:rPr>
+          <w:b w:val="0"/>
+          <w:i w:val="0"/>
+        </w:rPr>
+        <w:t>Nein. Viele Menschen in diesem Buch bleiben in losem Kontakt. Es geht nicht darum, Beziehungen zu beenden, sondern darum, innerlich nicht mehr von einer Reaktion abhängig zu sein, die vielleicht nie kommt.</w:t>
+      </w:r>
+    </w:p>
+    <w:p>
+      <w:pPr/>
+      <w:r>
+        <w:rPr>
           <w:b/>
           <w:i w:val="0"/>
         </w:rPr>
-        <w:t>Muss ich den Kontakt komplett abbrechen, damit die Übungen wirken?</w:t>
+        <w:t>Was, wenn die Übungen bei mir starke Gefühle auslösen?</w:t>
       </w:r>
     </w:p>
     <w:p>
@@ -5724,45 +5208,7 @@
           <w:b w:val="0"/>
           <w:i w:val="0"/>
         </w:rPr>
-        <w:t>Nein. Viele Menschen in diesem Buch bleiben in losem Kontakt. Es geht nicht darum, Beziehungen zu beenden, sondern darum, innerlich nicht mehr von einer Reaktion abhängig zu sein, die vielleicht nie kommt.</w:t>
-      </w:r>
-    </w:p>
-    <w:p>
-      <w:pPr/>
-      <w:r>
-        <w:rPr>
-          <w:b w:val="0"/>
-          <w:i w:val="0"/>
-        </w:rPr>
-      </w:r>
-    </w:p>
-    <w:p>
-      <w:pPr/>
-      <w:r>
-        <w:rPr>
-          <w:b/>
-          <w:i w:val="0"/>
-        </w:rPr>
-        <w:t>Was, wenn die Übungen bei mir starke Gefühle auslösen?</w:t>
-      </w:r>
-    </w:p>
-    <w:p>
-      <w:pPr/>
-      <w:r>
-        <w:rPr>
-          <w:b w:val="0"/>
-          <w:i w:val="0"/>
-        </w:rPr>
         <w:t>Die Übungen können starke Gefühle auslösen. Wenn dich etwas überfordert, lange nicht mehr loslässt oder deinen Alltag deutlich beeinträchtigt, hol dir Unterstützung bei einer Fachperson oder einer Beratungsstelle.</w:t>
-      </w:r>
-    </w:p>
-    <w:p>
-      <w:pPr/>
-      <w:r>
-        <w:rPr>
-          <w:b w:val="0"/>
-          <w:i w:val="0"/>
-        </w:rPr>
       </w:r>
     </w:p>
     <w:p>
@@ -6066,15 +5512,6 @@
           <w:i w:val="0"/>
         </w:rPr>
         <w:t>Diese Fragen kannst du zu jedem Kapitel nutzen, das dich besonders berührt hat. Nimm dir Zeit, sie schriftlich zu beantworten, nicht nur gedanklich.</w:t>
-      </w:r>
-    </w:p>
-    <w:p>
-      <w:pPr/>
-      <w:r>
-        <w:rPr>
-          <w:b w:val="0"/>
-          <w:i w:val="0"/>
-        </w:rPr>
       </w:r>
     </w:p>
     <w:p>
